--- a/docx/es/BUFRCREX_TableB_es_15.docx
+++ b/docx/es/BUFRCREX_TableB_es_15.docx
@@ -8,19 +8,33 @@
       </w:pPr>
       <w:r>
         <w:rPr>
-          <w:rFonts w:ascii="Arial" w:hAnsi="Arial"/>
+          <w:rFonts w:ascii="Verdana" w:hAnsi="Verdana"/>
           <w:b/>
           <w:sz w:val="22"/>
         </w:rPr>
-        <w:t>BUFR/CREX Table B — Class 15: Componentes físicos/químicos</w:t>
+        <w:t>Clase 15: Componentes físicos/químicos</w:t>
       </w:r>
     </w:p>
     <w:tbl>
       <w:tblPr>
         <w:tblStyle w:val="TableGrid"/>
         <w:tblW w:type="auto" w:w="0"/>
-        <w:jc w:val="center"/>
+        <w:jc w:val="left"/>
         <w:tblLook w:firstColumn="1" w:firstRow="1" w:lastColumn="0" w:lastRow="0" w:noHBand="0" w:noVBand="1" w:val="04A0"/>
+        <w:tblBorders>
+          <w:top w:val="single" w:sz="4" w:space="0" w:color="595959"/>
+          <w:left w:val="single" w:sz="4" w:space="0" w:color="595959"/>
+          <w:bottom w:val="single" w:sz="4" w:space="0" w:color="595959"/>
+          <w:right w:val="single" w:sz="4" w:space="0" w:color="595959"/>
+          <w:insideH w:val="single" w:sz="4" w:space="0" w:color="595959"/>
+          <w:insideV w:val="single" w:sz="4" w:space="0" w:color="595959"/>
+        </w:tblBorders>
+        <w:tblCellMar>
+          <w:top w:w="85" w:type="dxa"/>
+          <w:left w:w="85" w:type="dxa"/>
+          <w:bottom w:w="85" w:type="dxa"/>
+          <w:right w:w="85" w:type="dxa"/>
+        </w:tblCellMar>
       </w:tblPr>
       <w:tblGrid>
         <w:gridCol w:w="1514"/>
@@ -35,20 +49,20 @@
         <w:gridCol w:w="1514"/>
       </w:tblGrid>
       <w:tr>
-        <w:tc>
-          <w:tcPr>
-            <w:tcW w:type="dxa" w:w="1514"/>
-            <w:shd w:val="clear" w:color="auto" w:fill="D9E2F3"/>
-          </w:tcPr>
-          <w:p>
-            <w:pPr>
-              <w:jc w:val="center"/>
-            </w:pPr>
-            <w:r/>
-            <w:r>
-              <w:rPr>
-                <w:rFonts w:ascii="Arial" w:hAnsi="Arial"/>
-                <w:b/>
+        <w:trPr>
+          <w:tblHeader/>
+        </w:trPr>
+        <w:tc>
+          <w:tcPr>
+            <w:tcW w:type="dxa" w:w="1514"/>
+            <w:shd w:val="clear" w:color="auto" w:fill="D9D9D9"/>
+          </w:tcPr>
+          <w:p>
+            <w:r/>
+            <w:r>
+              <w:rPr>
+                <w:rFonts w:ascii="Verdana" w:hAnsi="Verdana"/>
+                <w:b w:val="0"/>
                 <w:sz w:val="16"/>
               </w:rPr>
               <w:t>FXY</w:t>
@@ -58,194 +72,170 @@
         <w:tc>
           <w:tcPr>
             <w:tcW w:type="dxa" w:w="1514"/>
-            <w:shd w:val="clear" w:color="auto" w:fill="D9E2F3"/>
-          </w:tcPr>
-          <w:p>
-            <w:pPr>
-              <w:jc w:val="center"/>
-            </w:pPr>
-            <w:r/>
-            <w:r>
-              <w:rPr>
-                <w:rFonts w:ascii="Arial" w:hAnsi="Arial"/>
-                <w:b/>
-                <w:sz w:val="16"/>
-              </w:rPr>
-              <w:t>ElementName</w:t>
-            </w:r>
-          </w:p>
-        </w:tc>
-        <w:tc>
-          <w:tcPr>
-            <w:tcW w:type="dxa" w:w="1514"/>
-            <w:shd w:val="clear" w:color="auto" w:fill="D9E2F3"/>
-          </w:tcPr>
-          <w:p>
-            <w:pPr>
-              <w:jc w:val="center"/>
-            </w:pPr>
-            <w:r/>
-            <w:r>
-              <w:rPr>
-                <w:rFonts w:ascii="Arial" w:hAnsi="Arial"/>
-                <w:b/>
-                <w:sz w:val="16"/>
-              </w:rPr>
-              <w:t>BUFR Unit</w:t>
-            </w:r>
-          </w:p>
-        </w:tc>
-        <w:tc>
-          <w:tcPr>
-            <w:tcW w:type="dxa" w:w="1514"/>
-            <w:shd w:val="clear" w:color="auto" w:fill="D9E2F3"/>
-          </w:tcPr>
-          <w:p>
-            <w:pPr>
-              <w:jc w:val="center"/>
-            </w:pPr>
-            <w:r/>
-            <w:r>
-              <w:rPr>
-                <w:rFonts w:ascii="Arial" w:hAnsi="Arial"/>
-                <w:b/>
-                <w:sz w:val="16"/>
-              </w:rPr>
-              <w:t>Scale</w:t>
-            </w:r>
-          </w:p>
-        </w:tc>
-        <w:tc>
-          <w:tcPr>
-            <w:tcW w:type="dxa" w:w="1514"/>
-            <w:shd w:val="clear" w:color="auto" w:fill="D9E2F3"/>
-          </w:tcPr>
-          <w:p>
-            <w:pPr>
-              <w:jc w:val="center"/>
-            </w:pPr>
-            <w:r/>
-            <w:r>
-              <w:rPr>
-                <w:rFonts w:ascii="Arial" w:hAnsi="Arial"/>
-                <w:b/>
-                <w:sz w:val="16"/>
-              </w:rPr>
-              <w:t>Ref Value</w:t>
-            </w:r>
-          </w:p>
-        </w:tc>
-        <w:tc>
-          <w:tcPr>
-            <w:tcW w:type="dxa" w:w="1514"/>
-            <w:shd w:val="clear" w:color="auto" w:fill="D9E2F3"/>
-          </w:tcPr>
-          <w:p>
-            <w:pPr>
-              <w:jc w:val="center"/>
-            </w:pPr>
-            <w:r/>
-            <w:r>
-              <w:rPr>
-                <w:rFonts w:ascii="Arial" w:hAnsi="Arial"/>
-                <w:b/>
-                <w:sz w:val="16"/>
-              </w:rPr>
-              <w:t>Bits</w:t>
-            </w:r>
-          </w:p>
-        </w:tc>
-        <w:tc>
-          <w:tcPr>
-            <w:tcW w:type="dxa" w:w="1514"/>
-            <w:shd w:val="clear" w:color="auto" w:fill="D9E2F3"/>
-          </w:tcPr>
-          <w:p>
-            <w:pPr>
-              <w:jc w:val="center"/>
-            </w:pPr>
-            <w:r/>
-            <w:r>
-              <w:rPr>
-                <w:rFonts w:ascii="Arial" w:hAnsi="Arial"/>
-                <w:b/>
-                <w:sz w:val="16"/>
-              </w:rPr>
-              <w:t>CREX Unit</w:t>
-            </w:r>
-          </w:p>
-        </w:tc>
-        <w:tc>
-          <w:tcPr>
-            <w:tcW w:type="dxa" w:w="1514"/>
-            <w:shd w:val="clear" w:color="auto" w:fill="D9E2F3"/>
-          </w:tcPr>
-          <w:p>
-            <w:pPr>
-              <w:jc w:val="center"/>
-            </w:pPr>
-            <w:r/>
-            <w:r>
-              <w:rPr>
-                <w:rFonts w:ascii="Arial" w:hAnsi="Arial"/>
-                <w:b/>
-                <w:sz w:val="16"/>
-              </w:rPr>
-              <w:t>Scale</w:t>
-            </w:r>
-          </w:p>
-        </w:tc>
-        <w:tc>
-          <w:tcPr>
-            <w:tcW w:type="dxa" w:w="1514"/>
-            <w:shd w:val="clear" w:color="auto" w:fill="D9E2F3"/>
-          </w:tcPr>
-          <w:p>
-            <w:pPr>
-              <w:jc w:val="center"/>
-            </w:pPr>
-            <w:r/>
-            <w:r>
-              <w:rPr>
-                <w:rFonts w:ascii="Arial" w:hAnsi="Arial"/>
-                <w:b/>
-                <w:sz w:val="16"/>
-              </w:rPr>
-              <w:t>Chars</w:t>
-            </w:r>
-          </w:p>
-        </w:tc>
-        <w:tc>
-          <w:tcPr>
-            <w:tcW w:type="dxa" w:w="1514"/>
-            <w:shd w:val="clear" w:color="auto" w:fill="D9E2F3"/>
-          </w:tcPr>
-          <w:p>
-            <w:pPr>
-              <w:jc w:val="center"/>
-            </w:pPr>
-            <w:r/>
-            <w:r>
-              <w:rPr>
-                <w:rFonts w:ascii="Arial" w:hAnsi="Arial"/>
-                <w:b/>
-                <w:sz w:val="16"/>
-              </w:rPr>
-              <w:t>Note</w:t>
+            <w:shd w:val="clear" w:color="auto" w:fill="D9D9D9"/>
+          </w:tcPr>
+          <w:p>
+            <w:r/>
+            <w:r>
+              <w:rPr>
+                <w:rFonts w:ascii="Verdana" w:hAnsi="Verdana"/>
+                <w:b w:val="0"/>
+                <w:sz w:val="16"/>
+              </w:rPr>
+              <w:t>NOMBRE DEL ELEMENTO</w:t>
+            </w:r>
+          </w:p>
+        </w:tc>
+        <w:tc>
+          <w:tcPr>
+            <w:tcW w:type="dxa" w:w="1514"/>
+            <w:shd w:val="clear" w:color="auto" w:fill="D9D9D9"/>
+          </w:tcPr>
+          <w:p>
+            <w:r/>
+            <w:r>
+              <w:rPr>
+                <w:rFonts w:ascii="Verdana" w:hAnsi="Verdana"/>
+                <w:b w:val="0"/>
+                <w:sz w:val="16"/>
+              </w:rPr>
+              <w:t>UNIDAD BUFR</w:t>
+            </w:r>
+          </w:p>
+        </w:tc>
+        <w:tc>
+          <w:tcPr>
+            <w:tcW w:type="dxa" w:w="1514"/>
+            <w:shd w:val="clear" w:color="auto" w:fill="D9D9D9"/>
+          </w:tcPr>
+          <w:p>
+            <w:r/>
+            <w:r>
+              <w:rPr>
+                <w:rFonts w:ascii="Verdana" w:hAnsi="Verdana"/>
+                <w:b w:val="0"/>
+                <w:sz w:val="16"/>
+              </w:rPr>
+              <w:t>ESCALA</w:t>
+            </w:r>
+          </w:p>
+        </w:tc>
+        <w:tc>
+          <w:tcPr>
+            <w:tcW w:type="dxa" w:w="1514"/>
+            <w:shd w:val="clear" w:color="auto" w:fill="D9D9D9"/>
+          </w:tcPr>
+          <w:p>
+            <w:r/>
+            <w:r>
+              <w:rPr>
+                <w:rFonts w:ascii="Verdana" w:hAnsi="Verdana"/>
+                <w:b w:val="0"/>
+                <w:sz w:val="16"/>
+              </w:rPr>
+              <w:t>VAL. REF.</w:t>
+            </w:r>
+          </w:p>
+        </w:tc>
+        <w:tc>
+          <w:tcPr>
+            <w:tcW w:type="dxa" w:w="1514"/>
+            <w:shd w:val="clear" w:color="auto" w:fill="D9D9D9"/>
+          </w:tcPr>
+          <w:p>
+            <w:r/>
+            <w:r>
+              <w:rPr>
+                <w:rFonts w:ascii="Verdana" w:hAnsi="Verdana"/>
+                <w:b w:val="0"/>
+                <w:sz w:val="16"/>
+              </w:rPr>
+              <w:t>BITS</w:t>
+            </w:r>
+          </w:p>
+        </w:tc>
+        <w:tc>
+          <w:tcPr>
+            <w:tcW w:type="dxa" w:w="1514"/>
+            <w:shd w:val="clear" w:color="auto" w:fill="D9D9D9"/>
+          </w:tcPr>
+          <w:p>
+            <w:r/>
+            <w:r>
+              <w:rPr>
+                <w:rFonts w:ascii="Verdana" w:hAnsi="Verdana"/>
+                <w:b w:val="0"/>
+                <w:sz w:val="16"/>
+              </w:rPr>
+              <w:t>UNIDAD CREX</w:t>
+            </w:r>
+          </w:p>
+        </w:tc>
+        <w:tc>
+          <w:tcPr>
+            <w:tcW w:type="dxa" w:w="1514"/>
+            <w:shd w:val="clear" w:color="auto" w:fill="D9D9D9"/>
+          </w:tcPr>
+          <w:p>
+            <w:r/>
+            <w:r>
+              <w:rPr>
+                <w:rFonts w:ascii="Verdana" w:hAnsi="Verdana"/>
+                <w:b w:val="0"/>
+                <w:sz w:val="16"/>
+              </w:rPr>
+              <w:t>ESCALA</w:t>
+            </w:r>
+          </w:p>
+        </w:tc>
+        <w:tc>
+          <w:tcPr>
+            <w:tcW w:type="dxa" w:w="1514"/>
+            <w:shd w:val="clear" w:color="auto" w:fill="D9D9D9"/>
+          </w:tcPr>
+          <w:p>
+            <w:r/>
+            <w:r>
+              <w:rPr>
+                <w:rFonts w:ascii="Verdana" w:hAnsi="Verdana"/>
+                <w:b w:val="0"/>
+                <w:sz w:val="16"/>
+              </w:rPr>
+              <w:t>CAR.</w:t>
+            </w:r>
+          </w:p>
+        </w:tc>
+        <w:tc>
+          <w:tcPr>
+            <w:tcW w:type="dxa" w:w="1514"/>
+            <w:shd w:val="clear" w:color="auto" w:fill="D9D9D9"/>
+          </w:tcPr>
+          <w:p>
+            <w:r/>
+            <w:r>
+              <w:rPr>
+                <w:rFonts w:ascii="Verdana" w:hAnsi="Verdana"/>
+                <w:b w:val="0"/>
+                <w:sz w:val="16"/>
+              </w:rPr>
+              <w:t>NOTA</w:t>
             </w:r>
           </w:p>
         </w:tc>
       </w:tr>
       <w:tr>
-        <w:tc>
-          <w:tcPr>
-            <w:tcW w:type="dxa" w:w="1514"/>
-          </w:tcPr>
-          <w:p>
-            <w:r/>
-            <w:r>
-              <w:rPr>
-                <w:rFonts w:ascii="Arial" w:hAnsi="Arial"/>
+        <w:trPr>
+          <w:cantSplit/>
+        </w:trPr>
+        <w:tc>
+          <w:tcPr>
+            <w:tcW w:type="dxa" w:w="1514"/>
+          </w:tcPr>
+          <w:p>
+            <w:r/>
+            <w:r>
+              <w:rPr>
+                <w:rFonts w:ascii="Verdana" w:hAnsi="Verdana"/>
                 <w:b w:val="0"/>
                 <w:sz w:val="16"/>
               </w:rPr>
@@ -261,7 +251,7 @@
             <w:r/>
             <w:r>
               <w:rPr>
-                <w:rFonts w:ascii="Arial" w:hAnsi="Arial"/>
+                <w:rFonts w:ascii="Verdana" w:hAnsi="Verdana"/>
                 <w:b w:val="0"/>
                 <w:sz w:val="16"/>
               </w:rPr>
@@ -277,7 +267,7 @@
             <w:r/>
             <w:r>
               <w:rPr>
-                <w:rFonts w:ascii="Arial" w:hAnsi="Arial"/>
+                <w:rFonts w:ascii="Verdana" w:hAnsi="Verdana"/>
                 <w:b w:val="0"/>
                 <w:sz w:val="16"/>
               </w:rPr>
@@ -293,7 +283,7 @@
             <w:r/>
             <w:r>
               <w:rPr>
-                <w:rFonts w:ascii="Arial" w:hAnsi="Arial"/>
+                <w:rFonts w:ascii="Verdana" w:hAnsi="Verdana"/>
                 <w:b w:val="0"/>
                 <w:sz w:val="16"/>
               </w:rPr>
@@ -309,7 +299,7 @@
             <w:r/>
             <w:r>
               <w:rPr>
-                <w:rFonts w:ascii="Arial" w:hAnsi="Arial"/>
+                <w:rFonts w:ascii="Verdana" w:hAnsi="Verdana"/>
                 <w:b w:val="0"/>
                 <w:sz w:val="16"/>
               </w:rPr>
@@ -325,7 +315,7 @@
             <w:r/>
             <w:r>
               <w:rPr>
-                <w:rFonts w:ascii="Arial" w:hAnsi="Arial"/>
+                <w:rFonts w:ascii="Verdana" w:hAnsi="Verdana"/>
                 <w:b w:val="0"/>
                 <w:sz w:val="16"/>
               </w:rPr>
@@ -341,7 +331,7 @@
             <w:r/>
             <w:r>
               <w:rPr>
-                <w:rFonts w:ascii="Arial" w:hAnsi="Arial"/>
+                <w:rFonts w:ascii="Verdana" w:hAnsi="Verdana"/>
                 <w:b w:val="0"/>
                 <w:sz w:val="16"/>
               </w:rPr>
@@ -357,7 +347,7 @@
             <w:r/>
             <w:r>
               <w:rPr>
-                <w:rFonts w:ascii="Arial" w:hAnsi="Arial"/>
+                <w:rFonts w:ascii="Verdana" w:hAnsi="Verdana"/>
                 <w:b w:val="0"/>
                 <w:sz w:val="16"/>
               </w:rPr>
@@ -373,7 +363,7 @@
             <w:r/>
             <w:r>
               <w:rPr>
-                <w:rFonts w:ascii="Arial" w:hAnsi="Arial"/>
+                <w:rFonts w:ascii="Verdana" w:hAnsi="Verdana"/>
                 <w:b w:val="0"/>
                 <w:sz w:val="16"/>
               </w:rPr>
@@ -389,7 +379,7 @@
             <w:r/>
             <w:r>
               <w:rPr>
-                <w:rFonts w:ascii="Arial" w:hAnsi="Arial"/>
+                <w:rFonts w:ascii="Verdana" w:hAnsi="Verdana"/>
                 <w:b w:val="0"/>
                 <w:sz w:val="16"/>
               </w:rPr>
@@ -398,15 +388,18 @@
         </w:tc>
       </w:tr>
       <w:tr>
-        <w:tc>
-          <w:tcPr>
-            <w:tcW w:type="dxa" w:w="1514"/>
-          </w:tcPr>
-          <w:p>
-            <w:r/>
-            <w:r>
-              <w:rPr>
-                <w:rFonts w:ascii="Arial" w:hAnsi="Arial"/>
+        <w:trPr>
+          <w:cantSplit/>
+        </w:trPr>
+        <w:tc>
+          <w:tcPr>
+            <w:tcW w:type="dxa" w:w="1514"/>
+          </w:tcPr>
+          <w:p>
+            <w:r/>
+            <w:r>
+              <w:rPr>
+                <w:rFonts w:ascii="Verdana" w:hAnsi="Verdana"/>
                 <w:b w:val="0"/>
                 <w:sz w:val="16"/>
               </w:rPr>
@@ -422,7 +415,7 @@
             <w:r/>
             <w:r>
               <w:rPr>
-                <w:rFonts w:ascii="Arial" w:hAnsi="Arial"/>
+                <w:rFonts w:ascii="Verdana" w:hAnsi="Verdana"/>
                 <w:b w:val="0"/>
                 <w:sz w:val="16"/>
               </w:rPr>
@@ -438,7 +431,7 @@
             <w:r/>
             <w:r>
               <w:rPr>
-                <w:rFonts w:ascii="Arial" w:hAnsi="Arial"/>
+                <w:rFonts w:ascii="Verdana" w:hAnsi="Verdana"/>
                 <w:b w:val="0"/>
                 <w:sz w:val="16"/>
               </w:rPr>
@@ -454,7 +447,7 @@
             <w:r/>
             <w:r>
               <w:rPr>
-                <w:rFonts w:ascii="Arial" w:hAnsi="Arial"/>
+                <w:rFonts w:ascii="Verdana" w:hAnsi="Verdana"/>
                 <w:b w:val="0"/>
                 <w:sz w:val="16"/>
               </w:rPr>
@@ -470,7 +463,7 @@
             <w:r/>
             <w:r>
               <w:rPr>
-                <w:rFonts w:ascii="Arial" w:hAnsi="Arial"/>
+                <w:rFonts w:ascii="Verdana" w:hAnsi="Verdana"/>
                 <w:b w:val="0"/>
                 <w:sz w:val="16"/>
               </w:rPr>
@@ -486,7 +479,7 @@
             <w:r/>
             <w:r>
               <w:rPr>
-                <w:rFonts w:ascii="Arial" w:hAnsi="Arial"/>
+                <w:rFonts w:ascii="Verdana" w:hAnsi="Verdana"/>
                 <w:b w:val="0"/>
                 <w:sz w:val="16"/>
               </w:rPr>
@@ -502,7 +495,7 @@
             <w:r/>
             <w:r>
               <w:rPr>
-                <w:rFonts w:ascii="Arial" w:hAnsi="Arial"/>
+                <w:rFonts w:ascii="Verdana" w:hAnsi="Verdana"/>
                 <w:b w:val="0"/>
                 <w:sz w:val="16"/>
               </w:rPr>
@@ -518,7 +511,7 @@
             <w:r/>
             <w:r>
               <w:rPr>
-                <w:rFonts w:ascii="Arial" w:hAnsi="Arial"/>
+                <w:rFonts w:ascii="Verdana" w:hAnsi="Verdana"/>
                 <w:b w:val="0"/>
                 <w:sz w:val="16"/>
               </w:rPr>
@@ -534,7 +527,7 @@
             <w:r/>
             <w:r>
               <w:rPr>
-                <w:rFonts w:ascii="Arial" w:hAnsi="Arial"/>
+                <w:rFonts w:ascii="Verdana" w:hAnsi="Verdana"/>
                 <w:b w:val="0"/>
                 <w:sz w:val="16"/>
               </w:rPr>
@@ -550,7 +543,7 @@
             <w:r/>
             <w:r>
               <w:rPr>
-                <w:rFonts w:ascii="Arial" w:hAnsi="Arial"/>
+                <w:rFonts w:ascii="Verdana" w:hAnsi="Verdana"/>
                 <w:b w:val="0"/>
                 <w:sz w:val="16"/>
               </w:rPr>
@@ -559,15 +552,18 @@
         </w:tc>
       </w:tr>
       <w:tr>
-        <w:tc>
-          <w:tcPr>
-            <w:tcW w:type="dxa" w:w="1514"/>
-          </w:tcPr>
-          <w:p>
-            <w:r/>
-            <w:r>
-              <w:rPr>
-                <w:rFonts w:ascii="Arial" w:hAnsi="Arial"/>
+        <w:trPr>
+          <w:cantSplit/>
+        </w:trPr>
+        <w:tc>
+          <w:tcPr>
+            <w:tcW w:type="dxa" w:w="1514"/>
+          </w:tcPr>
+          <w:p>
+            <w:r/>
+            <w:r>
+              <w:rPr>
+                <w:rFonts w:ascii="Verdana" w:hAnsi="Verdana"/>
                 <w:b w:val="0"/>
                 <w:sz w:val="16"/>
               </w:rPr>
@@ -583,7 +579,7 @@
             <w:r/>
             <w:r>
               <w:rPr>
-                <w:rFonts w:ascii="Arial" w:hAnsi="Arial"/>
+                <w:rFonts w:ascii="Verdana" w:hAnsi="Verdana"/>
                 <w:b w:val="0"/>
                 <w:sz w:val="16"/>
               </w:rPr>
@@ -599,7 +595,7 @@
             <w:r/>
             <w:r>
               <w:rPr>
-                <w:rFonts w:ascii="Arial" w:hAnsi="Arial"/>
+                <w:rFonts w:ascii="Verdana" w:hAnsi="Verdana"/>
                 <w:b w:val="0"/>
                 <w:sz w:val="16"/>
               </w:rPr>
@@ -615,7 +611,7 @@
             <w:r/>
             <w:r>
               <w:rPr>
-                <w:rFonts w:ascii="Arial" w:hAnsi="Arial"/>
+                <w:rFonts w:ascii="Verdana" w:hAnsi="Verdana"/>
                 <w:b w:val="0"/>
                 <w:sz w:val="16"/>
               </w:rPr>
@@ -631,7 +627,7 @@
             <w:r/>
             <w:r>
               <w:rPr>
-                <w:rFonts w:ascii="Arial" w:hAnsi="Arial"/>
+                <w:rFonts w:ascii="Verdana" w:hAnsi="Verdana"/>
                 <w:b w:val="0"/>
                 <w:sz w:val="16"/>
               </w:rPr>
@@ -647,7 +643,7 @@
             <w:r/>
             <w:r>
               <w:rPr>
-                <w:rFonts w:ascii="Arial" w:hAnsi="Arial"/>
+                <w:rFonts w:ascii="Verdana" w:hAnsi="Verdana"/>
                 <w:b w:val="0"/>
                 <w:sz w:val="16"/>
               </w:rPr>
@@ -663,7 +659,7 @@
             <w:r/>
             <w:r>
               <w:rPr>
-                <w:rFonts w:ascii="Arial" w:hAnsi="Arial"/>
+                <w:rFonts w:ascii="Verdana" w:hAnsi="Verdana"/>
                 <w:b w:val="0"/>
                 <w:sz w:val="16"/>
               </w:rPr>
@@ -679,7 +675,7 @@
             <w:r/>
             <w:r>
               <w:rPr>
-                <w:rFonts w:ascii="Arial" w:hAnsi="Arial"/>
+                <w:rFonts w:ascii="Verdana" w:hAnsi="Verdana"/>
                 <w:b w:val="0"/>
                 <w:sz w:val="16"/>
               </w:rPr>
@@ -695,7 +691,7 @@
             <w:r/>
             <w:r>
               <w:rPr>
-                <w:rFonts w:ascii="Arial" w:hAnsi="Arial"/>
+                <w:rFonts w:ascii="Verdana" w:hAnsi="Verdana"/>
                 <w:b w:val="0"/>
                 <w:sz w:val="16"/>
               </w:rPr>
@@ -711,25 +707,28 @@
             <w:r/>
             <w:r>
               <w:rPr>
-                <w:rFonts w:ascii="Arial" w:hAnsi="Arial"/>
-                <w:b w:val="0"/>
-                <w:sz w:val="16"/>
-              </w:rPr>
-              <w:t>Note 1: “Mal tiempo” se refiere a las condiciones generales que reinan durante las precipitaciones e instantes antes o después de ellas.</w:t>
+                <w:rFonts w:ascii="Verdana" w:hAnsi="Verdana"/>
+                <w:b w:val="0"/>
+                <w:sz w:val="16"/>
+              </w:rPr>
+              <w:t>Note 1: El descriptor 3 04 035 se ha relegado.</w:t>
             </w:r>
           </w:p>
         </w:tc>
       </w:tr>
       <w:tr>
-        <w:tc>
-          <w:tcPr>
-            <w:tcW w:type="dxa" w:w="1514"/>
-          </w:tcPr>
-          <w:p>
-            <w:r/>
-            <w:r>
-              <w:rPr>
-                <w:rFonts w:ascii="Arial" w:hAnsi="Arial"/>
+        <w:trPr>
+          <w:cantSplit/>
+        </w:trPr>
+        <w:tc>
+          <w:tcPr>
+            <w:tcW w:type="dxa" w:w="1514"/>
+          </w:tcPr>
+          <w:p>
+            <w:r/>
+            <w:r>
+              <w:rPr>
+                <w:rFonts w:ascii="Verdana" w:hAnsi="Verdana"/>
                 <w:b w:val="0"/>
                 <w:sz w:val="16"/>
               </w:rPr>
@@ -745,7 +744,7 @@
             <w:r/>
             <w:r>
               <w:rPr>
-                <w:rFonts w:ascii="Arial" w:hAnsi="Arial"/>
+                <w:rFonts w:ascii="Verdana" w:hAnsi="Verdana"/>
                 <w:b w:val="0"/>
                 <w:sz w:val="16"/>
               </w:rPr>
@@ -761,7 +760,7 @@
             <w:r/>
             <w:r>
               <w:rPr>
-                <w:rFonts w:ascii="Arial" w:hAnsi="Arial"/>
+                <w:rFonts w:ascii="Verdana" w:hAnsi="Verdana"/>
                 <w:b w:val="0"/>
                 <w:sz w:val="16"/>
               </w:rPr>
@@ -777,7 +776,7 @@
             <w:r/>
             <w:r>
               <w:rPr>
-                <w:rFonts w:ascii="Arial" w:hAnsi="Arial"/>
+                <w:rFonts w:ascii="Verdana" w:hAnsi="Verdana"/>
                 <w:b w:val="0"/>
                 <w:sz w:val="16"/>
               </w:rPr>
@@ -793,7 +792,7 @@
             <w:r/>
             <w:r>
               <w:rPr>
-                <w:rFonts w:ascii="Arial" w:hAnsi="Arial"/>
+                <w:rFonts w:ascii="Verdana" w:hAnsi="Verdana"/>
                 <w:b w:val="0"/>
                 <w:sz w:val="16"/>
               </w:rPr>
@@ -809,7 +808,7 @@
             <w:r/>
             <w:r>
               <w:rPr>
-                <w:rFonts w:ascii="Arial" w:hAnsi="Arial"/>
+                <w:rFonts w:ascii="Verdana" w:hAnsi="Verdana"/>
                 <w:b w:val="0"/>
                 <w:sz w:val="16"/>
               </w:rPr>
@@ -825,7 +824,7 @@
             <w:r/>
             <w:r>
               <w:rPr>
-                <w:rFonts w:ascii="Arial" w:hAnsi="Arial"/>
+                <w:rFonts w:ascii="Verdana" w:hAnsi="Verdana"/>
                 <w:b w:val="0"/>
                 <w:sz w:val="16"/>
               </w:rPr>
@@ -841,7 +840,7 @@
             <w:r/>
             <w:r>
               <w:rPr>
-                <w:rFonts w:ascii="Arial" w:hAnsi="Arial"/>
+                <w:rFonts w:ascii="Verdana" w:hAnsi="Verdana"/>
                 <w:b w:val="0"/>
                 <w:sz w:val="16"/>
               </w:rPr>
@@ -857,7 +856,7 @@
             <w:r/>
             <w:r>
               <w:rPr>
-                <w:rFonts w:ascii="Arial" w:hAnsi="Arial"/>
+                <w:rFonts w:ascii="Verdana" w:hAnsi="Verdana"/>
                 <w:b w:val="0"/>
                 <w:sz w:val="16"/>
               </w:rPr>
@@ -873,25 +872,28 @@
             <w:r/>
             <w:r>
               <w:rPr>
-                <w:rFonts w:ascii="Arial" w:hAnsi="Arial"/>
-                <w:b w:val="0"/>
-                <w:sz w:val="16"/>
-              </w:rPr>
-              <w:t>Note 2: Los términos “despejado” y “cubierto” se cifran con 0 y 8, respectivamente.</w:t>
+                <w:rFonts w:ascii="Verdana" w:hAnsi="Verdana"/>
+                <w:b w:val="0"/>
+                <w:sz w:val="16"/>
+              </w:rPr>
+              <w:t>Note 2: La secuencia 3 07 082 se ha relegado.</w:t>
             </w:r>
           </w:p>
         </w:tc>
       </w:tr>
       <w:tr>
-        <w:tc>
-          <w:tcPr>
-            <w:tcW w:type="dxa" w:w="1514"/>
-          </w:tcPr>
-          <w:p>
-            <w:r/>
-            <w:r>
-              <w:rPr>
-                <w:rFonts w:ascii="Arial" w:hAnsi="Arial"/>
+        <w:trPr>
+          <w:cantSplit/>
+        </w:trPr>
+        <w:tc>
+          <w:tcPr>
+            <w:tcW w:type="dxa" w:w="1514"/>
+          </w:tcPr>
+          <w:p>
+            <w:r/>
+            <w:r>
+              <w:rPr>
+                <w:rFonts w:ascii="Verdana" w:hAnsi="Verdana"/>
                 <w:b w:val="0"/>
                 <w:sz w:val="16"/>
               </w:rPr>
@@ -907,7 +909,7 @@
             <w:r/>
             <w:r>
               <w:rPr>
-                <w:rFonts w:ascii="Arial" w:hAnsi="Arial"/>
+                <w:rFonts w:ascii="Verdana" w:hAnsi="Verdana"/>
                 <w:b w:val="0"/>
                 <w:sz w:val="16"/>
               </w:rPr>
@@ -923,7 +925,7 @@
             <w:r/>
             <w:r>
               <w:rPr>
-                <w:rFonts w:ascii="Arial" w:hAnsi="Arial"/>
+                <w:rFonts w:ascii="Verdana" w:hAnsi="Verdana"/>
                 <w:b w:val="0"/>
                 <w:sz w:val="16"/>
               </w:rPr>
@@ -939,7 +941,7 @@
             <w:r/>
             <w:r>
               <w:rPr>
-                <w:rFonts w:ascii="Arial" w:hAnsi="Arial"/>
+                <w:rFonts w:ascii="Verdana" w:hAnsi="Verdana"/>
                 <w:b w:val="0"/>
                 <w:sz w:val="16"/>
               </w:rPr>
@@ -955,7 +957,7 @@
             <w:r/>
             <w:r>
               <w:rPr>
-                <w:rFonts w:ascii="Arial" w:hAnsi="Arial"/>
+                <w:rFonts w:ascii="Verdana" w:hAnsi="Verdana"/>
                 <w:b w:val="0"/>
                 <w:sz w:val="16"/>
               </w:rPr>
@@ -971,7 +973,7 @@
             <w:r/>
             <w:r>
               <w:rPr>
-                <w:rFonts w:ascii="Arial" w:hAnsi="Arial"/>
+                <w:rFonts w:ascii="Verdana" w:hAnsi="Verdana"/>
                 <w:b w:val="0"/>
                 <w:sz w:val="16"/>
               </w:rPr>
@@ -987,7 +989,7 @@
             <w:r/>
             <w:r>
               <w:rPr>
-                <w:rFonts w:ascii="Arial" w:hAnsi="Arial"/>
+                <w:rFonts w:ascii="Verdana" w:hAnsi="Verdana"/>
                 <w:b w:val="0"/>
                 <w:sz w:val="16"/>
               </w:rPr>
@@ -1003,7 +1005,7 @@
             <w:r/>
             <w:r>
               <w:rPr>
-                <w:rFonts w:ascii="Arial" w:hAnsi="Arial"/>
+                <w:rFonts w:ascii="Verdana" w:hAnsi="Verdana"/>
                 <w:b w:val="0"/>
                 <w:sz w:val="16"/>
               </w:rPr>
@@ -1019,7 +1021,7 @@
             <w:r/>
             <w:r>
               <w:rPr>
-                <w:rFonts w:ascii="Arial" w:hAnsi="Arial"/>
+                <w:rFonts w:ascii="Verdana" w:hAnsi="Verdana"/>
                 <w:b w:val="0"/>
                 <w:sz w:val="16"/>
               </w:rPr>
@@ -1035,25 +1037,28 @@
             <w:r/>
             <w:r>
               <w:rPr>
-                <w:rFonts w:ascii="Arial" w:hAnsi="Arial"/>
-                <w:b w:val="0"/>
-                <w:sz w:val="16"/>
-              </w:rPr>
-              <w:t>Note 3: La “media de conjunto” indica que se han promediado una serie de valores distintos correspondientes a una serie de localizaciones temporales.</w:t>
+                <w:rFonts w:ascii="Verdana" w:hAnsi="Verdana"/>
+                <w:b w:val="0"/>
+                <w:sz w:val="16"/>
+              </w:rPr>
+              <w:t>Note 3: El descriptor 3 10 027 ha dejado de usarse.</w:t>
             </w:r>
           </w:p>
         </w:tc>
       </w:tr>
       <w:tr>
-        <w:tc>
-          <w:tcPr>
-            <w:tcW w:type="dxa" w:w="1514"/>
-          </w:tcPr>
-          <w:p>
-            <w:r/>
-            <w:r>
-              <w:rPr>
-                <w:rFonts w:ascii="Arial" w:hAnsi="Arial"/>
+        <w:trPr>
+          <w:cantSplit/>
+        </w:trPr>
+        <w:tc>
+          <w:tcPr>
+            <w:tcW w:type="dxa" w:w="1514"/>
+          </w:tcPr>
+          <w:p>
+            <w:r/>
+            <w:r>
+              <w:rPr>
+                <w:rFonts w:ascii="Verdana" w:hAnsi="Verdana"/>
                 <w:b w:val="0"/>
                 <w:sz w:val="16"/>
               </w:rPr>
@@ -1069,7 +1074,7 @@
             <w:r/>
             <w:r>
               <w:rPr>
-                <w:rFonts w:ascii="Arial" w:hAnsi="Arial"/>
+                <w:rFonts w:ascii="Verdana" w:hAnsi="Verdana"/>
                 <w:b w:val="0"/>
                 <w:sz w:val="16"/>
               </w:rPr>
@@ -1085,7 +1090,7 @@
             <w:r/>
             <w:r>
               <w:rPr>
-                <w:rFonts w:ascii="Arial" w:hAnsi="Arial"/>
+                <w:rFonts w:ascii="Verdana" w:hAnsi="Verdana"/>
                 <w:b w:val="0"/>
                 <w:sz w:val="16"/>
               </w:rPr>
@@ -1101,7 +1106,7 @@
             <w:r/>
             <w:r>
               <w:rPr>
-                <w:rFonts w:ascii="Arial" w:hAnsi="Arial"/>
+                <w:rFonts w:ascii="Verdana" w:hAnsi="Verdana"/>
                 <w:b w:val="0"/>
                 <w:sz w:val="16"/>
               </w:rPr>
@@ -1117,7 +1122,7 @@
             <w:r/>
             <w:r>
               <w:rPr>
-                <w:rFonts w:ascii="Arial" w:hAnsi="Arial"/>
+                <w:rFonts w:ascii="Verdana" w:hAnsi="Verdana"/>
                 <w:b w:val="0"/>
                 <w:sz w:val="16"/>
               </w:rPr>
@@ -1133,7 +1138,7 @@
             <w:r/>
             <w:r>
               <w:rPr>
-                <w:rFonts w:ascii="Arial" w:hAnsi="Arial"/>
+                <w:rFonts w:ascii="Verdana" w:hAnsi="Verdana"/>
                 <w:b w:val="0"/>
                 <w:sz w:val="16"/>
               </w:rPr>
@@ -1149,7 +1154,7 @@
             <w:r/>
             <w:r>
               <w:rPr>
-                <w:rFonts w:ascii="Arial" w:hAnsi="Arial"/>
+                <w:rFonts w:ascii="Verdana" w:hAnsi="Verdana"/>
                 <w:b w:val="0"/>
                 <w:sz w:val="16"/>
               </w:rPr>
@@ -1165,7 +1170,7 @@
             <w:r/>
             <w:r>
               <w:rPr>
-                <w:rFonts w:ascii="Arial" w:hAnsi="Arial"/>
+                <w:rFonts w:ascii="Verdana" w:hAnsi="Verdana"/>
                 <w:b w:val="0"/>
                 <w:sz w:val="16"/>
               </w:rPr>
@@ -1181,7 +1186,7 @@
             <w:r/>
             <w:r>
               <w:rPr>
-                <w:rFonts w:ascii="Arial" w:hAnsi="Arial"/>
+                <w:rFonts w:ascii="Verdana" w:hAnsi="Verdana"/>
                 <w:b w:val="0"/>
                 <w:sz w:val="16"/>
               </w:rPr>
@@ -1197,7 +1202,7 @@
             <w:r/>
             <w:r>
               <w:rPr>
-                <w:rFonts w:ascii="Arial" w:hAnsi="Arial"/>
+                <w:rFonts w:ascii="Verdana" w:hAnsi="Verdana"/>
                 <w:b w:val="0"/>
                 <w:sz w:val="16"/>
               </w:rPr>
@@ -1206,15 +1211,18 @@
         </w:tc>
       </w:tr>
       <w:tr>
-        <w:tc>
-          <w:tcPr>
-            <w:tcW w:type="dxa" w:w="1514"/>
-          </w:tcPr>
-          <w:p>
-            <w:r/>
-            <w:r>
-              <w:rPr>
-                <w:rFonts w:ascii="Arial" w:hAnsi="Arial"/>
+        <w:trPr>
+          <w:cantSplit/>
+        </w:trPr>
+        <w:tc>
+          <w:tcPr>
+            <w:tcW w:type="dxa" w:w="1514"/>
+          </w:tcPr>
+          <w:p>
+            <w:r/>
+            <w:r>
+              <w:rPr>
+                <w:rFonts w:ascii="Verdana" w:hAnsi="Verdana"/>
                 <w:b w:val="0"/>
                 <w:sz w:val="16"/>
               </w:rPr>
@@ -1230,7 +1238,7 @@
             <w:r/>
             <w:r>
               <w:rPr>
-                <w:rFonts w:ascii="Arial" w:hAnsi="Arial"/>
+                <w:rFonts w:ascii="Verdana" w:hAnsi="Verdana"/>
                 <w:b w:val="0"/>
                 <w:sz w:val="16"/>
               </w:rPr>
@@ -1246,7 +1254,7 @@
             <w:r/>
             <w:r>
               <w:rPr>
-                <w:rFonts w:ascii="Arial" w:hAnsi="Arial"/>
+                <w:rFonts w:ascii="Verdana" w:hAnsi="Verdana"/>
                 <w:b w:val="0"/>
                 <w:sz w:val="16"/>
               </w:rPr>
@@ -1262,7 +1270,7 @@
             <w:r/>
             <w:r>
               <w:rPr>
-                <w:rFonts w:ascii="Arial" w:hAnsi="Arial"/>
+                <w:rFonts w:ascii="Verdana" w:hAnsi="Verdana"/>
                 <w:b w:val="0"/>
                 <w:sz w:val="16"/>
               </w:rPr>
@@ -1278,7 +1286,7 @@
             <w:r/>
             <w:r>
               <w:rPr>
-                <w:rFonts w:ascii="Arial" w:hAnsi="Arial"/>
+                <w:rFonts w:ascii="Verdana" w:hAnsi="Verdana"/>
                 <w:b w:val="0"/>
                 <w:sz w:val="16"/>
               </w:rPr>
@@ -1294,7 +1302,7 @@
             <w:r/>
             <w:r>
               <w:rPr>
-                <w:rFonts w:ascii="Arial" w:hAnsi="Arial"/>
+                <w:rFonts w:ascii="Verdana" w:hAnsi="Verdana"/>
                 <w:b w:val="0"/>
                 <w:sz w:val="16"/>
               </w:rPr>
@@ -1310,7 +1318,7 @@
             <w:r/>
             <w:r>
               <w:rPr>
-                <w:rFonts w:ascii="Arial" w:hAnsi="Arial"/>
+                <w:rFonts w:ascii="Verdana" w:hAnsi="Verdana"/>
                 <w:b w:val="0"/>
                 <w:sz w:val="16"/>
               </w:rPr>
@@ -1326,7 +1334,7 @@
             <w:r/>
             <w:r>
               <w:rPr>
-                <w:rFonts w:ascii="Arial" w:hAnsi="Arial"/>
+                <w:rFonts w:ascii="Verdana" w:hAnsi="Verdana"/>
                 <w:b w:val="0"/>
                 <w:sz w:val="16"/>
               </w:rPr>
@@ -1342,7 +1350,7 @@
             <w:r/>
             <w:r>
               <w:rPr>
-                <w:rFonts w:ascii="Arial" w:hAnsi="Arial"/>
+                <w:rFonts w:ascii="Verdana" w:hAnsi="Verdana"/>
                 <w:b w:val="0"/>
                 <w:sz w:val="16"/>
               </w:rPr>
@@ -1358,7 +1366,7 @@
             <w:r/>
             <w:r>
               <w:rPr>
-                <w:rFonts w:ascii="Arial" w:hAnsi="Arial"/>
+                <w:rFonts w:ascii="Verdana" w:hAnsi="Verdana"/>
                 <w:b w:val="0"/>
                 <w:sz w:val="16"/>
               </w:rPr>
@@ -1367,15 +1375,18 @@
         </w:tc>
       </w:tr>
       <w:tr>
-        <w:tc>
-          <w:tcPr>
-            <w:tcW w:type="dxa" w:w="1514"/>
-          </w:tcPr>
-          <w:p>
-            <w:r/>
-            <w:r>
-              <w:rPr>
-                <w:rFonts w:ascii="Arial" w:hAnsi="Arial"/>
+        <w:trPr>
+          <w:cantSplit/>
+        </w:trPr>
+        <w:tc>
+          <w:tcPr>
+            <w:tcW w:type="dxa" w:w="1514"/>
+          </w:tcPr>
+          <w:p>
+            <w:r/>
+            <w:r>
+              <w:rPr>
+                <w:rFonts w:ascii="Verdana" w:hAnsi="Verdana"/>
                 <w:b w:val="0"/>
                 <w:sz w:val="16"/>
               </w:rPr>
@@ -1391,7 +1402,7 @@
             <w:r/>
             <w:r>
               <w:rPr>
-                <w:rFonts w:ascii="Arial" w:hAnsi="Arial"/>
+                <w:rFonts w:ascii="Verdana" w:hAnsi="Verdana"/>
                 <w:b w:val="0"/>
                 <w:sz w:val="16"/>
               </w:rPr>
@@ -1407,7 +1418,7 @@
             <w:r/>
             <w:r>
               <w:rPr>
-                <w:rFonts w:ascii="Arial" w:hAnsi="Arial"/>
+                <w:rFonts w:ascii="Verdana" w:hAnsi="Verdana"/>
                 <w:b w:val="0"/>
                 <w:sz w:val="16"/>
               </w:rPr>
@@ -1423,7 +1434,7 @@
             <w:r/>
             <w:r>
               <w:rPr>
-                <w:rFonts w:ascii="Arial" w:hAnsi="Arial"/>
+                <w:rFonts w:ascii="Verdana" w:hAnsi="Verdana"/>
                 <w:b w:val="0"/>
                 <w:sz w:val="16"/>
               </w:rPr>
@@ -1439,7 +1450,7 @@
             <w:r/>
             <w:r>
               <w:rPr>
-                <w:rFonts w:ascii="Arial" w:hAnsi="Arial"/>
+                <w:rFonts w:ascii="Verdana" w:hAnsi="Verdana"/>
                 <w:b w:val="0"/>
                 <w:sz w:val="16"/>
               </w:rPr>
@@ -1455,7 +1466,7 @@
             <w:r/>
             <w:r>
               <w:rPr>
-                <w:rFonts w:ascii="Arial" w:hAnsi="Arial"/>
+                <w:rFonts w:ascii="Verdana" w:hAnsi="Verdana"/>
                 <w:b w:val="0"/>
                 <w:sz w:val="16"/>
               </w:rPr>
@@ -1471,7 +1482,7 @@
             <w:r/>
             <w:r>
               <w:rPr>
-                <w:rFonts w:ascii="Arial" w:hAnsi="Arial"/>
+                <w:rFonts w:ascii="Verdana" w:hAnsi="Verdana"/>
                 <w:b w:val="0"/>
                 <w:sz w:val="16"/>
               </w:rPr>
@@ -1487,7 +1498,7 @@
             <w:r/>
             <w:r>
               <w:rPr>
-                <w:rFonts w:ascii="Arial" w:hAnsi="Arial"/>
+                <w:rFonts w:ascii="Verdana" w:hAnsi="Verdana"/>
                 <w:b w:val="0"/>
                 <w:sz w:val="16"/>
               </w:rPr>
@@ -1503,7 +1514,7 @@
             <w:r/>
             <w:r>
               <w:rPr>
-                <w:rFonts w:ascii="Arial" w:hAnsi="Arial"/>
+                <w:rFonts w:ascii="Verdana" w:hAnsi="Verdana"/>
                 <w:b w:val="0"/>
                 <w:sz w:val="16"/>
               </w:rPr>
@@ -1519,7 +1530,7 @@
             <w:r/>
             <w:r>
               <w:rPr>
-                <w:rFonts w:ascii="Arial" w:hAnsi="Arial"/>
+                <w:rFonts w:ascii="Verdana" w:hAnsi="Verdana"/>
                 <w:b w:val="0"/>
                 <w:sz w:val="16"/>
               </w:rPr>
@@ -1528,15 +1539,18 @@
         </w:tc>
       </w:tr>
       <w:tr>
-        <w:tc>
-          <w:tcPr>
-            <w:tcW w:type="dxa" w:w="1514"/>
-          </w:tcPr>
-          <w:p>
-            <w:r/>
-            <w:r>
-              <w:rPr>
-                <w:rFonts w:ascii="Arial" w:hAnsi="Arial"/>
+        <w:trPr>
+          <w:cantSplit/>
+        </w:trPr>
+        <w:tc>
+          <w:tcPr>
+            <w:tcW w:type="dxa" w:w="1514"/>
+          </w:tcPr>
+          <w:p>
+            <w:r/>
+            <w:r>
+              <w:rPr>
+                <w:rFonts w:ascii="Verdana" w:hAnsi="Verdana"/>
                 <w:b w:val="0"/>
                 <w:sz w:val="16"/>
               </w:rPr>
@@ -1552,7 +1566,7 @@
             <w:r/>
             <w:r>
               <w:rPr>
-                <w:rFonts w:ascii="Arial" w:hAnsi="Arial"/>
+                <w:rFonts w:ascii="Verdana" w:hAnsi="Verdana"/>
                 <w:b w:val="0"/>
                 <w:sz w:val="16"/>
               </w:rPr>
@@ -1568,7 +1582,7 @@
             <w:r/>
             <w:r>
               <w:rPr>
-                <w:rFonts w:ascii="Arial" w:hAnsi="Arial"/>
+                <w:rFonts w:ascii="Verdana" w:hAnsi="Verdana"/>
                 <w:b w:val="0"/>
                 <w:sz w:val="16"/>
               </w:rPr>
@@ -1584,7 +1598,7 @@
             <w:r/>
             <w:r>
               <w:rPr>
-                <w:rFonts w:ascii="Arial" w:hAnsi="Arial"/>
+                <w:rFonts w:ascii="Verdana" w:hAnsi="Verdana"/>
                 <w:b w:val="0"/>
                 <w:sz w:val="16"/>
               </w:rPr>
@@ -1600,7 +1614,7 @@
             <w:r/>
             <w:r>
               <w:rPr>
-                <w:rFonts w:ascii="Arial" w:hAnsi="Arial"/>
+                <w:rFonts w:ascii="Verdana" w:hAnsi="Verdana"/>
                 <w:b w:val="0"/>
                 <w:sz w:val="16"/>
               </w:rPr>
@@ -1616,7 +1630,7 @@
             <w:r/>
             <w:r>
               <w:rPr>
-                <w:rFonts w:ascii="Arial" w:hAnsi="Arial"/>
+                <w:rFonts w:ascii="Verdana" w:hAnsi="Verdana"/>
                 <w:b w:val="0"/>
                 <w:sz w:val="16"/>
               </w:rPr>
@@ -1632,7 +1646,7 @@
             <w:r/>
             <w:r>
               <w:rPr>
-                <w:rFonts w:ascii="Arial" w:hAnsi="Arial"/>
+                <w:rFonts w:ascii="Verdana" w:hAnsi="Verdana"/>
                 <w:b w:val="0"/>
                 <w:sz w:val="16"/>
               </w:rPr>
@@ -1648,7 +1662,7 @@
             <w:r/>
             <w:r>
               <w:rPr>
-                <w:rFonts w:ascii="Arial" w:hAnsi="Arial"/>
+                <w:rFonts w:ascii="Verdana" w:hAnsi="Verdana"/>
                 <w:b w:val="0"/>
                 <w:sz w:val="16"/>
               </w:rPr>
@@ -1664,7 +1678,7 @@
             <w:r/>
             <w:r>
               <w:rPr>
-                <w:rFonts w:ascii="Arial" w:hAnsi="Arial"/>
+                <w:rFonts w:ascii="Verdana" w:hAnsi="Verdana"/>
                 <w:b w:val="0"/>
                 <w:sz w:val="16"/>
               </w:rPr>
@@ -1680,7 +1694,7 @@
             <w:r/>
             <w:r>
               <w:rPr>
-                <w:rFonts w:ascii="Arial" w:hAnsi="Arial"/>
+                <w:rFonts w:ascii="Verdana" w:hAnsi="Verdana"/>
                 <w:b w:val="0"/>
                 <w:sz w:val="16"/>
               </w:rPr>
@@ -1689,15 +1703,18 @@
         </w:tc>
       </w:tr>
       <w:tr>
-        <w:tc>
-          <w:tcPr>
-            <w:tcW w:type="dxa" w:w="1514"/>
-          </w:tcPr>
-          <w:p>
-            <w:r/>
-            <w:r>
-              <w:rPr>
-                <w:rFonts w:ascii="Arial" w:hAnsi="Arial"/>
+        <w:trPr>
+          <w:cantSplit/>
+        </w:trPr>
+        <w:tc>
+          <w:tcPr>
+            <w:tcW w:type="dxa" w:w="1514"/>
+          </w:tcPr>
+          <w:p>
+            <w:r/>
+            <w:r>
+              <w:rPr>
+                <w:rFonts w:ascii="Verdana" w:hAnsi="Verdana"/>
                 <w:b w:val="0"/>
                 <w:sz w:val="16"/>
               </w:rPr>
@@ -1713,7 +1730,7 @@
             <w:r/>
             <w:r>
               <w:rPr>
-                <w:rFonts w:ascii="Arial" w:hAnsi="Arial"/>
+                <w:rFonts w:ascii="Verdana" w:hAnsi="Verdana"/>
                 <w:b w:val="0"/>
                 <w:sz w:val="16"/>
               </w:rPr>
@@ -1729,7 +1746,7 @@
             <w:r/>
             <w:r>
               <w:rPr>
-                <w:rFonts w:ascii="Arial" w:hAnsi="Arial"/>
+                <w:rFonts w:ascii="Verdana" w:hAnsi="Verdana"/>
                 <w:b w:val="0"/>
                 <w:sz w:val="16"/>
               </w:rPr>
@@ -1745,7 +1762,7 @@
             <w:r/>
             <w:r>
               <w:rPr>
-                <w:rFonts w:ascii="Arial" w:hAnsi="Arial"/>
+                <w:rFonts w:ascii="Verdana" w:hAnsi="Verdana"/>
                 <w:b w:val="0"/>
                 <w:sz w:val="16"/>
               </w:rPr>
@@ -1761,7 +1778,7 @@
             <w:r/>
             <w:r>
               <w:rPr>
-                <w:rFonts w:ascii="Arial" w:hAnsi="Arial"/>
+                <w:rFonts w:ascii="Verdana" w:hAnsi="Verdana"/>
                 <w:b w:val="0"/>
                 <w:sz w:val="16"/>
               </w:rPr>
@@ -1777,7 +1794,7 @@
             <w:r/>
             <w:r>
               <w:rPr>
-                <w:rFonts w:ascii="Arial" w:hAnsi="Arial"/>
+                <w:rFonts w:ascii="Verdana" w:hAnsi="Verdana"/>
                 <w:b w:val="0"/>
                 <w:sz w:val="16"/>
               </w:rPr>
@@ -1793,7 +1810,7 @@
             <w:r/>
             <w:r>
               <w:rPr>
-                <w:rFonts w:ascii="Arial" w:hAnsi="Arial"/>
+                <w:rFonts w:ascii="Verdana" w:hAnsi="Verdana"/>
                 <w:b w:val="0"/>
                 <w:sz w:val="16"/>
               </w:rPr>
@@ -1809,7 +1826,7 @@
             <w:r/>
             <w:r>
               <w:rPr>
-                <w:rFonts w:ascii="Arial" w:hAnsi="Arial"/>
+                <w:rFonts w:ascii="Verdana" w:hAnsi="Verdana"/>
                 <w:b w:val="0"/>
                 <w:sz w:val="16"/>
               </w:rPr>
@@ -1825,7 +1842,7 @@
             <w:r/>
             <w:r>
               <w:rPr>
-                <w:rFonts w:ascii="Arial" w:hAnsi="Arial"/>
+                <w:rFonts w:ascii="Verdana" w:hAnsi="Verdana"/>
                 <w:b w:val="0"/>
                 <w:sz w:val="16"/>
               </w:rPr>
@@ -1841,7 +1858,7 @@
             <w:r/>
             <w:r>
               <w:rPr>
-                <w:rFonts w:ascii="Arial" w:hAnsi="Arial"/>
+                <w:rFonts w:ascii="Verdana" w:hAnsi="Verdana"/>
                 <w:b w:val="0"/>
                 <w:sz w:val="16"/>
               </w:rPr>
@@ -1850,15 +1867,18 @@
         </w:tc>
       </w:tr>
       <w:tr>
-        <w:tc>
-          <w:tcPr>
-            <w:tcW w:type="dxa" w:w="1514"/>
-          </w:tcPr>
-          <w:p>
-            <w:r/>
-            <w:r>
-              <w:rPr>
-                <w:rFonts w:ascii="Arial" w:hAnsi="Arial"/>
+        <w:trPr>
+          <w:cantSplit/>
+        </w:trPr>
+        <w:tc>
+          <w:tcPr>
+            <w:tcW w:type="dxa" w:w="1514"/>
+          </w:tcPr>
+          <w:p>
+            <w:r/>
+            <w:r>
+              <w:rPr>
+                <w:rFonts w:ascii="Verdana" w:hAnsi="Verdana"/>
                 <w:b w:val="0"/>
                 <w:sz w:val="16"/>
               </w:rPr>
@@ -1874,7 +1894,7 @@
             <w:r/>
             <w:r>
               <w:rPr>
-                <w:rFonts w:ascii="Arial" w:hAnsi="Arial"/>
+                <w:rFonts w:ascii="Verdana" w:hAnsi="Verdana"/>
                 <w:b w:val="0"/>
                 <w:sz w:val="16"/>
               </w:rPr>
@@ -1890,7 +1910,7 @@
             <w:r/>
             <w:r>
               <w:rPr>
-                <w:rFonts w:ascii="Arial" w:hAnsi="Arial"/>
+                <w:rFonts w:ascii="Verdana" w:hAnsi="Verdana"/>
                 <w:b w:val="0"/>
                 <w:sz w:val="16"/>
               </w:rPr>
@@ -1906,7 +1926,7 @@
             <w:r/>
             <w:r>
               <w:rPr>
-                <w:rFonts w:ascii="Arial" w:hAnsi="Arial"/>
+                <w:rFonts w:ascii="Verdana" w:hAnsi="Verdana"/>
                 <w:b w:val="0"/>
                 <w:sz w:val="16"/>
               </w:rPr>
@@ -1922,7 +1942,7 @@
             <w:r/>
             <w:r>
               <w:rPr>
-                <w:rFonts w:ascii="Arial" w:hAnsi="Arial"/>
+                <w:rFonts w:ascii="Verdana" w:hAnsi="Verdana"/>
                 <w:b w:val="0"/>
                 <w:sz w:val="16"/>
               </w:rPr>
@@ -1938,7 +1958,7 @@
             <w:r/>
             <w:r>
               <w:rPr>
-                <w:rFonts w:ascii="Arial" w:hAnsi="Arial"/>
+                <w:rFonts w:ascii="Verdana" w:hAnsi="Verdana"/>
                 <w:b w:val="0"/>
                 <w:sz w:val="16"/>
               </w:rPr>
@@ -1954,7 +1974,7 @@
             <w:r/>
             <w:r>
               <w:rPr>
-                <w:rFonts w:ascii="Arial" w:hAnsi="Arial"/>
+                <w:rFonts w:ascii="Verdana" w:hAnsi="Verdana"/>
                 <w:b w:val="0"/>
                 <w:sz w:val="16"/>
               </w:rPr>
@@ -1970,7 +1990,7 @@
             <w:r/>
             <w:r>
               <w:rPr>
-                <w:rFonts w:ascii="Arial" w:hAnsi="Arial"/>
+                <w:rFonts w:ascii="Verdana" w:hAnsi="Verdana"/>
                 <w:b w:val="0"/>
                 <w:sz w:val="16"/>
               </w:rPr>
@@ -1986,7 +2006,7 @@
             <w:r/>
             <w:r>
               <w:rPr>
-                <w:rFonts w:ascii="Arial" w:hAnsi="Arial"/>
+                <w:rFonts w:ascii="Verdana" w:hAnsi="Verdana"/>
                 <w:b w:val="0"/>
                 <w:sz w:val="16"/>
               </w:rPr>
@@ -2002,7 +2022,7 @@
             <w:r/>
             <w:r>
               <w:rPr>
-                <w:rFonts w:ascii="Arial" w:hAnsi="Arial"/>
+                <w:rFonts w:ascii="Verdana" w:hAnsi="Verdana"/>
                 <w:b w:val="0"/>
                 <w:sz w:val="16"/>
               </w:rPr>
@@ -2011,15 +2031,18 @@
         </w:tc>
       </w:tr>
       <w:tr>
-        <w:tc>
-          <w:tcPr>
-            <w:tcW w:type="dxa" w:w="1514"/>
-          </w:tcPr>
-          <w:p>
-            <w:r/>
-            <w:r>
-              <w:rPr>
-                <w:rFonts w:ascii="Arial" w:hAnsi="Arial"/>
+        <w:trPr>
+          <w:cantSplit/>
+        </w:trPr>
+        <w:tc>
+          <w:tcPr>
+            <w:tcW w:type="dxa" w:w="1514"/>
+          </w:tcPr>
+          <w:p>
+            <w:r/>
+            <w:r>
+              <w:rPr>
+                <w:rFonts w:ascii="Verdana" w:hAnsi="Verdana"/>
                 <w:b w:val="0"/>
                 <w:sz w:val="16"/>
               </w:rPr>
@@ -2035,7 +2058,7 @@
             <w:r/>
             <w:r>
               <w:rPr>
-                <w:rFonts w:ascii="Arial" w:hAnsi="Arial"/>
+                <w:rFonts w:ascii="Verdana" w:hAnsi="Verdana"/>
                 <w:b w:val="0"/>
                 <w:sz w:val="16"/>
               </w:rPr>
@@ -2051,7 +2074,7 @@
             <w:r/>
             <w:r>
               <w:rPr>
-                <w:rFonts w:ascii="Arial" w:hAnsi="Arial"/>
+                <w:rFonts w:ascii="Verdana" w:hAnsi="Verdana"/>
                 <w:b w:val="0"/>
                 <w:sz w:val="16"/>
               </w:rPr>
@@ -2067,7 +2090,7 @@
             <w:r/>
             <w:r>
               <w:rPr>
-                <w:rFonts w:ascii="Arial" w:hAnsi="Arial"/>
+                <w:rFonts w:ascii="Verdana" w:hAnsi="Verdana"/>
                 <w:b w:val="0"/>
                 <w:sz w:val="16"/>
               </w:rPr>
@@ -2083,7 +2106,7 @@
             <w:r/>
             <w:r>
               <w:rPr>
-                <w:rFonts w:ascii="Arial" w:hAnsi="Arial"/>
+                <w:rFonts w:ascii="Verdana" w:hAnsi="Verdana"/>
                 <w:b w:val="0"/>
                 <w:sz w:val="16"/>
               </w:rPr>
@@ -2099,7 +2122,7 @@
             <w:r/>
             <w:r>
               <w:rPr>
-                <w:rFonts w:ascii="Arial" w:hAnsi="Arial"/>
+                <w:rFonts w:ascii="Verdana" w:hAnsi="Verdana"/>
                 <w:b w:val="0"/>
                 <w:sz w:val="16"/>
               </w:rPr>
@@ -2115,7 +2138,7 @@
             <w:r/>
             <w:r>
               <w:rPr>
-                <w:rFonts w:ascii="Arial" w:hAnsi="Arial"/>
+                <w:rFonts w:ascii="Verdana" w:hAnsi="Verdana"/>
                 <w:b w:val="0"/>
                 <w:sz w:val="16"/>
               </w:rPr>
@@ -2131,7 +2154,7 @@
             <w:r/>
             <w:r>
               <w:rPr>
-                <w:rFonts w:ascii="Arial" w:hAnsi="Arial"/>
+                <w:rFonts w:ascii="Verdana" w:hAnsi="Verdana"/>
                 <w:b w:val="0"/>
                 <w:sz w:val="16"/>
               </w:rPr>
@@ -2147,7 +2170,7 @@
             <w:r/>
             <w:r>
               <w:rPr>
-                <w:rFonts w:ascii="Arial" w:hAnsi="Arial"/>
+                <w:rFonts w:ascii="Verdana" w:hAnsi="Verdana"/>
                 <w:b w:val="0"/>
                 <w:sz w:val="16"/>
               </w:rPr>
@@ -2163,7 +2186,7 @@
             <w:r/>
             <w:r>
               <w:rPr>
-                <w:rFonts w:ascii="Arial" w:hAnsi="Arial"/>
+                <w:rFonts w:ascii="Verdana" w:hAnsi="Verdana"/>
                 <w:b w:val="0"/>
                 <w:sz w:val="16"/>
               </w:rPr>
@@ -2172,15 +2195,18 @@
         </w:tc>
       </w:tr>
       <w:tr>
-        <w:tc>
-          <w:tcPr>
-            <w:tcW w:type="dxa" w:w="1514"/>
-          </w:tcPr>
-          <w:p>
-            <w:r/>
-            <w:r>
-              <w:rPr>
-                <w:rFonts w:ascii="Arial" w:hAnsi="Arial"/>
+        <w:trPr>
+          <w:cantSplit/>
+        </w:trPr>
+        <w:tc>
+          <w:tcPr>
+            <w:tcW w:type="dxa" w:w="1514"/>
+          </w:tcPr>
+          <w:p>
+            <w:r/>
+            <w:r>
+              <w:rPr>
+                <w:rFonts w:ascii="Verdana" w:hAnsi="Verdana"/>
                 <w:b w:val="0"/>
                 <w:sz w:val="16"/>
               </w:rPr>
@@ -2196,7 +2222,7 @@
             <w:r/>
             <w:r>
               <w:rPr>
-                <w:rFonts w:ascii="Arial" w:hAnsi="Arial"/>
+                <w:rFonts w:ascii="Verdana" w:hAnsi="Verdana"/>
                 <w:b w:val="0"/>
                 <w:sz w:val="16"/>
               </w:rPr>
@@ -2212,7 +2238,7 @@
             <w:r/>
             <w:r>
               <w:rPr>
-                <w:rFonts w:ascii="Arial" w:hAnsi="Arial"/>
+                <w:rFonts w:ascii="Verdana" w:hAnsi="Verdana"/>
                 <w:b w:val="0"/>
                 <w:sz w:val="16"/>
               </w:rPr>
@@ -2228,7 +2254,7 @@
             <w:r/>
             <w:r>
               <w:rPr>
-                <w:rFonts w:ascii="Arial" w:hAnsi="Arial"/>
+                <w:rFonts w:ascii="Verdana" w:hAnsi="Verdana"/>
                 <w:b w:val="0"/>
                 <w:sz w:val="16"/>
               </w:rPr>
@@ -2244,7 +2270,7 @@
             <w:r/>
             <w:r>
               <w:rPr>
-                <w:rFonts w:ascii="Arial" w:hAnsi="Arial"/>
+                <w:rFonts w:ascii="Verdana" w:hAnsi="Verdana"/>
                 <w:b w:val="0"/>
                 <w:sz w:val="16"/>
               </w:rPr>
@@ -2260,7 +2286,7 @@
             <w:r/>
             <w:r>
               <w:rPr>
-                <w:rFonts w:ascii="Arial" w:hAnsi="Arial"/>
+                <w:rFonts w:ascii="Verdana" w:hAnsi="Verdana"/>
                 <w:b w:val="0"/>
                 <w:sz w:val="16"/>
               </w:rPr>
@@ -2276,7 +2302,7 @@
             <w:r/>
             <w:r>
               <w:rPr>
-                <w:rFonts w:ascii="Arial" w:hAnsi="Arial"/>
+                <w:rFonts w:ascii="Verdana" w:hAnsi="Verdana"/>
                 <w:b w:val="0"/>
                 <w:sz w:val="16"/>
               </w:rPr>
@@ -2292,7 +2318,7 @@
             <w:r/>
             <w:r>
               <w:rPr>
-                <w:rFonts w:ascii="Arial" w:hAnsi="Arial"/>
+                <w:rFonts w:ascii="Verdana" w:hAnsi="Verdana"/>
                 <w:b w:val="0"/>
                 <w:sz w:val="16"/>
               </w:rPr>
@@ -2308,7 +2334,7 @@
             <w:r/>
             <w:r>
               <w:rPr>
-                <w:rFonts w:ascii="Arial" w:hAnsi="Arial"/>
+                <w:rFonts w:ascii="Verdana" w:hAnsi="Verdana"/>
                 <w:b w:val="0"/>
                 <w:sz w:val="16"/>
               </w:rPr>
@@ -2324,7 +2350,7 @@
             <w:r/>
             <w:r>
               <w:rPr>
-                <w:rFonts w:ascii="Arial" w:hAnsi="Arial"/>
+                <w:rFonts w:ascii="Verdana" w:hAnsi="Verdana"/>
                 <w:b w:val="0"/>
                 <w:sz w:val="16"/>
               </w:rPr>
@@ -2333,15 +2359,18 @@
         </w:tc>
       </w:tr>
       <w:tr>
-        <w:tc>
-          <w:tcPr>
-            <w:tcW w:type="dxa" w:w="1514"/>
-          </w:tcPr>
-          <w:p>
-            <w:r/>
-            <w:r>
-              <w:rPr>
-                <w:rFonts w:ascii="Arial" w:hAnsi="Arial"/>
+        <w:trPr>
+          <w:cantSplit/>
+        </w:trPr>
+        <w:tc>
+          <w:tcPr>
+            <w:tcW w:type="dxa" w:w="1514"/>
+          </w:tcPr>
+          <w:p>
+            <w:r/>
+            <w:r>
+              <w:rPr>
+                <w:rFonts w:ascii="Verdana" w:hAnsi="Verdana"/>
                 <w:b w:val="0"/>
                 <w:sz w:val="16"/>
               </w:rPr>
@@ -2357,7 +2386,7 @@
             <w:r/>
             <w:r>
               <w:rPr>
-                <w:rFonts w:ascii="Arial" w:hAnsi="Arial"/>
+                <w:rFonts w:ascii="Verdana" w:hAnsi="Verdana"/>
                 <w:b w:val="0"/>
                 <w:sz w:val="16"/>
               </w:rPr>
@@ -2373,7 +2402,7 @@
             <w:r/>
             <w:r>
               <w:rPr>
-                <w:rFonts w:ascii="Arial" w:hAnsi="Arial"/>
+                <w:rFonts w:ascii="Verdana" w:hAnsi="Verdana"/>
                 <w:b w:val="0"/>
                 <w:sz w:val="16"/>
               </w:rPr>
@@ -2389,7 +2418,7 @@
             <w:r/>
             <w:r>
               <w:rPr>
-                <w:rFonts w:ascii="Arial" w:hAnsi="Arial"/>
+                <w:rFonts w:ascii="Verdana" w:hAnsi="Verdana"/>
                 <w:b w:val="0"/>
                 <w:sz w:val="16"/>
               </w:rPr>
@@ -2405,7 +2434,7 @@
             <w:r/>
             <w:r>
               <w:rPr>
-                <w:rFonts w:ascii="Arial" w:hAnsi="Arial"/>
+                <w:rFonts w:ascii="Verdana" w:hAnsi="Verdana"/>
                 <w:b w:val="0"/>
                 <w:sz w:val="16"/>
               </w:rPr>
@@ -2421,7 +2450,7 @@
             <w:r/>
             <w:r>
               <w:rPr>
-                <w:rFonts w:ascii="Arial" w:hAnsi="Arial"/>
+                <w:rFonts w:ascii="Verdana" w:hAnsi="Verdana"/>
                 <w:b w:val="0"/>
                 <w:sz w:val="16"/>
               </w:rPr>
@@ -2437,7 +2466,7 @@
             <w:r/>
             <w:r>
               <w:rPr>
-                <w:rFonts w:ascii="Arial" w:hAnsi="Arial"/>
+                <w:rFonts w:ascii="Verdana" w:hAnsi="Verdana"/>
                 <w:b w:val="0"/>
                 <w:sz w:val="16"/>
               </w:rPr>
@@ -2453,7 +2482,7 @@
             <w:r/>
             <w:r>
               <w:rPr>
-                <w:rFonts w:ascii="Arial" w:hAnsi="Arial"/>
+                <w:rFonts w:ascii="Verdana" w:hAnsi="Verdana"/>
                 <w:b w:val="0"/>
                 <w:sz w:val="16"/>
               </w:rPr>
@@ -2469,7 +2498,7 @@
             <w:r/>
             <w:r>
               <w:rPr>
-                <w:rFonts w:ascii="Arial" w:hAnsi="Arial"/>
+                <w:rFonts w:ascii="Verdana" w:hAnsi="Verdana"/>
                 <w:b w:val="0"/>
                 <w:sz w:val="16"/>
               </w:rPr>
@@ -2485,7 +2514,7 @@
             <w:r/>
             <w:r>
               <w:rPr>
-                <w:rFonts w:ascii="Arial" w:hAnsi="Arial"/>
+                <w:rFonts w:ascii="Verdana" w:hAnsi="Verdana"/>
                 <w:b w:val="0"/>
                 <w:sz w:val="16"/>
               </w:rPr>
@@ -2494,15 +2523,18 @@
         </w:tc>
       </w:tr>
       <w:tr>
-        <w:tc>
-          <w:tcPr>
-            <w:tcW w:type="dxa" w:w="1514"/>
-          </w:tcPr>
-          <w:p>
-            <w:r/>
-            <w:r>
-              <w:rPr>
-                <w:rFonts w:ascii="Arial" w:hAnsi="Arial"/>
+        <w:trPr>
+          <w:cantSplit/>
+        </w:trPr>
+        <w:tc>
+          <w:tcPr>
+            <w:tcW w:type="dxa" w:w="1514"/>
+          </w:tcPr>
+          <w:p>
+            <w:r/>
+            <w:r>
+              <w:rPr>
+                <w:rFonts w:ascii="Verdana" w:hAnsi="Verdana"/>
                 <w:b w:val="0"/>
                 <w:sz w:val="16"/>
               </w:rPr>
@@ -2518,7 +2550,7 @@
             <w:r/>
             <w:r>
               <w:rPr>
-                <w:rFonts w:ascii="Arial" w:hAnsi="Arial"/>
+                <w:rFonts w:ascii="Verdana" w:hAnsi="Verdana"/>
                 <w:b w:val="0"/>
                 <w:sz w:val="16"/>
               </w:rPr>
@@ -2534,7 +2566,7 @@
             <w:r/>
             <w:r>
               <w:rPr>
-                <w:rFonts w:ascii="Arial" w:hAnsi="Arial"/>
+                <w:rFonts w:ascii="Verdana" w:hAnsi="Verdana"/>
                 <w:b w:val="0"/>
                 <w:sz w:val="16"/>
               </w:rPr>
@@ -2550,7 +2582,7 @@
             <w:r/>
             <w:r>
               <w:rPr>
-                <w:rFonts w:ascii="Arial" w:hAnsi="Arial"/>
+                <w:rFonts w:ascii="Verdana" w:hAnsi="Verdana"/>
                 <w:b w:val="0"/>
                 <w:sz w:val="16"/>
               </w:rPr>
@@ -2566,7 +2598,7 @@
             <w:r/>
             <w:r>
               <w:rPr>
-                <w:rFonts w:ascii="Arial" w:hAnsi="Arial"/>
+                <w:rFonts w:ascii="Verdana" w:hAnsi="Verdana"/>
                 <w:b w:val="0"/>
                 <w:sz w:val="16"/>
               </w:rPr>
@@ -2582,7 +2614,7 @@
             <w:r/>
             <w:r>
               <w:rPr>
-                <w:rFonts w:ascii="Arial" w:hAnsi="Arial"/>
+                <w:rFonts w:ascii="Verdana" w:hAnsi="Verdana"/>
                 <w:b w:val="0"/>
                 <w:sz w:val="16"/>
               </w:rPr>
@@ -2598,7 +2630,7 @@
             <w:r/>
             <w:r>
               <w:rPr>
-                <w:rFonts w:ascii="Arial" w:hAnsi="Arial"/>
+                <w:rFonts w:ascii="Verdana" w:hAnsi="Verdana"/>
                 <w:b w:val="0"/>
                 <w:sz w:val="16"/>
               </w:rPr>
@@ -2614,7 +2646,7 @@
             <w:r/>
             <w:r>
               <w:rPr>
-                <w:rFonts w:ascii="Arial" w:hAnsi="Arial"/>
+                <w:rFonts w:ascii="Verdana" w:hAnsi="Verdana"/>
                 <w:b w:val="0"/>
                 <w:sz w:val="16"/>
               </w:rPr>
@@ -2630,7 +2662,7 @@
             <w:r/>
             <w:r>
               <w:rPr>
-                <w:rFonts w:ascii="Arial" w:hAnsi="Arial"/>
+                <w:rFonts w:ascii="Verdana" w:hAnsi="Verdana"/>
                 <w:b w:val="0"/>
                 <w:sz w:val="16"/>
               </w:rPr>
@@ -2646,7 +2678,7 @@
             <w:r/>
             <w:r>
               <w:rPr>
-                <w:rFonts w:ascii="Arial" w:hAnsi="Arial"/>
+                <w:rFonts w:ascii="Verdana" w:hAnsi="Verdana"/>
                 <w:b w:val="0"/>
                 <w:sz w:val="16"/>
               </w:rPr>
@@ -2655,15 +2687,18 @@
         </w:tc>
       </w:tr>
       <w:tr>
-        <w:tc>
-          <w:tcPr>
-            <w:tcW w:type="dxa" w:w="1514"/>
-          </w:tcPr>
-          <w:p>
-            <w:r/>
-            <w:r>
-              <w:rPr>
-                <w:rFonts w:ascii="Arial" w:hAnsi="Arial"/>
+        <w:trPr>
+          <w:cantSplit/>
+        </w:trPr>
+        <w:tc>
+          <w:tcPr>
+            <w:tcW w:type="dxa" w:w="1514"/>
+          </w:tcPr>
+          <w:p>
+            <w:r/>
+            <w:r>
+              <w:rPr>
+                <w:rFonts w:ascii="Verdana" w:hAnsi="Verdana"/>
                 <w:b w:val="0"/>
                 <w:sz w:val="16"/>
               </w:rPr>
@@ -2679,7 +2714,7 @@
             <w:r/>
             <w:r>
               <w:rPr>
-                <w:rFonts w:ascii="Arial" w:hAnsi="Arial"/>
+                <w:rFonts w:ascii="Verdana" w:hAnsi="Verdana"/>
                 <w:b w:val="0"/>
                 <w:sz w:val="16"/>
               </w:rPr>
@@ -2695,7 +2730,7 @@
             <w:r/>
             <w:r>
               <w:rPr>
-                <w:rFonts w:ascii="Arial" w:hAnsi="Arial"/>
+                <w:rFonts w:ascii="Verdana" w:hAnsi="Verdana"/>
                 <w:b w:val="0"/>
                 <w:sz w:val="16"/>
               </w:rPr>
@@ -2711,7 +2746,7 @@
             <w:r/>
             <w:r>
               <w:rPr>
-                <w:rFonts w:ascii="Arial" w:hAnsi="Arial"/>
+                <w:rFonts w:ascii="Verdana" w:hAnsi="Verdana"/>
                 <w:b w:val="0"/>
                 <w:sz w:val="16"/>
               </w:rPr>
@@ -2727,7 +2762,7 @@
             <w:r/>
             <w:r>
               <w:rPr>
-                <w:rFonts w:ascii="Arial" w:hAnsi="Arial"/>
+                <w:rFonts w:ascii="Verdana" w:hAnsi="Verdana"/>
                 <w:b w:val="0"/>
                 <w:sz w:val="16"/>
               </w:rPr>
@@ -2743,7 +2778,7 @@
             <w:r/>
             <w:r>
               <w:rPr>
-                <w:rFonts w:ascii="Arial" w:hAnsi="Arial"/>
+                <w:rFonts w:ascii="Verdana" w:hAnsi="Verdana"/>
                 <w:b w:val="0"/>
                 <w:sz w:val="16"/>
               </w:rPr>
@@ -2759,7 +2794,7 @@
             <w:r/>
             <w:r>
               <w:rPr>
-                <w:rFonts w:ascii="Arial" w:hAnsi="Arial"/>
+                <w:rFonts w:ascii="Verdana" w:hAnsi="Verdana"/>
                 <w:b w:val="0"/>
                 <w:sz w:val="16"/>
               </w:rPr>
@@ -2775,7 +2810,7 @@
             <w:r/>
             <w:r>
               <w:rPr>
-                <w:rFonts w:ascii="Arial" w:hAnsi="Arial"/>
+                <w:rFonts w:ascii="Verdana" w:hAnsi="Verdana"/>
                 <w:b w:val="0"/>
                 <w:sz w:val="16"/>
               </w:rPr>
@@ -2791,7 +2826,7 @@
             <w:r/>
             <w:r>
               <w:rPr>
-                <w:rFonts w:ascii="Arial" w:hAnsi="Arial"/>
+                <w:rFonts w:ascii="Verdana" w:hAnsi="Verdana"/>
                 <w:b w:val="0"/>
                 <w:sz w:val="16"/>
               </w:rPr>
@@ -2807,7 +2842,7 @@
             <w:r/>
             <w:r>
               <w:rPr>
-                <w:rFonts w:ascii="Arial" w:hAnsi="Arial"/>
+                <w:rFonts w:ascii="Verdana" w:hAnsi="Verdana"/>
                 <w:b w:val="0"/>
                 <w:sz w:val="16"/>
               </w:rPr>
@@ -2816,15 +2851,18 @@
         </w:tc>
       </w:tr>
       <w:tr>
-        <w:tc>
-          <w:tcPr>
-            <w:tcW w:type="dxa" w:w="1514"/>
-          </w:tcPr>
-          <w:p>
-            <w:r/>
-            <w:r>
-              <w:rPr>
-                <w:rFonts w:ascii="Arial" w:hAnsi="Arial"/>
+        <w:trPr>
+          <w:cantSplit/>
+        </w:trPr>
+        <w:tc>
+          <w:tcPr>
+            <w:tcW w:type="dxa" w:w="1514"/>
+          </w:tcPr>
+          <w:p>
+            <w:r/>
+            <w:r>
+              <w:rPr>
+                <w:rFonts w:ascii="Verdana" w:hAnsi="Verdana"/>
                 <w:b w:val="0"/>
                 <w:sz w:val="16"/>
               </w:rPr>
@@ -2840,7 +2878,7 @@
             <w:r/>
             <w:r>
               <w:rPr>
-                <w:rFonts w:ascii="Arial" w:hAnsi="Arial"/>
+                <w:rFonts w:ascii="Verdana" w:hAnsi="Verdana"/>
                 <w:b w:val="0"/>
                 <w:sz w:val="16"/>
               </w:rPr>
@@ -2856,7 +2894,7 @@
             <w:r/>
             <w:r>
               <w:rPr>
-                <w:rFonts w:ascii="Arial" w:hAnsi="Arial"/>
+                <w:rFonts w:ascii="Verdana" w:hAnsi="Verdana"/>
                 <w:b w:val="0"/>
                 <w:sz w:val="16"/>
               </w:rPr>
@@ -2872,7 +2910,7 @@
             <w:r/>
             <w:r>
               <w:rPr>
-                <w:rFonts w:ascii="Arial" w:hAnsi="Arial"/>
+                <w:rFonts w:ascii="Verdana" w:hAnsi="Verdana"/>
                 <w:b w:val="0"/>
                 <w:sz w:val="16"/>
               </w:rPr>
@@ -2888,7 +2926,7 @@
             <w:r/>
             <w:r>
               <w:rPr>
-                <w:rFonts w:ascii="Arial" w:hAnsi="Arial"/>
+                <w:rFonts w:ascii="Verdana" w:hAnsi="Verdana"/>
                 <w:b w:val="0"/>
                 <w:sz w:val="16"/>
               </w:rPr>
@@ -2904,7 +2942,7 @@
             <w:r/>
             <w:r>
               <w:rPr>
-                <w:rFonts w:ascii="Arial" w:hAnsi="Arial"/>
+                <w:rFonts w:ascii="Verdana" w:hAnsi="Verdana"/>
                 <w:b w:val="0"/>
                 <w:sz w:val="16"/>
               </w:rPr>
@@ -2920,7 +2958,7 @@
             <w:r/>
             <w:r>
               <w:rPr>
-                <w:rFonts w:ascii="Arial" w:hAnsi="Arial"/>
+                <w:rFonts w:ascii="Verdana" w:hAnsi="Verdana"/>
                 <w:b w:val="0"/>
                 <w:sz w:val="16"/>
               </w:rPr>
@@ -2936,7 +2974,7 @@
             <w:r/>
             <w:r>
               <w:rPr>
-                <w:rFonts w:ascii="Arial" w:hAnsi="Arial"/>
+                <w:rFonts w:ascii="Verdana" w:hAnsi="Verdana"/>
                 <w:b w:val="0"/>
                 <w:sz w:val="16"/>
               </w:rPr>
@@ -2952,7 +2990,7 @@
             <w:r/>
             <w:r>
               <w:rPr>
-                <w:rFonts w:ascii="Arial" w:hAnsi="Arial"/>
+                <w:rFonts w:ascii="Verdana" w:hAnsi="Verdana"/>
                 <w:b w:val="0"/>
                 <w:sz w:val="16"/>
               </w:rPr>
@@ -2968,7 +3006,7 @@
             <w:r/>
             <w:r>
               <w:rPr>
-                <w:rFonts w:ascii="Arial" w:hAnsi="Arial"/>
+                <w:rFonts w:ascii="Verdana" w:hAnsi="Verdana"/>
                 <w:b w:val="0"/>
                 <w:sz w:val="16"/>
               </w:rPr>
@@ -2977,15 +3015,18 @@
         </w:tc>
       </w:tr>
       <w:tr>
-        <w:tc>
-          <w:tcPr>
-            <w:tcW w:type="dxa" w:w="1514"/>
-          </w:tcPr>
-          <w:p>
-            <w:r/>
-            <w:r>
-              <w:rPr>
-                <w:rFonts w:ascii="Arial" w:hAnsi="Arial"/>
+        <w:trPr>
+          <w:cantSplit/>
+        </w:trPr>
+        <w:tc>
+          <w:tcPr>
+            <w:tcW w:type="dxa" w:w="1514"/>
+          </w:tcPr>
+          <w:p>
+            <w:r/>
+            <w:r>
+              <w:rPr>
+                <w:rFonts w:ascii="Verdana" w:hAnsi="Verdana"/>
                 <w:b w:val="0"/>
                 <w:sz w:val="16"/>
               </w:rPr>
@@ -3001,7 +3042,7 @@
             <w:r/>
             <w:r>
               <w:rPr>
-                <w:rFonts w:ascii="Arial" w:hAnsi="Arial"/>
+                <w:rFonts w:ascii="Verdana" w:hAnsi="Verdana"/>
                 <w:b w:val="0"/>
                 <w:sz w:val="16"/>
               </w:rPr>
@@ -3017,7 +3058,7 @@
             <w:r/>
             <w:r>
               <w:rPr>
-                <w:rFonts w:ascii="Arial" w:hAnsi="Arial"/>
+                <w:rFonts w:ascii="Verdana" w:hAnsi="Verdana"/>
                 <w:b w:val="0"/>
                 <w:sz w:val="16"/>
               </w:rPr>
@@ -3033,7 +3074,7 @@
             <w:r/>
             <w:r>
               <w:rPr>
-                <w:rFonts w:ascii="Arial" w:hAnsi="Arial"/>
+                <w:rFonts w:ascii="Verdana" w:hAnsi="Verdana"/>
                 <w:b w:val="0"/>
                 <w:sz w:val="16"/>
               </w:rPr>
@@ -3049,7 +3090,7 @@
             <w:r/>
             <w:r>
               <w:rPr>
-                <w:rFonts w:ascii="Arial" w:hAnsi="Arial"/>
+                <w:rFonts w:ascii="Verdana" w:hAnsi="Verdana"/>
                 <w:b w:val="0"/>
                 <w:sz w:val="16"/>
               </w:rPr>
@@ -3065,7 +3106,7 @@
             <w:r/>
             <w:r>
               <w:rPr>
-                <w:rFonts w:ascii="Arial" w:hAnsi="Arial"/>
+                <w:rFonts w:ascii="Verdana" w:hAnsi="Verdana"/>
                 <w:b w:val="0"/>
                 <w:sz w:val="16"/>
               </w:rPr>
@@ -3081,7 +3122,7 @@
             <w:r/>
             <w:r>
               <w:rPr>
-                <w:rFonts w:ascii="Arial" w:hAnsi="Arial"/>
+                <w:rFonts w:ascii="Verdana" w:hAnsi="Verdana"/>
                 <w:b w:val="0"/>
                 <w:sz w:val="16"/>
               </w:rPr>
@@ -3097,7 +3138,7 @@
             <w:r/>
             <w:r>
               <w:rPr>
-                <w:rFonts w:ascii="Arial" w:hAnsi="Arial"/>
+                <w:rFonts w:ascii="Verdana" w:hAnsi="Verdana"/>
                 <w:b w:val="0"/>
                 <w:sz w:val="16"/>
               </w:rPr>
@@ -3113,7 +3154,7 @@
             <w:r/>
             <w:r>
               <w:rPr>
-                <w:rFonts w:ascii="Arial" w:hAnsi="Arial"/>
+                <w:rFonts w:ascii="Verdana" w:hAnsi="Verdana"/>
                 <w:b w:val="0"/>
                 <w:sz w:val="16"/>
               </w:rPr>
@@ -3129,7 +3170,7 @@
             <w:r/>
             <w:r>
               <w:rPr>
-                <w:rFonts w:ascii="Arial" w:hAnsi="Arial"/>
+                <w:rFonts w:ascii="Verdana" w:hAnsi="Verdana"/>
                 <w:b w:val="0"/>
                 <w:sz w:val="16"/>
               </w:rPr>
@@ -3138,15 +3179,18 @@
         </w:tc>
       </w:tr>
       <w:tr>
-        <w:tc>
-          <w:tcPr>
-            <w:tcW w:type="dxa" w:w="1514"/>
-          </w:tcPr>
-          <w:p>
-            <w:r/>
-            <w:r>
-              <w:rPr>
-                <w:rFonts w:ascii="Arial" w:hAnsi="Arial"/>
+        <w:trPr>
+          <w:cantSplit/>
+        </w:trPr>
+        <w:tc>
+          <w:tcPr>
+            <w:tcW w:type="dxa" w:w="1514"/>
+          </w:tcPr>
+          <w:p>
+            <w:r/>
+            <w:r>
+              <w:rPr>
+                <w:rFonts w:ascii="Verdana" w:hAnsi="Verdana"/>
                 <w:b w:val="0"/>
                 <w:sz w:val="16"/>
               </w:rPr>
@@ -3162,7 +3206,7 @@
             <w:r/>
             <w:r>
               <w:rPr>
-                <w:rFonts w:ascii="Arial" w:hAnsi="Arial"/>
+                <w:rFonts w:ascii="Verdana" w:hAnsi="Verdana"/>
                 <w:b w:val="0"/>
                 <w:sz w:val="16"/>
               </w:rPr>
@@ -3178,7 +3222,7 @@
             <w:r/>
             <w:r>
               <w:rPr>
-                <w:rFonts w:ascii="Arial" w:hAnsi="Arial"/>
+                <w:rFonts w:ascii="Verdana" w:hAnsi="Verdana"/>
                 <w:b w:val="0"/>
                 <w:sz w:val="16"/>
               </w:rPr>
@@ -3194,7 +3238,7 @@
             <w:r/>
             <w:r>
               <w:rPr>
-                <w:rFonts w:ascii="Arial" w:hAnsi="Arial"/>
+                <w:rFonts w:ascii="Verdana" w:hAnsi="Verdana"/>
                 <w:b w:val="0"/>
                 <w:sz w:val="16"/>
               </w:rPr>
@@ -3210,7 +3254,7 @@
             <w:r/>
             <w:r>
               <w:rPr>
-                <w:rFonts w:ascii="Arial" w:hAnsi="Arial"/>
+                <w:rFonts w:ascii="Verdana" w:hAnsi="Verdana"/>
                 <w:b w:val="0"/>
                 <w:sz w:val="16"/>
               </w:rPr>
@@ -3226,7 +3270,7 @@
             <w:r/>
             <w:r>
               <w:rPr>
-                <w:rFonts w:ascii="Arial" w:hAnsi="Arial"/>
+                <w:rFonts w:ascii="Verdana" w:hAnsi="Verdana"/>
                 <w:b w:val="0"/>
                 <w:sz w:val="16"/>
               </w:rPr>
@@ -3242,7 +3286,7 @@
             <w:r/>
             <w:r>
               <w:rPr>
-                <w:rFonts w:ascii="Arial" w:hAnsi="Arial"/>
+                <w:rFonts w:ascii="Verdana" w:hAnsi="Verdana"/>
                 <w:b w:val="0"/>
                 <w:sz w:val="16"/>
               </w:rPr>
@@ -3258,7 +3302,7 @@
             <w:r/>
             <w:r>
               <w:rPr>
-                <w:rFonts w:ascii="Arial" w:hAnsi="Arial"/>
+                <w:rFonts w:ascii="Verdana" w:hAnsi="Verdana"/>
                 <w:b w:val="0"/>
                 <w:sz w:val="16"/>
               </w:rPr>
@@ -3274,7 +3318,7 @@
             <w:r/>
             <w:r>
               <w:rPr>
-                <w:rFonts w:ascii="Arial" w:hAnsi="Arial"/>
+                <w:rFonts w:ascii="Verdana" w:hAnsi="Verdana"/>
                 <w:b w:val="0"/>
                 <w:sz w:val="16"/>
               </w:rPr>
@@ -3290,7 +3334,7 @@
             <w:r/>
             <w:r>
               <w:rPr>
-                <w:rFonts w:ascii="Arial" w:hAnsi="Arial"/>
+                <w:rFonts w:ascii="Verdana" w:hAnsi="Verdana"/>
                 <w:b w:val="0"/>
                 <w:sz w:val="16"/>
               </w:rPr>
@@ -3299,15 +3343,18 @@
         </w:tc>
       </w:tr>
       <w:tr>
-        <w:tc>
-          <w:tcPr>
-            <w:tcW w:type="dxa" w:w="1514"/>
-          </w:tcPr>
-          <w:p>
-            <w:r/>
-            <w:r>
-              <w:rPr>
-                <w:rFonts w:ascii="Arial" w:hAnsi="Arial"/>
+        <w:trPr>
+          <w:cantSplit/>
+        </w:trPr>
+        <w:tc>
+          <w:tcPr>
+            <w:tcW w:type="dxa" w:w="1514"/>
+          </w:tcPr>
+          <w:p>
+            <w:r/>
+            <w:r>
+              <w:rPr>
+                <w:rFonts w:ascii="Verdana" w:hAnsi="Verdana"/>
                 <w:b w:val="0"/>
                 <w:sz w:val="16"/>
               </w:rPr>
@@ -3323,7 +3370,7 @@
             <w:r/>
             <w:r>
               <w:rPr>
-                <w:rFonts w:ascii="Arial" w:hAnsi="Arial"/>
+                <w:rFonts w:ascii="Verdana" w:hAnsi="Verdana"/>
                 <w:b w:val="0"/>
                 <w:sz w:val="16"/>
               </w:rPr>
@@ -3339,7 +3386,7 @@
             <w:r/>
             <w:r>
               <w:rPr>
-                <w:rFonts w:ascii="Arial" w:hAnsi="Arial"/>
+                <w:rFonts w:ascii="Verdana" w:hAnsi="Verdana"/>
                 <w:b w:val="0"/>
                 <w:sz w:val="16"/>
               </w:rPr>
@@ -3355,7 +3402,7 @@
             <w:r/>
             <w:r>
               <w:rPr>
-                <w:rFonts w:ascii="Arial" w:hAnsi="Arial"/>
+                <w:rFonts w:ascii="Verdana" w:hAnsi="Verdana"/>
                 <w:b w:val="0"/>
                 <w:sz w:val="16"/>
               </w:rPr>
@@ -3371,7 +3418,7 @@
             <w:r/>
             <w:r>
               <w:rPr>
-                <w:rFonts w:ascii="Arial" w:hAnsi="Arial"/>
+                <w:rFonts w:ascii="Verdana" w:hAnsi="Verdana"/>
                 <w:b w:val="0"/>
                 <w:sz w:val="16"/>
               </w:rPr>
@@ -3387,7 +3434,7 @@
             <w:r/>
             <w:r>
               <w:rPr>
-                <w:rFonts w:ascii="Arial" w:hAnsi="Arial"/>
+                <w:rFonts w:ascii="Verdana" w:hAnsi="Verdana"/>
                 <w:b w:val="0"/>
                 <w:sz w:val="16"/>
               </w:rPr>
@@ -3403,7 +3450,7 @@
             <w:r/>
             <w:r>
               <w:rPr>
-                <w:rFonts w:ascii="Arial" w:hAnsi="Arial"/>
+                <w:rFonts w:ascii="Verdana" w:hAnsi="Verdana"/>
                 <w:b w:val="0"/>
                 <w:sz w:val="16"/>
               </w:rPr>
@@ -3419,7 +3466,7 @@
             <w:r/>
             <w:r>
               <w:rPr>
-                <w:rFonts w:ascii="Arial" w:hAnsi="Arial"/>
+                <w:rFonts w:ascii="Verdana" w:hAnsi="Verdana"/>
                 <w:b w:val="0"/>
                 <w:sz w:val="16"/>
               </w:rPr>
@@ -3435,7 +3482,7 @@
             <w:r/>
             <w:r>
               <w:rPr>
-                <w:rFonts w:ascii="Arial" w:hAnsi="Arial"/>
+                <w:rFonts w:ascii="Verdana" w:hAnsi="Verdana"/>
                 <w:b w:val="0"/>
                 <w:sz w:val="16"/>
               </w:rPr>
@@ -3451,25 +3498,28 @@
             <w:r/>
             <w:r>
               <w:rPr>
-                <w:rFonts w:ascii="Arial" w:hAnsi="Arial"/>
-                <w:b w:val="0"/>
-                <w:sz w:val="16"/>
-              </w:rPr>
-              <w:t>Note 79: La última columna de la tabla contiene el número de registro correspondiente del Chemical Abstracts Service (CAS) de la American Chemical Society</w:t>
+                <w:rFonts w:ascii="Verdana" w:hAnsi="Verdana"/>
+                <w:b w:val="0"/>
+                <w:sz w:val="16"/>
+              </w:rPr>
+              <w:t>Note 79: Para este descriptor, los valores inferiores a –1 indican predominancia de aerosoles dispersantes, cuya concentración aumenta a medida que el valor aumenta negativamente. Valores superiores a +1 indican predominancia de aerosoles absorbentes, cuya concentración aumenta a medida que el valor aumenta positivamente. Los valores comprendidos entre –1 y +1 indican nubes o ruido.</w:t>
             </w:r>
           </w:p>
         </w:tc>
       </w:tr>
       <w:tr>
-        <w:tc>
-          <w:tcPr>
-            <w:tcW w:type="dxa" w:w="1514"/>
-          </w:tcPr>
-          <w:p>
-            <w:r/>
-            <w:r>
-              <w:rPr>
-                <w:rFonts w:ascii="Arial" w:hAnsi="Arial"/>
+        <w:trPr>
+          <w:cantSplit/>
+        </w:trPr>
+        <w:tc>
+          <w:tcPr>
+            <w:tcW w:type="dxa" w:w="1514"/>
+          </w:tcPr>
+          <w:p>
+            <w:r/>
+            <w:r>
+              <w:rPr>
+                <w:rFonts w:ascii="Verdana" w:hAnsi="Verdana"/>
                 <w:b w:val="0"/>
                 <w:sz w:val="16"/>
               </w:rPr>
@@ -3485,7 +3535,7 @@
             <w:r/>
             <w:r>
               <w:rPr>
-                <w:rFonts w:ascii="Arial" w:hAnsi="Arial"/>
+                <w:rFonts w:ascii="Verdana" w:hAnsi="Verdana"/>
                 <w:b w:val="0"/>
                 <w:sz w:val="16"/>
               </w:rPr>
@@ -3501,7 +3551,7 @@
             <w:r/>
             <w:r>
               <w:rPr>
-                <w:rFonts w:ascii="Arial" w:hAnsi="Arial"/>
+                <w:rFonts w:ascii="Verdana" w:hAnsi="Verdana"/>
                 <w:b w:val="0"/>
                 <w:sz w:val="16"/>
               </w:rPr>
@@ -3517,7 +3567,7 @@
             <w:r/>
             <w:r>
               <w:rPr>
-                <w:rFonts w:ascii="Arial" w:hAnsi="Arial"/>
+                <w:rFonts w:ascii="Verdana" w:hAnsi="Verdana"/>
                 <w:b w:val="0"/>
                 <w:sz w:val="16"/>
               </w:rPr>
@@ -3533,7 +3583,7 @@
             <w:r/>
             <w:r>
               <w:rPr>
-                <w:rFonts w:ascii="Arial" w:hAnsi="Arial"/>
+                <w:rFonts w:ascii="Verdana" w:hAnsi="Verdana"/>
                 <w:b w:val="0"/>
                 <w:sz w:val="16"/>
               </w:rPr>
@@ -3549,7 +3599,7 @@
             <w:r/>
             <w:r>
               <w:rPr>
-                <w:rFonts w:ascii="Arial" w:hAnsi="Arial"/>
+                <w:rFonts w:ascii="Verdana" w:hAnsi="Verdana"/>
                 <w:b w:val="0"/>
                 <w:sz w:val="16"/>
               </w:rPr>
@@ -3565,7 +3615,7 @@
             <w:r/>
             <w:r>
               <w:rPr>
-                <w:rFonts w:ascii="Arial" w:hAnsi="Arial"/>
+                <w:rFonts w:ascii="Verdana" w:hAnsi="Verdana"/>
                 <w:b w:val="0"/>
                 <w:sz w:val="16"/>
               </w:rPr>
@@ -3581,7 +3631,7 @@
             <w:r/>
             <w:r>
               <w:rPr>
-                <w:rFonts w:ascii="Arial" w:hAnsi="Arial"/>
+                <w:rFonts w:ascii="Verdana" w:hAnsi="Verdana"/>
                 <w:b w:val="0"/>
                 <w:sz w:val="16"/>
               </w:rPr>
@@ -3597,7 +3647,7 @@
             <w:r/>
             <w:r>
               <w:rPr>
-                <w:rFonts w:ascii="Arial" w:hAnsi="Arial"/>
+                <w:rFonts w:ascii="Verdana" w:hAnsi="Verdana"/>
                 <w:b w:val="0"/>
                 <w:sz w:val="16"/>
               </w:rPr>
@@ -3613,7 +3663,7 @@
             <w:r/>
             <w:r>
               <w:rPr>
-                <w:rFonts w:ascii="Arial" w:hAnsi="Arial"/>
+                <w:rFonts w:ascii="Verdana" w:hAnsi="Verdana"/>
                 <w:b w:val="0"/>
                 <w:sz w:val="16"/>
               </w:rPr>
@@ -3622,15 +3672,18 @@
         </w:tc>
       </w:tr>
       <w:tr>
-        <w:tc>
-          <w:tcPr>
-            <w:tcW w:type="dxa" w:w="1514"/>
-          </w:tcPr>
-          <w:p>
-            <w:r/>
-            <w:r>
-              <w:rPr>
-                <w:rFonts w:ascii="Arial" w:hAnsi="Arial"/>
+        <w:trPr>
+          <w:cantSplit/>
+        </w:trPr>
+        <w:tc>
+          <w:tcPr>
+            <w:tcW w:type="dxa" w:w="1514"/>
+          </w:tcPr>
+          <w:p>
+            <w:r/>
+            <w:r>
+              <w:rPr>
+                <w:rFonts w:ascii="Verdana" w:hAnsi="Verdana"/>
                 <w:b w:val="0"/>
                 <w:sz w:val="16"/>
               </w:rPr>
@@ -3646,7 +3699,7 @@
             <w:r/>
             <w:r>
               <w:rPr>
-                <w:rFonts w:ascii="Arial" w:hAnsi="Arial"/>
+                <w:rFonts w:ascii="Verdana" w:hAnsi="Verdana"/>
                 <w:b w:val="0"/>
                 <w:sz w:val="16"/>
               </w:rPr>
@@ -3662,7 +3715,7 @@
             <w:r/>
             <w:r>
               <w:rPr>
-                <w:rFonts w:ascii="Arial" w:hAnsi="Arial"/>
+                <w:rFonts w:ascii="Verdana" w:hAnsi="Verdana"/>
                 <w:b w:val="0"/>
                 <w:sz w:val="16"/>
               </w:rPr>
@@ -3678,7 +3731,7 @@
             <w:r/>
             <w:r>
               <w:rPr>
-                <w:rFonts w:ascii="Arial" w:hAnsi="Arial"/>
+                <w:rFonts w:ascii="Verdana" w:hAnsi="Verdana"/>
                 <w:b w:val="0"/>
                 <w:sz w:val="16"/>
               </w:rPr>
@@ -3694,7 +3747,7 @@
             <w:r/>
             <w:r>
               <w:rPr>
-                <w:rFonts w:ascii="Arial" w:hAnsi="Arial"/>
+                <w:rFonts w:ascii="Verdana" w:hAnsi="Verdana"/>
                 <w:b w:val="0"/>
                 <w:sz w:val="16"/>
               </w:rPr>
@@ -3710,7 +3763,7 @@
             <w:r/>
             <w:r>
               <w:rPr>
-                <w:rFonts w:ascii="Arial" w:hAnsi="Arial"/>
+                <w:rFonts w:ascii="Verdana" w:hAnsi="Verdana"/>
                 <w:b w:val="0"/>
                 <w:sz w:val="16"/>
               </w:rPr>
@@ -3726,7 +3779,7 @@
             <w:r/>
             <w:r>
               <w:rPr>
-                <w:rFonts w:ascii="Arial" w:hAnsi="Arial"/>
+                <w:rFonts w:ascii="Verdana" w:hAnsi="Verdana"/>
                 <w:b w:val="0"/>
                 <w:sz w:val="16"/>
               </w:rPr>
@@ -3742,7 +3795,7 @@
             <w:r/>
             <w:r>
               <w:rPr>
-                <w:rFonts w:ascii="Arial" w:hAnsi="Arial"/>
+                <w:rFonts w:ascii="Verdana" w:hAnsi="Verdana"/>
                 <w:b w:val="0"/>
                 <w:sz w:val="16"/>
               </w:rPr>
@@ -3758,7 +3811,7 @@
             <w:r/>
             <w:r>
               <w:rPr>
-                <w:rFonts w:ascii="Arial" w:hAnsi="Arial"/>
+                <w:rFonts w:ascii="Verdana" w:hAnsi="Verdana"/>
                 <w:b w:val="0"/>
                 <w:sz w:val="16"/>
               </w:rPr>
@@ -3774,7 +3827,7 @@
             <w:r/>
             <w:r>
               <w:rPr>
-                <w:rFonts w:ascii="Arial" w:hAnsi="Arial"/>
+                <w:rFonts w:ascii="Verdana" w:hAnsi="Verdana"/>
                 <w:b w:val="0"/>
                 <w:sz w:val="16"/>
               </w:rPr>
@@ -3783,15 +3836,18 @@
         </w:tc>
       </w:tr>
       <w:tr>
-        <w:tc>
-          <w:tcPr>
-            <w:tcW w:type="dxa" w:w="1514"/>
-          </w:tcPr>
-          <w:p>
-            <w:r/>
-            <w:r>
-              <w:rPr>
-                <w:rFonts w:ascii="Arial" w:hAnsi="Arial"/>
+        <w:trPr>
+          <w:cantSplit/>
+        </w:trPr>
+        <w:tc>
+          <w:tcPr>
+            <w:tcW w:type="dxa" w:w="1514"/>
+          </w:tcPr>
+          <w:p>
+            <w:r/>
+            <w:r>
+              <w:rPr>
+                <w:rFonts w:ascii="Verdana" w:hAnsi="Verdana"/>
                 <w:b w:val="0"/>
                 <w:sz w:val="16"/>
               </w:rPr>
@@ -3807,7 +3863,7 @@
             <w:r/>
             <w:r>
               <w:rPr>
-                <w:rFonts w:ascii="Arial" w:hAnsi="Arial"/>
+                <w:rFonts w:ascii="Verdana" w:hAnsi="Verdana"/>
                 <w:b w:val="0"/>
                 <w:sz w:val="16"/>
               </w:rPr>
@@ -3823,7 +3879,7 @@
             <w:r/>
             <w:r>
               <w:rPr>
-                <w:rFonts w:ascii="Arial" w:hAnsi="Arial"/>
+                <w:rFonts w:ascii="Verdana" w:hAnsi="Verdana"/>
                 <w:b w:val="0"/>
                 <w:sz w:val="16"/>
               </w:rPr>
@@ -3839,7 +3895,7 @@
             <w:r/>
             <w:r>
               <w:rPr>
-                <w:rFonts w:ascii="Arial" w:hAnsi="Arial"/>
+                <w:rFonts w:ascii="Verdana" w:hAnsi="Verdana"/>
                 <w:b w:val="0"/>
                 <w:sz w:val="16"/>
               </w:rPr>
@@ -3855,7 +3911,7 @@
             <w:r/>
             <w:r>
               <w:rPr>
-                <w:rFonts w:ascii="Arial" w:hAnsi="Arial"/>
+                <w:rFonts w:ascii="Verdana" w:hAnsi="Verdana"/>
                 <w:b w:val="0"/>
                 <w:sz w:val="16"/>
               </w:rPr>
@@ -3871,7 +3927,7 @@
             <w:r/>
             <w:r>
               <w:rPr>
-                <w:rFonts w:ascii="Arial" w:hAnsi="Arial"/>
+                <w:rFonts w:ascii="Verdana" w:hAnsi="Verdana"/>
                 <w:b w:val="0"/>
                 <w:sz w:val="16"/>
               </w:rPr>
@@ -3887,7 +3943,7 @@
             <w:r/>
             <w:r>
               <w:rPr>
-                <w:rFonts w:ascii="Arial" w:hAnsi="Arial"/>
+                <w:rFonts w:ascii="Verdana" w:hAnsi="Verdana"/>
                 <w:b w:val="0"/>
                 <w:sz w:val="16"/>
               </w:rPr>
@@ -3903,7 +3959,7 @@
             <w:r/>
             <w:r>
               <w:rPr>
-                <w:rFonts w:ascii="Arial" w:hAnsi="Arial"/>
+                <w:rFonts w:ascii="Verdana" w:hAnsi="Verdana"/>
                 <w:b w:val="0"/>
                 <w:sz w:val="16"/>
               </w:rPr>
@@ -3919,7 +3975,7 @@
             <w:r/>
             <w:r>
               <w:rPr>
-                <w:rFonts w:ascii="Arial" w:hAnsi="Arial"/>
+                <w:rFonts w:ascii="Verdana" w:hAnsi="Verdana"/>
                 <w:b w:val="0"/>
                 <w:sz w:val="16"/>
               </w:rPr>
@@ -3935,7 +3991,7 @@
             <w:r/>
             <w:r>
               <w:rPr>
-                <w:rFonts w:ascii="Arial" w:hAnsi="Arial"/>
+                <w:rFonts w:ascii="Verdana" w:hAnsi="Verdana"/>
                 <w:b w:val="0"/>
                 <w:sz w:val="16"/>
               </w:rPr>
@@ -3944,15 +4000,18 @@
         </w:tc>
       </w:tr>
       <w:tr>
-        <w:tc>
-          <w:tcPr>
-            <w:tcW w:type="dxa" w:w="1514"/>
-          </w:tcPr>
-          <w:p>
-            <w:r/>
-            <w:r>
-              <w:rPr>
-                <w:rFonts w:ascii="Arial" w:hAnsi="Arial"/>
+        <w:trPr>
+          <w:cantSplit/>
+        </w:trPr>
+        <w:tc>
+          <w:tcPr>
+            <w:tcW w:type="dxa" w:w="1514"/>
+          </w:tcPr>
+          <w:p>
+            <w:r/>
+            <w:r>
+              <w:rPr>
+                <w:rFonts w:ascii="Verdana" w:hAnsi="Verdana"/>
                 <w:b w:val="0"/>
                 <w:sz w:val="16"/>
               </w:rPr>
@@ -3968,7 +4027,7 @@
             <w:r/>
             <w:r>
               <w:rPr>
-                <w:rFonts w:ascii="Arial" w:hAnsi="Arial"/>
+                <w:rFonts w:ascii="Verdana" w:hAnsi="Verdana"/>
                 <w:b w:val="0"/>
                 <w:sz w:val="16"/>
               </w:rPr>
@@ -3984,7 +4043,7 @@
             <w:r/>
             <w:r>
               <w:rPr>
-                <w:rFonts w:ascii="Arial" w:hAnsi="Arial"/>
+                <w:rFonts w:ascii="Verdana" w:hAnsi="Verdana"/>
                 <w:b w:val="0"/>
                 <w:sz w:val="16"/>
               </w:rPr>
@@ -4000,7 +4059,7 @@
             <w:r/>
             <w:r>
               <w:rPr>
-                <w:rFonts w:ascii="Arial" w:hAnsi="Arial"/>
+                <w:rFonts w:ascii="Verdana" w:hAnsi="Verdana"/>
                 <w:b w:val="0"/>
                 <w:sz w:val="16"/>
               </w:rPr>
@@ -4016,7 +4075,7 @@
             <w:r/>
             <w:r>
               <w:rPr>
-                <w:rFonts w:ascii="Arial" w:hAnsi="Arial"/>
+                <w:rFonts w:ascii="Verdana" w:hAnsi="Verdana"/>
                 <w:b w:val="0"/>
                 <w:sz w:val="16"/>
               </w:rPr>
@@ -4032,7 +4091,7 @@
             <w:r/>
             <w:r>
               <w:rPr>
-                <w:rFonts w:ascii="Arial" w:hAnsi="Arial"/>
+                <w:rFonts w:ascii="Verdana" w:hAnsi="Verdana"/>
                 <w:b w:val="0"/>
                 <w:sz w:val="16"/>
               </w:rPr>
@@ -4048,7 +4107,7 @@
             <w:r/>
             <w:r>
               <w:rPr>
-                <w:rFonts w:ascii="Arial" w:hAnsi="Arial"/>
+                <w:rFonts w:ascii="Verdana" w:hAnsi="Verdana"/>
                 <w:b w:val="0"/>
                 <w:sz w:val="16"/>
               </w:rPr>
@@ -4064,7 +4123,7 @@
             <w:r/>
             <w:r>
               <w:rPr>
-                <w:rFonts w:ascii="Arial" w:hAnsi="Arial"/>
+                <w:rFonts w:ascii="Verdana" w:hAnsi="Verdana"/>
                 <w:b w:val="0"/>
                 <w:sz w:val="16"/>
               </w:rPr>
@@ -4080,7 +4139,7 @@
             <w:r/>
             <w:r>
               <w:rPr>
-                <w:rFonts w:ascii="Arial" w:hAnsi="Arial"/>
+                <w:rFonts w:ascii="Verdana" w:hAnsi="Verdana"/>
                 <w:b w:val="0"/>
                 <w:sz w:val="16"/>
               </w:rPr>
@@ -4096,7 +4155,7 @@
             <w:r/>
             <w:r>
               <w:rPr>
-                <w:rFonts w:ascii="Arial" w:hAnsi="Arial"/>
+                <w:rFonts w:ascii="Verdana" w:hAnsi="Verdana"/>
                 <w:b w:val="0"/>
                 <w:sz w:val="16"/>
               </w:rPr>
@@ -4105,15 +4164,18 @@
         </w:tc>
       </w:tr>
       <w:tr>
-        <w:tc>
-          <w:tcPr>
-            <w:tcW w:type="dxa" w:w="1514"/>
-          </w:tcPr>
-          <w:p>
-            <w:r/>
-            <w:r>
-              <w:rPr>
-                <w:rFonts w:ascii="Arial" w:hAnsi="Arial"/>
+        <w:trPr>
+          <w:cantSplit/>
+        </w:trPr>
+        <w:tc>
+          <w:tcPr>
+            <w:tcW w:type="dxa" w:w="1514"/>
+          </w:tcPr>
+          <w:p>
+            <w:r/>
+            <w:r>
+              <w:rPr>
+                <w:rFonts w:ascii="Verdana" w:hAnsi="Verdana"/>
                 <w:b w:val="0"/>
                 <w:sz w:val="16"/>
               </w:rPr>
@@ -4129,7 +4191,7 @@
             <w:r/>
             <w:r>
               <w:rPr>
-                <w:rFonts w:ascii="Arial" w:hAnsi="Arial"/>
+                <w:rFonts w:ascii="Verdana" w:hAnsi="Verdana"/>
                 <w:b w:val="0"/>
                 <w:sz w:val="16"/>
               </w:rPr>
@@ -4145,7 +4207,7 @@
             <w:r/>
             <w:r>
               <w:rPr>
-                <w:rFonts w:ascii="Arial" w:hAnsi="Arial"/>
+                <w:rFonts w:ascii="Verdana" w:hAnsi="Verdana"/>
                 <w:b w:val="0"/>
                 <w:sz w:val="16"/>
               </w:rPr>
@@ -4161,7 +4223,7 @@
             <w:r/>
             <w:r>
               <w:rPr>
-                <w:rFonts w:ascii="Arial" w:hAnsi="Arial"/>
+                <w:rFonts w:ascii="Verdana" w:hAnsi="Verdana"/>
                 <w:b w:val="0"/>
                 <w:sz w:val="16"/>
               </w:rPr>
@@ -4177,7 +4239,7 @@
             <w:r/>
             <w:r>
               <w:rPr>
-                <w:rFonts w:ascii="Arial" w:hAnsi="Arial"/>
+                <w:rFonts w:ascii="Verdana" w:hAnsi="Verdana"/>
                 <w:b w:val="0"/>
                 <w:sz w:val="16"/>
               </w:rPr>
@@ -4193,7 +4255,7 @@
             <w:r/>
             <w:r>
               <w:rPr>
-                <w:rFonts w:ascii="Arial" w:hAnsi="Arial"/>
+                <w:rFonts w:ascii="Verdana" w:hAnsi="Verdana"/>
                 <w:b w:val="0"/>
                 <w:sz w:val="16"/>
               </w:rPr>
@@ -4209,7 +4271,7 @@
             <w:r/>
             <w:r>
               <w:rPr>
-                <w:rFonts w:ascii="Arial" w:hAnsi="Arial"/>
+                <w:rFonts w:ascii="Verdana" w:hAnsi="Verdana"/>
                 <w:b w:val="0"/>
                 <w:sz w:val="16"/>
               </w:rPr>
@@ -4225,7 +4287,7 @@
             <w:r/>
             <w:r>
               <w:rPr>
-                <w:rFonts w:ascii="Arial" w:hAnsi="Arial"/>
+                <w:rFonts w:ascii="Verdana" w:hAnsi="Verdana"/>
                 <w:b w:val="0"/>
                 <w:sz w:val="16"/>
               </w:rPr>
@@ -4241,7 +4303,7 @@
             <w:r/>
             <w:r>
               <w:rPr>
-                <w:rFonts w:ascii="Arial" w:hAnsi="Arial"/>
+                <w:rFonts w:ascii="Verdana" w:hAnsi="Verdana"/>
                 <w:b w:val="0"/>
                 <w:sz w:val="16"/>
               </w:rPr>
@@ -4257,7 +4319,7 @@
             <w:r/>
             <w:r>
               <w:rPr>
-                <w:rFonts w:ascii="Arial" w:hAnsi="Arial"/>
+                <w:rFonts w:ascii="Verdana" w:hAnsi="Verdana"/>
                 <w:b w:val="0"/>
                 <w:sz w:val="16"/>
               </w:rPr>
@@ -4266,15 +4328,18 @@
         </w:tc>
       </w:tr>
       <w:tr>
-        <w:tc>
-          <w:tcPr>
-            <w:tcW w:type="dxa" w:w="1514"/>
-          </w:tcPr>
-          <w:p>
-            <w:r/>
-            <w:r>
-              <w:rPr>
-                <w:rFonts w:ascii="Arial" w:hAnsi="Arial"/>
+        <w:trPr>
+          <w:cantSplit/>
+        </w:trPr>
+        <w:tc>
+          <w:tcPr>
+            <w:tcW w:type="dxa" w:w="1514"/>
+          </w:tcPr>
+          <w:p>
+            <w:r/>
+            <w:r>
+              <w:rPr>
+                <w:rFonts w:ascii="Verdana" w:hAnsi="Verdana"/>
                 <w:b w:val="0"/>
                 <w:sz w:val="16"/>
               </w:rPr>
@@ -4290,7 +4355,7 @@
             <w:r/>
             <w:r>
               <w:rPr>
-                <w:rFonts w:ascii="Arial" w:hAnsi="Arial"/>
+                <w:rFonts w:ascii="Verdana" w:hAnsi="Verdana"/>
                 <w:b w:val="0"/>
                 <w:sz w:val="16"/>
               </w:rPr>
@@ -4306,7 +4371,7 @@
             <w:r/>
             <w:r>
               <w:rPr>
-                <w:rFonts w:ascii="Arial" w:hAnsi="Arial"/>
+                <w:rFonts w:ascii="Verdana" w:hAnsi="Verdana"/>
                 <w:b w:val="0"/>
                 <w:sz w:val="16"/>
               </w:rPr>
@@ -4322,7 +4387,7 @@
             <w:r/>
             <w:r>
               <w:rPr>
-                <w:rFonts w:ascii="Arial" w:hAnsi="Arial"/>
+                <w:rFonts w:ascii="Verdana" w:hAnsi="Verdana"/>
                 <w:b w:val="0"/>
                 <w:sz w:val="16"/>
               </w:rPr>
@@ -4338,7 +4403,7 @@
             <w:r/>
             <w:r>
               <w:rPr>
-                <w:rFonts w:ascii="Arial" w:hAnsi="Arial"/>
+                <w:rFonts w:ascii="Verdana" w:hAnsi="Verdana"/>
                 <w:b w:val="0"/>
                 <w:sz w:val="16"/>
               </w:rPr>
@@ -4354,7 +4419,7 @@
             <w:r/>
             <w:r>
               <w:rPr>
-                <w:rFonts w:ascii="Arial" w:hAnsi="Arial"/>
+                <w:rFonts w:ascii="Verdana" w:hAnsi="Verdana"/>
                 <w:b w:val="0"/>
                 <w:sz w:val="16"/>
               </w:rPr>
@@ -4370,7 +4435,7 @@
             <w:r/>
             <w:r>
               <w:rPr>
-                <w:rFonts w:ascii="Arial" w:hAnsi="Arial"/>
+                <w:rFonts w:ascii="Verdana" w:hAnsi="Verdana"/>
                 <w:b w:val="0"/>
                 <w:sz w:val="16"/>
               </w:rPr>
@@ -4386,7 +4451,7 @@
             <w:r/>
             <w:r>
               <w:rPr>
-                <w:rFonts w:ascii="Arial" w:hAnsi="Arial"/>
+                <w:rFonts w:ascii="Verdana" w:hAnsi="Verdana"/>
                 <w:b w:val="0"/>
                 <w:sz w:val="16"/>
               </w:rPr>
@@ -4402,7 +4467,7 @@
             <w:r/>
             <w:r>
               <w:rPr>
-                <w:rFonts w:ascii="Arial" w:hAnsi="Arial"/>
+                <w:rFonts w:ascii="Verdana" w:hAnsi="Verdana"/>
                 <w:b w:val="0"/>
                 <w:sz w:val="16"/>
               </w:rPr>
@@ -4418,7 +4483,7 @@
             <w:r/>
             <w:r>
               <w:rPr>
-                <w:rFonts w:ascii="Arial" w:hAnsi="Arial"/>
+                <w:rFonts w:ascii="Verdana" w:hAnsi="Verdana"/>
                 <w:b w:val="0"/>
                 <w:sz w:val="16"/>
               </w:rPr>
@@ -4428,15 +4493,18 @@
         </w:tc>
       </w:tr>
       <w:tr>
-        <w:tc>
-          <w:tcPr>
-            <w:tcW w:type="dxa" w:w="1514"/>
-          </w:tcPr>
-          <w:p>
-            <w:r/>
-            <w:r>
-              <w:rPr>
-                <w:rFonts w:ascii="Arial" w:hAnsi="Arial"/>
+        <w:trPr>
+          <w:cantSplit/>
+        </w:trPr>
+        <w:tc>
+          <w:tcPr>
+            <w:tcW w:type="dxa" w:w="1514"/>
+          </w:tcPr>
+          <w:p>
+            <w:r/>
+            <w:r>
+              <w:rPr>
+                <w:rFonts w:ascii="Verdana" w:hAnsi="Verdana"/>
                 <w:b w:val="0"/>
                 <w:sz w:val="16"/>
               </w:rPr>
@@ -4452,7 +4520,7 @@
             <w:r/>
             <w:r>
               <w:rPr>
-                <w:rFonts w:ascii="Arial" w:hAnsi="Arial"/>
+                <w:rFonts w:ascii="Verdana" w:hAnsi="Verdana"/>
                 <w:b w:val="0"/>
                 <w:sz w:val="16"/>
               </w:rPr>
@@ -4468,7 +4536,7 @@
             <w:r/>
             <w:r>
               <w:rPr>
-                <w:rFonts w:ascii="Arial" w:hAnsi="Arial"/>
+                <w:rFonts w:ascii="Verdana" w:hAnsi="Verdana"/>
                 <w:b w:val="0"/>
                 <w:sz w:val="16"/>
               </w:rPr>
@@ -4484,7 +4552,7 @@
             <w:r/>
             <w:r>
               <w:rPr>
-                <w:rFonts w:ascii="Arial" w:hAnsi="Arial"/>
+                <w:rFonts w:ascii="Verdana" w:hAnsi="Verdana"/>
                 <w:b w:val="0"/>
                 <w:sz w:val="16"/>
               </w:rPr>
@@ -4500,7 +4568,7 @@
             <w:r/>
             <w:r>
               <w:rPr>
-                <w:rFonts w:ascii="Arial" w:hAnsi="Arial"/>
+                <w:rFonts w:ascii="Verdana" w:hAnsi="Verdana"/>
                 <w:b w:val="0"/>
                 <w:sz w:val="16"/>
               </w:rPr>
@@ -4516,7 +4584,7 @@
             <w:r/>
             <w:r>
               <w:rPr>
-                <w:rFonts w:ascii="Arial" w:hAnsi="Arial"/>
+                <w:rFonts w:ascii="Verdana" w:hAnsi="Verdana"/>
                 <w:b w:val="0"/>
                 <w:sz w:val="16"/>
               </w:rPr>
@@ -4532,7 +4600,7 @@
             <w:r/>
             <w:r>
               <w:rPr>
-                <w:rFonts w:ascii="Arial" w:hAnsi="Arial"/>
+                <w:rFonts w:ascii="Verdana" w:hAnsi="Verdana"/>
                 <w:b w:val="0"/>
                 <w:sz w:val="16"/>
               </w:rPr>
@@ -4548,7 +4616,7 @@
             <w:r/>
             <w:r>
               <w:rPr>
-                <w:rFonts w:ascii="Arial" w:hAnsi="Arial"/>
+                <w:rFonts w:ascii="Verdana" w:hAnsi="Verdana"/>
                 <w:b w:val="0"/>
                 <w:sz w:val="16"/>
               </w:rPr>
@@ -4564,7 +4632,7 @@
             <w:r/>
             <w:r>
               <w:rPr>
-                <w:rFonts w:ascii="Arial" w:hAnsi="Arial"/>
+                <w:rFonts w:ascii="Verdana" w:hAnsi="Verdana"/>
                 <w:b w:val="0"/>
                 <w:sz w:val="16"/>
               </w:rPr>
@@ -4580,7 +4648,7 @@
             <w:r/>
             <w:r>
               <w:rPr>
-                <w:rFonts w:ascii="Arial" w:hAnsi="Arial"/>
+                <w:rFonts w:ascii="Verdana" w:hAnsi="Verdana"/>
                 <w:b w:val="0"/>
                 <w:sz w:val="16"/>
               </w:rPr>
@@ -4589,15 +4657,18 @@
         </w:tc>
       </w:tr>
       <w:tr>
-        <w:tc>
-          <w:tcPr>
-            <w:tcW w:type="dxa" w:w="1514"/>
-          </w:tcPr>
-          <w:p>
-            <w:r/>
-            <w:r>
-              <w:rPr>
-                <w:rFonts w:ascii="Arial" w:hAnsi="Arial"/>
+        <w:trPr>
+          <w:cantSplit/>
+        </w:trPr>
+        <w:tc>
+          <w:tcPr>
+            <w:tcW w:type="dxa" w:w="1514"/>
+          </w:tcPr>
+          <w:p>
+            <w:r/>
+            <w:r>
+              <w:rPr>
+                <w:rFonts w:ascii="Verdana" w:hAnsi="Verdana"/>
                 <w:b w:val="0"/>
                 <w:sz w:val="16"/>
               </w:rPr>
@@ -4613,7 +4684,7 @@
             <w:r/>
             <w:r>
               <w:rPr>
-                <w:rFonts w:ascii="Arial" w:hAnsi="Arial"/>
+                <w:rFonts w:ascii="Verdana" w:hAnsi="Verdana"/>
                 <w:b w:val="0"/>
                 <w:sz w:val="16"/>
               </w:rPr>
@@ -4629,7 +4700,7 @@
             <w:r/>
             <w:r>
               <w:rPr>
-                <w:rFonts w:ascii="Arial" w:hAnsi="Arial"/>
+                <w:rFonts w:ascii="Verdana" w:hAnsi="Verdana"/>
                 <w:b w:val="0"/>
                 <w:sz w:val="16"/>
               </w:rPr>
@@ -4645,7 +4716,7 @@
             <w:r/>
             <w:r>
               <w:rPr>
-                <w:rFonts w:ascii="Arial" w:hAnsi="Arial"/>
+                <w:rFonts w:ascii="Verdana" w:hAnsi="Verdana"/>
                 <w:b w:val="0"/>
                 <w:sz w:val="16"/>
               </w:rPr>
@@ -4661,7 +4732,7 @@
             <w:r/>
             <w:r>
               <w:rPr>
-                <w:rFonts w:ascii="Arial" w:hAnsi="Arial"/>
+                <w:rFonts w:ascii="Verdana" w:hAnsi="Verdana"/>
                 <w:b w:val="0"/>
                 <w:sz w:val="16"/>
               </w:rPr>
@@ -4677,7 +4748,7 @@
             <w:r/>
             <w:r>
               <w:rPr>
-                <w:rFonts w:ascii="Arial" w:hAnsi="Arial"/>
+                <w:rFonts w:ascii="Verdana" w:hAnsi="Verdana"/>
                 <w:b w:val="0"/>
                 <w:sz w:val="16"/>
               </w:rPr>
@@ -4693,7 +4764,7 @@
             <w:r/>
             <w:r>
               <w:rPr>
-                <w:rFonts w:ascii="Arial" w:hAnsi="Arial"/>
+                <w:rFonts w:ascii="Verdana" w:hAnsi="Verdana"/>
                 <w:b w:val="0"/>
                 <w:sz w:val="16"/>
               </w:rPr>
@@ -4709,7 +4780,7 @@
             <w:r/>
             <w:r>
               <w:rPr>
-                <w:rFonts w:ascii="Arial" w:hAnsi="Arial"/>
+                <w:rFonts w:ascii="Verdana" w:hAnsi="Verdana"/>
                 <w:b w:val="0"/>
                 <w:sz w:val="16"/>
               </w:rPr>
@@ -4725,7 +4796,7 @@
             <w:r/>
             <w:r>
               <w:rPr>
-                <w:rFonts w:ascii="Arial" w:hAnsi="Arial"/>
+                <w:rFonts w:ascii="Verdana" w:hAnsi="Verdana"/>
                 <w:b w:val="0"/>
                 <w:sz w:val="16"/>
               </w:rPr>
@@ -4741,25 +4812,28 @@
             <w:r/>
             <w:r>
               <w:rPr>
-                <w:rFonts w:ascii="Arial" w:hAnsi="Arial"/>
-                <w:b w:val="0"/>
-                <w:sz w:val="16"/>
-              </w:rPr>
-              <w:t>Note 4: El “promedio de tiempo” indica que los valores se promedian de manera permanente a lo largo de un período de tiempo.</w:t>
+                <w:rFonts w:ascii="Verdana" w:hAnsi="Verdana"/>
+                <w:b w:val="0"/>
+                <w:sz w:val="16"/>
+              </w:rPr>
+              <w:t>Note 4: Se necesitan algunos descriptores más para reducir el volumen de trabajo con respecto a la base de datos de la estación, por ejemplo para la identificación del estado federal y la identificación de autopista.</w:t>
             </w:r>
           </w:p>
         </w:tc>
       </w:tr>
       <w:tr>
-        <w:tc>
-          <w:tcPr>
-            <w:tcW w:type="dxa" w:w="1514"/>
-          </w:tcPr>
-          <w:p>
-            <w:r/>
-            <w:r>
-              <w:rPr>
-                <w:rFonts w:ascii="Arial" w:hAnsi="Arial"/>
+        <w:trPr>
+          <w:cantSplit/>
+        </w:trPr>
+        <w:tc>
+          <w:tcPr>
+            <w:tcW w:type="dxa" w:w="1514"/>
+          </w:tcPr>
+          <w:p>
+            <w:r/>
+            <w:r>
+              <w:rPr>
+                <w:rFonts w:ascii="Verdana" w:hAnsi="Verdana"/>
                 <w:b w:val="0"/>
                 <w:sz w:val="16"/>
               </w:rPr>
@@ -4775,7 +4849,7 @@
             <w:r/>
             <w:r>
               <w:rPr>
-                <w:rFonts w:ascii="Arial" w:hAnsi="Arial"/>
+                <w:rFonts w:ascii="Verdana" w:hAnsi="Verdana"/>
                 <w:b w:val="0"/>
                 <w:sz w:val="16"/>
               </w:rPr>
@@ -4791,7 +4865,7 @@
             <w:r/>
             <w:r>
               <w:rPr>
-                <w:rFonts w:ascii="Arial" w:hAnsi="Arial"/>
+                <w:rFonts w:ascii="Verdana" w:hAnsi="Verdana"/>
                 <w:b w:val="0"/>
                 <w:sz w:val="16"/>
               </w:rPr>
@@ -4807,7 +4881,7 @@
             <w:r/>
             <w:r>
               <w:rPr>
-                <w:rFonts w:ascii="Arial" w:hAnsi="Arial"/>
+                <w:rFonts w:ascii="Verdana" w:hAnsi="Verdana"/>
                 <w:b w:val="0"/>
                 <w:sz w:val="16"/>
               </w:rPr>
@@ -4823,7 +4897,7 @@
             <w:r/>
             <w:r>
               <w:rPr>
-                <w:rFonts w:ascii="Arial" w:hAnsi="Arial"/>
+                <w:rFonts w:ascii="Verdana" w:hAnsi="Verdana"/>
                 <w:b w:val="0"/>
                 <w:sz w:val="16"/>
               </w:rPr>
@@ -4839,7 +4913,7 @@
             <w:r/>
             <w:r>
               <w:rPr>
-                <w:rFonts w:ascii="Arial" w:hAnsi="Arial"/>
+                <w:rFonts w:ascii="Verdana" w:hAnsi="Verdana"/>
                 <w:b w:val="0"/>
                 <w:sz w:val="16"/>
               </w:rPr>
@@ -4855,7 +4929,7 @@
             <w:r/>
             <w:r>
               <w:rPr>
-                <w:rFonts w:ascii="Arial" w:hAnsi="Arial"/>
+                <w:rFonts w:ascii="Verdana" w:hAnsi="Verdana"/>
                 <w:b w:val="0"/>
                 <w:sz w:val="16"/>
               </w:rPr>
@@ -4871,7 +4945,7 @@
             <w:r/>
             <w:r>
               <w:rPr>
-                <w:rFonts w:ascii="Arial" w:hAnsi="Arial"/>
+                <w:rFonts w:ascii="Verdana" w:hAnsi="Verdana"/>
                 <w:b w:val="0"/>
                 <w:sz w:val="16"/>
               </w:rPr>
@@ -4887,7 +4961,7 @@
             <w:r/>
             <w:r>
               <w:rPr>
-                <w:rFonts w:ascii="Arial" w:hAnsi="Arial"/>
+                <w:rFonts w:ascii="Verdana" w:hAnsi="Verdana"/>
                 <w:b w:val="0"/>
                 <w:sz w:val="16"/>
               </w:rPr>
@@ -4903,7 +4977,7 @@
             <w:r/>
             <w:r>
               <w:rPr>
-                <w:rFonts w:ascii="Arial" w:hAnsi="Arial"/>
+                <w:rFonts w:ascii="Verdana" w:hAnsi="Verdana"/>
                 <w:b w:val="0"/>
                 <w:sz w:val="16"/>
               </w:rPr>
@@ -4912,15 +4986,18 @@
         </w:tc>
       </w:tr>
       <w:tr>
-        <w:tc>
-          <w:tcPr>
-            <w:tcW w:type="dxa" w:w="1514"/>
-          </w:tcPr>
-          <w:p>
-            <w:r/>
-            <w:r>
-              <w:rPr>
-                <w:rFonts w:ascii="Arial" w:hAnsi="Arial"/>
+        <w:trPr>
+          <w:cantSplit/>
+        </w:trPr>
+        <w:tc>
+          <w:tcPr>
+            <w:tcW w:type="dxa" w:w="1514"/>
+          </w:tcPr>
+          <w:p>
+            <w:r/>
+            <w:r>
+              <w:rPr>
+                <w:rFonts w:ascii="Verdana" w:hAnsi="Verdana"/>
                 <w:b w:val="0"/>
                 <w:sz w:val="16"/>
               </w:rPr>
@@ -4936,7 +5013,7 @@
             <w:r/>
             <w:r>
               <w:rPr>
-                <w:rFonts w:ascii="Arial" w:hAnsi="Arial"/>
+                <w:rFonts w:ascii="Verdana" w:hAnsi="Verdana"/>
                 <w:b w:val="0"/>
                 <w:sz w:val="16"/>
               </w:rPr>
@@ -4952,7 +5029,7 @@
             <w:r/>
             <w:r>
               <w:rPr>
-                <w:rFonts w:ascii="Arial" w:hAnsi="Arial"/>
+                <w:rFonts w:ascii="Verdana" w:hAnsi="Verdana"/>
                 <w:b w:val="0"/>
                 <w:sz w:val="16"/>
               </w:rPr>
@@ -4968,7 +5045,7 @@
             <w:r/>
             <w:r>
               <w:rPr>
-                <w:rFonts w:ascii="Arial" w:hAnsi="Arial"/>
+                <w:rFonts w:ascii="Verdana" w:hAnsi="Verdana"/>
                 <w:b w:val="0"/>
                 <w:sz w:val="16"/>
               </w:rPr>
@@ -4984,7 +5061,7 @@
             <w:r/>
             <w:r>
               <w:rPr>
-                <w:rFonts w:ascii="Arial" w:hAnsi="Arial"/>
+                <w:rFonts w:ascii="Verdana" w:hAnsi="Verdana"/>
                 <w:b w:val="0"/>
                 <w:sz w:val="16"/>
               </w:rPr>
@@ -5000,7 +5077,7 @@
             <w:r/>
             <w:r>
               <w:rPr>
-                <w:rFonts w:ascii="Arial" w:hAnsi="Arial"/>
+                <w:rFonts w:ascii="Verdana" w:hAnsi="Verdana"/>
                 <w:b w:val="0"/>
                 <w:sz w:val="16"/>
               </w:rPr>
@@ -5016,7 +5093,7 @@
             <w:r/>
             <w:r>
               <w:rPr>
-                <w:rFonts w:ascii="Arial" w:hAnsi="Arial"/>
+                <w:rFonts w:ascii="Verdana" w:hAnsi="Verdana"/>
                 <w:b w:val="0"/>
                 <w:sz w:val="16"/>
               </w:rPr>
@@ -5032,7 +5109,7 @@
             <w:r/>
             <w:r>
               <w:rPr>
-                <w:rFonts w:ascii="Arial" w:hAnsi="Arial"/>
+                <w:rFonts w:ascii="Verdana" w:hAnsi="Verdana"/>
                 <w:b w:val="0"/>
                 <w:sz w:val="16"/>
               </w:rPr>
@@ -5048,7 +5125,7 @@
             <w:r/>
             <w:r>
               <w:rPr>
-                <w:rFonts w:ascii="Arial" w:hAnsi="Arial"/>
+                <w:rFonts w:ascii="Verdana" w:hAnsi="Verdana"/>
                 <w:b w:val="0"/>
                 <w:sz w:val="16"/>
               </w:rPr>
@@ -5064,25 +5141,28 @@
             <w:r/>
             <w:r>
               <w:rPr>
-                <w:rFonts w:ascii="Arial" w:hAnsi="Arial"/>
-                <w:b w:val="0"/>
-                <w:sz w:val="16"/>
-              </w:rPr>
-              <w:t>Note 78: Los tres primeros dígitos representan el código de país ISO.</w:t>
+                <w:rFonts w:ascii="Verdana" w:hAnsi="Verdana"/>
+                <w:b w:val="0"/>
+                <w:sz w:val="16"/>
+              </w:rPr>
+              <w:t>Note 78: En la AR IV se notifica la temperatura máxima a las 1200 UTC para el día civil anterior (es decir, la hora final del período no es igual a la hora nominal del informe). Para representar el intervalo de tiempo requerido, se debe incluir dos veces el descriptor 0 04 024. Si el período finaliza a la hora nominal del informe, el valor del segundo 0 04 024 se cifrará en 0.</w:t>
             </w:r>
           </w:p>
         </w:tc>
       </w:tr>
       <w:tr>
-        <w:tc>
-          <w:tcPr>
-            <w:tcW w:type="dxa" w:w="1514"/>
-          </w:tcPr>
-          <w:p>
-            <w:r/>
-            <w:r>
-              <w:rPr>
-                <w:rFonts w:ascii="Arial" w:hAnsi="Arial"/>
+        <w:trPr>
+          <w:cantSplit/>
+        </w:trPr>
+        <w:tc>
+          <w:tcPr>
+            <w:tcW w:type="dxa" w:w="1514"/>
+          </w:tcPr>
+          <w:p>
+            <w:r/>
+            <w:r>
+              <w:rPr>
+                <w:rFonts w:ascii="Verdana" w:hAnsi="Verdana"/>
                 <w:b w:val="0"/>
                 <w:sz w:val="16"/>
               </w:rPr>
@@ -5098,7 +5178,7 @@
             <w:r/>
             <w:r>
               <w:rPr>
-                <w:rFonts w:ascii="Arial" w:hAnsi="Arial"/>
+                <w:rFonts w:ascii="Verdana" w:hAnsi="Verdana"/>
                 <w:b w:val="0"/>
                 <w:sz w:val="16"/>
               </w:rPr>
@@ -5114,7 +5194,7 @@
             <w:r/>
             <w:r>
               <w:rPr>
-                <w:rFonts w:ascii="Arial" w:hAnsi="Arial"/>
+                <w:rFonts w:ascii="Verdana" w:hAnsi="Verdana"/>
                 <w:b w:val="0"/>
                 <w:sz w:val="16"/>
               </w:rPr>
@@ -5130,7 +5210,7 @@
             <w:r/>
             <w:r>
               <w:rPr>
-                <w:rFonts w:ascii="Arial" w:hAnsi="Arial"/>
+                <w:rFonts w:ascii="Verdana" w:hAnsi="Verdana"/>
                 <w:b w:val="0"/>
                 <w:sz w:val="16"/>
               </w:rPr>
@@ -5146,7 +5226,7 @@
             <w:r/>
             <w:r>
               <w:rPr>
-                <w:rFonts w:ascii="Arial" w:hAnsi="Arial"/>
+                <w:rFonts w:ascii="Verdana" w:hAnsi="Verdana"/>
                 <w:b w:val="0"/>
                 <w:sz w:val="16"/>
               </w:rPr>
@@ -5162,7 +5242,7 @@
             <w:r/>
             <w:r>
               <w:rPr>
-                <w:rFonts w:ascii="Arial" w:hAnsi="Arial"/>
+                <w:rFonts w:ascii="Verdana" w:hAnsi="Verdana"/>
                 <w:b w:val="0"/>
                 <w:sz w:val="16"/>
               </w:rPr>
@@ -5178,7 +5258,7 @@
             <w:r/>
             <w:r>
               <w:rPr>
-                <w:rFonts w:ascii="Arial" w:hAnsi="Arial"/>
+                <w:rFonts w:ascii="Verdana" w:hAnsi="Verdana"/>
                 <w:b w:val="0"/>
                 <w:sz w:val="16"/>
               </w:rPr>
@@ -5194,7 +5274,7 @@
             <w:r/>
             <w:r>
               <w:rPr>
-                <w:rFonts w:ascii="Arial" w:hAnsi="Arial"/>
+                <w:rFonts w:ascii="Verdana" w:hAnsi="Verdana"/>
                 <w:b w:val="0"/>
                 <w:sz w:val="16"/>
               </w:rPr>
@@ -5210,7 +5290,7 @@
             <w:r/>
             <w:r>
               <w:rPr>
-                <w:rFonts w:ascii="Arial" w:hAnsi="Arial"/>
+                <w:rFonts w:ascii="Verdana" w:hAnsi="Verdana"/>
                 <w:b w:val="0"/>
                 <w:sz w:val="16"/>
               </w:rPr>
@@ -5226,7 +5306,7 @@
             <w:r/>
             <w:r>
               <w:rPr>
-                <w:rFonts w:ascii="Arial" w:hAnsi="Arial"/>
+                <w:rFonts w:ascii="Verdana" w:hAnsi="Verdana"/>
                 <w:b w:val="0"/>
                 <w:sz w:val="16"/>
               </w:rPr>
@@ -5235,15 +5315,18 @@
         </w:tc>
       </w:tr>
       <w:tr>
-        <w:tc>
-          <w:tcPr>
-            <w:tcW w:type="dxa" w:w="1514"/>
-          </w:tcPr>
-          <w:p>
-            <w:r/>
-            <w:r>
-              <w:rPr>
-                <w:rFonts w:ascii="Arial" w:hAnsi="Arial"/>
+        <w:trPr>
+          <w:cantSplit/>
+        </w:trPr>
+        <w:tc>
+          <w:tcPr>
+            <w:tcW w:type="dxa" w:w="1514"/>
+          </w:tcPr>
+          <w:p>
+            <w:r/>
+            <w:r>
+              <w:rPr>
+                <w:rFonts w:ascii="Verdana" w:hAnsi="Verdana"/>
                 <w:b w:val="0"/>
                 <w:sz w:val="16"/>
               </w:rPr>
@@ -5259,7 +5342,7 @@
             <w:r/>
             <w:r>
               <w:rPr>
-                <w:rFonts w:ascii="Arial" w:hAnsi="Arial"/>
+                <w:rFonts w:ascii="Verdana" w:hAnsi="Verdana"/>
                 <w:b w:val="0"/>
                 <w:sz w:val="16"/>
               </w:rPr>
@@ -5275,7 +5358,7 @@
             <w:r/>
             <w:r>
               <w:rPr>
-                <w:rFonts w:ascii="Arial" w:hAnsi="Arial"/>
+                <w:rFonts w:ascii="Verdana" w:hAnsi="Verdana"/>
                 <w:b w:val="0"/>
                 <w:sz w:val="16"/>
               </w:rPr>
@@ -5291,7 +5374,7 @@
             <w:r/>
             <w:r>
               <w:rPr>
-                <w:rFonts w:ascii="Arial" w:hAnsi="Arial"/>
+                <w:rFonts w:ascii="Verdana" w:hAnsi="Verdana"/>
                 <w:b w:val="0"/>
                 <w:sz w:val="16"/>
               </w:rPr>
@@ -5307,7 +5390,7 @@
             <w:r/>
             <w:r>
               <w:rPr>
-                <w:rFonts w:ascii="Arial" w:hAnsi="Arial"/>
+                <w:rFonts w:ascii="Verdana" w:hAnsi="Verdana"/>
                 <w:b w:val="0"/>
                 <w:sz w:val="16"/>
               </w:rPr>
@@ -5323,7 +5406,7 @@
             <w:r/>
             <w:r>
               <w:rPr>
-                <w:rFonts w:ascii="Arial" w:hAnsi="Arial"/>
+                <w:rFonts w:ascii="Verdana" w:hAnsi="Verdana"/>
                 <w:b w:val="0"/>
                 <w:sz w:val="16"/>
               </w:rPr>
@@ -5339,7 +5422,7 @@
             <w:r/>
             <w:r>
               <w:rPr>
-                <w:rFonts w:ascii="Arial" w:hAnsi="Arial"/>
+                <w:rFonts w:ascii="Verdana" w:hAnsi="Verdana"/>
                 <w:b w:val="0"/>
                 <w:sz w:val="16"/>
               </w:rPr>
@@ -5355,7 +5438,7 @@
             <w:r/>
             <w:r>
               <w:rPr>
-                <w:rFonts w:ascii="Arial" w:hAnsi="Arial"/>
+                <w:rFonts w:ascii="Verdana" w:hAnsi="Verdana"/>
                 <w:b w:val="0"/>
                 <w:sz w:val="16"/>
               </w:rPr>
@@ -5371,7 +5454,7 @@
             <w:r/>
             <w:r>
               <w:rPr>
-                <w:rFonts w:ascii="Arial" w:hAnsi="Arial"/>
+                <w:rFonts w:ascii="Verdana" w:hAnsi="Verdana"/>
                 <w:b w:val="0"/>
                 <w:sz w:val="16"/>
               </w:rPr>
@@ -5387,25 +5470,28 @@
             <w:r/>
             <w:r>
               <w:rPr>
-                <w:rFonts w:ascii="Arial" w:hAnsi="Arial"/>
-                <w:b w:val="0"/>
-                <w:sz w:val="16"/>
-              </w:rPr>
-              <w:t>Note 77: La expresión “en la estación” se refiere a las estaciones terrestres o a las estaciones en un buque.</w:t>
+                <w:rFonts w:ascii="Verdana" w:hAnsi="Verdana"/>
+                <w:b w:val="0"/>
+                <w:sz w:val="16"/>
+              </w:rPr>
+              <w:t>Note 77: En la AR III se notifican las temperaturas máxima diurna y mínima nocturna (es decir, la hora final del período podrá no ser igual a la hora nominal del informe). Para representar el intervalo de tiempo requerido, se debe incluir dos veces el descriptor 0 04 024. Si el período finaliza a la hora nominal del informe, el valor del segundo 0 04 024 se cifrará en 0.</w:t>
             </w:r>
           </w:p>
         </w:tc>
       </w:tr>
       <w:tr>
-        <w:tc>
-          <w:tcPr>
-            <w:tcW w:type="dxa" w:w="1514"/>
-          </w:tcPr>
-          <w:p>
-            <w:r/>
-            <w:r>
-              <w:rPr>
-                <w:rFonts w:ascii="Arial" w:hAnsi="Arial"/>
+        <w:trPr>
+          <w:cantSplit/>
+        </w:trPr>
+        <w:tc>
+          <w:tcPr>
+            <w:tcW w:type="dxa" w:w="1514"/>
+          </w:tcPr>
+          <w:p>
+            <w:r/>
+            <w:r>
+              <w:rPr>
+                <w:rFonts w:ascii="Verdana" w:hAnsi="Verdana"/>
                 <w:b w:val="0"/>
                 <w:sz w:val="16"/>
               </w:rPr>
@@ -5421,7 +5507,7 @@
             <w:r/>
             <w:r>
               <w:rPr>
-                <w:rFonts w:ascii="Arial" w:hAnsi="Arial"/>
+                <w:rFonts w:ascii="Verdana" w:hAnsi="Verdana"/>
                 <w:b w:val="0"/>
                 <w:sz w:val="16"/>
               </w:rPr>
@@ -5437,7 +5523,7 @@
             <w:r/>
             <w:r>
               <w:rPr>
-                <w:rFonts w:ascii="Arial" w:hAnsi="Arial"/>
+                <w:rFonts w:ascii="Verdana" w:hAnsi="Verdana"/>
                 <w:b w:val="0"/>
                 <w:sz w:val="16"/>
               </w:rPr>
@@ -5453,7 +5539,7 @@
             <w:r/>
             <w:r>
               <w:rPr>
-                <w:rFonts w:ascii="Arial" w:hAnsi="Arial"/>
+                <w:rFonts w:ascii="Verdana" w:hAnsi="Verdana"/>
                 <w:b w:val="0"/>
                 <w:sz w:val="16"/>
               </w:rPr>
@@ -5469,7 +5555,7 @@
             <w:r/>
             <w:r>
               <w:rPr>
-                <w:rFonts w:ascii="Arial" w:hAnsi="Arial"/>
+                <w:rFonts w:ascii="Verdana" w:hAnsi="Verdana"/>
                 <w:b w:val="0"/>
                 <w:sz w:val="16"/>
               </w:rPr>
@@ -5485,7 +5571,7 @@
             <w:r/>
             <w:r>
               <w:rPr>
-                <w:rFonts w:ascii="Arial" w:hAnsi="Arial"/>
+                <w:rFonts w:ascii="Verdana" w:hAnsi="Verdana"/>
                 <w:b w:val="0"/>
                 <w:sz w:val="16"/>
               </w:rPr>
@@ -5501,7 +5587,7 @@
             <w:r/>
             <w:r>
               <w:rPr>
-                <w:rFonts w:ascii="Arial" w:hAnsi="Arial"/>
+                <w:rFonts w:ascii="Verdana" w:hAnsi="Verdana"/>
                 <w:b w:val="0"/>
                 <w:sz w:val="16"/>
               </w:rPr>
@@ -5517,7 +5603,7 @@
             <w:r/>
             <w:r>
               <w:rPr>
-                <w:rFonts w:ascii="Arial" w:hAnsi="Arial"/>
+                <w:rFonts w:ascii="Verdana" w:hAnsi="Verdana"/>
                 <w:b w:val="0"/>
                 <w:sz w:val="16"/>
               </w:rPr>
@@ -5533,7 +5619,7 @@
             <w:r/>
             <w:r>
               <w:rPr>
-                <w:rFonts w:ascii="Arial" w:hAnsi="Arial"/>
+                <w:rFonts w:ascii="Verdana" w:hAnsi="Verdana"/>
                 <w:b w:val="0"/>
                 <w:sz w:val="16"/>
               </w:rPr>
@@ -5549,25 +5635,28 @@
             <w:r/>
             <w:r>
               <w:rPr>
-                <w:rFonts w:ascii="Arial" w:hAnsi="Arial"/>
-                <w:b w:val="0"/>
-                <w:sz w:val="16"/>
-              </w:rPr>
-              <w:t>Note 80: La parte central de la presente tabla de cifrado (cifras de clave 100–199) incluye términos a diversos niveles, referidos a estaciones automáticas sencillas y luego cada vez más complejas.</w:t>
+                <w:rFonts w:ascii="Verdana" w:hAnsi="Verdana"/>
+                <w:b w:val="0"/>
+                <w:sz w:val="16"/>
+              </w:rPr>
+              <w:t>Note 80: Para este descriptor, las unidades representan la desviación climatológica estándar del valor del ozono troposférico para una latitud determinada. Por valor de 5,0 indica un perfil con un valor del ozono troposférico de 5,0 respecto de la desviación estándar superior al promedio climatológico. ejemplo, un</w:t>
             </w:r>
           </w:p>
         </w:tc>
       </w:tr>
       <w:tr>
-        <w:tc>
-          <w:tcPr>
-            <w:tcW w:type="dxa" w:w="1514"/>
-          </w:tcPr>
-          <w:p>
-            <w:r/>
-            <w:r>
-              <w:rPr>
-                <w:rFonts w:ascii="Arial" w:hAnsi="Arial"/>
+        <w:trPr>
+          <w:cantSplit/>
+        </w:trPr>
+        <w:tc>
+          <w:tcPr>
+            <w:tcW w:type="dxa" w:w="1514"/>
+          </w:tcPr>
+          <w:p>
+            <w:r/>
+            <w:r>
+              <w:rPr>
+                <w:rFonts w:ascii="Verdana" w:hAnsi="Verdana"/>
                 <w:b w:val="0"/>
                 <w:sz w:val="16"/>
               </w:rPr>
@@ -5583,7 +5672,7 @@
             <w:r/>
             <w:r>
               <w:rPr>
-                <w:rFonts w:ascii="Arial" w:hAnsi="Arial"/>
+                <w:rFonts w:ascii="Verdana" w:hAnsi="Verdana"/>
                 <w:b w:val="0"/>
                 <w:sz w:val="16"/>
               </w:rPr>
@@ -5599,7 +5688,7 @@
             <w:r/>
             <w:r>
               <w:rPr>
-                <w:rFonts w:ascii="Arial" w:hAnsi="Arial"/>
+                <w:rFonts w:ascii="Verdana" w:hAnsi="Verdana"/>
                 <w:b w:val="0"/>
                 <w:sz w:val="16"/>
               </w:rPr>
@@ -5615,7 +5704,7 @@
             <w:r/>
             <w:r>
               <w:rPr>
-                <w:rFonts w:ascii="Arial" w:hAnsi="Arial"/>
+                <w:rFonts w:ascii="Verdana" w:hAnsi="Verdana"/>
                 <w:b w:val="0"/>
                 <w:sz w:val="16"/>
               </w:rPr>
@@ -5631,7 +5720,7 @@
             <w:r/>
             <w:r>
               <w:rPr>
-                <w:rFonts w:ascii="Arial" w:hAnsi="Arial"/>
+                <w:rFonts w:ascii="Verdana" w:hAnsi="Verdana"/>
                 <w:b w:val="0"/>
                 <w:sz w:val="16"/>
               </w:rPr>
@@ -5647,7 +5736,7 @@
             <w:r/>
             <w:r>
               <w:rPr>
-                <w:rFonts w:ascii="Arial" w:hAnsi="Arial"/>
+                <w:rFonts w:ascii="Verdana" w:hAnsi="Verdana"/>
                 <w:b w:val="0"/>
                 <w:sz w:val="16"/>
               </w:rPr>
@@ -5663,7 +5752,7 @@
             <w:r/>
             <w:r>
               <w:rPr>
-                <w:rFonts w:ascii="Arial" w:hAnsi="Arial"/>
+                <w:rFonts w:ascii="Verdana" w:hAnsi="Verdana"/>
                 <w:b w:val="0"/>
                 <w:sz w:val="16"/>
               </w:rPr>
@@ -5679,7 +5768,7 @@
             <w:r/>
             <w:r>
               <w:rPr>
-                <w:rFonts w:ascii="Arial" w:hAnsi="Arial"/>
+                <w:rFonts w:ascii="Verdana" w:hAnsi="Verdana"/>
                 <w:b w:val="0"/>
                 <w:sz w:val="16"/>
               </w:rPr>
@@ -5695,7 +5784,7 @@
             <w:r/>
             <w:r>
               <w:rPr>
-                <w:rFonts w:ascii="Arial" w:hAnsi="Arial"/>
+                <w:rFonts w:ascii="Verdana" w:hAnsi="Verdana"/>
                 <w:b w:val="0"/>
                 <w:sz w:val="16"/>
               </w:rPr>
@@ -5711,7 +5800,7 @@
             <w:r/>
             <w:r>
               <w:rPr>
-                <w:rFonts w:ascii="Arial" w:hAnsi="Arial"/>
+                <w:rFonts w:ascii="Verdana" w:hAnsi="Verdana"/>
                 <w:b w:val="0"/>
                 <w:sz w:val="16"/>
               </w:rPr>
@@ -5720,15 +5809,18 @@
         </w:tc>
       </w:tr>
       <w:tr>
-        <w:tc>
-          <w:tcPr>
-            <w:tcW w:type="dxa" w:w="1514"/>
-          </w:tcPr>
-          <w:p>
-            <w:r/>
-            <w:r>
-              <w:rPr>
-                <w:rFonts w:ascii="Arial" w:hAnsi="Arial"/>
+        <w:trPr>
+          <w:cantSplit/>
+        </w:trPr>
+        <w:tc>
+          <w:tcPr>
+            <w:tcW w:type="dxa" w:w="1514"/>
+          </w:tcPr>
+          <w:p>
+            <w:r/>
+            <w:r>
+              <w:rPr>
+                <w:rFonts w:ascii="Verdana" w:hAnsi="Verdana"/>
                 <w:b w:val="0"/>
                 <w:sz w:val="16"/>
               </w:rPr>
@@ -5744,7 +5836,7 @@
             <w:r/>
             <w:r>
               <w:rPr>
-                <w:rFonts w:ascii="Arial" w:hAnsi="Arial"/>
+                <w:rFonts w:ascii="Verdana" w:hAnsi="Verdana"/>
                 <w:b w:val="0"/>
                 <w:sz w:val="16"/>
               </w:rPr>
@@ -5760,7 +5852,7 @@
             <w:r/>
             <w:r>
               <w:rPr>
-                <w:rFonts w:ascii="Arial" w:hAnsi="Arial"/>
+                <w:rFonts w:ascii="Verdana" w:hAnsi="Verdana"/>
                 <w:b w:val="0"/>
                 <w:sz w:val="16"/>
               </w:rPr>
@@ -5776,7 +5868,7 @@
             <w:r/>
             <w:r>
               <w:rPr>
-                <w:rFonts w:ascii="Arial" w:hAnsi="Arial"/>
+                <w:rFonts w:ascii="Verdana" w:hAnsi="Verdana"/>
                 <w:b w:val="0"/>
                 <w:sz w:val="16"/>
               </w:rPr>
@@ -5792,7 +5884,7 @@
             <w:r/>
             <w:r>
               <w:rPr>
-                <w:rFonts w:ascii="Arial" w:hAnsi="Arial"/>
+                <w:rFonts w:ascii="Verdana" w:hAnsi="Verdana"/>
                 <w:b w:val="0"/>
                 <w:sz w:val="16"/>
               </w:rPr>
@@ -5808,7 +5900,7 @@
             <w:r/>
             <w:r>
               <w:rPr>
-                <w:rFonts w:ascii="Arial" w:hAnsi="Arial"/>
+                <w:rFonts w:ascii="Verdana" w:hAnsi="Verdana"/>
                 <w:b w:val="0"/>
                 <w:sz w:val="16"/>
               </w:rPr>
@@ -5824,7 +5916,7 @@
             <w:r/>
             <w:r>
               <w:rPr>
-                <w:rFonts w:ascii="Arial" w:hAnsi="Arial"/>
+                <w:rFonts w:ascii="Verdana" w:hAnsi="Verdana"/>
                 <w:b w:val="0"/>
                 <w:sz w:val="16"/>
               </w:rPr>
@@ -5840,7 +5932,7 @@
             <w:r/>
             <w:r>
               <w:rPr>
-                <w:rFonts w:ascii="Arial" w:hAnsi="Arial"/>
+                <w:rFonts w:ascii="Verdana" w:hAnsi="Verdana"/>
                 <w:b w:val="0"/>
                 <w:sz w:val="16"/>
               </w:rPr>
@@ -5856,7 +5948,7 @@
             <w:r/>
             <w:r>
               <w:rPr>
-                <w:rFonts w:ascii="Arial" w:hAnsi="Arial"/>
+                <w:rFonts w:ascii="Verdana" w:hAnsi="Verdana"/>
                 <w:b w:val="0"/>
                 <w:sz w:val="16"/>
               </w:rPr>
@@ -5872,7 +5964,7 @@
             <w:r/>
             <w:r>
               <w:rPr>
-                <w:rFonts w:ascii="Arial" w:hAnsi="Arial"/>
+                <w:rFonts w:ascii="Verdana" w:hAnsi="Verdana"/>
                 <w:b w:val="0"/>
                 <w:sz w:val="16"/>
               </w:rPr>
@@ -5881,15 +5973,18 @@
         </w:tc>
       </w:tr>
       <w:tr>
-        <w:tc>
-          <w:tcPr>
-            <w:tcW w:type="dxa" w:w="1514"/>
-          </w:tcPr>
-          <w:p>
-            <w:r/>
-            <w:r>
-              <w:rPr>
-                <w:rFonts w:ascii="Arial" w:hAnsi="Arial"/>
+        <w:trPr>
+          <w:cantSplit/>
+        </w:trPr>
+        <w:tc>
+          <w:tcPr>
+            <w:tcW w:type="dxa" w:w="1514"/>
+          </w:tcPr>
+          <w:p>
+            <w:r/>
+            <w:r>
+              <w:rPr>
+                <w:rFonts w:ascii="Verdana" w:hAnsi="Verdana"/>
                 <w:b w:val="0"/>
                 <w:sz w:val="16"/>
               </w:rPr>
@@ -5905,7 +6000,7 @@
             <w:r/>
             <w:r>
               <w:rPr>
-                <w:rFonts w:ascii="Arial" w:hAnsi="Arial"/>
+                <w:rFonts w:ascii="Verdana" w:hAnsi="Verdana"/>
                 <w:b w:val="0"/>
                 <w:sz w:val="16"/>
               </w:rPr>
@@ -5921,7 +6016,7 @@
             <w:r/>
             <w:r>
               <w:rPr>
-                <w:rFonts w:ascii="Arial" w:hAnsi="Arial"/>
+                <w:rFonts w:ascii="Verdana" w:hAnsi="Verdana"/>
                 <w:b w:val="0"/>
                 <w:sz w:val="16"/>
               </w:rPr>
@@ -5937,7 +6032,7 @@
             <w:r/>
             <w:r>
               <w:rPr>
-                <w:rFonts w:ascii="Arial" w:hAnsi="Arial"/>
+                <w:rFonts w:ascii="Verdana" w:hAnsi="Verdana"/>
                 <w:b w:val="0"/>
                 <w:sz w:val="16"/>
               </w:rPr>
@@ -5953,7 +6048,7 @@
             <w:r/>
             <w:r>
               <w:rPr>
-                <w:rFonts w:ascii="Arial" w:hAnsi="Arial"/>
+                <w:rFonts w:ascii="Verdana" w:hAnsi="Verdana"/>
                 <w:b w:val="0"/>
                 <w:sz w:val="16"/>
               </w:rPr>
@@ -5969,7 +6064,7 @@
             <w:r/>
             <w:r>
               <w:rPr>
-                <w:rFonts w:ascii="Arial" w:hAnsi="Arial"/>
+                <w:rFonts w:ascii="Verdana" w:hAnsi="Verdana"/>
                 <w:b w:val="0"/>
                 <w:sz w:val="16"/>
               </w:rPr>
@@ -5985,7 +6080,7 @@
             <w:r/>
             <w:r>
               <w:rPr>
-                <w:rFonts w:ascii="Arial" w:hAnsi="Arial"/>
+                <w:rFonts w:ascii="Verdana" w:hAnsi="Verdana"/>
                 <w:b w:val="0"/>
                 <w:sz w:val="16"/>
               </w:rPr>
@@ -6001,7 +6096,7 @@
             <w:r/>
             <w:r>
               <w:rPr>
-                <w:rFonts w:ascii="Arial" w:hAnsi="Arial"/>
+                <w:rFonts w:ascii="Verdana" w:hAnsi="Verdana"/>
                 <w:b w:val="0"/>
                 <w:sz w:val="16"/>
               </w:rPr>
@@ -6017,7 +6112,7 @@
             <w:r/>
             <w:r>
               <w:rPr>
-                <w:rFonts w:ascii="Arial" w:hAnsi="Arial"/>
+                <w:rFonts w:ascii="Verdana" w:hAnsi="Verdana"/>
                 <w:b w:val="0"/>
                 <w:sz w:val="16"/>
               </w:rPr>
@@ -6033,7 +6128,7 @@
             <w:r/>
             <w:r>
               <w:rPr>
-                <w:rFonts w:ascii="Arial" w:hAnsi="Arial"/>
+                <w:rFonts w:ascii="Verdana" w:hAnsi="Verdana"/>
                 <w:b w:val="0"/>
                 <w:sz w:val="16"/>
               </w:rPr>
@@ -6042,15 +6137,18 @@
         </w:tc>
       </w:tr>
       <w:tr>
-        <w:tc>
-          <w:tcPr>
-            <w:tcW w:type="dxa" w:w="1514"/>
-          </w:tcPr>
-          <w:p>
-            <w:r/>
-            <w:r>
-              <w:rPr>
-                <w:rFonts w:ascii="Arial" w:hAnsi="Arial"/>
+        <w:trPr>
+          <w:cantSplit/>
+        </w:trPr>
+        <w:tc>
+          <w:tcPr>
+            <w:tcW w:type="dxa" w:w="1514"/>
+          </w:tcPr>
+          <w:p>
+            <w:r/>
+            <w:r>
+              <w:rPr>
+                <w:rFonts w:ascii="Verdana" w:hAnsi="Verdana"/>
                 <w:b w:val="0"/>
                 <w:sz w:val="16"/>
               </w:rPr>
@@ -6066,7 +6164,7 @@
             <w:r/>
             <w:r>
               <w:rPr>
-                <w:rFonts w:ascii="Arial" w:hAnsi="Arial"/>
+                <w:rFonts w:ascii="Verdana" w:hAnsi="Verdana"/>
                 <w:b w:val="0"/>
                 <w:sz w:val="16"/>
               </w:rPr>
@@ -6082,7 +6180,7 @@
             <w:r/>
             <w:r>
               <w:rPr>
-                <w:rFonts w:ascii="Arial" w:hAnsi="Arial"/>
+                <w:rFonts w:ascii="Verdana" w:hAnsi="Verdana"/>
                 <w:b w:val="0"/>
                 <w:sz w:val="16"/>
               </w:rPr>
@@ -6098,7 +6196,7 @@
             <w:r/>
             <w:r>
               <w:rPr>
-                <w:rFonts w:ascii="Arial" w:hAnsi="Arial"/>
+                <w:rFonts w:ascii="Verdana" w:hAnsi="Verdana"/>
                 <w:b w:val="0"/>
                 <w:sz w:val="16"/>
               </w:rPr>
@@ -6114,7 +6212,7 @@
             <w:r/>
             <w:r>
               <w:rPr>
-                <w:rFonts w:ascii="Arial" w:hAnsi="Arial"/>
+                <w:rFonts w:ascii="Verdana" w:hAnsi="Verdana"/>
                 <w:b w:val="0"/>
                 <w:sz w:val="16"/>
               </w:rPr>
@@ -6130,7 +6228,7 @@
             <w:r/>
             <w:r>
               <w:rPr>
-                <w:rFonts w:ascii="Arial" w:hAnsi="Arial"/>
+                <w:rFonts w:ascii="Verdana" w:hAnsi="Verdana"/>
                 <w:b w:val="0"/>
                 <w:sz w:val="16"/>
               </w:rPr>
@@ -6146,7 +6244,7 @@
             <w:r/>
             <w:r>
               <w:rPr>
-                <w:rFonts w:ascii="Arial" w:hAnsi="Arial"/>
+                <w:rFonts w:ascii="Verdana" w:hAnsi="Verdana"/>
                 <w:b w:val="0"/>
                 <w:sz w:val="16"/>
               </w:rPr>
@@ -6162,7 +6260,7 @@
             <w:r/>
             <w:r>
               <w:rPr>
-                <w:rFonts w:ascii="Arial" w:hAnsi="Arial"/>
+                <w:rFonts w:ascii="Verdana" w:hAnsi="Verdana"/>
                 <w:b w:val="0"/>
                 <w:sz w:val="16"/>
               </w:rPr>
@@ -6178,7 +6276,7 @@
             <w:r/>
             <w:r>
               <w:rPr>
-                <w:rFonts w:ascii="Arial" w:hAnsi="Arial"/>
+                <w:rFonts w:ascii="Verdana" w:hAnsi="Verdana"/>
                 <w:b w:val="0"/>
                 <w:sz w:val="16"/>
               </w:rPr>
@@ -6194,7 +6292,7 @@
             <w:r/>
             <w:r>
               <w:rPr>
-                <w:rFonts w:ascii="Arial" w:hAnsi="Arial"/>
+                <w:rFonts w:ascii="Verdana" w:hAnsi="Verdana"/>
                 <w:b w:val="0"/>
                 <w:sz w:val="16"/>
               </w:rPr>
@@ -6203,15 +6301,18 @@
         </w:tc>
       </w:tr>
       <w:tr>
-        <w:tc>
-          <w:tcPr>
-            <w:tcW w:type="dxa" w:w="1514"/>
-          </w:tcPr>
-          <w:p>
-            <w:r/>
-            <w:r>
-              <w:rPr>
-                <w:rFonts w:ascii="Arial" w:hAnsi="Arial"/>
+        <w:trPr>
+          <w:cantSplit/>
+        </w:trPr>
+        <w:tc>
+          <w:tcPr>
+            <w:tcW w:type="dxa" w:w="1514"/>
+          </w:tcPr>
+          <w:p>
+            <w:r/>
+            <w:r>
+              <w:rPr>
+                <w:rFonts w:ascii="Verdana" w:hAnsi="Verdana"/>
                 <w:b w:val="0"/>
                 <w:sz w:val="16"/>
               </w:rPr>
@@ -6227,7 +6328,7 @@
             <w:r/>
             <w:r>
               <w:rPr>
-                <w:rFonts w:ascii="Arial" w:hAnsi="Arial"/>
+                <w:rFonts w:ascii="Verdana" w:hAnsi="Verdana"/>
                 <w:b w:val="0"/>
                 <w:sz w:val="16"/>
               </w:rPr>
@@ -6243,7 +6344,7 @@
             <w:r/>
             <w:r>
               <w:rPr>
-                <w:rFonts w:ascii="Arial" w:hAnsi="Arial"/>
+                <w:rFonts w:ascii="Verdana" w:hAnsi="Verdana"/>
                 <w:b w:val="0"/>
                 <w:sz w:val="16"/>
               </w:rPr>
@@ -6259,7 +6360,7 @@
             <w:r/>
             <w:r>
               <w:rPr>
-                <w:rFonts w:ascii="Arial" w:hAnsi="Arial"/>
+                <w:rFonts w:ascii="Verdana" w:hAnsi="Verdana"/>
                 <w:b w:val="0"/>
                 <w:sz w:val="16"/>
               </w:rPr>
@@ -6275,7 +6376,7 @@
             <w:r/>
             <w:r>
               <w:rPr>
-                <w:rFonts w:ascii="Arial" w:hAnsi="Arial"/>
+                <w:rFonts w:ascii="Verdana" w:hAnsi="Verdana"/>
                 <w:b w:val="0"/>
                 <w:sz w:val="16"/>
               </w:rPr>
@@ -6291,7 +6392,7 @@
             <w:r/>
             <w:r>
               <w:rPr>
-                <w:rFonts w:ascii="Arial" w:hAnsi="Arial"/>
+                <w:rFonts w:ascii="Verdana" w:hAnsi="Verdana"/>
                 <w:b w:val="0"/>
                 <w:sz w:val="16"/>
               </w:rPr>
@@ -6307,7 +6408,7 @@
             <w:r/>
             <w:r>
               <w:rPr>
-                <w:rFonts w:ascii="Arial" w:hAnsi="Arial"/>
+                <w:rFonts w:ascii="Verdana" w:hAnsi="Verdana"/>
                 <w:b w:val="0"/>
                 <w:sz w:val="16"/>
               </w:rPr>
@@ -6323,7 +6424,7 @@
             <w:r/>
             <w:r>
               <w:rPr>
-                <w:rFonts w:ascii="Arial" w:hAnsi="Arial"/>
+                <w:rFonts w:ascii="Verdana" w:hAnsi="Verdana"/>
                 <w:b w:val="0"/>
                 <w:sz w:val="16"/>
               </w:rPr>
@@ -6339,7 +6440,7 @@
             <w:r/>
             <w:r>
               <w:rPr>
-                <w:rFonts w:ascii="Arial" w:hAnsi="Arial"/>
+                <w:rFonts w:ascii="Verdana" w:hAnsi="Verdana"/>
                 <w:b w:val="0"/>
                 <w:sz w:val="16"/>
               </w:rPr>
@@ -6355,7 +6456,7 @@
             <w:r/>
             <w:r>
               <w:rPr>
-                <w:rFonts w:ascii="Arial" w:hAnsi="Arial"/>
+                <w:rFonts w:ascii="Verdana" w:hAnsi="Verdana"/>
                 <w:b w:val="0"/>
                 <w:sz w:val="16"/>
               </w:rPr>
@@ -6364,15 +6465,18 @@
         </w:tc>
       </w:tr>
       <w:tr>
-        <w:tc>
-          <w:tcPr>
-            <w:tcW w:type="dxa" w:w="1514"/>
-          </w:tcPr>
-          <w:p>
-            <w:r/>
-            <w:r>
-              <w:rPr>
-                <w:rFonts w:ascii="Arial" w:hAnsi="Arial"/>
+        <w:trPr>
+          <w:cantSplit/>
+        </w:trPr>
+        <w:tc>
+          <w:tcPr>
+            <w:tcW w:type="dxa" w:w="1514"/>
+          </w:tcPr>
+          <w:p>
+            <w:r/>
+            <w:r>
+              <w:rPr>
+                <w:rFonts w:ascii="Verdana" w:hAnsi="Verdana"/>
                 <w:b w:val="0"/>
                 <w:sz w:val="16"/>
               </w:rPr>
@@ -6388,7 +6492,7 @@
             <w:r/>
             <w:r>
               <w:rPr>
-                <w:rFonts w:ascii="Arial" w:hAnsi="Arial"/>
+                <w:rFonts w:ascii="Verdana" w:hAnsi="Verdana"/>
                 <w:b w:val="0"/>
                 <w:sz w:val="16"/>
               </w:rPr>
@@ -6404,7 +6508,7 @@
             <w:r/>
             <w:r>
               <w:rPr>
-                <w:rFonts w:ascii="Arial" w:hAnsi="Arial"/>
+                <w:rFonts w:ascii="Verdana" w:hAnsi="Verdana"/>
                 <w:b w:val="0"/>
                 <w:sz w:val="16"/>
               </w:rPr>
@@ -6420,7 +6524,7 @@
             <w:r/>
             <w:r>
               <w:rPr>
-                <w:rFonts w:ascii="Arial" w:hAnsi="Arial"/>
+                <w:rFonts w:ascii="Verdana" w:hAnsi="Verdana"/>
                 <w:b w:val="0"/>
                 <w:sz w:val="16"/>
               </w:rPr>
@@ -6436,7 +6540,7 @@
             <w:r/>
             <w:r>
               <w:rPr>
-                <w:rFonts w:ascii="Arial" w:hAnsi="Arial"/>
+                <w:rFonts w:ascii="Verdana" w:hAnsi="Verdana"/>
                 <w:b w:val="0"/>
                 <w:sz w:val="16"/>
               </w:rPr>
@@ -6452,7 +6556,7 @@
             <w:r/>
             <w:r>
               <w:rPr>
-                <w:rFonts w:ascii="Arial" w:hAnsi="Arial"/>
+                <w:rFonts w:ascii="Verdana" w:hAnsi="Verdana"/>
                 <w:b w:val="0"/>
                 <w:sz w:val="16"/>
               </w:rPr>
@@ -6468,7 +6572,7 @@
             <w:r/>
             <w:r>
               <w:rPr>
-                <w:rFonts w:ascii="Arial" w:hAnsi="Arial"/>
+                <w:rFonts w:ascii="Verdana" w:hAnsi="Verdana"/>
                 <w:b w:val="0"/>
                 <w:sz w:val="16"/>
               </w:rPr>
@@ -6484,7 +6588,7 @@
             <w:r/>
             <w:r>
               <w:rPr>
-                <w:rFonts w:ascii="Arial" w:hAnsi="Arial"/>
+                <w:rFonts w:ascii="Verdana" w:hAnsi="Verdana"/>
                 <w:b w:val="0"/>
                 <w:sz w:val="16"/>
               </w:rPr>
@@ -6500,7 +6604,7 @@
             <w:r/>
             <w:r>
               <w:rPr>
-                <w:rFonts w:ascii="Arial" w:hAnsi="Arial"/>
+                <w:rFonts w:ascii="Verdana" w:hAnsi="Verdana"/>
                 <w:b w:val="0"/>
                 <w:sz w:val="16"/>
               </w:rPr>
@@ -6516,7 +6620,7 @@
             <w:r/>
             <w:r>
               <w:rPr>
-                <w:rFonts w:ascii="Arial" w:hAnsi="Arial"/>
+                <w:rFonts w:ascii="Verdana" w:hAnsi="Verdana"/>
                 <w:b w:val="0"/>
                 <w:sz w:val="16"/>
               </w:rPr>
@@ -6525,15 +6629,18 @@
         </w:tc>
       </w:tr>
       <w:tr>
-        <w:tc>
-          <w:tcPr>
-            <w:tcW w:type="dxa" w:w="1514"/>
-          </w:tcPr>
-          <w:p>
-            <w:r/>
-            <w:r>
-              <w:rPr>
-                <w:rFonts w:ascii="Arial" w:hAnsi="Arial"/>
+        <w:trPr>
+          <w:cantSplit/>
+        </w:trPr>
+        <w:tc>
+          <w:tcPr>
+            <w:tcW w:type="dxa" w:w="1514"/>
+          </w:tcPr>
+          <w:p>
+            <w:r/>
+            <w:r>
+              <w:rPr>
+                <w:rFonts w:ascii="Verdana" w:hAnsi="Verdana"/>
                 <w:b w:val="0"/>
                 <w:sz w:val="16"/>
               </w:rPr>
@@ -6549,7 +6656,7 @@
             <w:r/>
             <w:r>
               <w:rPr>
-                <w:rFonts w:ascii="Arial" w:hAnsi="Arial"/>
+                <w:rFonts w:ascii="Verdana" w:hAnsi="Verdana"/>
                 <w:b w:val="0"/>
                 <w:sz w:val="16"/>
               </w:rPr>
@@ -6565,7 +6672,7 @@
             <w:r/>
             <w:r>
               <w:rPr>
-                <w:rFonts w:ascii="Arial" w:hAnsi="Arial"/>
+                <w:rFonts w:ascii="Verdana" w:hAnsi="Verdana"/>
                 <w:b w:val="0"/>
                 <w:sz w:val="16"/>
               </w:rPr>
@@ -6581,7 +6688,7 @@
             <w:r/>
             <w:r>
               <w:rPr>
-                <w:rFonts w:ascii="Arial" w:hAnsi="Arial"/>
+                <w:rFonts w:ascii="Verdana" w:hAnsi="Verdana"/>
                 <w:b w:val="0"/>
                 <w:sz w:val="16"/>
               </w:rPr>
@@ -6597,7 +6704,7 @@
             <w:r/>
             <w:r>
               <w:rPr>
-                <w:rFonts w:ascii="Arial" w:hAnsi="Arial"/>
+                <w:rFonts w:ascii="Verdana" w:hAnsi="Verdana"/>
                 <w:b w:val="0"/>
                 <w:sz w:val="16"/>
               </w:rPr>
@@ -6613,7 +6720,7 @@
             <w:r/>
             <w:r>
               <w:rPr>
-                <w:rFonts w:ascii="Arial" w:hAnsi="Arial"/>
+                <w:rFonts w:ascii="Verdana" w:hAnsi="Verdana"/>
                 <w:b w:val="0"/>
                 <w:sz w:val="16"/>
               </w:rPr>
@@ -6629,7 +6736,7 @@
             <w:r/>
             <w:r>
               <w:rPr>
-                <w:rFonts w:ascii="Arial" w:hAnsi="Arial"/>
+                <w:rFonts w:ascii="Verdana" w:hAnsi="Verdana"/>
                 <w:b w:val="0"/>
                 <w:sz w:val="16"/>
               </w:rPr>
@@ -6645,7 +6752,7 @@
             <w:r/>
             <w:r>
               <w:rPr>
-                <w:rFonts w:ascii="Arial" w:hAnsi="Arial"/>
+                <w:rFonts w:ascii="Verdana" w:hAnsi="Verdana"/>
                 <w:b w:val="0"/>
                 <w:sz w:val="16"/>
               </w:rPr>
@@ -6661,7 +6768,7 @@
             <w:r/>
             <w:r>
               <w:rPr>
-                <w:rFonts w:ascii="Arial" w:hAnsi="Arial"/>
+                <w:rFonts w:ascii="Verdana" w:hAnsi="Verdana"/>
                 <w:b w:val="0"/>
                 <w:sz w:val="16"/>
               </w:rPr>
@@ -6677,7 +6784,7 @@
             <w:r/>
             <w:r>
               <w:rPr>
-                <w:rFonts w:ascii="Arial" w:hAnsi="Arial"/>
+                <w:rFonts w:ascii="Verdana" w:hAnsi="Verdana"/>
                 <w:b w:val="0"/>
                 <w:sz w:val="16"/>
               </w:rPr>
@@ -6686,15 +6793,18 @@
         </w:tc>
       </w:tr>
       <w:tr>
-        <w:tc>
-          <w:tcPr>
-            <w:tcW w:type="dxa" w:w="1514"/>
-          </w:tcPr>
-          <w:p>
-            <w:r/>
-            <w:r>
-              <w:rPr>
-                <w:rFonts w:ascii="Arial" w:hAnsi="Arial"/>
+        <w:trPr>
+          <w:cantSplit/>
+        </w:trPr>
+        <w:tc>
+          <w:tcPr>
+            <w:tcW w:type="dxa" w:w="1514"/>
+          </w:tcPr>
+          <w:p>
+            <w:r/>
+            <w:r>
+              <w:rPr>
+                <w:rFonts w:ascii="Verdana" w:hAnsi="Verdana"/>
                 <w:b w:val="0"/>
                 <w:sz w:val="16"/>
               </w:rPr>
@@ -6710,7 +6820,7 @@
             <w:r/>
             <w:r>
               <w:rPr>
-                <w:rFonts w:ascii="Arial" w:hAnsi="Arial"/>
+                <w:rFonts w:ascii="Verdana" w:hAnsi="Verdana"/>
                 <w:b w:val="0"/>
                 <w:sz w:val="16"/>
               </w:rPr>
@@ -6726,7 +6836,7 @@
             <w:r/>
             <w:r>
               <w:rPr>
-                <w:rFonts w:ascii="Arial" w:hAnsi="Arial"/>
+                <w:rFonts w:ascii="Verdana" w:hAnsi="Verdana"/>
                 <w:b w:val="0"/>
                 <w:sz w:val="16"/>
               </w:rPr>
@@ -6742,7 +6852,7 @@
             <w:r/>
             <w:r>
               <w:rPr>
-                <w:rFonts w:ascii="Arial" w:hAnsi="Arial"/>
+                <w:rFonts w:ascii="Verdana" w:hAnsi="Verdana"/>
                 <w:b w:val="0"/>
                 <w:sz w:val="16"/>
               </w:rPr>
@@ -6758,7 +6868,7 @@
             <w:r/>
             <w:r>
               <w:rPr>
-                <w:rFonts w:ascii="Arial" w:hAnsi="Arial"/>
+                <w:rFonts w:ascii="Verdana" w:hAnsi="Verdana"/>
                 <w:b w:val="0"/>
                 <w:sz w:val="16"/>
               </w:rPr>
@@ -6774,7 +6884,7 @@
             <w:r/>
             <w:r>
               <w:rPr>
-                <w:rFonts w:ascii="Arial" w:hAnsi="Arial"/>
+                <w:rFonts w:ascii="Verdana" w:hAnsi="Verdana"/>
                 <w:b w:val="0"/>
                 <w:sz w:val="16"/>
               </w:rPr>
@@ -6790,7 +6900,7 @@
             <w:r/>
             <w:r>
               <w:rPr>
-                <w:rFonts w:ascii="Arial" w:hAnsi="Arial"/>
+                <w:rFonts w:ascii="Verdana" w:hAnsi="Verdana"/>
                 <w:b w:val="0"/>
                 <w:sz w:val="16"/>
               </w:rPr>
@@ -6806,7 +6916,7 @@
             <w:r/>
             <w:r>
               <w:rPr>
-                <w:rFonts w:ascii="Arial" w:hAnsi="Arial"/>
+                <w:rFonts w:ascii="Verdana" w:hAnsi="Verdana"/>
                 <w:b w:val="0"/>
                 <w:sz w:val="16"/>
               </w:rPr>
@@ -6822,7 +6932,7 @@
             <w:r/>
             <w:r>
               <w:rPr>
-                <w:rFonts w:ascii="Arial" w:hAnsi="Arial"/>
+                <w:rFonts w:ascii="Verdana" w:hAnsi="Verdana"/>
                 <w:b w:val="0"/>
                 <w:sz w:val="16"/>
               </w:rPr>
@@ -6838,7 +6948,7 @@
             <w:r/>
             <w:r>
               <w:rPr>
-                <w:rFonts w:ascii="Arial" w:hAnsi="Arial"/>
+                <w:rFonts w:ascii="Verdana" w:hAnsi="Verdana"/>
                 <w:b w:val="0"/>
                 <w:sz w:val="16"/>
               </w:rPr>
@@ -6847,15 +6957,18 @@
         </w:tc>
       </w:tr>
       <w:tr>
-        <w:tc>
-          <w:tcPr>
-            <w:tcW w:type="dxa" w:w="1514"/>
-          </w:tcPr>
-          <w:p>
-            <w:r/>
-            <w:r>
-              <w:rPr>
-                <w:rFonts w:ascii="Arial" w:hAnsi="Arial"/>
+        <w:trPr>
+          <w:cantSplit/>
+        </w:trPr>
+        <w:tc>
+          <w:tcPr>
+            <w:tcW w:type="dxa" w:w="1514"/>
+          </w:tcPr>
+          <w:p>
+            <w:r/>
+            <w:r>
+              <w:rPr>
+                <w:rFonts w:ascii="Verdana" w:hAnsi="Verdana"/>
                 <w:b w:val="0"/>
                 <w:sz w:val="16"/>
               </w:rPr>
@@ -6871,7 +6984,7 @@
             <w:r/>
             <w:r>
               <w:rPr>
-                <w:rFonts w:ascii="Arial" w:hAnsi="Arial"/>
+                <w:rFonts w:ascii="Verdana" w:hAnsi="Verdana"/>
                 <w:b w:val="0"/>
                 <w:sz w:val="16"/>
               </w:rPr>
@@ -6887,7 +7000,7 @@
             <w:r/>
             <w:r>
               <w:rPr>
-                <w:rFonts w:ascii="Arial" w:hAnsi="Arial"/>
+                <w:rFonts w:ascii="Verdana" w:hAnsi="Verdana"/>
                 <w:b w:val="0"/>
                 <w:sz w:val="16"/>
               </w:rPr>
@@ -6903,7 +7016,7 @@
             <w:r/>
             <w:r>
               <w:rPr>
-                <w:rFonts w:ascii="Arial" w:hAnsi="Arial"/>
+                <w:rFonts w:ascii="Verdana" w:hAnsi="Verdana"/>
                 <w:b w:val="0"/>
                 <w:sz w:val="16"/>
               </w:rPr>
@@ -6919,7 +7032,7 @@
             <w:r/>
             <w:r>
               <w:rPr>
-                <w:rFonts w:ascii="Arial" w:hAnsi="Arial"/>
+                <w:rFonts w:ascii="Verdana" w:hAnsi="Verdana"/>
                 <w:b w:val="0"/>
                 <w:sz w:val="16"/>
               </w:rPr>
@@ -6935,7 +7048,7 @@
             <w:r/>
             <w:r>
               <w:rPr>
-                <w:rFonts w:ascii="Arial" w:hAnsi="Arial"/>
+                <w:rFonts w:ascii="Verdana" w:hAnsi="Verdana"/>
                 <w:b w:val="0"/>
                 <w:sz w:val="16"/>
               </w:rPr>
@@ -6951,7 +7064,7 @@
             <w:r/>
             <w:r>
               <w:rPr>
-                <w:rFonts w:ascii="Arial" w:hAnsi="Arial"/>
+                <w:rFonts w:ascii="Verdana" w:hAnsi="Verdana"/>
                 <w:b w:val="0"/>
                 <w:sz w:val="16"/>
               </w:rPr>
@@ -6967,7 +7080,7 @@
             <w:r/>
             <w:r>
               <w:rPr>
-                <w:rFonts w:ascii="Arial" w:hAnsi="Arial"/>
+                <w:rFonts w:ascii="Verdana" w:hAnsi="Verdana"/>
                 <w:b w:val="0"/>
                 <w:sz w:val="16"/>
               </w:rPr>
@@ -6983,7 +7096,7 @@
             <w:r/>
             <w:r>
               <w:rPr>
-                <w:rFonts w:ascii="Arial" w:hAnsi="Arial"/>
+                <w:rFonts w:ascii="Verdana" w:hAnsi="Verdana"/>
                 <w:b w:val="0"/>
                 <w:sz w:val="16"/>
               </w:rPr>
@@ -6999,7 +7112,7 @@
             <w:r/>
             <w:r>
               <w:rPr>
-                <w:rFonts w:ascii="Arial" w:hAnsi="Arial"/>
+                <w:rFonts w:ascii="Verdana" w:hAnsi="Verdana"/>
                 <w:b w:val="0"/>
                 <w:sz w:val="16"/>
               </w:rPr>
@@ -7008,15 +7121,18 @@
         </w:tc>
       </w:tr>
       <w:tr>
-        <w:tc>
-          <w:tcPr>
-            <w:tcW w:type="dxa" w:w="1514"/>
-          </w:tcPr>
-          <w:p>
-            <w:r/>
-            <w:r>
-              <w:rPr>
-                <w:rFonts w:ascii="Arial" w:hAnsi="Arial"/>
+        <w:trPr>
+          <w:cantSplit/>
+        </w:trPr>
+        <w:tc>
+          <w:tcPr>
+            <w:tcW w:type="dxa" w:w="1514"/>
+          </w:tcPr>
+          <w:p>
+            <w:r/>
+            <w:r>
+              <w:rPr>
+                <w:rFonts w:ascii="Verdana" w:hAnsi="Verdana"/>
                 <w:b w:val="0"/>
                 <w:sz w:val="16"/>
               </w:rPr>
@@ -7032,7 +7148,7 @@
             <w:r/>
             <w:r>
               <w:rPr>
-                <w:rFonts w:ascii="Arial" w:hAnsi="Arial"/>
+                <w:rFonts w:ascii="Verdana" w:hAnsi="Verdana"/>
                 <w:b w:val="0"/>
                 <w:sz w:val="16"/>
               </w:rPr>
@@ -7048,7 +7164,7 @@
             <w:r/>
             <w:r>
               <w:rPr>
-                <w:rFonts w:ascii="Arial" w:hAnsi="Arial"/>
+                <w:rFonts w:ascii="Verdana" w:hAnsi="Verdana"/>
                 <w:b w:val="0"/>
                 <w:sz w:val="16"/>
               </w:rPr>
@@ -7064,7 +7180,7 @@
             <w:r/>
             <w:r>
               <w:rPr>
-                <w:rFonts w:ascii="Arial" w:hAnsi="Arial"/>
+                <w:rFonts w:ascii="Verdana" w:hAnsi="Verdana"/>
                 <w:b w:val="0"/>
                 <w:sz w:val="16"/>
               </w:rPr>
@@ -7080,7 +7196,7 @@
             <w:r/>
             <w:r>
               <w:rPr>
-                <w:rFonts w:ascii="Arial" w:hAnsi="Arial"/>
+                <w:rFonts w:ascii="Verdana" w:hAnsi="Verdana"/>
                 <w:b w:val="0"/>
                 <w:sz w:val="16"/>
               </w:rPr>
@@ -7096,7 +7212,7 @@
             <w:r/>
             <w:r>
               <w:rPr>
-                <w:rFonts w:ascii="Arial" w:hAnsi="Arial"/>
+                <w:rFonts w:ascii="Verdana" w:hAnsi="Verdana"/>
                 <w:b w:val="0"/>
                 <w:sz w:val="16"/>
               </w:rPr>
@@ -7112,7 +7228,7 @@
             <w:r/>
             <w:r>
               <w:rPr>
-                <w:rFonts w:ascii="Arial" w:hAnsi="Arial"/>
+                <w:rFonts w:ascii="Verdana" w:hAnsi="Verdana"/>
                 <w:b w:val="0"/>
                 <w:sz w:val="16"/>
               </w:rPr>
@@ -7128,7 +7244,7 @@
             <w:r/>
             <w:r>
               <w:rPr>
-                <w:rFonts w:ascii="Arial" w:hAnsi="Arial"/>
+                <w:rFonts w:ascii="Verdana" w:hAnsi="Verdana"/>
                 <w:b w:val="0"/>
                 <w:sz w:val="16"/>
               </w:rPr>
@@ -7144,7 +7260,7 @@
             <w:r/>
             <w:r>
               <w:rPr>
-                <w:rFonts w:ascii="Arial" w:hAnsi="Arial"/>
+                <w:rFonts w:ascii="Verdana" w:hAnsi="Verdana"/>
                 <w:b w:val="0"/>
                 <w:sz w:val="16"/>
               </w:rPr>
@@ -7160,7 +7276,7 @@
             <w:r/>
             <w:r>
               <w:rPr>
-                <w:rFonts w:ascii="Arial" w:hAnsi="Arial"/>
+                <w:rFonts w:ascii="Verdana" w:hAnsi="Verdana"/>
                 <w:b w:val="0"/>
                 <w:sz w:val="16"/>
               </w:rPr>
@@ -7169,15 +7285,18 @@
         </w:tc>
       </w:tr>
       <w:tr>
-        <w:tc>
-          <w:tcPr>
-            <w:tcW w:type="dxa" w:w="1514"/>
-          </w:tcPr>
-          <w:p>
-            <w:r/>
-            <w:r>
-              <w:rPr>
-                <w:rFonts w:ascii="Arial" w:hAnsi="Arial"/>
+        <w:trPr>
+          <w:cantSplit/>
+        </w:trPr>
+        <w:tc>
+          <w:tcPr>
+            <w:tcW w:type="dxa" w:w="1514"/>
+          </w:tcPr>
+          <w:p>
+            <w:r/>
+            <w:r>
+              <w:rPr>
+                <w:rFonts w:ascii="Verdana" w:hAnsi="Verdana"/>
                 <w:b w:val="0"/>
                 <w:sz w:val="16"/>
               </w:rPr>
@@ -7193,7 +7312,7 @@
             <w:r/>
             <w:r>
               <w:rPr>
-                <w:rFonts w:ascii="Arial" w:hAnsi="Arial"/>
+                <w:rFonts w:ascii="Verdana" w:hAnsi="Verdana"/>
                 <w:b w:val="0"/>
                 <w:sz w:val="16"/>
               </w:rPr>
@@ -7209,7 +7328,7 @@
             <w:r/>
             <w:r>
               <w:rPr>
-                <w:rFonts w:ascii="Arial" w:hAnsi="Arial"/>
+                <w:rFonts w:ascii="Verdana" w:hAnsi="Verdana"/>
                 <w:b w:val="0"/>
                 <w:sz w:val="16"/>
               </w:rPr>
@@ -7225,7 +7344,7 @@
             <w:r/>
             <w:r>
               <w:rPr>
-                <w:rFonts w:ascii="Arial" w:hAnsi="Arial"/>
+                <w:rFonts w:ascii="Verdana" w:hAnsi="Verdana"/>
                 <w:b w:val="0"/>
                 <w:sz w:val="16"/>
               </w:rPr>
@@ -7241,7 +7360,7 @@
             <w:r/>
             <w:r>
               <w:rPr>
-                <w:rFonts w:ascii="Arial" w:hAnsi="Arial"/>
+                <w:rFonts w:ascii="Verdana" w:hAnsi="Verdana"/>
                 <w:b w:val="0"/>
                 <w:sz w:val="16"/>
               </w:rPr>
@@ -7257,7 +7376,7 @@
             <w:r/>
             <w:r>
               <w:rPr>
-                <w:rFonts w:ascii="Arial" w:hAnsi="Arial"/>
+                <w:rFonts w:ascii="Verdana" w:hAnsi="Verdana"/>
                 <w:b w:val="0"/>
                 <w:sz w:val="16"/>
               </w:rPr>
@@ -7273,7 +7392,7 @@
             <w:r/>
             <w:r>
               <w:rPr>
-                <w:rFonts w:ascii="Arial" w:hAnsi="Arial"/>
+                <w:rFonts w:ascii="Verdana" w:hAnsi="Verdana"/>
                 <w:b w:val="0"/>
                 <w:sz w:val="16"/>
               </w:rPr>
@@ -7289,7 +7408,7 @@
             <w:r/>
             <w:r>
               <w:rPr>
-                <w:rFonts w:ascii="Arial" w:hAnsi="Arial"/>
+                <w:rFonts w:ascii="Verdana" w:hAnsi="Verdana"/>
                 <w:b w:val="0"/>
                 <w:sz w:val="16"/>
               </w:rPr>
@@ -7305,7 +7424,7 @@
             <w:r/>
             <w:r>
               <w:rPr>
-                <w:rFonts w:ascii="Arial" w:hAnsi="Arial"/>
+                <w:rFonts w:ascii="Verdana" w:hAnsi="Verdana"/>
                 <w:b w:val="0"/>
                 <w:sz w:val="16"/>
               </w:rPr>
@@ -7321,7 +7440,7 @@
             <w:r/>
             <w:r>
               <w:rPr>
-                <w:rFonts w:ascii="Arial" w:hAnsi="Arial"/>
+                <w:rFonts w:ascii="Verdana" w:hAnsi="Verdana"/>
                 <w:b w:val="0"/>
                 <w:sz w:val="16"/>
               </w:rPr>
@@ -7330,15 +7449,18 @@
         </w:tc>
       </w:tr>
       <w:tr>
-        <w:tc>
-          <w:tcPr>
-            <w:tcW w:type="dxa" w:w="1514"/>
-          </w:tcPr>
-          <w:p>
-            <w:r/>
-            <w:r>
-              <w:rPr>
-                <w:rFonts w:ascii="Arial" w:hAnsi="Arial"/>
+        <w:trPr>
+          <w:cantSplit/>
+        </w:trPr>
+        <w:tc>
+          <w:tcPr>
+            <w:tcW w:type="dxa" w:w="1514"/>
+          </w:tcPr>
+          <w:p>
+            <w:r/>
+            <w:r>
+              <w:rPr>
+                <w:rFonts w:ascii="Verdana" w:hAnsi="Verdana"/>
                 <w:b w:val="0"/>
                 <w:sz w:val="16"/>
               </w:rPr>
@@ -7354,7 +7476,7 @@
             <w:r/>
             <w:r>
               <w:rPr>
-                <w:rFonts w:ascii="Arial" w:hAnsi="Arial"/>
+                <w:rFonts w:ascii="Verdana" w:hAnsi="Verdana"/>
                 <w:b w:val="0"/>
                 <w:sz w:val="16"/>
               </w:rPr>
@@ -7370,7 +7492,7 @@
             <w:r/>
             <w:r>
               <w:rPr>
-                <w:rFonts w:ascii="Arial" w:hAnsi="Arial"/>
+                <w:rFonts w:ascii="Verdana" w:hAnsi="Verdana"/>
                 <w:b w:val="0"/>
                 <w:sz w:val="16"/>
               </w:rPr>
@@ -7386,7 +7508,7 @@
             <w:r/>
             <w:r>
               <w:rPr>
-                <w:rFonts w:ascii="Arial" w:hAnsi="Arial"/>
+                <w:rFonts w:ascii="Verdana" w:hAnsi="Verdana"/>
                 <w:b w:val="0"/>
                 <w:sz w:val="16"/>
               </w:rPr>
@@ -7402,7 +7524,7 @@
             <w:r/>
             <w:r>
               <w:rPr>
-                <w:rFonts w:ascii="Arial" w:hAnsi="Arial"/>
+                <w:rFonts w:ascii="Verdana" w:hAnsi="Verdana"/>
                 <w:b w:val="0"/>
                 <w:sz w:val="16"/>
               </w:rPr>
@@ -7418,7 +7540,7 @@
             <w:r/>
             <w:r>
               <w:rPr>
-                <w:rFonts w:ascii="Arial" w:hAnsi="Arial"/>
+                <w:rFonts w:ascii="Verdana" w:hAnsi="Verdana"/>
                 <w:b w:val="0"/>
                 <w:sz w:val="16"/>
               </w:rPr>
@@ -7434,7 +7556,7 @@
             <w:r/>
             <w:r>
               <w:rPr>
-                <w:rFonts w:ascii="Arial" w:hAnsi="Arial"/>
+                <w:rFonts w:ascii="Verdana" w:hAnsi="Verdana"/>
                 <w:b w:val="0"/>
                 <w:sz w:val="16"/>
               </w:rPr>
@@ -7450,7 +7572,7 @@
             <w:r/>
             <w:r>
               <w:rPr>
-                <w:rFonts w:ascii="Arial" w:hAnsi="Arial"/>
+                <w:rFonts w:ascii="Verdana" w:hAnsi="Verdana"/>
                 <w:b w:val="0"/>
                 <w:sz w:val="16"/>
               </w:rPr>
@@ -7466,7 +7588,7 @@
             <w:r/>
             <w:r>
               <w:rPr>
-                <w:rFonts w:ascii="Arial" w:hAnsi="Arial"/>
+                <w:rFonts w:ascii="Verdana" w:hAnsi="Verdana"/>
                 <w:b w:val="0"/>
                 <w:sz w:val="16"/>
               </w:rPr>
@@ -7482,7 +7604,7 @@
             <w:r/>
             <w:r>
               <w:rPr>
-                <w:rFonts w:ascii="Arial" w:hAnsi="Arial"/>
+                <w:rFonts w:ascii="Verdana" w:hAnsi="Verdana"/>
                 <w:b w:val="0"/>
                 <w:sz w:val="16"/>
               </w:rPr>
@@ -7491,15 +7613,18 @@
         </w:tc>
       </w:tr>
       <w:tr>
-        <w:tc>
-          <w:tcPr>
-            <w:tcW w:type="dxa" w:w="1514"/>
-          </w:tcPr>
-          <w:p>
-            <w:r/>
-            <w:r>
-              <w:rPr>
-                <w:rFonts w:ascii="Arial" w:hAnsi="Arial"/>
+        <w:trPr>
+          <w:cantSplit/>
+        </w:trPr>
+        <w:tc>
+          <w:tcPr>
+            <w:tcW w:type="dxa" w:w="1514"/>
+          </w:tcPr>
+          <w:p>
+            <w:r/>
+            <w:r>
+              <w:rPr>
+                <w:rFonts w:ascii="Verdana" w:hAnsi="Verdana"/>
                 <w:b w:val="0"/>
                 <w:sz w:val="16"/>
               </w:rPr>
@@ -7515,7 +7640,7 @@
             <w:r/>
             <w:r>
               <w:rPr>
-                <w:rFonts w:ascii="Arial" w:hAnsi="Arial"/>
+                <w:rFonts w:ascii="Verdana" w:hAnsi="Verdana"/>
                 <w:b w:val="0"/>
                 <w:sz w:val="16"/>
               </w:rPr>
@@ -7531,7 +7656,7 @@
             <w:r/>
             <w:r>
               <w:rPr>
-                <w:rFonts w:ascii="Arial" w:hAnsi="Arial"/>
+                <w:rFonts w:ascii="Verdana" w:hAnsi="Verdana"/>
                 <w:b w:val="0"/>
                 <w:sz w:val="16"/>
               </w:rPr>
@@ -7547,7 +7672,7 @@
             <w:r/>
             <w:r>
               <w:rPr>
-                <w:rFonts w:ascii="Arial" w:hAnsi="Arial"/>
+                <w:rFonts w:ascii="Verdana" w:hAnsi="Verdana"/>
                 <w:b w:val="0"/>
                 <w:sz w:val="16"/>
               </w:rPr>
@@ -7563,7 +7688,7 @@
             <w:r/>
             <w:r>
               <w:rPr>
-                <w:rFonts w:ascii="Arial" w:hAnsi="Arial"/>
+                <w:rFonts w:ascii="Verdana" w:hAnsi="Verdana"/>
                 <w:b w:val="0"/>
                 <w:sz w:val="16"/>
               </w:rPr>
@@ -7579,7 +7704,7 @@
             <w:r/>
             <w:r>
               <w:rPr>
-                <w:rFonts w:ascii="Arial" w:hAnsi="Arial"/>
+                <w:rFonts w:ascii="Verdana" w:hAnsi="Verdana"/>
                 <w:b w:val="0"/>
                 <w:sz w:val="16"/>
               </w:rPr>
@@ -7595,7 +7720,7 @@
             <w:r/>
             <w:r>
               <w:rPr>
-                <w:rFonts w:ascii="Arial" w:hAnsi="Arial"/>
+                <w:rFonts w:ascii="Verdana" w:hAnsi="Verdana"/>
                 <w:b w:val="0"/>
                 <w:sz w:val="16"/>
               </w:rPr>
@@ -7611,7 +7736,7 @@
             <w:r/>
             <w:r>
               <w:rPr>
-                <w:rFonts w:ascii="Arial" w:hAnsi="Arial"/>
+                <w:rFonts w:ascii="Verdana" w:hAnsi="Verdana"/>
                 <w:b w:val="0"/>
                 <w:sz w:val="16"/>
               </w:rPr>
@@ -7627,7 +7752,7 @@
             <w:r/>
             <w:r>
               <w:rPr>
-                <w:rFonts w:ascii="Arial" w:hAnsi="Arial"/>
+                <w:rFonts w:ascii="Verdana" w:hAnsi="Verdana"/>
                 <w:b w:val="0"/>
                 <w:sz w:val="16"/>
               </w:rPr>
@@ -7643,7 +7768,7 @@
             <w:r/>
             <w:r>
               <w:rPr>
-                <w:rFonts w:ascii="Arial" w:hAnsi="Arial"/>
+                <w:rFonts w:ascii="Verdana" w:hAnsi="Verdana"/>
                 <w:b w:val="0"/>
                 <w:sz w:val="16"/>
               </w:rPr>
@@ -7652,15 +7777,18 @@
         </w:tc>
       </w:tr>
       <w:tr>
-        <w:tc>
-          <w:tcPr>
-            <w:tcW w:type="dxa" w:w="1514"/>
-          </w:tcPr>
-          <w:p>
-            <w:r/>
-            <w:r>
-              <w:rPr>
-                <w:rFonts w:ascii="Arial" w:hAnsi="Arial"/>
+        <w:trPr>
+          <w:cantSplit/>
+        </w:trPr>
+        <w:tc>
+          <w:tcPr>
+            <w:tcW w:type="dxa" w:w="1514"/>
+          </w:tcPr>
+          <w:p>
+            <w:r/>
+            <w:r>
+              <w:rPr>
+                <w:rFonts w:ascii="Verdana" w:hAnsi="Verdana"/>
                 <w:b w:val="0"/>
                 <w:sz w:val="16"/>
               </w:rPr>
@@ -7676,7 +7804,7 @@
             <w:r/>
             <w:r>
               <w:rPr>
-                <w:rFonts w:ascii="Arial" w:hAnsi="Arial"/>
+                <w:rFonts w:ascii="Verdana" w:hAnsi="Verdana"/>
                 <w:b w:val="0"/>
                 <w:sz w:val="16"/>
               </w:rPr>
@@ -7692,7 +7820,7 @@
             <w:r/>
             <w:r>
               <w:rPr>
-                <w:rFonts w:ascii="Arial" w:hAnsi="Arial"/>
+                <w:rFonts w:ascii="Verdana" w:hAnsi="Verdana"/>
                 <w:b w:val="0"/>
                 <w:sz w:val="16"/>
               </w:rPr>
@@ -7708,7 +7836,7 @@
             <w:r/>
             <w:r>
               <w:rPr>
-                <w:rFonts w:ascii="Arial" w:hAnsi="Arial"/>
+                <w:rFonts w:ascii="Verdana" w:hAnsi="Verdana"/>
                 <w:b w:val="0"/>
                 <w:sz w:val="16"/>
               </w:rPr>
@@ -7724,7 +7852,7 @@
             <w:r/>
             <w:r>
               <w:rPr>
-                <w:rFonts w:ascii="Arial" w:hAnsi="Arial"/>
+                <w:rFonts w:ascii="Verdana" w:hAnsi="Verdana"/>
                 <w:b w:val="0"/>
                 <w:sz w:val="16"/>
               </w:rPr>
@@ -7740,7 +7868,7 @@
             <w:r/>
             <w:r>
               <w:rPr>
-                <w:rFonts w:ascii="Arial" w:hAnsi="Arial"/>
+                <w:rFonts w:ascii="Verdana" w:hAnsi="Verdana"/>
                 <w:b w:val="0"/>
                 <w:sz w:val="16"/>
               </w:rPr>
@@ -7756,7 +7884,7 @@
             <w:r/>
             <w:r>
               <w:rPr>
-                <w:rFonts w:ascii="Arial" w:hAnsi="Arial"/>
+                <w:rFonts w:ascii="Verdana" w:hAnsi="Verdana"/>
                 <w:b w:val="0"/>
                 <w:sz w:val="16"/>
               </w:rPr>
@@ -7772,7 +7900,7 @@
             <w:r/>
             <w:r>
               <w:rPr>
-                <w:rFonts w:ascii="Arial" w:hAnsi="Arial"/>
+                <w:rFonts w:ascii="Verdana" w:hAnsi="Verdana"/>
                 <w:b w:val="0"/>
                 <w:sz w:val="16"/>
               </w:rPr>
@@ -7788,7 +7916,7 @@
             <w:r/>
             <w:r>
               <w:rPr>
-                <w:rFonts w:ascii="Arial" w:hAnsi="Arial"/>
+                <w:rFonts w:ascii="Verdana" w:hAnsi="Verdana"/>
                 <w:b w:val="0"/>
                 <w:sz w:val="16"/>
               </w:rPr>
@@ -7804,7 +7932,7 @@
             <w:r/>
             <w:r>
               <w:rPr>
-                <w:rFonts w:ascii="Arial" w:hAnsi="Arial"/>
+                <w:rFonts w:ascii="Verdana" w:hAnsi="Verdana"/>
                 <w:b w:val="0"/>
                 <w:sz w:val="16"/>
               </w:rPr>
@@ -7813,15 +7941,18 @@
         </w:tc>
       </w:tr>
       <w:tr>
-        <w:tc>
-          <w:tcPr>
-            <w:tcW w:type="dxa" w:w="1514"/>
-          </w:tcPr>
-          <w:p>
-            <w:r/>
-            <w:r>
-              <w:rPr>
-                <w:rFonts w:ascii="Arial" w:hAnsi="Arial"/>
+        <w:trPr>
+          <w:cantSplit/>
+        </w:trPr>
+        <w:tc>
+          <w:tcPr>
+            <w:tcW w:type="dxa" w:w="1514"/>
+          </w:tcPr>
+          <w:p>
+            <w:r/>
+            <w:r>
+              <w:rPr>
+                <w:rFonts w:ascii="Verdana" w:hAnsi="Verdana"/>
                 <w:b w:val="0"/>
                 <w:sz w:val="16"/>
               </w:rPr>
@@ -7837,7 +7968,7 @@
             <w:r/>
             <w:r>
               <w:rPr>
-                <w:rFonts w:ascii="Arial" w:hAnsi="Arial"/>
+                <w:rFonts w:ascii="Verdana" w:hAnsi="Verdana"/>
                 <w:b w:val="0"/>
                 <w:sz w:val="16"/>
               </w:rPr>
@@ -7853,7 +7984,7 @@
             <w:r/>
             <w:r>
               <w:rPr>
-                <w:rFonts w:ascii="Arial" w:hAnsi="Arial"/>
+                <w:rFonts w:ascii="Verdana" w:hAnsi="Verdana"/>
                 <w:b w:val="0"/>
                 <w:sz w:val="16"/>
               </w:rPr>
@@ -7869,7 +8000,7 @@
             <w:r/>
             <w:r>
               <w:rPr>
-                <w:rFonts w:ascii="Arial" w:hAnsi="Arial"/>
+                <w:rFonts w:ascii="Verdana" w:hAnsi="Verdana"/>
                 <w:b w:val="0"/>
                 <w:sz w:val="16"/>
               </w:rPr>
@@ -7885,7 +8016,7 @@
             <w:r/>
             <w:r>
               <w:rPr>
-                <w:rFonts w:ascii="Arial" w:hAnsi="Arial"/>
+                <w:rFonts w:ascii="Verdana" w:hAnsi="Verdana"/>
                 <w:b w:val="0"/>
                 <w:sz w:val="16"/>
               </w:rPr>
@@ -7901,7 +8032,7 @@
             <w:r/>
             <w:r>
               <w:rPr>
-                <w:rFonts w:ascii="Arial" w:hAnsi="Arial"/>
+                <w:rFonts w:ascii="Verdana" w:hAnsi="Verdana"/>
                 <w:b w:val="0"/>
                 <w:sz w:val="16"/>
               </w:rPr>
@@ -7917,7 +8048,7 @@
             <w:r/>
             <w:r>
               <w:rPr>
-                <w:rFonts w:ascii="Arial" w:hAnsi="Arial"/>
+                <w:rFonts w:ascii="Verdana" w:hAnsi="Verdana"/>
                 <w:b w:val="0"/>
                 <w:sz w:val="16"/>
               </w:rPr>
@@ -7933,7 +8064,7 @@
             <w:r/>
             <w:r>
               <w:rPr>
-                <w:rFonts w:ascii="Arial" w:hAnsi="Arial"/>
+                <w:rFonts w:ascii="Verdana" w:hAnsi="Verdana"/>
                 <w:b w:val="0"/>
                 <w:sz w:val="16"/>
               </w:rPr>
@@ -7949,7 +8080,7 @@
             <w:r/>
             <w:r>
               <w:rPr>
-                <w:rFonts w:ascii="Arial" w:hAnsi="Arial"/>
+                <w:rFonts w:ascii="Verdana" w:hAnsi="Verdana"/>
                 <w:b w:val="0"/>
                 <w:sz w:val="16"/>
               </w:rPr>
@@ -7965,7 +8096,7 @@
             <w:r/>
             <w:r>
               <w:rPr>
-                <w:rFonts w:ascii="Arial" w:hAnsi="Arial"/>
+                <w:rFonts w:ascii="Verdana" w:hAnsi="Verdana"/>
                 <w:b w:val="0"/>
                 <w:sz w:val="16"/>
               </w:rPr>
@@ -7974,15 +8105,18 @@
         </w:tc>
       </w:tr>
       <w:tr>
-        <w:tc>
-          <w:tcPr>
-            <w:tcW w:type="dxa" w:w="1514"/>
-          </w:tcPr>
-          <w:p>
-            <w:r/>
-            <w:r>
-              <w:rPr>
-                <w:rFonts w:ascii="Arial" w:hAnsi="Arial"/>
+        <w:trPr>
+          <w:cantSplit/>
+        </w:trPr>
+        <w:tc>
+          <w:tcPr>
+            <w:tcW w:type="dxa" w:w="1514"/>
+          </w:tcPr>
+          <w:p>
+            <w:r/>
+            <w:r>
+              <w:rPr>
+                <w:rFonts w:ascii="Verdana" w:hAnsi="Verdana"/>
                 <w:b w:val="0"/>
                 <w:sz w:val="16"/>
               </w:rPr>
@@ -7998,7 +8132,7 @@
             <w:r/>
             <w:r>
               <w:rPr>
-                <w:rFonts w:ascii="Arial" w:hAnsi="Arial"/>
+                <w:rFonts w:ascii="Verdana" w:hAnsi="Verdana"/>
                 <w:b w:val="0"/>
                 <w:sz w:val="16"/>
               </w:rPr>
@@ -8014,7 +8148,7 @@
             <w:r/>
             <w:r>
               <w:rPr>
-                <w:rFonts w:ascii="Arial" w:hAnsi="Arial"/>
+                <w:rFonts w:ascii="Verdana" w:hAnsi="Verdana"/>
                 <w:b w:val="0"/>
                 <w:sz w:val="16"/>
               </w:rPr>
@@ -8030,7 +8164,7 @@
             <w:r/>
             <w:r>
               <w:rPr>
-                <w:rFonts w:ascii="Arial" w:hAnsi="Arial"/>
+                <w:rFonts w:ascii="Verdana" w:hAnsi="Verdana"/>
                 <w:b w:val="0"/>
                 <w:sz w:val="16"/>
               </w:rPr>
@@ -8046,7 +8180,7 @@
             <w:r/>
             <w:r>
               <w:rPr>
-                <w:rFonts w:ascii="Arial" w:hAnsi="Arial"/>
+                <w:rFonts w:ascii="Verdana" w:hAnsi="Verdana"/>
                 <w:b w:val="0"/>
                 <w:sz w:val="16"/>
               </w:rPr>
@@ -8062,7 +8196,7 @@
             <w:r/>
             <w:r>
               <w:rPr>
-                <w:rFonts w:ascii="Arial" w:hAnsi="Arial"/>
+                <w:rFonts w:ascii="Verdana" w:hAnsi="Verdana"/>
                 <w:b w:val="0"/>
                 <w:sz w:val="16"/>
               </w:rPr>
@@ -8078,7 +8212,7 @@
             <w:r/>
             <w:r>
               <w:rPr>
-                <w:rFonts w:ascii="Arial" w:hAnsi="Arial"/>
+                <w:rFonts w:ascii="Verdana" w:hAnsi="Verdana"/>
                 <w:b w:val="0"/>
                 <w:sz w:val="16"/>
               </w:rPr>
@@ -8094,7 +8228,7 @@
             <w:r/>
             <w:r>
               <w:rPr>
-                <w:rFonts w:ascii="Arial" w:hAnsi="Arial"/>
+                <w:rFonts w:ascii="Verdana" w:hAnsi="Verdana"/>
                 <w:b w:val="0"/>
                 <w:sz w:val="16"/>
               </w:rPr>
@@ -8110,7 +8244,7 @@
             <w:r/>
             <w:r>
               <w:rPr>
-                <w:rFonts w:ascii="Arial" w:hAnsi="Arial"/>
+                <w:rFonts w:ascii="Verdana" w:hAnsi="Verdana"/>
                 <w:b w:val="0"/>
                 <w:sz w:val="16"/>
               </w:rPr>
@@ -8126,7 +8260,7 @@
             <w:r/>
             <w:r>
               <w:rPr>
-                <w:rFonts w:ascii="Arial" w:hAnsi="Arial"/>
+                <w:rFonts w:ascii="Verdana" w:hAnsi="Verdana"/>
                 <w:b w:val="0"/>
                 <w:sz w:val="16"/>
               </w:rPr>
@@ -8135,15 +8269,18 @@
         </w:tc>
       </w:tr>
       <w:tr>
-        <w:tc>
-          <w:tcPr>
-            <w:tcW w:type="dxa" w:w="1514"/>
-          </w:tcPr>
-          <w:p>
-            <w:r/>
-            <w:r>
-              <w:rPr>
-                <w:rFonts w:ascii="Arial" w:hAnsi="Arial"/>
+        <w:trPr>
+          <w:cantSplit/>
+        </w:trPr>
+        <w:tc>
+          <w:tcPr>
+            <w:tcW w:type="dxa" w:w="1514"/>
+          </w:tcPr>
+          <w:p>
+            <w:r/>
+            <w:r>
+              <w:rPr>
+                <w:rFonts w:ascii="Verdana" w:hAnsi="Verdana"/>
                 <w:b w:val="0"/>
                 <w:sz w:val="16"/>
               </w:rPr>
@@ -8159,7 +8296,7 @@
             <w:r/>
             <w:r>
               <w:rPr>
-                <w:rFonts w:ascii="Arial" w:hAnsi="Arial"/>
+                <w:rFonts w:ascii="Verdana" w:hAnsi="Verdana"/>
                 <w:b w:val="0"/>
                 <w:sz w:val="16"/>
               </w:rPr>
@@ -8175,7 +8312,7 @@
             <w:r/>
             <w:r>
               <w:rPr>
-                <w:rFonts w:ascii="Arial" w:hAnsi="Arial"/>
+                <w:rFonts w:ascii="Verdana" w:hAnsi="Verdana"/>
                 <w:b w:val="0"/>
                 <w:sz w:val="16"/>
               </w:rPr>
@@ -8191,7 +8328,7 @@
             <w:r/>
             <w:r>
               <w:rPr>
-                <w:rFonts w:ascii="Arial" w:hAnsi="Arial"/>
+                <w:rFonts w:ascii="Verdana" w:hAnsi="Verdana"/>
                 <w:b w:val="0"/>
                 <w:sz w:val="16"/>
               </w:rPr>
@@ -8207,7 +8344,7 @@
             <w:r/>
             <w:r>
               <w:rPr>
-                <w:rFonts w:ascii="Arial" w:hAnsi="Arial"/>
+                <w:rFonts w:ascii="Verdana" w:hAnsi="Verdana"/>
                 <w:b w:val="0"/>
                 <w:sz w:val="16"/>
               </w:rPr>
@@ -8223,7 +8360,7 @@
             <w:r/>
             <w:r>
               <w:rPr>
-                <w:rFonts w:ascii="Arial" w:hAnsi="Arial"/>
+                <w:rFonts w:ascii="Verdana" w:hAnsi="Verdana"/>
                 <w:b w:val="0"/>
                 <w:sz w:val="16"/>
               </w:rPr>
@@ -8239,7 +8376,7 @@
             <w:r/>
             <w:r>
               <w:rPr>
-                <w:rFonts w:ascii="Arial" w:hAnsi="Arial"/>
+                <w:rFonts w:ascii="Verdana" w:hAnsi="Verdana"/>
                 <w:b w:val="0"/>
                 <w:sz w:val="16"/>
               </w:rPr>
@@ -8255,7 +8392,7 @@
             <w:r/>
             <w:r>
               <w:rPr>
-                <w:rFonts w:ascii="Arial" w:hAnsi="Arial"/>
+                <w:rFonts w:ascii="Verdana" w:hAnsi="Verdana"/>
                 <w:b w:val="0"/>
                 <w:sz w:val="16"/>
               </w:rPr>
@@ -8271,7 +8408,7 @@
             <w:r/>
             <w:r>
               <w:rPr>
-                <w:rFonts w:ascii="Arial" w:hAnsi="Arial"/>
+                <w:rFonts w:ascii="Verdana" w:hAnsi="Verdana"/>
                 <w:b w:val="0"/>
                 <w:sz w:val="16"/>
               </w:rPr>
@@ -8287,7 +8424,7 @@
             <w:r/>
             <w:r>
               <w:rPr>
-                <w:rFonts w:ascii="Arial" w:hAnsi="Arial"/>
+                <w:rFonts w:ascii="Verdana" w:hAnsi="Verdana"/>
                 <w:b w:val="0"/>
                 <w:sz w:val="16"/>
               </w:rPr>
@@ -8296,15 +8433,18 @@
         </w:tc>
       </w:tr>
       <w:tr>
-        <w:tc>
-          <w:tcPr>
-            <w:tcW w:type="dxa" w:w="1514"/>
-          </w:tcPr>
-          <w:p>
-            <w:r/>
-            <w:r>
-              <w:rPr>
-                <w:rFonts w:ascii="Arial" w:hAnsi="Arial"/>
+        <w:trPr>
+          <w:cantSplit/>
+        </w:trPr>
+        <w:tc>
+          <w:tcPr>
+            <w:tcW w:type="dxa" w:w="1514"/>
+          </w:tcPr>
+          <w:p>
+            <w:r/>
+            <w:r>
+              <w:rPr>
+                <w:rFonts w:ascii="Verdana" w:hAnsi="Verdana"/>
                 <w:b w:val="0"/>
                 <w:sz w:val="16"/>
               </w:rPr>
@@ -8320,7 +8460,7 @@
             <w:r/>
             <w:r>
               <w:rPr>
-                <w:rFonts w:ascii="Arial" w:hAnsi="Arial"/>
+                <w:rFonts w:ascii="Verdana" w:hAnsi="Verdana"/>
                 <w:b w:val="0"/>
                 <w:sz w:val="16"/>
               </w:rPr>
@@ -8336,7 +8476,7 @@
             <w:r/>
             <w:r>
               <w:rPr>
-                <w:rFonts w:ascii="Arial" w:hAnsi="Arial"/>
+                <w:rFonts w:ascii="Verdana" w:hAnsi="Verdana"/>
                 <w:b w:val="0"/>
                 <w:sz w:val="16"/>
               </w:rPr>
@@ -8352,7 +8492,7 @@
             <w:r/>
             <w:r>
               <w:rPr>
-                <w:rFonts w:ascii="Arial" w:hAnsi="Arial"/>
+                <w:rFonts w:ascii="Verdana" w:hAnsi="Verdana"/>
                 <w:b w:val="0"/>
                 <w:sz w:val="16"/>
               </w:rPr>
@@ -8368,7 +8508,7 @@
             <w:r/>
             <w:r>
               <w:rPr>
-                <w:rFonts w:ascii="Arial" w:hAnsi="Arial"/>
+                <w:rFonts w:ascii="Verdana" w:hAnsi="Verdana"/>
                 <w:b w:val="0"/>
                 <w:sz w:val="16"/>
               </w:rPr>
@@ -8384,7 +8524,7 @@
             <w:r/>
             <w:r>
               <w:rPr>
-                <w:rFonts w:ascii="Arial" w:hAnsi="Arial"/>
+                <w:rFonts w:ascii="Verdana" w:hAnsi="Verdana"/>
                 <w:b w:val="0"/>
                 <w:sz w:val="16"/>
               </w:rPr>
@@ -8400,7 +8540,7 @@
             <w:r/>
             <w:r>
               <w:rPr>
-                <w:rFonts w:ascii="Arial" w:hAnsi="Arial"/>
+                <w:rFonts w:ascii="Verdana" w:hAnsi="Verdana"/>
                 <w:b w:val="0"/>
                 <w:sz w:val="16"/>
               </w:rPr>
@@ -8416,7 +8556,7 @@
             <w:r/>
             <w:r>
               <w:rPr>
-                <w:rFonts w:ascii="Arial" w:hAnsi="Arial"/>
+                <w:rFonts w:ascii="Verdana" w:hAnsi="Verdana"/>
                 <w:b w:val="0"/>
                 <w:sz w:val="16"/>
               </w:rPr>
@@ -8432,7 +8572,7 @@
             <w:r/>
             <w:r>
               <w:rPr>
-                <w:rFonts w:ascii="Arial" w:hAnsi="Arial"/>
+                <w:rFonts w:ascii="Verdana" w:hAnsi="Verdana"/>
                 <w:b w:val="0"/>
                 <w:sz w:val="16"/>
               </w:rPr>
@@ -8448,7 +8588,7 @@
             <w:r/>
             <w:r>
               <w:rPr>
-                <w:rFonts w:ascii="Arial" w:hAnsi="Arial"/>
+                <w:rFonts w:ascii="Verdana" w:hAnsi="Verdana"/>
                 <w:b w:val="0"/>
                 <w:sz w:val="16"/>
               </w:rPr>
@@ -8457,15 +8597,18 @@
         </w:tc>
       </w:tr>
       <w:tr>
-        <w:tc>
-          <w:tcPr>
-            <w:tcW w:type="dxa" w:w="1514"/>
-          </w:tcPr>
-          <w:p>
-            <w:r/>
-            <w:r>
-              <w:rPr>
-                <w:rFonts w:ascii="Arial" w:hAnsi="Arial"/>
+        <w:trPr>
+          <w:cantSplit/>
+        </w:trPr>
+        <w:tc>
+          <w:tcPr>
+            <w:tcW w:type="dxa" w:w="1514"/>
+          </w:tcPr>
+          <w:p>
+            <w:r/>
+            <w:r>
+              <w:rPr>
+                <w:rFonts w:ascii="Verdana" w:hAnsi="Verdana"/>
                 <w:b w:val="0"/>
                 <w:sz w:val="16"/>
               </w:rPr>
@@ -8481,7 +8624,7 @@
             <w:r/>
             <w:r>
               <w:rPr>
-                <w:rFonts w:ascii="Arial" w:hAnsi="Arial"/>
+                <w:rFonts w:ascii="Verdana" w:hAnsi="Verdana"/>
                 <w:b w:val="0"/>
                 <w:sz w:val="16"/>
               </w:rPr>
@@ -8497,7 +8640,7 @@
             <w:r/>
             <w:r>
               <w:rPr>
-                <w:rFonts w:ascii="Arial" w:hAnsi="Arial"/>
+                <w:rFonts w:ascii="Verdana" w:hAnsi="Verdana"/>
                 <w:b w:val="0"/>
                 <w:sz w:val="16"/>
               </w:rPr>
@@ -8513,7 +8656,7 @@
             <w:r/>
             <w:r>
               <w:rPr>
-                <w:rFonts w:ascii="Arial" w:hAnsi="Arial"/>
+                <w:rFonts w:ascii="Verdana" w:hAnsi="Verdana"/>
                 <w:b w:val="0"/>
                 <w:sz w:val="16"/>
               </w:rPr>
@@ -8529,7 +8672,7 @@
             <w:r/>
             <w:r>
               <w:rPr>
-                <w:rFonts w:ascii="Arial" w:hAnsi="Arial"/>
+                <w:rFonts w:ascii="Verdana" w:hAnsi="Verdana"/>
                 <w:b w:val="0"/>
                 <w:sz w:val="16"/>
               </w:rPr>
@@ -8545,7 +8688,7 @@
             <w:r/>
             <w:r>
               <w:rPr>
-                <w:rFonts w:ascii="Arial" w:hAnsi="Arial"/>
+                <w:rFonts w:ascii="Verdana" w:hAnsi="Verdana"/>
                 <w:b w:val="0"/>
                 <w:sz w:val="16"/>
               </w:rPr>
@@ -8561,7 +8704,7 @@
             <w:r/>
             <w:r>
               <w:rPr>
-                <w:rFonts w:ascii="Arial" w:hAnsi="Arial"/>
+                <w:rFonts w:ascii="Verdana" w:hAnsi="Verdana"/>
                 <w:b w:val="0"/>
                 <w:sz w:val="16"/>
               </w:rPr>
@@ -8577,7 +8720,7 @@
             <w:r/>
             <w:r>
               <w:rPr>
-                <w:rFonts w:ascii="Arial" w:hAnsi="Arial"/>
+                <w:rFonts w:ascii="Verdana" w:hAnsi="Verdana"/>
                 <w:b w:val="0"/>
                 <w:sz w:val="16"/>
               </w:rPr>
@@ -8593,7 +8736,7 @@
             <w:r/>
             <w:r>
               <w:rPr>
-                <w:rFonts w:ascii="Arial" w:hAnsi="Arial"/>
+                <w:rFonts w:ascii="Verdana" w:hAnsi="Verdana"/>
                 <w:b w:val="0"/>
                 <w:sz w:val="16"/>
               </w:rPr>
@@ -8609,7 +8752,7 @@
             <w:r/>
             <w:r>
               <w:rPr>
-                <w:rFonts w:ascii="Arial" w:hAnsi="Arial"/>
+                <w:rFonts w:ascii="Verdana" w:hAnsi="Verdana"/>
                 <w:b w:val="0"/>
                 <w:sz w:val="16"/>
               </w:rPr>
@@ -8618,15 +8761,18 @@
         </w:tc>
       </w:tr>
       <w:tr>
-        <w:tc>
-          <w:tcPr>
-            <w:tcW w:type="dxa" w:w="1514"/>
-          </w:tcPr>
-          <w:p>
-            <w:r/>
-            <w:r>
-              <w:rPr>
-                <w:rFonts w:ascii="Arial" w:hAnsi="Arial"/>
+        <w:trPr>
+          <w:cantSplit/>
+        </w:trPr>
+        <w:tc>
+          <w:tcPr>
+            <w:tcW w:type="dxa" w:w="1514"/>
+          </w:tcPr>
+          <w:p>
+            <w:r/>
+            <w:r>
+              <w:rPr>
+                <w:rFonts w:ascii="Verdana" w:hAnsi="Verdana"/>
                 <w:b w:val="0"/>
                 <w:sz w:val="16"/>
               </w:rPr>
@@ -8642,7 +8788,7 @@
             <w:r/>
             <w:r>
               <w:rPr>
-                <w:rFonts w:ascii="Arial" w:hAnsi="Arial"/>
+                <w:rFonts w:ascii="Verdana" w:hAnsi="Verdana"/>
                 <w:b w:val="0"/>
                 <w:sz w:val="16"/>
               </w:rPr>
@@ -8658,7 +8804,7 @@
             <w:r/>
             <w:r>
               <w:rPr>
-                <w:rFonts w:ascii="Arial" w:hAnsi="Arial"/>
+                <w:rFonts w:ascii="Verdana" w:hAnsi="Verdana"/>
                 <w:b w:val="0"/>
                 <w:sz w:val="16"/>
               </w:rPr>
@@ -8674,7 +8820,7 @@
             <w:r/>
             <w:r>
               <w:rPr>
-                <w:rFonts w:ascii="Arial" w:hAnsi="Arial"/>
+                <w:rFonts w:ascii="Verdana" w:hAnsi="Verdana"/>
                 <w:b w:val="0"/>
                 <w:sz w:val="16"/>
               </w:rPr>
@@ -8690,7 +8836,7 @@
             <w:r/>
             <w:r>
               <w:rPr>
-                <w:rFonts w:ascii="Arial" w:hAnsi="Arial"/>
+                <w:rFonts w:ascii="Verdana" w:hAnsi="Verdana"/>
                 <w:b w:val="0"/>
                 <w:sz w:val="16"/>
               </w:rPr>
@@ -8706,7 +8852,7 @@
             <w:r/>
             <w:r>
               <w:rPr>
-                <w:rFonts w:ascii="Arial" w:hAnsi="Arial"/>
+                <w:rFonts w:ascii="Verdana" w:hAnsi="Verdana"/>
                 <w:b w:val="0"/>
                 <w:sz w:val="16"/>
               </w:rPr>
@@ -8722,7 +8868,7 @@
             <w:r/>
             <w:r>
               <w:rPr>
-                <w:rFonts w:ascii="Arial" w:hAnsi="Arial"/>
+                <w:rFonts w:ascii="Verdana" w:hAnsi="Verdana"/>
                 <w:b w:val="0"/>
                 <w:sz w:val="16"/>
               </w:rPr>
@@ -8738,7 +8884,7 @@
             <w:r/>
             <w:r>
               <w:rPr>
-                <w:rFonts w:ascii="Arial" w:hAnsi="Arial"/>
+                <w:rFonts w:ascii="Verdana" w:hAnsi="Verdana"/>
                 <w:b w:val="0"/>
                 <w:sz w:val="16"/>
               </w:rPr>
@@ -8754,7 +8900,7 @@
             <w:r/>
             <w:r>
               <w:rPr>
-                <w:rFonts w:ascii="Arial" w:hAnsi="Arial"/>
+                <w:rFonts w:ascii="Verdana" w:hAnsi="Verdana"/>
                 <w:b w:val="0"/>
                 <w:sz w:val="16"/>
               </w:rPr>
@@ -8770,7 +8916,7 @@
             <w:r/>
             <w:r>
               <w:rPr>
-                <w:rFonts w:ascii="Arial" w:hAnsi="Arial"/>
+                <w:rFonts w:ascii="Verdana" w:hAnsi="Verdana"/>
                 <w:b w:val="0"/>
                 <w:sz w:val="16"/>
               </w:rPr>
@@ -8779,15 +8925,18 @@
         </w:tc>
       </w:tr>
       <w:tr>
-        <w:tc>
-          <w:tcPr>
-            <w:tcW w:type="dxa" w:w="1514"/>
-          </w:tcPr>
-          <w:p>
-            <w:r/>
-            <w:r>
-              <w:rPr>
-                <w:rFonts w:ascii="Arial" w:hAnsi="Arial"/>
+        <w:trPr>
+          <w:cantSplit/>
+        </w:trPr>
+        <w:tc>
+          <w:tcPr>
+            <w:tcW w:type="dxa" w:w="1514"/>
+          </w:tcPr>
+          <w:p>
+            <w:r/>
+            <w:r>
+              <w:rPr>
+                <w:rFonts w:ascii="Verdana" w:hAnsi="Verdana"/>
                 <w:b w:val="0"/>
                 <w:sz w:val="16"/>
               </w:rPr>
@@ -8803,7 +8952,7 @@
             <w:r/>
             <w:r>
               <w:rPr>
-                <w:rFonts w:ascii="Arial" w:hAnsi="Arial"/>
+                <w:rFonts w:ascii="Verdana" w:hAnsi="Verdana"/>
                 <w:b w:val="0"/>
                 <w:sz w:val="16"/>
               </w:rPr>
@@ -8819,7 +8968,7 @@
             <w:r/>
             <w:r>
               <w:rPr>
-                <w:rFonts w:ascii="Arial" w:hAnsi="Arial"/>
+                <w:rFonts w:ascii="Verdana" w:hAnsi="Verdana"/>
                 <w:b w:val="0"/>
                 <w:sz w:val="16"/>
               </w:rPr>
@@ -8835,7 +8984,7 @@
             <w:r/>
             <w:r>
               <w:rPr>
-                <w:rFonts w:ascii="Arial" w:hAnsi="Arial"/>
+                <w:rFonts w:ascii="Verdana" w:hAnsi="Verdana"/>
                 <w:b w:val="0"/>
                 <w:sz w:val="16"/>
               </w:rPr>
@@ -8851,7 +9000,7 @@
             <w:r/>
             <w:r>
               <w:rPr>
-                <w:rFonts w:ascii="Arial" w:hAnsi="Arial"/>
+                <w:rFonts w:ascii="Verdana" w:hAnsi="Verdana"/>
                 <w:b w:val="0"/>
                 <w:sz w:val="16"/>
               </w:rPr>
@@ -8867,7 +9016,7 @@
             <w:r/>
             <w:r>
               <w:rPr>
-                <w:rFonts w:ascii="Arial" w:hAnsi="Arial"/>
+                <w:rFonts w:ascii="Verdana" w:hAnsi="Verdana"/>
                 <w:b w:val="0"/>
                 <w:sz w:val="16"/>
               </w:rPr>
@@ -8883,7 +9032,7 @@
             <w:r/>
             <w:r>
               <w:rPr>
-                <w:rFonts w:ascii="Arial" w:hAnsi="Arial"/>
+                <w:rFonts w:ascii="Verdana" w:hAnsi="Verdana"/>
                 <w:b w:val="0"/>
                 <w:sz w:val="16"/>
               </w:rPr>
@@ -8899,7 +9048,7 @@
             <w:r/>
             <w:r>
               <w:rPr>
-                <w:rFonts w:ascii="Arial" w:hAnsi="Arial"/>
+                <w:rFonts w:ascii="Verdana" w:hAnsi="Verdana"/>
                 <w:b w:val="0"/>
                 <w:sz w:val="16"/>
               </w:rPr>
@@ -8915,7 +9064,7 @@
             <w:r/>
             <w:r>
               <w:rPr>
-                <w:rFonts w:ascii="Arial" w:hAnsi="Arial"/>
+                <w:rFonts w:ascii="Verdana" w:hAnsi="Verdana"/>
                 <w:b w:val="0"/>
                 <w:sz w:val="16"/>
               </w:rPr>
@@ -8931,7 +9080,7 @@
             <w:r/>
             <w:r>
               <w:rPr>
-                <w:rFonts w:ascii="Arial" w:hAnsi="Arial"/>
+                <w:rFonts w:ascii="Verdana" w:hAnsi="Verdana"/>
                 <w:b w:val="0"/>
                 <w:sz w:val="16"/>
               </w:rPr>
@@ -8940,15 +9089,18 @@
         </w:tc>
       </w:tr>
       <w:tr>
-        <w:tc>
-          <w:tcPr>
-            <w:tcW w:type="dxa" w:w="1514"/>
-          </w:tcPr>
-          <w:p>
-            <w:r/>
-            <w:r>
-              <w:rPr>
-                <w:rFonts w:ascii="Arial" w:hAnsi="Arial"/>
+        <w:trPr>
+          <w:cantSplit/>
+        </w:trPr>
+        <w:tc>
+          <w:tcPr>
+            <w:tcW w:type="dxa" w:w="1514"/>
+          </w:tcPr>
+          <w:p>
+            <w:r/>
+            <w:r>
+              <w:rPr>
+                <w:rFonts w:ascii="Verdana" w:hAnsi="Verdana"/>
                 <w:b w:val="0"/>
                 <w:sz w:val="16"/>
               </w:rPr>
@@ -8964,7 +9116,7 @@
             <w:r/>
             <w:r>
               <w:rPr>
-                <w:rFonts w:ascii="Arial" w:hAnsi="Arial"/>
+                <w:rFonts w:ascii="Verdana" w:hAnsi="Verdana"/>
                 <w:b w:val="0"/>
                 <w:sz w:val="16"/>
               </w:rPr>
@@ -8980,7 +9132,7 @@
             <w:r/>
             <w:r>
               <w:rPr>
-                <w:rFonts w:ascii="Arial" w:hAnsi="Arial"/>
+                <w:rFonts w:ascii="Verdana" w:hAnsi="Verdana"/>
                 <w:b w:val="0"/>
                 <w:sz w:val="16"/>
               </w:rPr>
@@ -8996,7 +9148,7 @@
             <w:r/>
             <w:r>
               <w:rPr>
-                <w:rFonts w:ascii="Arial" w:hAnsi="Arial"/>
+                <w:rFonts w:ascii="Verdana" w:hAnsi="Verdana"/>
                 <w:b w:val="0"/>
                 <w:sz w:val="16"/>
               </w:rPr>
@@ -9012,7 +9164,7 @@
             <w:r/>
             <w:r>
               <w:rPr>
-                <w:rFonts w:ascii="Arial" w:hAnsi="Arial"/>
+                <w:rFonts w:ascii="Verdana" w:hAnsi="Verdana"/>
                 <w:b w:val="0"/>
                 <w:sz w:val="16"/>
               </w:rPr>
@@ -9028,7 +9180,7 @@
             <w:r/>
             <w:r>
               <w:rPr>
-                <w:rFonts w:ascii="Arial" w:hAnsi="Arial"/>
+                <w:rFonts w:ascii="Verdana" w:hAnsi="Verdana"/>
                 <w:b w:val="0"/>
                 <w:sz w:val="16"/>
               </w:rPr>
@@ -9044,7 +9196,7 @@
             <w:r/>
             <w:r>
               <w:rPr>
-                <w:rFonts w:ascii="Arial" w:hAnsi="Arial"/>
+                <w:rFonts w:ascii="Verdana" w:hAnsi="Verdana"/>
                 <w:b w:val="0"/>
                 <w:sz w:val="16"/>
               </w:rPr>
@@ -9060,7 +9212,7 @@
             <w:r/>
             <w:r>
               <w:rPr>
-                <w:rFonts w:ascii="Arial" w:hAnsi="Arial"/>
+                <w:rFonts w:ascii="Verdana" w:hAnsi="Verdana"/>
                 <w:b w:val="0"/>
                 <w:sz w:val="16"/>
               </w:rPr>
@@ -9076,7 +9228,7 @@
             <w:r/>
             <w:r>
               <w:rPr>
-                <w:rFonts w:ascii="Arial" w:hAnsi="Arial"/>
+                <w:rFonts w:ascii="Verdana" w:hAnsi="Verdana"/>
                 <w:b w:val="0"/>
                 <w:sz w:val="16"/>
               </w:rPr>
@@ -9092,7 +9244,7 @@
             <w:r/>
             <w:r>
               <w:rPr>
-                <w:rFonts w:ascii="Arial" w:hAnsi="Arial"/>
+                <w:rFonts w:ascii="Verdana" w:hAnsi="Verdana"/>
                 <w:b w:val="0"/>
                 <w:sz w:val="16"/>
               </w:rPr>
@@ -9101,15 +9253,18 @@
         </w:tc>
       </w:tr>
       <w:tr>
-        <w:tc>
-          <w:tcPr>
-            <w:tcW w:type="dxa" w:w="1514"/>
-          </w:tcPr>
-          <w:p>
-            <w:r/>
-            <w:r>
-              <w:rPr>
-                <w:rFonts w:ascii="Arial" w:hAnsi="Arial"/>
+        <w:trPr>
+          <w:cantSplit/>
+        </w:trPr>
+        <w:tc>
+          <w:tcPr>
+            <w:tcW w:type="dxa" w:w="1514"/>
+          </w:tcPr>
+          <w:p>
+            <w:r/>
+            <w:r>
+              <w:rPr>
+                <w:rFonts w:ascii="Verdana" w:hAnsi="Verdana"/>
                 <w:b w:val="0"/>
                 <w:sz w:val="16"/>
               </w:rPr>
@@ -9125,7 +9280,7 @@
             <w:r/>
             <w:r>
               <w:rPr>
-                <w:rFonts w:ascii="Arial" w:hAnsi="Arial"/>
+                <w:rFonts w:ascii="Verdana" w:hAnsi="Verdana"/>
                 <w:b w:val="0"/>
                 <w:sz w:val="16"/>
               </w:rPr>
@@ -9141,7 +9296,7 @@
             <w:r/>
             <w:r>
               <w:rPr>
-                <w:rFonts w:ascii="Arial" w:hAnsi="Arial"/>
+                <w:rFonts w:ascii="Verdana" w:hAnsi="Verdana"/>
                 <w:b w:val="0"/>
                 <w:sz w:val="16"/>
               </w:rPr>
@@ -9157,7 +9312,7 @@
             <w:r/>
             <w:r>
               <w:rPr>
-                <w:rFonts w:ascii="Arial" w:hAnsi="Arial"/>
+                <w:rFonts w:ascii="Verdana" w:hAnsi="Verdana"/>
                 <w:b w:val="0"/>
                 <w:sz w:val="16"/>
               </w:rPr>
@@ -9173,7 +9328,7 @@
             <w:r/>
             <w:r>
               <w:rPr>
-                <w:rFonts w:ascii="Arial" w:hAnsi="Arial"/>
+                <w:rFonts w:ascii="Verdana" w:hAnsi="Verdana"/>
                 <w:b w:val="0"/>
                 <w:sz w:val="16"/>
               </w:rPr>
@@ -9189,7 +9344,7 @@
             <w:r/>
             <w:r>
               <w:rPr>
-                <w:rFonts w:ascii="Arial" w:hAnsi="Arial"/>
+                <w:rFonts w:ascii="Verdana" w:hAnsi="Verdana"/>
                 <w:b w:val="0"/>
                 <w:sz w:val="16"/>
               </w:rPr>
@@ -9205,7 +9360,7 @@
             <w:r/>
             <w:r>
               <w:rPr>
-                <w:rFonts w:ascii="Arial" w:hAnsi="Arial"/>
+                <w:rFonts w:ascii="Verdana" w:hAnsi="Verdana"/>
                 <w:b w:val="0"/>
                 <w:sz w:val="16"/>
               </w:rPr>
@@ -9221,7 +9376,7 @@
             <w:r/>
             <w:r>
               <w:rPr>
-                <w:rFonts w:ascii="Arial" w:hAnsi="Arial"/>
+                <w:rFonts w:ascii="Verdana" w:hAnsi="Verdana"/>
                 <w:b w:val="0"/>
                 <w:sz w:val="16"/>
               </w:rPr>
@@ -9237,7 +9392,7 @@
             <w:r/>
             <w:r>
               <w:rPr>
-                <w:rFonts w:ascii="Arial" w:hAnsi="Arial"/>
+                <w:rFonts w:ascii="Verdana" w:hAnsi="Verdana"/>
                 <w:b w:val="0"/>
                 <w:sz w:val="16"/>
               </w:rPr>
@@ -9253,7 +9408,7 @@
             <w:r/>
             <w:r>
               <w:rPr>
-                <w:rFonts w:ascii="Arial" w:hAnsi="Arial"/>
+                <w:rFonts w:ascii="Verdana" w:hAnsi="Verdana"/>
                 <w:b w:val="0"/>
                 <w:sz w:val="16"/>
               </w:rPr>
@@ -9262,15 +9417,18 @@
         </w:tc>
       </w:tr>
       <w:tr>
-        <w:tc>
-          <w:tcPr>
-            <w:tcW w:type="dxa" w:w="1514"/>
-          </w:tcPr>
-          <w:p>
-            <w:r/>
-            <w:r>
-              <w:rPr>
-                <w:rFonts w:ascii="Arial" w:hAnsi="Arial"/>
+        <w:trPr>
+          <w:cantSplit/>
+        </w:trPr>
+        <w:tc>
+          <w:tcPr>
+            <w:tcW w:type="dxa" w:w="1514"/>
+          </w:tcPr>
+          <w:p>
+            <w:r/>
+            <w:r>
+              <w:rPr>
+                <w:rFonts w:ascii="Verdana" w:hAnsi="Verdana"/>
                 <w:b w:val="0"/>
                 <w:sz w:val="16"/>
               </w:rPr>
@@ -9286,7 +9444,7 @@
             <w:r/>
             <w:r>
               <w:rPr>
-                <w:rFonts w:ascii="Arial" w:hAnsi="Arial"/>
+                <w:rFonts w:ascii="Verdana" w:hAnsi="Verdana"/>
                 <w:b w:val="0"/>
                 <w:sz w:val="16"/>
               </w:rPr>
@@ -9302,7 +9460,7 @@
             <w:r/>
             <w:r>
               <w:rPr>
-                <w:rFonts w:ascii="Arial" w:hAnsi="Arial"/>
+                <w:rFonts w:ascii="Verdana" w:hAnsi="Verdana"/>
                 <w:b w:val="0"/>
                 <w:sz w:val="16"/>
               </w:rPr>
@@ -9318,7 +9476,7 @@
             <w:r/>
             <w:r>
               <w:rPr>
-                <w:rFonts w:ascii="Arial" w:hAnsi="Arial"/>
+                <w:rFonts w:ascii="Verdana" w:hAnsi="Verdana"/>
                 <w:b w:val="0"/>
                 <w:sz w:val="16"/>
               </w:rPr>
@@ -9334,7 +9492,7 @@
             <w:r/>
             <w:r>
               <w:rPr>
-                <w:rFonts w:ascii="Arial" w:hAnsi="Arial"/>
+                <w:rFonts w:ascii="Verdana" w:hAnsi="Verdana"/>
                 <w:b w:val="0"/>
                 <w:sz w:val="16"/>
               </w:rPr>
@@ -9350,7 +9508,7 @@
             <w:r/>
             <w:r>
               <w:rPr>
-                <w:rFonts w:ascii="Arial" w:hAnsi="Arial"/>
+                <w:rFonts w:ascii="Verdana" w:hAnsi="Verdana"/>
                 <w:b w:val="0"/>
                 <w:sz w:val="16"/>
               </w:rPr>
@@ -9366,7 +9524,7 @@
             <w:r/>
             <w:r>
               <w:rPr>
-                <w:rFonts w:ascii="Arial" w:hAnsi="Arial"/>
+                <w:rFonts w:ascii="Verdana" w:hAnsi="Verdana"/>
                 <w:b w:val="0"/>
                 <w:sz w:val="16"/>
               </w:rPr>
@@ -9382,7 +9540,7 @@
             <w:r/>
             <w:r>
               <w:rPr>
-                <w:rFonts w:ascii="Arial" w:hAnsi="Arial"/>
+                <w:rFonts w:ascii="Verdana" w:hAnsi="Verdana"/>
                 <w:b w:val="0"/>
                 <w:sz w:val="16"/>
               </w:rPr>
@@ -9398,7 +9556,7 @@
             <w:r/>
             <w:r>
               <w:rPr>
-                <w:rFonts w:ascii="Arial" w:hAnsi="Arial"/>
+                <w:rFonts w:ascii="Verdana" w:hAnsi="Verdana"/>
                 <w:b w:val="0"/>
                 <w:sz w:val="16"/>
               </w:rPr>
@@ -9414,25 +9572,28 @@
             <w:r/>
             <w:r>
               <w:rPr>
-                <w:rFonts w:ascii="Arial" w:hAnsi="Arial"/>
-                <w:b w:val="0"/>
-                <w:sz w:val="16"/>
-              </w:rPr>
-              <w:t>Note 5: 0 es satisfactorio, 1 es insatisfactorio</w:t>
+                <w:rFonts w:ascii="Verdana" w:hAnsi="Verdana"/>
+                <w:b w:val="0"/>
+                <w:sz w:val="16"/>
+              </w:rPr>
+              <w:t>Note 5: Este valor, que ha sido proporcionado por el centro secundario ARINC, es más bien un pseudovalor que el valor real. Solo ARINC conoce la relación entre este pseudovalor y el valor verdadero.</w:t>
             </w:r>
           </w:p>
         </w:tc>
       </w:tr>
       <w:tr>
-        <w:tc>
-          <w:tcPr>
-            <w:tcW w:type="dxa" w:w="1514"/>
-          </w:tcPr>
-          <w:p>
-            <w:r/>
-            <w:r>
-              <w:rPr>
-                <w:rFonts w:ascii="Arial" w:hAnsi="Arial"/>
+        <w:trPr>
+          <w:cantSplit/>
+        </w:trPr>
+        <w:tc>
+          <w:tcPr>
+            <w:tcW w:type="dxa" w:w="1514"/>
+          </w:tcPr>
+          <w:p>
+            <w:r/>
+            <w:r>
+              <w:rPr>
+                <w:rFonts w:ascii="Verdana" w:hAnsi="Verdana"/>
                 <w:b w:val="0"/>
                 <w:sz w:val="16"/>
               </w:rPr>
@@ -9448,7 +9609,7 @@
             <w:r/>
             <w:r>
               <w:rPr>
-                <w:rFonts w:ascii="Arial" w:hAnsi="Arial"/>
+                <w:rFonts w:ascii="Verdana" w:hAnsi="Verdana"/>
                 <w:b w:val="0"/>
                 <w:sz w:val="16"/>
               </w:rPr>
@@ -9464,7 +9625,7 @@
             <w:r/>
             <w:r>
               <w:rPr>
-                <w:rFonts w:ascii="Arial" w:hAnsi="Arial"/>
+                <w:rFonts w:ascii="Verdana" w:hAnsi="Verdana"/>
                 <w:b w:val="0"/>
                 <w:sz w:val="16"/>
               </w:rPr>
@@ -9480,7 +9641,7 @@
             <w:r/>
             <w:r>
               <w:rPr>
-                <w:rFonts w:ascii="Arial" w:hAnsi="Arial"/>
+                <w:rFonts w:ascii="Verdana" w:hAnsi="Verdana"/>
                 <w:b w:val="0"/>
                 <w:sz w:val="16"/>
               </w:rPr>
@@ -9496,7 +9657,7 @@
             <w:r/>
             <w:r>
               <w:rPr>
-                <w:rFonts w:ascii="Arial" w:hAnsi="Arial"/>
+                <w:rFonts w:ascii="Verdana" w:hAnsi="Verdana"/>
                 <w:b w:val="0"/>
                 <w:sz w:val="16"/>
               </w:rPr>
@@ -9512,7 +9673,7 @@
             <w:r/>
             <w:r>
               <w:rPr>
-                <w:rFonts w:ascii="Arial" w:hAnsi="Arial"/>
+                <w:rFonts w:ascii="Verdana" w:hAnsi="Verdana"/>
                 <w:b w:val="0"/>
                 <w:sz w:val="16"/>
               </w:rPr>
@@ -9528,7 +9689,7 @@
             <w:r/>
             <w:r>
               <w:rPr>
-                <w:rFonts w:ascii="Arial" w:hAnsi="Arial"/>
+                <w:rFonts w:ascii="Verdana" w:hAnsi="Verdana"/>
                 <w:b w:val="0"/>
                 <w:sz w:val="16"/>
               </w:rPr>
@@ -9544,7 +9705,7 @@
             <w:r/>
             <w:r>
               <w:rPr>
-                <w:rFonts w:ascii="Arial" w:hAnsi="Arial"/>
+                <w:rFonts w:ascii="Verdana" w:hAnsi="Verdana"/>
                 <w:b w:val="0"/>
                 <w:sz w:val="16"/>
               </w:rPr>
@@ -9560,7 +9721,7 @@
             <w:r/>
             <w:r>
               <w:rPr>
-                <w:rFonts w:ascii="Arial" w:hAnsi="Arial"/>
+                <w:rFonts w:ascii="Verdana" w:hAnsi="Verdana"/>
                 <w:b w:val="0"/>
                 <w:sz w:val="16"/>
               </w:rPr>
@@ -9576,7 +9737,7 @@
             <w:r/>
             <w:r>
               <w:rPr>
-                <w:rFonts w:ascii="Arial" w:hAnsi="Arial"/>
+                <w:rFonts w:ascii="Verdana" w:hAnsi="Verdana"/>
                 <w:b w:val="0"/>
                 <w:sz w:val="16"/>
               </w:rPr>
@@ -9585,15 +9746,18 @@
         </w:tc>
       </w:tr>
       <w:tr>
-        <w:tc>
-          <w:tcPr>
-            <w:tcW w:type="dxa" w:w="1514"/>
-          </w:tcPr>
-          <w:p>
-            <w:r/>
-            <w:r>
-              <w:rPr>
-                <w:rFonts w:ascii="Arial" w:hAnsi="Arial"/>
+        <w:trPr>
+          <w:cantSplit/>
+        </w:trPr>
+        <w:tc>
+          <w:tcPr>
+            <w:tcW w:type="dxa" w:w="1514"/>
+          </w:tcPr>
+          <w:p>
+            <w:r/>
+            <w:r>
+              <w:rPr>
+                <w:rFonts w:ascii="Verdana" w:hAnsi="Verdana"/>
                 <w:b w:val="0"/>
                 <w:sz w:val="16"/>
               </w:rPr>
@@ -9609,7 +9773,7 @@
             <w:r/>
             <w:r>
               <w:rPr>
-                <w:rFonts w:ascii="Arial" w:hAnsi="Arial"/>
+                <w:rFonts w:ascii="Verdana" w:hAnsi="Verdana"/>
                 <w:b w:val="0"/>
                 <w:sz w:val="16"/>
               </w:rPr>
@@ -9625,7 +9789,7 @@
             <w:r/>
             <w:r>
               <w:rPr>
-                <w:rFonts w:ascii="Arial" w:hAnsi="Arial"/>
+                <w:rFonts w:ascii="Verdana" w:hAnsi="Verdana"/>
                 <w:b w:val="0"/>
                 <w:sz w:val="16"/>
               </w:rPr>
@@ -9641,7 +9805,7 @@
             <w:r/>
             <w:r>
               <w:rPr>
-                <w:rFonts w:ascii="Arial" w:hAnsi="Arial"/>
+                <w:rFonts w:ascii="Verdana" w:hAnsi="Verdana"/>
                 <w:b w:val="0"/>
                 <w:sz w:val="16"/>
               </w:rPr>
@@ -9657,7 +9821,7 @@
             <w:r/>
             <w:r>
               <w:rPr>
-                <w:rFonts w:ascii="Arial" w:hAnsi="Arial"/>
+                <w:rFonts w:ascii="Verdana" w:hAnsi="Verdana"/>
                 <w:b w:val="0"/>
                 <w:sz w:val="16"/>
               </w:rPr>
@@ -9673,7 +9837,7 @@
             <w:r/>
             <w:r>
               <w:rPr>
-                <w:rFonts w:ascii="Arial" w:hAnsi="Arial"/>
+                <w:rFonts w:ascii="Verdana" w:hAnsi="Verdana"/>
                 <w:b w:val="0"/>
                 <w:sz w:val="16"/>
               </w:rPr>
@@ -9689,7 +9853,7 @@
             <w:r/>
             <w:r>
               <w:rPr>
-                <w:rFonts w:ascii="Arial" w:hAnsi="Arial"/>
+                <w:rFonts w:ascii="Verdana" w:hAnsi="Verdana"/>
                 <w:b w:val="0"/>
                 <w:sz w:val="16"/>
               </w:rPr>
@@ -9705,7 +9869,7 @@
             <w:r/>
             <w:r>
               <w:rPr>
-                <w:rFonts w:ascii="Arial" w:hAnsi="Arial"/>
+                <w:rFonts w:ascii="Verdana" w:hAnsi="Verdana"/>
                 <w:b w:val="0"/>
                 <w:sz w:val="16"/>
               </w:rPr>
@@ -9721,7 +9885,7 @@
             <w:r/>
             <w:r>
               <w:rPr>
-                <w:rFonts w:ascii="Arial" w:hAnsi="Arial"/>
+                <w:rFonts w:ascii="Verdana" w:hAnsi="Verdana"/>
                 <w:b w:val="0"/>
                 <w:sz w:val="16"/>
               </w:rPr>
@@ -9737,25 +9901,28 @@
             <w:r/>
             <w:r>
               <w:rPr>
-                <w:rFonts w:ascii="Arial" w:hAnsi="Arial"/>
-                <w:b w:val="0"/>
-                <w:sz w:val="16"/>
-              </w:rPr>
-              <w:t>Note 6: Véase la Tabla de cifrado común C–1, Parte C/c.</w:t>
+                <w:rFonts w:ascii="Verdana" w:hAnsi="Verdana"/>
+                <w:b w:val="0"/>
+                <w:sz w:val="16"/>
+              </w:rPr>
+              <w:t>Note 6: Valores de las tablas de cifrado : FRQ = cifra de clave 8 (8 octas) : OCNL EMBD : ISOL = cifra de clave 6 (6 octas) = cifra de clave 2 (2 octas) cuando se trata de un cumulonimbus</w:t>
             </w:r>
           </w:p>
         </w:tc>
       </w:tr>
       <w:tr>
-        <w:tc>
-          <w:tcPr>
-            <w:tcW w:type="dxa" w:w="1514"/>
-          </w:tcPr>
-          <w:p>
-            <w:r/>
-            <w:r>
-              <w:rPr>
-                <w:rFonts w:ascii="Arial" w:hAnsi="Arial"/>
+        <w:trPr>
+          <w:cantSplit/>
+        </w:trPr>
+        <w:tc>
+          <w:tcPr>
+            <w:tcW w:type="dxa" w:w="1514"/>
+          </w:tcPr>
+          <w:p>
+            <w:r/>
+            <w:r>
+              <w:rPr>
+                <w:rFonts w:ascii="Verdana" w:hAnsi="Verdana"/>
                 <w:b w:val="0"/>
                 <w:sz w:val="16"/>
               </w:rPr>
@@ -9771,7 +9938,7 @@
             <w:r/>
             <w:r>
               <w:rPr>
-                <w:rFonts w:ascii="Arial" w:hAnsi="Arial"/>
+                <w:rFonts w:ascii="Verdana" w:hAnsi="Verdana"/>
                 <w:b w:val="0"/>
                 <w:sz w:val="16"/>
               </w:rPr>
@@ -9787,7 +9954,7 @@
             <w:r/>
             <w:r>
               <w:rPr>
-                <w:rFonts w:ascii="Arial" w:hAnsi="Arial"/>
+                <w:rFonts w:ascii="Verdana" w:hAnsi="Verdana"/>
                 <w:b w:val="0"/>
                 <w:sz w:val="16"/>
               </w:rPr>
@@ -9803,7 +9970,7 @@
             <w:r/>
             <w:r>
               <w:rPr>
-                <w:rFonts w:ascii="Arial" w:hAnsi="Arial"/>
+                <w:rFonts w:ascii="Verdana" w:hAnsi="Verdana"/>
                 <w:b w:val="0"/>
                 <w:sz w:val="16"/>
               </w:rPr>
@@ -9819,7 +9986,7 @@
             <w:r/>
             <w:r>
               <w:rPr>
-                <w:rFonts w:ascii="Arial" w:hAnsi="Arial"/>
+                <w:rFonts w:ascii="Verdana" w:hAnsi="Verdana"/>
                 <w:b w:val="0"/>
                 <w:sz w:val="16"/>
               </w:rPr>
@@ -9835,7 +10002,7 @@
             <w:r/>
             <w:r>
               <w:rPr>
-                <w:rFonts w:ascii="Arial" w:hAnsi="Arial"/>
+                <w:rFonts w:ascii="Verdana" w:hAnsi="Verdana"/>
                 <w:b w:val="0"/>
                 <w:sz w:val="16"/>
               </w:rPr>
@@ -9851,7 +10018,7 @@
             <w:r/>
             <w:r>
               <w:rPr>
-                <w:rFonts w:ascii="Arial" w:hAnsi="Arial"/>
+                <w:rFonts w:ascii="Verdana" w:hAnsi="Verdana"/>
                 <w:b w:val="0"/>
                 <w:sz w:val="16"/>
               </w:rPr>
@@ -9867,7 +10034,7 @@
             <w:r/>
             <w:r>
               <w:rPr>
-                <w:rFonts w:ascii="Arial" w:hAnsi="Arial"/>
+                <w:rFonts w:ascii="Verdana" w:hAnsi="Verdana"/>
                 <w:b w:val="0"/>
                 <w:sz w:val="16"/>
               </w:rPr>
@@ -9883,7 +10050,7 @@
             <w:r/>
             <w:r>
               <w:rPr>
-                <w:rFonts w:ascii="Arial" w:hAnsi="Arial"/>
+                <w:rFonts w:ascii="Verdana" w:hAnsi="Verdana"/>
                 <w:b w:val="0"/>
                 <w:sz w:val="16"/>
               </w:rPr>
@@ -9899,25 +10066,28 @@
             <w:r/>
             <w:r>
               <w:rPr>
-                <w:rFonts w:ascii="Arial" w:hAnsi="Arial"/>
-                <w:b w:val="0"/>
-                <w:sz w:val="16"/>
-              </w:rPr>
-              <w:t>Note 16: Una secuencia consecutiva de dos o más coordenadas de posición, tales como los pares de latitud y longitud, define una línea o un polígono. Los puntos deberán unirse entre sí en el mismo orden en que aparecen en el mensaje. Toda área descrita estará situada a la izquierda del límite trazado en la dirección establecida por el orden de los puntos dado en el mensaje. Esta definición se aplica a polígonos simples que no se intersecan y no presentan huecos.</w:t>
+                <w:rFonts w:ascii="Verdana" w:hAnsi="Verdana"/>
+                <w:b w:val="0"/>
+                <w:sz w:val="16"/>
+              </w:rPr>
+              <w:t>Note 16: La identificación de la hora se refiere al comienzo del período de un mes.</w:t>
             </w:r>
           </w:p>
         </w:tc>
       </w:tr>
       <w:tr>
-        <w:tc>
-          <w:tcPr>
-            <w:tcW w:type="dxa" w:w="1514"/>
-          </w:tcPr>
-          <w:p>
-            <w:r/>
-            <w:r>
-              <w:rPr>
-                <w:rFonts w:ascii="Arial" w:hAnsi="Arial"/>
+        <w:trPr>
+          <w:cantSplit/>
+        </w:trPr>
+        <w:tc>
+          <w:tcPr>
+            <w:tcW w:type="dxa" w:w="1514"/>
+          </w:tcPr>
+          <w:p>
+            <w:r/>
+            <w:r>
+              <w:rPr>
+                <w:rFonts w:ascii="Verdana" w:hAnsi="Verdana"/>
                 <w:b w:val="0"/>
                 <w:sz w:val="16"/>
               </w:rPr>
@@ -9933,7 +10103,7 @@
             <w:r/>
             <w:r>
               <w:rPr>
-                <w:rFonts w:ascii="Arial" w:hAnsi="Arial"/>
+                <w:rFonts w:ascii="Verdana" w:hAnsi="Verdana"/>
                 <w:b w:val="0"/>
                 <w:sz w:val="16"/>
               </w:rPr>
@@ -9949,7 +10119,7 @@
             <w:r/>
             <w:r>
               <w:rPr>
-                <w:rFonts w:ascii="Arial" w:hAnsi="Arial"/>
+                <w:rFonts w:ascii="Verdana" w:hAnsi="Verdana"/>
                 <w:b w:val="0"/>
                 <w:sz w:val="16"/>
               </w:rPr>
@@ -9965,7 +10135,7 @@
             <w:r/>
             <w:r>
               <w:rPr>
-                <w:rFonts w:ascii="Arial" w:hAnsi="Arial"/>
+                <w:rFonts w:ascii="Verdana" w:hAnsi="Verdana"/>
                 <w:b w:val="0"/>
                 <w:sz w:val="16"/>
               </w:rPr>
@@ -9981,7 +10151,7 @@
             <w:r/>
             <w:r>
               <w:rPr>
-                <w:rFonts w:ascii="Arial" w:hAnsi="Arial"/>
+                <w:rFonts w:ascii="Verdana" w:hAnsi="Verdana"/>
                 <w:b w:val="0"/>
                 <w:sz w:val="16"/>
               </w:rPr>
@@ -9997,7 +10167,7 @@
             <w:r/>
             <w:r>
               <w:rPr>
-                <w:rFonts w:ascii="Arial" w:hAnsi="Arial"/>
+                <w:rFonts w:ascii="Verdana" w:hAnsi="Verdana"/>
                 <w:b w:val="0"/>
                 <w:sz w:val="16"/>
               </w:rPr>
@@ -10013,7 +10183,7 @@
             <w:r/>
             <w:r>
               <w:rPr>
-                <w:rFonts w:ascii="Arial" w:hAnsi="Arial"/>
+                <w:rFonts w:ascii="Verdana" w:hAnsi="Verdana"/>
                 <w:b w:val="0"/>
                 <w:sz w:val="16"/>
               </w:rPr>
@@ -10029,7 +10199,7 @@
             <w:r/>
             <w:r>
               <w:rPr>
-                <w:rFonts w:ascii="Arial" w:hAnsi="Arial"/>
+                <w:rFonts w:ascii="Verdana" w:hAnsi="Verdana"/>
                 <w:b w:val="0"/>
                 <w:sz w:val="16"/>
               </w:rPr>
@@ -10045,7 +10215,7 @@
             <w:r/>
             <w:r>
               <w:rPr>
-                <w:rFonts w:ascii="Arial" w:hAnsi="Arial"/>
+                <w:rFonts w:ascii="Verdana" w:hAnsi="Verdana"/>
                 <w:b w:val="0"/>
                 <w:sz w:val="16"/>
               </w:rPr>
@@ -10061,25 +10231,28 @@
             <w:r/>
             <w:r>
               <w:rPr>
-                <w:rFonts w:ascii="Arial" w:hAnsi="Arial"/>
-                <w:b w:val="0"/>
-                <w:sz w:val="16"/>
-              </w:rPr>
-              <w:t>Note 7: Véase la Tabla de cifrado común C–2, Parte C/c.</w:t>
+                <w:rFonts w:ascii="Verdana" w:hAnsi="Verdana"/>
+                <w:b w:val="0"/>
+                <w:sz w:val="16"/>
+              </w:rPr>
+              <w:t>Note 7: Los mensajes BUFR compuestos pueden describirse dentro de la Sección de descripción de datos, según corresponda (por ejemplo: 3 01 041, 3 04 001, 3 04 002, 3 04 003, 3 04 004, 3 04 005, 3 04 006).</w:t>
             </w:r>
           </w:p>
         </w:tc>
       </w:tr>
       <w:tr>
-        <w:tc>
-          <w:tcPr>
-            <w:tcW w:type="dxa" w:w="1514"/>
-          </w:tcPr>
-          <w:p>
-            <w:r/>
-            <w:r>
-              <w:rPr>
-                <w:rFonts w:ascii="Arial" w:hAnsi="Arial"/>
+        <w:trPr>
+          <w:cantSplit/>
+        </w:trPr>
+        <w:tc>
+          <w:tcPr>
+            <w:tcW w:type="dxa" w:w="1514"/>
+          </w:tcPr>
+          <w:p>
+            <w:r/>
+            <w:r>
+              <w:rPr>
+                <w:rFonts w:ascii="Verdana" w:hAnsi="Verdana"/>
                 <w:b w:val="0"/>
                 <w:sz w:val="16"/>
               </w:rPr>
@@ -10095,7 +10268,7 @@
             <w:r/>
             <w:r>
               <w:rPr>
-                <w:rFonts w:ascii="Arial" w:hAnsi="Arial"/>
+                <w:rFonts w:ascii="Verdana" w:hAnsi="Verdana"/>
                 <w:b w:val="0"/>
                 <w:sz w:val="16"/>
               </w:rPr>
@@ -10111,7 +10284,7 @@
             <w:r/>
             <w:r>
               <w:rPr>
-                <w:rFonts w:ascii="Arial" w:hAnsi="Arial"/>
+                <w:rFonts w:ascii="Verdana" w:hAnsi="Verdana"/>
                 <w:b w:val="0"/>
                 <w:sz w:val="16"/>
               </w:rPr>
@@ -10127,7 +10300,7 @@
             <w:r/>
             <w:r>
               <w:rPr>
-                <w:rFonts w:ascii="Arial" w:hAnsi="Arial"/>
+                <w:rFonts w:ascii="Verdana" w:hAnsi="Verdana"/>
                 <w:b w:val="0"/>
                 <w:sz w:val="16"/>
               </w:rPr>
@@ -10143,7 +10316,7 @@
             <w:r/>
             <w:r>
               <w:rPr>
-                <w:rFonts w:ascii="Arial" w:hAnsi="Arial"/>
+                <w:rFonts w:ascii="Verdana" w:hAnsi="Verdana"/>
                 <w:b w:val="0"/>
                 <w:sz w:val="16"/>
               </w:rPr>
@@ -10159,7 +10332,7 @@
             <w:r/>
             <w:r>
               <w:rPr>
-                <w:rFonts w:ascii="Arial" w:hAnsi="Arial"/>
+                <w:rFonts w:ascii="Verdana" w:hAnsi="Verdana"/>
                 <w:b w:val="0"/>
                 <w:sz w:val="16"/>
               </w:rPr>
@@ -10175,7 +10348,7 @@
             <w:r/>
             <w:r>
               <w:rPr>
-                <w:rFonts w:ascii="Arial" w:hAnsi="Arial"/>
+                <w:rFonts w:ascii="Verdana" w:hAnsi="Verdana"/>
                 <w:b w:val="0"/>
                 <w:sz w:val="16"/>
               </w:rPr>
@@ -10191,7 +10364,7 @@
             <w:r/>
             <w:r>
               <w:rPr>
-                <w:rFonts w:ascii="Arial" w:hAnsi="Arial"/>
+                <w:rFonts w:ascii="Verdana" w:hAnsi="Verdana"/>
                 <w:b w:val="0"/>
                 <w:sz w:val="16"/>
               </w:rPr>
@@ -10207,7 +10380,7 @@
             <w:r/>
             <w:r>
               <w:rPr>
-                <w:rFonts w:ascii="Arial" w:hAnsi="Arial"/>
+                <w:rFonts w:ascii="Verdana" w:hAnsi="Verdana"/>
                 <w:b w:val="0"/>
                 <w:sz w:val="16"/>
               </w:rPr>
@@ -10223,25 +10396,28 @@
             <w:r/>
             <w:r>
               <w:rPr>
-                <w:rFonts w:ascii="Arial" w:hAnsi="Arial"/>
-                <w:b w:val="0"/>
-                <w:sz w:val="16"/>
-              </w:rPr>
-              <w:t>Note 17: Si todos los bits indican 0, eso significa una buena calibración.</w:t>
+                <w:rFonts w:ascii="Verdana" w:hAnsi="Verdana"/>
+                <w:b w:val="0"/>
+                <w:sz w:val="16"/>
+              </w:rPr>
+              <w:t>Note 17: En cada posición de los sensores de la carretera se mide: – la temperatura de la superficie de la carretera; – la temperatura de la subsuperficie de la carretera; – el espesor de la lámina de agua; – la condición de la superficie de la carretera.</w:t>
             </w:r>
           </w:p>
         </w:tc>
       </w:tr>
       <w:tr>
-        <w:tc>
-          <w:tcPr>
-            <w:tcW w:type="dxa" w:w="1514"/>
-          </w:tcPr>
-          <w:p>
-            <w:r/>
-            <w:r>
-              <w:rPr>
-                <w:rFonts w:ascii="Arial" w:hAnsi="Arial"/>
+        <w:trPr>
+          <w:cantSplit/>
+        </w:trPr>
+        <w:tc>
+          <w:tcPr>
+            <w:tcW w:type="dxa" w:w="1514"/>
+          </w:tcPr>
+          <w:p>
+            <w:r/>
+            <w:r>
+              <w:rPr>
+                <w:rFonts w:ascii="Verdana" w:hAnsi="Verdana"/>
                 <w:b w:val="0"/>
                 <w:sz w:val="16"/>
               </w:rPr>
@@ -10257,7 +10433,7 @@
             <w:r/>
             <w:r>
               <w:rPr>
-                <w:rFonts w:ascii="Arial" w:hAnsi="Arial"/>
+                <w:rFonts w:ascii="Verdana" w:hAnsi="Verdana"/>
                 <w:b w:val="0"/>
                 <w:sz w:val="16"/>
               </w:rPr>
@@ -10273,7 +10449,7 @@
             <w:r/>
             <w:r>
               <w:rPr>
-                <w:rFonts w:ascii="Arial" w:hAnsi="Arial"/>
+                <w:rFonts w:ascii="Verdana" w:hAnsi="Verdana"/>
                 <w:b w:val="0"/>
                 <w:sz w:val="16"/>
               </w:rPr>
@@ -10289,7 +10465,7 @@
             <w:r/>
             <w:r>
               <w:rPr>
-                <w:rFonts w:ascii="Arial" w:hAnsi="Arial"/>
+                <w:rFonts w:ascii="Verdana" w:hAnsi="Verdana"/>
                 <w:b w:val="0"/>
                 <w:sz w:val="16"/>
               </w:rPr>
@@ -10305,7 +10481,7 @@
             <w:r/>
             <w:r>
               <w:rPr>
-                <w:rFonts w:ascii="Arial" w:hAnsi="Arial"/>
+                <w:rFonts w:ascii="Verdana" w:hAnsi="Verdana"/>
                 <w:b w:val="0"/>
                 <w:sz w:val="16"/>
               </w:rPr>
@@ -10321,7 +10497,7 @@
             <w:r/>
             <w:r>
               <w:rPr>
-                <w:rFonts w:ascii="Arial" w:hAnsi="Arial"/>
+                <w:rFonts w:ascii="Verdana" w:hAnsi="Verdana"/>
                 <w:b w:val="0"/>
                 <w:sz w:val="16"/>
               </w:rPr>
@@ -10337,7 +10513,7 @@
             <w:r/>
             <w:r>
               <w:rPr>
-                <w:rFonts w:ascii="Arial" w:hAnsi="Arial"/>
+                <w:rFonts w:ascii="Verdana" w:hAnsi="Verdana"/>
                 <w:b w:val="0"/>
                 <w:sz w:val="16"/>
               </w:rPr>
@@ -10353,7 +10529,7 @@
             <w:r/>
             <w:r>
               <w:rPr>
-                <w:rFonts w:ascii="Arial" w:hAnsi="Arial"/>
+                <w:rFonts w:ascii="Verdana" w:hAnsi="Verdana"/>
                 <w:b w:val="0"/>
                 <w:sz w:val="16"/>
               </w:rPr>
@@ -10369,7 +10545,7 @@
             <w:r/>
             <w:r>
               <w:rPr>
-                <w:rFonts w:ascii="Arial" w:hAnsi="Arial"/>
+                <w:rFonts w:ascii="Verdana" w:hAnsi="Verdana"/>
                 <w:b w:val="0"/>
                 <w:sz w:val="16"/>
               </w:rPr>
@@ -10385,25 +10561,28 @@
             <w:r/>
             <w:r>
               <w:rPr>
-                <w:rFonts w:ascii="Arial" w:hAnsi="Arial"/>
-                <w:b w:val="0"/>
-                <w:sz w:val="16"/>
-              </w:rPr>
-              <w:t>Note 8: Véase la Tabla de cifrado común C–3</w:t>
+                <w:rFonts w:ascii="Verdana" w:hAnsi="Verdana"/>
+                <w:b w:val="0"/>
+                <w:sz w:val="16"/>
+              </w:rPr>
+              <w:t>Note 8: Los datos representados por esta secuencia deben ordenarse en orden descendiente respecto de la presión.</w:t>
             </w:r>
           </w:p>
         </w:tc>
       </w:tr>
       <w:tr>
-        <w:tc>
-          <w:tcPr>
-            <w:tcW w:type="dxa" w:w="1514"/>
-          </w:tcPr>
-          <w:p>
-            <w:r/>
-            <w:r>
-              <w:rPr>
-                <w:rFonts w:ascii="Arial" w:hAnsi="Arial"/>
+        <w:trPr>
+          <w:cantSplit/>
+        </w:trPr>
+        <w:tc>
+          <w:tcPr>
+            <w:tcW w:type="dxa" w:w="1514"/>
+          </w:tcPr>
+          <w:p>
+            <w:r/>
+            <w:r>
+              <w:rPr>
+                <w:rFonts w:ascii="Verdana" w:hAnsi="Verdana"/>
                 <w:b w:val="0"/>
                 <w:sz w:val="16"/>
               </w:rPr>
@@ -10419,7 +10598,7 @@
             <w:r/>
             <w:r>
               <w:rPr>
-                <w:rFonts w:ascii="Arial" w:hAnsi="Arial"/>
+                <w:rFonts w:ascii="Verdana" w:hAnsi="Verdana"/>
                 <w:b w:val="0"/>
                 <w:sz w:val="16"/>
               </w:rPr>
@@ -10435,7 +10614,7 @@
             <w:r/>
             <w:r>
               <w:rPr>
-                <w:rFonts w:ascii="Arial" w:hAnsi="Arial"/>
+                <w:rFonts w:ascii="Verdana" w:hAnsi="Verdana"/>
                 <w:b w:val="0"/>
                 <w:sz w:val="16"/>
               </w:rPr>
@@ -10451,7 +10630,7 @@
             <w:r/>
             <w:r>
               <w:rPr>
-                <w:rFonts w:ascii="Arial" w:hAnsi="Arial"/>
+                <w:rFonts w:ascii="Verdana" w:hAnsi="Verdana"/>
                 <w:b w:val="0"/>
                 <w:sz w:val="16"/>
               </w:rPr>
@@ -10467,7 +10646,7 @@
             <w:r/>
             <w:r>
               <w:rPr>
-                <w:rFonts w:ascii="Arial" w:hAnsi="Arial"/>
+                <w:rFonts w:ascii="Verdana" w:hAnsi="Verdana"/>
                 <w:b w:val="0"/>
                 <w:sz w:val="16"/>
               </w:rPr>
@@ -10483,7 +10662,7 @@
             <w:r/>
             <w:r>
               <w:rPr>
-                <w:rFonts w:ascii="Arial" w:hAnsi="Arial"/>
+                <w:rFonts w:ascii="Verdana" w:hAnsi="Verdana"/>
                 <w:b w:val="0"/>
                 <w:sz w:val="16"/>
               </w:rPr>
@@ -10499,7 +10678,7 @@
             <w:r/>
             <w:r>
               <w:rPr>
-                <w:rFonts w:ascii="Arial" w:hAnsi="Arial"/>
+                <w:rFonts w:ascii="Verdana" w:hAnsi="Verdana"/>
                 <w:b w:val="0"/>
                 <w:sz w:val="16"/>
               </w:rPr>
@@ -10515,7 +10694,7 @@
             <w:r/>
             <w:r>
               <w:rPr>
-                <w:rFonts w:ascii="Arial" w:hAnsi="Arial"/>
+                <w:rFonts w:ascii="Verdana" w:hAnsi="Verdana"/>
                 <w:b w:val="0"/>
                 <w:sz w:val="16"/>
               </w:rPr>
@@ -10531,7 +10710,7 @@
             <w:r/>
             <w:r>
               <w:rPr>
-                <w:rFonts w:ascii="Arial" w:hAnsi="Arial"/>
+                <w:rFonts w:ascii="Verdana" w:hAnsi="Verdana"/>
                 <w:b w:val="0"/>
                 <w:sz w:val="16"/>
               </w:rPr>
@@ -10547,25 +10726,28 @@
             <w:r/>
             <w:r>
               <w:rPr>
-                <w:rFonts w:ascii="Arial" w:hAnsi="Arial"/>
-                <w:b w:val="0"/>
-                <w:sz w:val="16"/>
-              </w:rPr>
-              <w:t>Note 22: Banderines de bit que indican los elementos incluidos en el proceso de datos de sondeo</w:t>
+                <w:rFonts w:ascii="Verdana" w:hAnsi="Verdana"/>
+                <w:b w:val="0"/>
+                <w:sz w:val="16"/>
+              </w:rPr>
+              <w:t>Note 22: Espectros direccionales completos (Ib = 1 en WAVEOB con más de una dirección por banda de número de onda). El conteo de repeticiones es el número de direcciones por banda de número de onda que debería abarcar normalmente todo el círculo.</w:t>
             </w:r>
           </w:p>
         </w:tc>
       </w:tr>
       <w:tr>
-        <w:tc>
-          <w:tcPr>
-            <w:tcW w:type="dxa" w:w="1514"/>
-          </w:tcPr>
-          <w:p>
-            <w:r/>
-            <w:r>
-              <w:rPr>
-                <w:rFonts w:ascii="Arial" w:hAnsi="Arial"/>
+        <w:trPr>
+          <w:cantSplit/>
+        </w:trPr>
+        <w:tc>
+          <w:tcPr>
+            <w:tcW w:type="dxa" w:w="1514"/>
+          </w:tcPr>
+          <w:p>
+            <w:r/>
+            <w:r>
+              <w:rPr>
+                <w:rFonts w:ascii="Verdana" w:hAnsi="Verdana"/>
                 <w:b w:val="0"/>
                 <w:sz w:val="16"/>
               </w:rPr>
@@ -10581,7 +10763,7 @@
             <w:r/>
             <w:r>
               <w:rPr>
-                <w:rFonts w:ascii="Arial" w:hAnsi="Arial"/>
+                <w:rFonts w:ascii="Verdana" w:hAnsi="Verdana"/>
                 <w:b w:val="0"/>
                 <w:sz w:val="16"/>
               </w:rPr>
@@ -10597,7 +10779,7 @@
             <w:r/>
             <w:r>
               <w:rPr>
-                <w:rFonts w:ascii="Arial" w:hAnsi="Arial"/>
+                <w:rFonts w:ascii="Verdana" w:hAnsi="Verdana"/>
                 <w:b w:val="0"/>
                 <w:sz w:val="16"/>
               </w:rPr>
@@ -10613,7 +10795,7 @@
             <w:r/>
             <w:r>
               <w:rPr>
-                <w:rFonts w:ascii="Arial" w:hAnsi="Arial"/>
+                <w:rFonts w:ascii="Verdana" w:hAnsi="Verdana"/>
                 <w:b w:val="0"/>
                 <w:sz w:val="16"/>
               </w:rPr>
@@ -10629,7 +10811,7 @@
             <w:r/>
             <w:r>
               <w:rPr>
-                <w:rFonts w:ascii="Arial" w:hAnsi="Arial"/>
+                <w:rFonts w:ascii="Verdana" w:hAnsi="Verdana"/>
                 <w:b w:val="0"/>
                 <w:sz w:val="16"/>
               </w:rPr>
@@ -10645,7 +10827,7 @@
             <w:r/>
             <w:r>
               <w:rPr>
-                <w:rFonts w:ascii="Arial" w:hAnsi="Arial"/>
+                <w:rFonts w:ascii="Verdana" w:hAnsi="Verdana"/>
                 <w:b w:val="0"/>
                 <w:sz w:val="16"/>
               </w:rPr>
@@ -10661,7 +10843,7 @@
             <w:r/>
             <w:r>
               <w:rPr>
-                <w:rFonts w:ascii="Arial" w:hAnsi="Arial"/>
+                <w:rFonts w:ascii="Verdana" w:hAnsi="Verdana"/>
                 <w:b w:val="0"/>
                 <w:sz w:val="16"/>
               </w:rPr>
@@ -10677,7 +10859,7 @@
             <w:r/>
             <w:r>
               <w:rPr>
-                <w:rFonts w:ascii="Arial" w:hAnsi="Arial"/>
+                <w:rFonts w:ascii="Verdana" w:hAnsi="Verdana"/>
                 <w:b w:val="0"/>
                 <w:sz w:val="16"/>
               </w:rPr>
@@ -10693,7 +10875,7 @@
             <w:r/>
             <w:r>
               <w:rPr>
-                <w:rFonts w:ascii="Arial" w:hAnsi="Arial"/>
+                <w:rFonts w:ascii="Verdana" w:hAnsi="Verdana"/>
                 <w:b w:val="0"/>
                 <w:sz w:val="16"/>
               </w:rPr>
@@ -10709,25 +10891,28 @@
             <w:r/>
             <w:r>
               <w:rPr>
-                <w:rFonts w:ascii="Arial" w:hAnsi="Arial"/>
-                <w:b w:val="0"/>
-                <w:sz w:val="16"/>
-              </w:rPr>
-              <w:t>Note 22: Banderines de bit que indican los elementos incluidos en el proceso de datos de sondeo</w:t>
+                <w:rFonts w:ascii="Verdana" w:hAnsi="Verdana"/>
+                <w:b w:val="0"/>
+                <w:sz w:val="16"/>
+              </w:rPr>
+              <w:t>Note 22: Espectros direccionales completos (Ib = 1 en WAVEOB con más de una dirección por banda de número de onda). El conteo de repeticiones es el número de direcciones por banda de número de onda que debería abarcar normalmente todo el círculo.</w:t>
             </w:r>
           </w:p>
         </w:tc>
       </w:tr>
       <w:tr>
-        <w:tc>
-          <w:tcPr>
-            <w:tcW w:type="dxa" w:w="1514"/>
-          </w:tcPr>
-          <w:p>
-            <w:r/>
-            <w:r>
-              <w:rPr>
-                <w:rFonts w:ascii="Arial" w:hAnsi="Arial"/>
+        <w:trPr>
+          <w:cantSplit/>
+        </w:trPr>
+        <w:tc>
+          <w:tcPr>
+            <w:tcW w:type="dxa" w:w="1514"/>
+          </w:tcPr>
+          <w:p>
+            <w:r/>
+            <w:r>
+              <w:rPr>
+                <w:rFonts w:ascii="Verdana" w:hAnsi="Verdana"/>
                 <w:b w:val="0"/>
                 <w:sz w:val="16"/>
               </w:rPr>
@@ -10743,7 +10928,7 @@
             <w:r/>
             <w:r>
               <w:rPr>
-                <w:rFonts w:ascii="Arial" w:hAnsi="Arial"/>
+                <w:rFonts w:ascii="Verdana" w:hAnsi="Verdana"/>
                 <w:b w:val="0"/>
                 <w:sz w:val="16"/>
               </w:rPr>
@@ -10759,7 +10944,7 @@
             <w:r/>
             <w:r>
               <w:rPr>
-                <w:rFonts w:ascii="Arial" w:hAnsi="Arial"/>
+                <w:rFonts w:ascii="Verdana" w:hAnsi="Verdana"/>
                 <w:b w:val="0"/>
                 <w:sz w:val="16"/>
               </w:rPr>
@@ -10775,7 +10960,7 @@
             <w:r/>
             <w:r>
               <w:rPr>
-                <w:rFonts w:ascii="Arial" w:hAnsi="Arial"/>
+                <w:rFonts w:ascii="Verdana" w:hAnsi="Verdana"/>
                 <w:b w:val="0"/>
                 <w:sz w:val="16"/>
               </w:rPr>
@@ -10791,7 +10976,7 @@
             <w:r/>
             <w:r>
               <w:rPr>
-                <w:rFonts w:ascii="Arial" w:hAnsi="Arial"/>
+                <w:rFonts w:ascii="Verdana" w:hAnsi="Verdana"/>
                 <w:b w:val="0"/>
                 <w:sz w:val="16"/>
               </w:rPr>
@@ -10807,7 +10992,7 @@
             <w:r/>
             <w:r>
               <w:rPr>
-                <w:rFonts w:ascii="Arial" w:hAnsi="Arial"/>
+                <w:rFonts w:ascii="Verdana" w:hAnsi="Verdana"/>
                 <w:b w:val="0"/>
                 <w:sz w:val="16"/>
               </w:rPr>
@@ -10823,7 +11008,7 @@
             <w:r/>
             <w:r>
               <w:rPr>
-                <w:rFonts w:ascii="Arial" w:hAnsi="Arial"/>
+                <w:rFonts w:ascii="Verdana" w:hAnsi="Verdana"/>
                 <w:b w:val="0"/>
                 <w:sz w:val="16"/>
               </w:rPr>
@@ -10839,7 +11024,7 @@
             <w:r/>
             <w:r>
               <w:rPr>
-                <w:rFonts w:ascii="Arial" w:hAnsi="Arial"/>
+                <w:rFonts w:ascii="Verdana" w:hAnsi="Verdana"/>
                 <w:b w:val="0"/>
                 <w:sz w:val="16"/>
               </w:rPr>
@@ -10855,7 +11040,7 @@
             <w:r/>
             <w:r>
               <w:rPr>
-                <w:rFonts w:ascii="Arial" w:hAnsi="Arial"/>
+                <w:rFonts w:ascii="Verdana" w:hAnsi="Verdana"/>
                 <w:b w:val="0"/>
                 <w:sz w:val="16"/>
               </w:rPr>
@@ -10871,25 +11056,28 @@
             <w:r/>
             <w:r>
               <w:rPr>
-                <w:rFonts w:ascii="Arial" w:hAnsi="Arial"/>
-                <w:b w:val="0"/>
-                <w:sz w:val="16"/>
-              </w:rPr>
-              <w:t>Note 22: Banderines de bit que indican los elementos incluidos en el proceso de datos de sondeo</w:t>
+                <w:rFonts w:ascii="Verdana" w:hAnsi="Verdana"/>
+                <w:b w:val="0"/>
+                <w:sz w:val="16"/>
+              </w:rPr>
+              <w:t>Note 22: Espectros direccionales completos (Ib = 1 en WAVEOB con más de una dirección por banda de número de onda). El conteo de repeticiones es el número de direcciones por banda de número de onda que debería abarcar normalmente todo el círculo.</w:t>
             </w:r>
           </w:p>
         </w:tc>
       </w:tr>
       <w:tr>
-        <w:tc>
-          <w:tcPr>
-            <w:tcW w:type="dxa" w:w="1514"/>
-          </w:tcPr>
-          <w:p>
-            <w:r/>
-            <w:r>
-              <w:rPr>
-                <w:rFonts w:ascii="Arial" w:hAnsi="Arial"/>
+        <w:trPr>
+          <w:cantSplit/>
+        </w:trPr>
+        <w:tc>
+          <w:tcPr>
+            <w:tcW w:type="dxa" w:w="1514"/>
+          </w:tcPr>
+          <w:p>
+            <w:r/>
+            <w:r>
+              <w:rPr>
+                <w:rFonts w:ascii="Verdana" w:hAnsi="Verdana"/>
                 <w:b w:val="0"/>
                 <w:sz w:val="16"/>
               </w:rPr>
@@ -10905,7 +11093,7 @@
             <w:r/>
             <w:r>
               <w:rPr>
-                <w:rFonts w:ascii="Arial" w:hAnsi="Arial"/>
+                <w:rFonts w:ascii="Verdana" w:hAnsi="Verdana"/>
                 <w:b w:val="0"/>
                 <w:sz w:val="16"/>
               </w:rPr>
@@ -10921,7 +11109,7 @@
             <w:r/>
             <w:r>
               <w:rPr>
-                <w:rFonts w:ascii="Arial" w:hAnsi="Arial"/>
+                <w:rFonts w:ascii="Verdana" w:hAnsi="Verdana"/>
                 <w:b w:val="0"/>
                 <w:sz w:val="16"/>
               </w:rPr>
@@ -10937,7 +11125,7 @@
             <w:r/>
             <w:r>
               <w:rPr>
-                <w:rFonts w:ascii="Arial" w:hAnsi="Arial"/>
+                <w:rFonts w:ascii="Verdana" w:hAnsi="Verdana"/>
                 <w:b w:val="0"/>
                 <w:sz w:val="16"/>
               </w:rPr>
@@ -10953,7 +11141,7 @@
             <w:r/>
             <w:r>
               <w:rPr>
-                <w:rFonts w:ascii="Arial" w:hAnsi="Arial"/>
+                <w:rFonts w:ascii="Verdana" w:hAnsi="Verdana"/>
                 <w:b w:val="0"/>
                 <w:sz w:val="16"/>
               </w:rPr>
@@ -10969,7 +11157,7 @@
             <w:r/>
             <w:r>
               <w:rPr>
-                <w:rFonts w:ascii="Arial" w:hAnsi="Arial"/>
+                <w:rFonts w:ascii="Verdana" w:hAnsi="Verdana"/>
                 <w:b w:val="0"/>
                 <w:sz w:val="16"/>
               </w:rPr>
@@ -10985,7 +11173,7 @@
             <w:r/>
             <w:r>
               <w:rPr>
-                <w:rFonts w:ascii="Arial" w:hAnsi="Arial"/>
+                <w:rFonts w:ascii="Verdana" w:hAnsi="Verdana"/>
                 <w:b w:val="0"/>
                 <w:sz w:val="16"/>
               </w:rPr>
@@ -11001,7 +11189,7 @@
             <w:r/>
             <w:r>
               <w:rPr>
-                <w:rFonts w:ascii="Arial" w:hAnsi="Arial"/>
+                <w:rFonts w:ascii="Verdana" w:hAnsi="Verdana"/>
                 <w:b w:val="0"/>
                 <w:sz w:val="16"/>
               </w:rPr>
@@ -11017,7 +11205,7 @@
             <w:r/>
             <w:r>
               <w:rPr>
-                <w:rFonts w:ascii="Arial" w:hAnsi="Arial"/>
+                <w:rFonts w:ascii="Verdana" w:hAnsi="Verdana"/>
                 <w:b w:val="0"/>
                 <w:sz w:val="16"/>
               </w:rPr>
@@ -11033,25 +11221,28 @@
             <w:r/>
             <w:r>
               <w:rPr>
-                <w:rFonts w:ascii="Arial" w:hAnsi="Arial"/>
-                <w:b w:val="0"/>
-                <w:sz w:val="16"/>
-              </w:rPr>
-              <w:t>Note 18: Todas las estadísticas de primer orden están expresadas en las unidades definidas por los descriptores de datos originales.</w:t>
+                <w:rFonts w:ascii="Verdana" w:hAnsi="Verdana"/>
+                <w:b w:val="0"/>
+                <w:sz w:val="16"/>
+              </w:rPr>
+              <w:t>Note 18: Ningún descriptor de operadores se reserva para uso local.</w:t>
             </w:r>
           </w:p>
         </w:tc>
       </w:tr>
       <w:tr>
-        <w:tc>
-          <w:tcPr>
-            <w:tcW w:type="dxa" w:w="1514"/>
-          </w:tcPr>
-          <w:p>
-            <w:r/>
-            <w:r>
-              <w:rPr>
-                <w:rFonts w:ascii="Arial" w:hAnsi="Arial"/>
+        <w:trPr>
+          <w:cantSplit/>
+        </w:trPr>
+        <w:tc>
+          <w:tcPr>
+            <w:tcW w:type="dxa" w:w="1514"/>
+          </w:tcPr>
+          <w:p>
+            <w:r/>
+            <w:r>
+              <w:rPr>
+                <w:rFonts w:ascii="Verdana" w:hAnsi="Verdana"/>
                 <w:b w:val="0"/>
                 <w:sz w:val="16"/>
               </w:rPr>
@@ -11067,7 +11258,7 @@
             <w:r/>
             <w:r>
               <w:rPr>
-                <w:rFonts w:ascii="Arial" w:hAnsi="Arial"/>
+                <w:rFonts w:ascii="Verdana" w:hAnsi="Verdana"/>
                 <w:b w:val="0"/>
                 <w:sz w:val="16"/>
               </w:rPr>
@@ -11083,7 +11274,7 @@
             <w:r/>
             <w:r>
               <w:rPr>
-                <w:rFonts w:ascii="Arial" w:hAnsi="Arial"/>
+                <w:rFonts w:ascii="Verdana" w:hAnsi="Verdana"/>
                 <w:b w:val="0"/>
                 <w:sz w:val="16"/>
               </w:rPr>
@@ -11099,7 +11290,7 @@
             <w:r/>
             <w:r>
               <w:rPr>
-                <w:rFonts w:ascii="Arial" w:hAnsi="Arial"/>
+                <w:rFonts w:ascii="Verdana" w:hAnsi="Verdana"/>
                 <w:b w:val="0"/>
                 <w:sz w:val="16"/>
               </w:rPr>
@@ -11115,7 +11306,7 @@
             <w:r/>
             <w:r>
               <w:rPr>
-                <w:rFonts w:ascii="Arial" w:hAnsi="Arial"/>
+                <w:rFonts w:ascii="Verdana" w:hAnsi="Verdana"/>
                 <w:b w:val="0"/>
                 <w:sz w:val="16"/>
               </w:rPr>
@@ -11131,7 +11322,7 @@
             <w:r/>
             <w:r>
               <w:rPr>
-                <w:rFonts w:ascii="Arial" w:hAnsi="Arial"/>
+                <w:rFonts w:ascii="Verdana" w:hAnsi="Verdana"/>
                 <w:b w:val="0"/>
                 <w:sz w:val="16"/>
               </w:rPr>
@@ -11147,7 +11338,7 @@
             <w:r/>
             <w:r>
               <w:rPr>
-                <w:rFonts w:ascii="Arial" w:hAnsi="Arial"/>
+                <w:rFonts w:ascii="Verdana" w:hAnsi="Verdana"/>
                 <w:b w:val="0"/>
                 <w:sz w:val="16"/>
               </w:rPr>
@@ -11163,7 +11354,7 @@
             <w:r/>
             <w:r>
               <w:rPr>
-                <w:rFonts w:ascii="Arial" w:hAnsi="Arial"/>
+                <w:rFonts w:ascii="Verdana" w:hAnsi="Verdana"/>
                 <w:b w:val="0"/>
                 <w:sz w:val="16"/>
               </w:rPr>
@@ -11179,7 +11370,7 @@
             <w:r/>
             <w:r>
               <w:rPr>
-                <w:rFonts w:ascii="Arial" w:hAnsi="Arial"/>
+                <w:rFonts w:ascii="Verdana" w:hAnsi="Verdana"/>
                 <w:b w:val="0"/>
                 <w:sz w:val="16"/>
               </w:rPr>
@@ -11195,11 +11386,11 @@
             <w:r/>
             <w:r>
               <w:rPr>
-                <w:rFonts w:ascii="Arial" w:hAnsi="Arial"/>
-                <w:b w:val="0"/>
-                <w:sz w:val="16"/>
-              </w:rPr>
-              <w:t>Note 19: Se utilizará inicialmente la significación del campo asociado (adicional) en relación con la calidad de los datos observados.</w:t>
+                <w:rFonts w:ascii="Verdana" w:hAnsi="Verdana"/>
+                <w:b w:val="0"/>
+                <w:sz w:val="16"/>
+              </w:rPr>
+              <w:t>Note 19: Un suceso, como se define para su uso con los operadores 2 41 000 y 2 42 000, es una serie de una o más circunstancias descrita usando descriptores de la Tabla B adecuados junto con sus correspondientes valores de datos. El agrupamiento de tales descriptores en conjunto considerados como un solo “suceso” les permite ser asignados colectivamente como el objetivo de un descriptor separado como el 0 33 045 o el 0 33 046. Cuando define una circunstancia dentro de un suceso, el descriptor 0 33 042 puede emplearse precediendo al descriptor adecuado de la Tabla B para indicar que el valor correspondiente es en realidad el límite de una gama de valores.</w:t>
             </w:r>
           </w:p>
         </w:tc>

--- a/docx/es/BUFRCREX_TableB_es_15.docx
+++ b/docx/es/BUFRCREX_TableB_es_15.docx
@@ -239,7 +239,7 @@
                 <w:b w:val="0"/>
                 <w:sz w:val="16"/>
               </w:rPr>
-              <w:t>015001</w:t>
+              <w:t>0 15 001</w:t>
             </w:r>
           </w:p>
         </w:tc>
@@ -403,7 +403,7 @@
                 <w:b w:val="0"/>
                 <w:sz w:val="16"/>
               </w:rPr>
-              <w:t>015002</w:t>
+              <w:t>0 15 002</w:t>
             </w:r>
           </w:p>
         </w:tc>
@@ -567,7 +567,7 @@
                 <w:b w:val="0"/>
                 <w:sz w:val="16"/>
               </w:rPr>
-              <w:t>015003</w:t>
+              <w:t>0 15 003</w:t>
             </w:r>
           </w:p>
         </w:tc>
@@ -732,7 +732,7 @@
                 <w:b w:val="0"/>
                 <w:sz w:val="16"/>
               </w:rPr>
-              <w:t>015004</w:t>
+              <w:t>0 15 004</w:t>
             </w:r>
           </w:p>
         </w:tc>
@@ -897,7 +897,7 @@
                 <w:b w:val="0"/>
                 <w:sz w:val="16"/>
               </w:rPr>
-              <w:t>015005</w:t>
+              <w:t>0 15 005</w:t>
             </w:r>
           </w:p>
         </w:tc>
@@ -1062,7 +1062,7 @@
                 <w:b w:val="0"/>
                 <w:sz w:val="16"/>
               </w:rPr>
-              <w:t>015006</w:t>
+              <w:t>0 15 006</w:t>
             </w:r>
           </w:p>
         </w:tc>
@@ -1226,7 +1226,7 @@
                 <w:b w:val="0"/>
                 <w:sz w:val="16"/>
               </w:rPr>
-              <w:t>015008</w:t>
+              <w:t>0 15 008</w:t>
             </w:r>
           </w:p>
         </w:tc>
@@ -1390,7 +1390,7 @@
                 <w:b w:val="0"/>
                 <w:sz w:val="16"/>
               </w:rPr>
-              <w:t>015009</w:t>
+              <w:t>0 15 009</w:t>
             </w:r>
           </w:p>
         </w:tc>
@@ -1554,7 +1554,7 @@
                 <w:b w:val="0"/>
                 <w:sz w:val="16"/>
               </w:rPr>
-              <w:t>015011</w:t>
+              <w:t>0 15 011</w:t>
             </w:r>
           </w:p>
         </w:tc>
@@ -1718,7 +1718,7 @@
                 <w:b w:val="0"/>
                 <w:sz w:val="16"/>
               </w:rPr>
-              <w:t>015012</w:t>
+              <w:t>0 15 012</w:t>
             </w:r>
           </w:p>
         </w:tc>
@@ -1882,7 +1882,7 @@
                 <w:b w:val="0"/>
                 <w:sz w:val="16"/>
               </w:rPr>
-              <w:t>015015</w:t>
+              <w:t>0 15 015</w:t>
             </w:r>
           </w:p>
         </w:tc>
@@ -2046,7 +2046,7 @@
                 <w:b w:val="0"/>
                 <w:sz w:val="16"/>
               </w:rPr>
-              <w:t>015020</w:t>
+              <w:t>0 15 020</w:t>
             </w:r>
           </w:p>
         </w:tc>
@@ -2210,7 +2210,7 @@
                 <w:b w:val="0"/>
                 <w:sz w:val="16"/>
               </w:rPr>
-              <w:t>015021</w:t>
+              <w:t>0 15 021</w:t>
             </w:r>
           </w:p>
         </w:tc>
@@ -2374,7 +2374,7 @@
                 <w:b w:val="0"/>
                 <w:sz w:val="16"/>
               </w:rPr>
-              <w:t>015024</w:t>
+              <w:t>0 15 024</w:t>
             </w:r>
           </w:p>
         </w:tc>
@@ -2538,7 +2538,7 @@
                 <w:b w:val="0"/>
                 <w:sz w:val="16"/>
               </w:rPr>
-              <w:t>015025</w:t>
+              <w:t>0 15 025</w:t>
             </w:r>
           </w:p>
         </w:tc>
@@ -2702,7 +2702,7 @@
                 <w:b w:val="0"/>
                 <w:sz w:val="16"/>
               </w:rPr>
-              <w:t>015026</w:t>
+              <w:t>0 15 026</w:t>
             </w:r>
           </w:p>
         </w:tc>
@@ -2866,7 +2866,7 @@
                 <w:b w:val="0"/>
                 <w:sz w:val="16"/>
               </w:rPr>
-              <w:t>015027</w:t>
+              <w:t>0 15 027</w:t>
             </w:r>
           </w:p>
         </w:tc>
@@ -3030,7 +3030,7 @@
                 <w:b w:val="0"/>
                 <w:sz w:val="16"/>
               </w:rPr>
-              <w:t>015028</w:t>
+              <w:t>0 15 028</w:t>
             </w:r>
           </w:p>
         </w:tc>
@@ -3194,7 +3194,7 @@
                 <w:b w:val="0"/>
                 <w:sz w:val="16"/>
               </w:rPr>
-              <w:t>015029</w:t>
+              <w:t>0 15 029</w:t>
             </w:r>
           </w:p>
         </w:tc>
@@ -3358,7 +3358,7 @@
                 <w:b w:val="0"/>
                 <w:sz w:val="16"/>
               </w:rPr>
-              <w:t>015030</w:t>
+              <w:t>0 15 030</w:t>
             </w:r>
           </w:p>
         </w:tc>
@@ -3523,7 +3523,7 @@
                 <w:b w:val="0"/>
                 <w:sz w:val="16"/>
               </w:rPr>
-              <w:t>015031</w:t>
+              <w:t>0 15 031</w:t>
             </w:r>
           </w:p>
         </w:tc>
@@ -3687,7 +3687,7 @@
                 <w:b w:val="0"/>
                 <w:sz w:val="16"/>
               </w:rPr>
-              <w:t>015032</w:t>
+              <w:t>0 15 032</w:t>
             </w:r>
           </w:p>
         </w:tc>
@@ -3851,7 +3851,7 @@
                 <w:b w:val="0"/>
                 <w:sz w:val="16"/>
               </w:rPr>
-              <w:t>015033</w:t>
+              <w:t>0 15 033</w:t>
             </w:r>
           </w:p>
         </w:tc>
@@ -4015,7 +4015,7 @@
                 <w:b w:val="0"/>
                 <w:sz w:val="16"/>
               </w:rPr>
-              <w:t>015034</w:t>
+              <w:t>0 15 034</w:t>
             </w:r>
           </w:p>
         </w:tc>
@@ -4179,7 +4179,7 @@
                 <w:b w:val="0"/>
                 <w:sz w:val="16"/>
               </w:rPr>
-              <w:t>015035</w:t>
+              <w:t>0 15 035</w:t>
             </w:r>
           </w:p>
         </w:tc>
@@ -4343,7 +4343,7 @@
                 <w:b w:val="0"/>
                 <w:sz w:val="16"/>
               </w:rPr>
-              <w:t>015036</w:t>
+              <w:t>0 15 036</w:t>
             </w:r>
           </w:p>
         </w:tc>
@@ -4508,7 +4508,7 @@
                 <w:b w:val="0"/>
                 <w:sz w:val="16"/>
               </w:rPr>
-              <w:t>015037</w:t>
+              <w:t>0 15 037</w:t>
             </w:r>
           </w:p>
         </w:tc>
@@ -4672,7 +4672,7 @@
                 <w:b w:val="0"/>
                 <w:sz w:val="16"/>
               </w:rPr>
-              <w:t>015038</w:t>
+              <w:t>0 15 038</w:t>
             </w:r>
           </w:p>
         </w:tc>
@@ -4837,7 +4837,7 @@
                 <w:b w:val="0"/>
                 <w:sz w:val="16"/>
               </w:rPr>
-              <w:t>015039</w:t>
+              <w:t>0 15 039</w:t>
             </w:r>
           </w:p>
         </w:tc>
@@ -5001,7 +5001,7 @@
                 <w:b w:val="0"/>
                 <w:sz w:val="16"/>
               </w:rPr>
-              <w:t>015041</w:t>
+              <w:t>0 15 041</w:t>
             </w:r>
           </w:p>
         </w:tc>
@@ -5166,7 +5166,7 @@
                 <w:b w:val="0"/>
                 <w:sz w:val="16"/>
               </w:rPr>
-              <w:t>015042</w:t>
+              <w:t>0 15 042</w:t>
             </w:r>
           </w:p>
         </w:tc>
@@ -5330,7 +5330,7 @@
                 <w:b w:val="0"/>
                 <w:sz w:val="16"/>
               </w:rPr>
-              <w:t>015045</w:t>
+              <w:t>0 15 045</w:t>
             </w:r>
           </w:p>
         </w:tc>
@@ -5495,7 +5495,7 @@
                 <w:b w:val="0"/>
                 <w:sz w:val="16"/>
               </w:rPr>
-              <w:t>015046</w:t>
+              <w:t>0 15 046</w:t>
             </w:r>
           </w:p>
         </w:tc>
@@ -5660,7 +5660,7 @@
                 <w:b w:val="0"/>
                 <w:sz w:val="16"/>
               </w:rPr>
-              <w:t>015049</w:t>
+              <w:t>0 15 049</w:t>
             </w:r>
           </w:p>
         </w:tc>
@@ -5824,7 +5824,7 @@
                 <w:b w:val="0"/>
                 <w:sz w:val="16"/>
               </w:rPr>
-              <w:t>015051</w:t>
+              <w:t>0 15 051</w:t>
             </w:r>
           </w:p>
         </w:tc>
@@ -5988,7 +5988,7 @@
                 <w:b w:val="0"/>
                 <w:sz w:val="16"/>
               </w:rPr>
-              <w:t>015052</w:t>
+              <w:t>0 15 052</w:t>
             </w:r>
           </w:p>
         </w:tc>
@@ -6152,7 +6152,7 @@
                 <w:b w:val="0"/>
                 <w:sz w:val="16"/>
               </w:rPr>
-              <w:t>015053</w:t>
+              <w:t>0 15 053</w:t>
             </w:r>
           </w:p>
         </w:tc>
@@ -6316,7 +6316,7 @@
                 <w:b w:val="0"/>
                 <w:sz w:val="16"/>
               </w:rPr>
-              <w:t>015054</w:t>
+              <w:t>0 15 054</w:t>
             </w:r>
           </w:p>
         </w:tc>
@@ -6480,7 +6480,7 @@
                 <w:b w:val="0"/>
                 <w:sz w:val="16"/>
               </w:rPr>
-              <w:t>015055</w:t>
+              <w:t>0 15 055</w:t>
             </w:r>
           </w:p>
         </w:tc>
@@ -6644,7 +6644,7 @@
                 <w:b w:val="0"/>
                 <w:sz w:val="16"/>
               </w:rPr>
-              <w:t>015062</w:t>
+              <w:t>0 15 062</w:t>
             </w:r>
           </w:p>
         </w:tc>
@@ -6808,7 +6808,7 @@
                 <w:b w:val="0"/>
                 <w:sz w:val="16"/>
               </w:rPr>
-              <w:t>015063</w:t>
+              <w:t>0 15 063</w:t>
             </w:r>
           </w:p>
         </w:tc>
@@ -6972,7 +6972,7 @@
                 <w:b w:val="0"/>
                 <w:sz w:val="16"/>
               </w:rPr>
-              <w:t>015064</w:t>
+              <w:t>0 15 064</w:t>
             </w:r>
           </w:p>
         </w:tc>
@@ -7136,7 +7136,7 @@
                 <w:b w:val="0"/>
                 <w:sz w:val="16"/>
               </w:rPr>
-              <w:t>015065</w:t>
+              <w:t>0 15 065</w:t>
             </w:r>
           </w:p>
         </w:tc>
@@ -7300,7 +7300,7 @@
                 <w:b w:val="0"/>
                 <w:sz w:val="16"/>
               </w:rPr>
-              <w:t>015066</w:t>
+              <w:t>0 15 066</w:t>
             </w:r>
           </w:p>
         </w:tc>
@@ -7464,7 +7464,7 @@
                 <w:b w:val="0"/>
                 <w:sz w:val="16"/>
               </w:rPr>
-              <w:t>015067</w:t>
+              <w:t>0 15 067</w:t>
             </w:r>
           </w:p>
         </w:tc>
@@ -7628,7 +7628,7 @@
                 <w:b w:val="0"/>
                 <w:sz w:val="16"/>
               </w:rPr>
-              <w:t>015068</w:t>
+              <w:t>0 15 068</w:t>
             </w:r>
           </w:p>
         </w:tc>
@@ -7792,7 +7792,7 @@
                 <w:b w:val="0"/>
                 <w:sz w:val="16"/>
               </w:rPr>
-              <w:t>015069</w:t>
+              <w:t>0 15 069</w:t>
             </w:r>
           </w:p>
         </w:tc>
@@ -7956,7 +7956,7 @@
                 <w:b w:val="0"/>
                 <w:sz w:val="16"/>
               </w:rPr>
-              <w:t>015070</w:t>
+              <w:t>0 15 070</w:t>
             </w:r>
           </w:p>
         </w:tc>
@@ -8120,7 +8120,7 @@
                 <w:b w:val="0"/>
                 <w:sz w:val="16"/>
               </w:rPr>
-              <w:t>015071</w:t>
+              <w:t>0 15 071</w:t>
             </w:r>
           </w:p>
         </w:tc>
@@ -8284,7 +8284,7 @@
                 <w:b w:val="0"/>
                 <w:sz w:val="16"/>
               </w:rPr>
-              <w:t>015072</w:t>
+              <w:t>0 15 072</w:t>
             </w:r>
           </w:p>
         </w:tc>
@@ -8448,7 +8448,7 @@
                 <w:b w:val="0"/>
                 <w:sz w:val="16"/>
               </w:rPr>
-              <w:t>015073</w:t>
+              <w:t>0 15 073</w:t>
             </w:r>
           </w:p>
         </w:tc>
@@ -8612,7 +8612,7 @@
                 <w:b w:val="0"/>
                 <w:sz w:val="16"/>
               </w:rPr>
-              <w:t>015074</w:t>
+              <w:t>0 15 074</w:t>
             </w:r>
           </w:p>
         </w:tc>
@@ -8776,7 +8776,7 @@
                 <w:b w:val="0"/>
                 <w:sz w:val="16"/>
               </w:rPr>
-              <w:t>015075</w:t>
+              <w:t>0 15 075</w:t>
             </w:r>
           </w:p>
         </w:tc>
@@ -8940,7 +8940,7 @@
                 <w:b w:val="0"/>
                 <w:sz w:val="16"/>
               </w:rPr>
-              <w:t>015076</w:t>
+              <w:t>0 15 076</w:t>
             </w:r>
           </w:p>
         </w:tc>
@@ -9104,7 +9104,7 @@
                 <w:b w:val="0"/>
                 <w:sz w:val="16"/>
               </w:rPr>
-              <w:t>015077</w:t>
+              <w:t>0 15 077</w:t>
             </w:r>
           </w:p>
         </w:tc>
@@ -9268,7 +9268,7 @@
                 <w:b w:val="0"/>
                 <w:sz w:val="16"/>
               </w:rPr>
-              <w:t>015078</w:t>
+              <w:t>0 15 078</w:t>
             </w:r>
           </w:p>
         </w:tc>
@@ -9432,7 +9432,7 @@
                 <w:b w:val="0"/>
                 <w:sz w:val="16"/>
               </w:rPr>
-              <w:t>015079</w:t>
+              <w:t>0 15 079</w:t>
             </w:r>
           </w:p>
         </w:tc>
@@ -9597,7 +9597,7 @@
                 <w:b w:val="0"/>
                 <w:sz w:val="16"/>
               </w:rPr>
-              <w:t>015080</w:t>
+              <w:t>0 15 080</w:t>
             </w:r>
           </w:p>
         </w:tc>
@@ -9761,7 +9761,7 @@
                 <w:b w:val="0"/>
                 <w:sz w:val="16"/>
               </w:rPr>
-              <w:t>015081</w:t>
+              <w:t>0 15 081</w:t>
             </w:r>
           </w:p>
         </w:tc>
@@ -9926,7 +9926,7 @@
                 <w:b w:val="0"/>
                 <w:sz w:val="16"/>
               </w:rPr>
-              <w:t>015082</w:t>
+              <w:t>0 15 082</w:t>
             </w:r>
           </w:p>
         </w:tc>
@@ -10091,7 +10091,7 @@
                 <w:b w:val="0"/>
                 <w:sz w:val="16"/>
               </w:rPr>
-              <w:t>015083</w:t>
+              <w:t>0 15 083</w:t>
             </w:r>
           </w:p>
         </w:tc>
@@ -10256,7 +10256,7 @@
                 <w:b w:val="0"/>
                 <w:sz w:val="16"/>
               </w:rPr>
-              <w:t>015084</w:t>
+              <w:t>0 15 084</w:t>
             </w:r>
           </w:p>
         </w:tc>
@@ -10421,7 +10421,7 @@
                 <w:b w:val="0"/>
                 <w:sz w:val="16"/>
               </w:rPr>
-              <w:t>015085</w:t>
+              <w:t>0 15 085</w:t>
             </w:r>
           </w:p>
         </w:tc>
@@ -10586,7 +10586,7 @@
                 <w:b w:val="0"/>
                 <w:sz w:val="16"/>
               </w:rPr>
-              <w:t>015086</w:t>
+              <w:t>0 15 086</w:t>
             </w:r>
           </w:p>
         </w:tc>
@@ -10751,7 +10751,7 @@
                 <w:b w:val="0"/>
                 <w:sz w:val="16"/>
               </w:rPr>
-              <w:t>015087</w:t>
+              <w:t>0 15 087</w:t>
             </w:r>
           </w:p>
         </w:tc>
@@ -10916,7 +10916,7 @@
                 <w:b w:val="0"/>
                 <w:sz w:val="16"/>
               </w:rPr>
-              <w:t>015088</w:t>
+              <w:t>0 15 088</w:t>
             </w:r>
           </w:p>
         </w:tc>
@@ -11081,7 +11081,7 @@
                 <w:b w:val="0"/>
                 <w:sz w:val="16"/>
               </w:rPr>
-              <w:t>015089</w:t>
+              <w:t>0 15 089</w:t>
             </w:r>
           </w:p>
         </w:tc>
@@ -11246,7 +11246,7 @@
                 <w:b w:val="0"/>
                 <w:sz w:val="16"/>
               </w:rPr>
-              <w:t>015090</w:t>
+              <w:t>0 15 090</w:t>
             </w:r>
           </w:p>
         </w:tc>

--- a/docx/es/BUFRCREX_TableB_es_15.docx
+++ b/docx/es/BUFRCREX_TableB_es_15.docx
@@ -13,6 +13,376 @@
           <w:sz w:val="22"/>
         </w:rPr>
         <w:t>Clase 15: Componentes físicos/químicos</w:t>
+      </w:r>
+    </w:p>
+    <w:p>
+      <w:r>
+        <w:rPr>
+          <w:rFonts w:ascii="Verdana" w:hAnsi="Verdana"/>
+          <w:i/>
+          <w:sz w:val="14"/>
+        </w:rPr>
+        <w:t>Note 23: El valor –0,1 kg m–2 antes de la aplicación del factor de escala (–1 después de su aplicación o en la clave CREX) indicará “trazas” (no mensurable, menos de 0,05 kg m–2).</w:t>
+      </w:r>
+    </w:p>
+    <w:p>
+      <w:r>
+        <w:rPr>
+          <w:rFonts w:ascii="Verdana" w:hAnsi="Verdana"/>
+          <w:i/>
+          <w:sz w:val="14"/>
+        </w:rPr>
+        <w:t>Note 25: Una significación definida anteriormente puede anularse transmitiendo un “valor faltante” a partir de la tabla de cifrado o de banderines apropiada.</w:t>
+      </w:r>
+    </w:p>
+    <w:p>
+      <w:r>
+        <w:rPr>
+          <w:rFonts w:ascii="Verdana" w:hAnsi="Verdana"/>
+          <w:i/>
+          <w:sz w:val="14"/>
+        </w:rPr>
+        <w:t>Note 27: Todas las horas están expresadas en Tiempo Universal Coordinado (UTC), a menos que se indique lo contrario. I.2 – BUFR/CREX Tabla B/04 – 3</w:t>
+      </w:r>
+    </w:p>
+    <w:p>
+      <w:r>
+        <w:rPr>
+          <w:rFonts w:ascii="Verdana" w:hAnsi="Verdana"/>
+          <w:i/>
+          <w:sz w:val="14"/>
+        </w:rPr>
+        <w:t>Note 32: Solo se indicará el rumbo o azimut en relación con la localización comunicada que no volverá a especificarse.</w:t>
+      </w:r>
+    </w:p>
+    <w:p>
+      <w:r>
+        <w:rPr>
+          <w:rFonts w:ascii="Verdana" w:hAnsi="Verdana"/>
+          <w:i/>
+          <w:sz w:val="14"/>
+        </w:rPr>
+        <w:t>Note 62: Tan solo se indicará la distancia en relación con la localización comunicada y el rumbo, azimut o elevación y no se volverá a especificar esta localización.</w:t>
+      </w:r>
+    </w:p>
+    <w:p>
+      <w:r>
+        <w:rPr>
+          <w:rFonts w:ascii="Verdana" w:hAnsi="Verdana"/>
+          <w:i/>
+          <w:sz w:val="14"/>
+        </w:rPr>
+        <w:t>Note 63: Se asignarán valores positivos a la radiación descendente.</w:t>
+      </w:r>
+    </w:p>
+    <w:p>
+      <w:r>
+        <w:rPr>
+          <w:rFonts w:ascii="Verdana" w:hAnsi="Verdana"/>
+          <w:i/>
+          <w:sz w:val="14"/>
+        </w:rPr>
+        <w:t>Note 64: Se asignarán valores positivos a los componentes descendentes w cuando las unidades sean Pa s –1.</w:t>
+      </w:r>
+    </w:p>
+    <w:p>
+      <w:r>
+        <w:rPr>
+          <w:rFonts w:ascii="Verdana" w:hAnsi="Verdana"/>
+          <w:i/>
+          <w:sz w:val="14"/>
+        </w:rPr>
+        <w:t>Note 66: Se asignarán valores negativos a los incrementos este-oeste.</w:t>
+      </w:r>
+    </w:p>
+    <w:p>
+      <w:r>
+        <w:rPr>
+          <w:rFonts w:ascii="Verdana" w:hAnsi="Verdana"/>
+          <w:i/>
+          <w:sz w:val="14"/>
+        </w:rPr>
+        <w:t>Note 75: Para los descriptores CREX F = B, no 0.</w:t>
+      </w:r>
+    </w:p>
+    <w:p>
+      <w:r>
+        <w:rPr>
+          <w:rFonts w:ascii="Verdana" w:hAnsi="Verdana"/>
+          <w:i/>
+          <w:sz w:val="14"/>
+        </w:rPr>
+        <w:t>Note 92: Para distinguir claramente los casos de datos faltantes y de píxeles saturados, los datos de imagen de n bits deberían cifrarse utilizando una anchura de datos de n + 1. Si tal descriptor no está disponible ya en la Clase 30, debería utilizarse un descriptor de operación 2 01 YYY para modificar la anchura de datos de la entrada existente, si fuese necesario. I.2 – BUFR/CREX Tabla B/30 – 1</w:t>
+      </w:r>
+    </w:p>
+    <w:p>
+      <w:r>
+        <w:rPr>
+          <w:rFonts w:ascii="Verdana" w:hAnsi="Verdana"/>
+          <w:i/>
+          <w:sz w:val="14"/>
+        </w:rPr>
+        <w:t>Note 105: Para indicar períodos de tiempo o desplazamientos que preceden al tiempo definido actualmente se emplearán períodos de tiempo negativos o desplazamientos.</w:t>
+      </w:r>
+    </w:p>
+    <w:p>
+      <w:r>
+        <w:rPr>
+          <w:rFonts w:ascii="Verdana" w:hAnsi="Verdana"/>
+          <w:i/>
+          <w:sz w:val="14"/>
+        </w:rPr>
+        <w:t>Note 110: Se asignarán valores negativos a los incrementos norte-sur.</w:t>
+      </w:r>
+    </w:p>
+    <w:p>
+      <w:r>
+        <w:rPr>
+          <w:rFonts w:ascii="Verdana" w:hAnsi="Verdana"/>
+          <w:i/>
+          <w:sz w:val="14"/>
+        </w:rPr>
+        <w:t>Note 115: La anchura de datos de los píxeles puede cambiarse mediante el descriptor 2 01 YYY.</w:t>
+      </w:r>
+    </w:p>
+    <w:p>
+      <w:r>
+        <w:rPr>
+          <w:rFonts w:ascii="Verdana" w:hAnsi="Verdana"/>
+          <w:i/>
+          <w:sz w:val="14"/>
+        </w:rPr>
+        <w:t>Note 121: En relación con determinados elementos de esta clase, pueden consignarse algunas indicaciones sobre la precisión prevista.</w:t>
+      </w:r>
+    </w:p>
+    <w:p>
+      <w:r>
+        <w:rPr>
+          <w:rFonts w:ascii="Verdana" w:hAnsi="Verdana"/>
+          <w:i/>
+          <w:sz w:val="14"/>
+        </w:rPr>
+        <w:t>Note 122: Se asignarán valores negativos a la latitud sur.</w:t>
+      </w:r>
+    </w:p>
+    <w:p>
+      <w:r>
+        <w:rPr>
+          <w:rFonts w:ascii="Verdana" w:hAnsi="Verdana"/>
+          <w:i/>
+          <w:sz w:val="14"/>
+        </w:rPr>
+        <w:t>Note 123: Se asignarán valores positivos a los componentes v en sentido sur–norte.</w:t>
+      </w:r>
+    </w:p>
+    <w:p>
+      <w:r>
+        <w:rPr>
+          <w:rFonts w:ascii="Verdana" w:hAnsi="Verdana"/>
+          <w:i/>
+          <w:sz w:val="14"/>
+        </w:rPr>
+        <w:t>Note 126: Los informes sobre la dirección del viento de superficie resultantes de mediciones dentro del 1° del Polo Norte o del Polo Sur se notificarán de manera que el cero de su acimut esté alineado, coincidiendo con los 0° del meridiano de Greenwich. I.2 – BUFR/CREX Tabla B/11 – 6</w:t>
+      </w:r>
+    </w:p>
+    <w:p>
+      <w:r>
+        <w:rPr>
+          <w:rFonts w:ascii="Verdana" w:hAnsi="Verdana"/>
+          <w:i/>
+          <w:sz w:val="14"/>
+        </w:rPr>
+        <w:t>Note 140: El tamaño del píxel en la horizontal – 1 está dado por la posición donde el factor de escala del mapa es igual a la unidad.</w:t>
+      </w:r>
+    </w:p>
+    <w:p>
+      <w:r>
+        <w:rPr>
+          <w:rFonts w:ascii="Verdana" w:hAnsi="Verdana"/>
+          <w:i/>
+          <w:sz w:val="14"/>
+        </w:rPr>
+        <w:t>Note 141: El tamaño del píxel en la horizontal – 2 está dado por la posición donde el factor de escala del mapa es igual a la unidad.</w:t>
+      </w:r>
+    </w:p>
+    <w:p>
+      <w:r>
+        <w:rPr>
+          <w:rFonts w:ascii="Verdana" w:hAnsi="Verdana"/>
+          <w:i/>
+          <w:sz w:val="14"/>
+        </w:rPr>
+        <w:t>Note 145: La significación de los períodos o desplazamientos de tiempo se puede indicar utilizando la clave de significación del tiempo correspondiente a la referencia de tabla 0 08 021.</w:t>
+      </w:r>
+    </w:p>
+    <w:p>
+      <w:r>
+        <w:rPr>
+          <w:rFonts w:ascii="Verdana" w:hAnsi="Verdana"/>
+          <w:i/>
+          <w:sz w:val="14"/>
+        </w:rPr>
+        <w:t>Note 149: La localización del tiempo, cuando se utiliza con valores de predicción, indicará la hora del estado inicial de la predicción o el comienzo del período de predicción; cuando se utilice con promedios de conjunto de valores de predicción, la localización del tiempo indicará el estado inicial o el comienzo de la primera predicción de las que se obtienen los valores medios de conjunto</w:t>
+      </w:r>
+    </w:p>
+    <w:p>
+      <w:r>
+        <w:rPr>
+          <w:rFonts w:ascii="Verdana" w:hAnsi="Verdana"/>
+          <w:i/>
+          <w:sz w:val="14"/>
+        </w:rPr>
+        <w:t>Note 155: Esta clase también puede contener elementos relativos a los procedimientos de observación.</w:t>
+      </w:r>
+    </w:p>
+    <w:p>
+      <w:r>
+        <w:rPr>
+          <w:rFonts w:ascii="Verdana" w:hAnsi="Verdana"/>
+          <w:i/>
+          <w:sz w:val="14"/>
+        </w:rPr>
+        <w:t>Note 156: Esta clase incluirá elementos que describen los instrumentos que se utilizan para obtener los elementos meteorológicos transmitidos.</w:t>
+      </w:r>
+    </w:p>
+    <w:p>
+      <w:r>
+        <w:rPr>
+          <w:rFonts w:ascii="Verdana" w:hAnsi="Verdana"/>
+          <w:i/>
+          <w:sz w:val="14"/>
+        </w:rPr>
+        <w:t>Note 158: Respecto a los períodos o desplazamientos de tiempo, e incrementos de tiempo, será necesario determinar la localización inicial del tiempo antes de utilizarlos, y a continuación, según corresponda, se indicará la definición y significación del tiempo.</w:t>
+      </w:r>
+    </w:p>
+    <w:p>
+      <w:r>
+        <w:rPr>
+          <w:rFonts w:ascii="Verdana" w:hAnsi="Verdana"/>
+          <w:i/>
+          <w:sz w:val="14"/>
+        </w:rPr>
+        <w:t>Note 160: Se asignarán valores negativos a la radiación ascendente.</w:t>
+      </w:r>
+    </w:p>
+    <w:p>
+      <w:r>
+        <w:rPr>
+          <w:rFonts w:ascii="Verdana" w:hAnsi="Verdana"/>
+          <w:i/>
+          <w:sz w:val="14"/>
+        </w:rPr>
+        <w:t>Note 161: Se asignarán valores positivos a los componentes ascendentes w cuando las unidades sean m s–1.</w:t>
+      </w:r>
+    </w:p>
+    <w:p>
+      <w:r>
+        <w:rPr>
+          <w:rFonts w:ascii="Verdana" w:hAnsi="Verdana"/>
+          <w:i/>
+          <w:sz w:val="14"/>
+        </w:rPr>
+        <w:t>Note 162: Intervalos útiles utilizados: de 1011 Bq a 1019 Bq para emisiones; de 10–2 Bq a 107 Bq y de 10–2 mSv a 107 mSv para concentraciones y dosis.</w:t>
+      </w:r>
+    </w:p>
+    <w:p>
+      <w:r>
+        <w:rPr>
+          <w:rFonts w:ascii="Verdana" w:hAnsi="Verdana"/>
+          <w:i/>
+          <w:sz w:val="14"/>
+        </w:rPr>
+        <w:t>Note 163: Los valores de la latitud y de los incrementos de latitud quedan comprendidos entre –90 grados y +90 grados.</w:t>
+      </w:r>
+    </w:p>
+    <w:p>
+      <w:r>
+        <w:rPr>
+          <w:rFonts w:ascii="Verdana" w:hAnsi="Verdana"/>
+          <w:i/>
+          <w:sz w:val="14"/>
+        </w:rPr>
+        <w:t>Note 164: Los valores de longitud quedarán comprendidos entre –180 grados y +180 grados.</w:t>
+      </w:r>
+    </w:p>
+    <w:p>
+      <w:r>
+        <w:rPr>
+          <w:rFonts w:ascii="Verdana" w:hAnsi="Verdana"/>
+          <w:i/>
+          <w:sz w:val="14"/>
+        </w:rPr>
+        <w:t>Note 165: Se indicarán los elementos verticales y la presión para determinar los valores de estos elementos con independencia del elemento o variable que indique la coordenada vertical.</w:t>
+      </w:r>
+    </w:p>
+    <w:p>
+      <w:r>
+        <w:rPr>
+          <w:rFonts w:ascii="Verdana" w:hAnsi="Verdana"/>
+          <w:i/>
+          <w:sz w:val="14"/>
+        </w:rPr>
+        <w:t>Note 166: Se asignarán valores negativos a la longitud oeste.</w:t>
+      </w:r>
+    </w:p>
+    <w:p>
+      <w:r>
+        <w:rPr>
+          <w:rFonts w:ascii="Verdana" w:hAnsi="Verdana"/>
+          <w:i/>
+          <w:sz w:val="14"/>
+        </w:rPr>
+        <w:t>Note 167: Se asignarán valores positivos a los componentes u en sentido oeste–este.</w:t>
+      </w:r>
+    </w:p>
+    <w:p>
+      <w:r>
+        <w:rPr>
+          <w:rFonts w:ascii="Verdana" w:hAnsi="Verdana"/>
+          <w:i/>
+          <w:sz w:val="14"/>
+        </w:rPr>
+        <w:t>Note 176: Cuando sea necesario indicar más de un período o desplazamiento de tiempo para hacer indicaciones de tiempo complejas se definirán en sucesión inmediata en el siguiente orden: período conjunto (según corresponda), seguido por el período de predicción (según corresponda), seguido por el período de promedio o acumulación (según corresponda).</w:t>
+      </w:r>
+    </w:p>
+    <w:p>
+      <w:r>
+        <w:rPr>
+          <w:rFonts w:ascii="Verdana" w:hAnsi="Verdana"/>
+          <w:i/>
+          <w:sz w:val="14"/>
+        </w:rPr>
+        <w:t>Note 178: Cuando se indique la expresión “período determinado” en la columna “nombre del elemento”, deberá indicarse el período correspondiente, utilizando referencias de la Clase 04.</w:t>
+      </w:r>
+    </w:p>
+    <w:p>
+      <w:r>
+        <w:rPr>
+          <w:rFonts w:ascii="Verdana" w:hAnsi="Verdana"/>
+          <w:i/>
+          <w:sz w:val="14"/>
+        </w:rPr>
+        <w:t>Note 179: Cuando se acumulen o promedien los valores (por ejemplo en relación con un determinado período de tiempo), el número total de valores de los que se obtienen los valores acumulados o promediados podrán representarse utilizando la referencia 0 08 022.</w:t>
+      </w:r>
+    </w:p>
+    <w:p>
+      <w:r>
+        <w:rPr>
+          <w:rFonts w:ascii="Verdana" w:hAnsi="Verdana"/>
+          <w:i/>
+          <w:sz w:val="14"/>
+        </w:rPr>
+        <w:t>Note 180: Normas para la información sobre vientos: Velocidad Dirección Valor faltante Valor faltante Calma 0 0 Observación normal &gt;0 1°–360° Velocidad solamente &gt;0 Valor faltante Dirección solamente Valor faltante 1°–360° “Ligero y variable” &gt;0 0 No hay observaciones</w:t>
+      </w:r>
+    </w:p>
+    <w:p>
+      <w:r>
+        <w:rPr>
+          <w:rFonts w:ascii="Verdana" w:hAnsi="Verdana"/>
+          <w:i/>
+          <w:sz w:val="14"/>
+        </w:rPr>
+        <w:t>Note 181: Normas de notificación sobre mar de viento y olas: Observación Velocidad Dirección Ninguna observación faltante faltante Calma 0 0 Observación normal &gt;0 1–360 Velocidad únicamente &gt;0 faltante Dirección únicamente faltante 1–360 &gt;0 0 “Ligero y variable”</w:t>
       </w:r>
     </w:p>
     <w:tbl>
@@ -58,6 +428,9 @@
             <w:shd w:val="clear" w:color="auto" w:fill="D9D9D9"/>
           </w:tcPr>
           <w:p>
+            <w:pPr>
+              <w:spacing w:before="20" w:after="20"/>
+            </w:pPr>
             <w:r/>
             <w:r>
               <w:rPr>
@@ -75,6 +448,9 @@
             <w:shd w:val="clear" w:color="auto" w:fill="D9D9D9"/>
           </w:tcPr>
           <w:p>
+            <w:pPr>
+              <w:spacing w:before="20" w:after="20"/>
+            </w:pPr>
             <w:r/>
             <w:r>
               <w:rPr>
@@ -92,6 +468,9 @@
             <w:shd w:val="clear" w:color="auto" w:fill="D9D9D9"/>
           </w:tcPr>
           <w:p>
+            <w:pPr>
+              <w:spacing w:before="20" w:after="20"/>
+            </w:pPr>
             <w:r/>
             <w:r>
               <w:rPr>
@@ -109,6 +488,9 @@
             <w:shd w:val="clear" w:color="auto" w:fill="D9D9D9"/>
           </w:tcPr>
           <w:p>
+            <w:pPr>
+              <w:spacing w:before="20" w:after="20"/>
+            </w:pPr>
             <w:r/>
             <w:r>
               <w:rPr>
@@ -126,6 +508,9 @@
             <w:shd w:val="clear" w:color="auto" w:fill="D9D9D9"/>
           </w:tcPr>
           <w:p>
+            <w:pPr>
+              <w:spacing w:before="20" w:after="20"/>
+            </w:pPr>
             <w:r/>
             <w:r>
               <w:rPr>
@@ -143,6 +528,9 @@
             <w:shd w:val="clear" w:color="auto" w:fill="D9D9D9"/>
           </w:tcPr>
           <w:p>
+            <w:pPr>
+              <w:spacing w:before="20" w:after="20"/>
+            </w:pPr>
             <w:r/>
             <w:r>
               <w:rPr>
@@ -160,6 +548,9 @@
             <w:shd w:val="clear" w:color="auto" w:fill="D9D9D9"/>
           </w:tcPr>
           <w:p>
+            <w:pPr>
+              <w:spacing w:before="20" w:after="20"/>
+            </w:pPr>
             <w:r/>
             <w:r>
               <w:rPr>
@@ -177,6 +568,9 @@
             <w:shd w:val="clear" w:color="auto" w:fill="D9D9D9"/>
           </w:tcPr>
           <w:p>
+            <w:pPr>
+              <w:spacing w:before="20" w:after="20"/>
+            </w:pPr>
             <w:r/>
             <w:r>
               <w:rPr>
@@ -194,6 +588,9 @@
             <w:shd w:val="clear" w:color="auto" w:fill="D9D9D9"/>
           </w:tcPr>
           <w:p>
+            <w:pPr>
+              <w:spacing w:before="20" w:after="20"/>
+            </w:pPr>
             <w:r/>
             <w:r>
               <w:rPr>
@@ -211,6 +608,9 @@
             <w:shd w:val="clear" w:color="auto" w:fill="D9D9D9"/>
           </w:tcPr>
           <w:p>
+            <w:pPr>
+              <w:spacing w:before="20" w:after="20"/>
+            </w:pPr>
             <w:r/>
             <w:r>
               <w:rPr>
@@ -232,6 +632,9 @@
             <w:tcW w:type="dxa" w:w="1514"/>
           </w:tcPr>
           <w:p>
+            <w:pPr>
+              <w:spacing w:before="20" w:after="20"/>
+            </w:pPr>
             <w:r/>
             <w:r>
               <w:rPr>
@@ -248,6 +651,9 @@
             <w:tcW w:type="dxa" w:w="1514"/>
           </w:tcPr>
           <w:p>
+            <w:pPr>
+              <w:spacing w:before="20" w:after="20"/>
+            </w:pPr>
             <w:r/>
             <w:r>
               <w:rPr>
@@ -264,11 +670,13 @@
             <w:tcW w:type="dxa" w:w="1514"/>
           </w:tcPr>
           <w:p>
-            <w:r/>
-            <w:r>
-              <w:rPr>
-                <w:rFonts w:ascii="Verdana" w:hAnsi="Verdana"/>
-                <w:b w:val="0"/>
+            <w:pPr>
+              <w:spacing w:before="20" w:after="20"/>
+            </w:pPr>
+            <w:r/>
+            <w:r>
+              <w:rPr>
+                <w:rFonts w:ascii="Verdana" w:hAnsi="Verdana"/>
                 <w:sz w:val="16"/>
               </w:rPr>
               <w:t>DU</w:t>
@@ -280,6 +688,9 @@
             <w:tcW w:type="dxa" w:w="1514"/>
           </w:tcPr>
           <w:p>
+            <w:pPr>
+              <w:spacing w:before="20" w:after="20"/>
+            </w:pPr>
             <w:r/>
             <w:r>
               <w:rPr>
@@ -296,6 +707,9 @@
             <w:tcW w:type="dxa" w:w="1514"/>
           </w:tcPr>
           <w:p>
+            <w:pPr>
+              <w:spacing w:before="20" w:after="20"/>
+            </w:pPr>
             <w:r/>
             <w:r>
               <w:rPr>
@@ -312,6 +726,9 @@
             <w:tcW w:type="dxa" w:w="1514"/>
           </w:tcPr>
           <w:p>
+            <w:pPr>
+              <w:spacing w:before="20" w:after="20"/>
+            </w:pPr>
             <w:r/>
             <w:r>
               <w:rPr>
@@ -328,11 +745,13 @@
             <w:tcW w:type="dxa" w:w="1514"/>
           </w:tcPr>
           <w:p>
-            <w:r/>
-            <w:r>
-              <w:rPr>
-                <w:rFonts w:ascii="Verdana" w:hAnsi="Verdana"/>
-                <w:b w:val="0"/>
+            <w:pPr>
+              <w:spacing w:before="20" w:after="20"/>
+            </w:pPr>
+            <w:r/>
+            <w:r>
+              <w:rPr>
+                <w:rFonts w:ascii="Verdana" w:hAnsi="Verdana"/>
                 <w:sz w:val="16"/>
               </w:rPr>
               <w:t>DU</w:t>
@@ -344,6 +763,9 @@
             <w:tcW w:type="dxa" w:w="1514"/>
           </w:tcPr>
           <w:p>
+            <w:pPr>
+              <w:spacing w:before="20" w:after="20"/>
+            </w:pPr>
             <w:r/>
             <w:r>
               <w:rPr>
@@ -360,6 +782,9 @@
             <w:tcW w:type="dxa" w:w="1514"/>
           </w:tcPr>
           <w:p>
+            <w:pPr>
+              <w:spacing w:before="20" w:after="20"/>
+            </w:pPr>
             <w:r/>
             <w:r>
               <w:rPr>
@@ -376,6 +801,9 @@
             <w:tcW w:type="dxa" w:w="1514"/>
           </w:tcPr>
           <w:p>
+            <w:pPr>
+              <w:spacing w:before="20" w:after="20"/>
+            </w:pPr>
             <w:r/>
             <w:r>
               <w:rPr>
@@ -396,6 +824,9 @@
             <w:tcW w:type="dxa" w:w="1514"/>
           </w:tcPr>
           <w:p>
+            <w:pPr>
+              <w:spacing w:before="20" w:after="20"/>
+            </w:pPr>
             <w:r/>
             <w:r>
               <w:rPr>
@@ -412,6 +843,9 @@
             <w:tcW w:type="dxa" w:w="1514"/>
           </w:tcPr>
           <w:p>
+            <w:pPr>
+              <w:spacing w:before="20" w:after="20"/>
+            </w:pPr>
             <w:r/>
             <w:r>
               <w:rPr>
@@ -428,11 +862,13 @@
             <w:tcW w:type="dxa" w:w="1514"/>
           </w:tcPr>
           <w:p>
-            <w:r/>
-            <w:r>
-              <w:rPr>
-                <w:rFonts w:ascii="Verdana" w:hAnsi="Verdana"/>
-                <w:b w:val="0"/>
+            <w:pPr>
+              <w:spacing w:before="20" w:after="20"/>
+            </w:pPr>
+            <w:r/>
+            <w:r>
+              <w:rPr>
+                <w:rFonts w:ascii="Verdana" w:hAnsi="Verdana"/>
                 <w:sz w:val="16"/>
               </w:rPr>
               <w:t>Numérica</w:t>
@@ -444,6 +880,9 @@
             <w:tcW w:type="dxa" w:w="1514"/>
           </w:tcPr>
           <w:p>
+            <w:pPr>
+              <w:spacing w:before="20" w:after="20"/>
+            </w:pPr>
             <w:r/>
             <w:r>
               <w:rPr>
@@ -460,6 +899,9 @@
             <w:tcW w:type="dxa" w:w="1514"/>
           </w:tcPr>
           <w:p>
+            <w:pPr>
+              <w:spacing w:before="20" w:after="20"/>
+            </w:pPr>
             <w:r/>
             <w:r>
               <w:rPr>
@@ -476,6 +918,9 @@
             <w:tcW w:type="dxa" w:w="1514"/>
           </w:tcPr>
           <w:p>
+            <w:pPr>
+              <w:spacing w:before="20" w:after="20"/>
+            </w:pPr>
             <w:r/>
             <w:r>
               <w:rPr>
@@ -492,11 +937,13 @@
             <w:tcW w:type="dxa" w:w="1514"/>
           </w:tcPr>
           <w:p>
-            <w:r/>
-            <w:r>
-              <w:rPr>
-                <w:rFonts w:ascii="Verdana" w:hAnsi="Verdana"/>
-                <w:b w:val="0"/>
+            <w:pPr>
+              <w:spacing w:before="20" w:after="20"/>
+            </w:pPr>
+            <w:r/>
+            <w:r>
+              <w:rPr>
+                <w:rFonts w:ascii="Verdana" w:hAnsi="Verdana"/>
                 <w:sz w:val="16"/>
               </w:rPr>
               <w:t>Numérica</w:t>
@@ -508,6 +955,9 @@
             <w:tcW w:type="dxa" w:w="1514"/>
           </w:tcPr>
           <w:p>
+            <w:pPr>
+              <w:spacing w:before="20" w:after="20"/>
+            </w:pPr>
             <w:r/>
             <w:r>
               <w:rPr>
@@ -524,6 +974,9 @@
             <w:tcW w:type="dxa" w:w="1514"/>
           </w:tcPr>
           <w:p>
+            <w:pPr>
+              <w:spacing w:before="20" w:after="20"/>
+            </w:pPr>
             <w:r/>
             <w:r>
               <w:rPr>
@@ -540,6 +993,9 @@
             <w:tcW w:type="dxa" w:w="1514"/>
           </w:tcPr>
           <w:p>
+            <w:pPr>
+              <w:spacing w:before="20" w:after="20"/>
+            </w:pPr>
             <w:r/>
             <w:r>
               <w:rPr>
@@ -560,6 +1016,9 @@
             <w:tcW w:type="dxa" w:w="1514"/>
           </w:tcPr>
           <w:p>
+            <w:pPr>
+              <w:spacing w:before="20" w:after="20"/>
+            </w:pPr>
             <w:r/>
             <w:r>
               <w:rPr>
@@ -576,6 +1035,9 @@
             <w:tcW w:type="dxa" w:w="1514"/>
           </w:tcPr>
           <w:p>
+            <w:pPr>
+              <w:spacing w:before="20" w:after="20"/>
+            </w:pPr>
             <w:r/>
             <w:r>
               <w:rPr>
@@ -592,11 +1054,13 @@
             <w:tcW w:type="dxa" w:w="1514"/>
           </w:tcPr>
           <w:p>
-            <w:r/>
-            <w:r>
-              <w:rPr>
-                <w:rFonts w:ascii="Verdana" w:hAnsi="Verdana"/>
-                <w:b w:val="0"/>
+            <w:pPr>
+              <w:spacing w:before="20" w:after="20"/>
+            </w:pPr>
+            <w:r/>
+            <w:r>
+              <w:rPr>
+                <w:rFonts w:ascii="Verdana" w:hAnsi="Verdana"/>
                 <w:sz w:val="16"/>
               </w:rPr>
               <w:t>Pa</w:t>
@@ -608,6 +1072,9 @@
             <w:tcW w:type="dxa" w:w="1514"/>
           </w:tcPr>
           <w:p>
+            <w:pPr>
+              <w:spacing w:before="20" w:after="20"/>
+            </w:pPr>
             <w:r/>
             <w:r>
               <w:rPr>
@@ -624,6 +1091,9 @@
             <w:tcW w:type="dxa" w:w="1514"/>
           </w:tcPr>
           <w:p>
+            <w:pPr>
+              <w:spacing w:before="20" w:after="20"/>
+            </w:pPr>
             <w:r/>
             <w:r>
               <w:rPr>
@@ -640,6 +1110,9 @@
             <w:tcW w:type="dxa" w:w="1514"/>
           </w:tcPr>
           <w:p>
+            <w:pPr>
+              <w:spacing w:before="20" w:after="20"/>
+            </w:pPr>
             <w:r/>
             <w:r>
               <w:rPr>
@@ -656,11 +1129,13 @@
             <w:tcW w:type="dxa" w:w="1514"/>
           </w:tcPr>
           <w:p>
-            <w:r/>
-            <w:r>
-              <w:rPr>
-                <w:rFonts w:ascii="Verdana" w:hAnsi="Verdana"/>
-                <w:b w:val="0"/>
+            <w:pPr>
+              <w:spacing w:before="20" w:after="20"/>
+            </w:pPr>
+            <w:r/>
+            <w:r>
+              <w:rPr>
+                <w:rFonts w:ascii="Verdana" w:hAnsi="Verdana"/>
                 <w:sz w:val="16"/>
               </w:rPr>
               <w:t>nbar</w:t>
@@ -672,6 +1147,9 @@
             <w:tcW w:type="dxa" w:w="1514"/>
           </w:tcPr>
           <w:p>
+            <w:pPr>
+              <w:spacing w:before="20" w:after="20"/>
+            </w:pPr>
             <w:r/>
             <w:r>
               <w:rPr>
@@ -688,6 +1166,9 @@
             <w:tcW w:type="dxa" w:w="1514"/>
           </w:tcPr>
           <w:p>
+            <w:pPr>
+              <w:spacing w:before="20" w:after="20"/>
+            </w:pPr>
             <w:r/>
             <w:r>
               <w:rPr>
@@ -704,6 +1185,9 @@
             <w:tcW w:type="dxa" w:w="1514"/>
           </w:tcPr>
           <w:p>
+            <w:pPr>
+              <w:spacing w:before="20" w:after="20"/>
+            </w:pPr>
             <w:r/>
             <w:r>
               <w:rPr>
@@ -725,6 +1209,9 @@
             <w:tcW w:type="dxa" w:w="1514"/>
           </w:tcPr>
           <w:p>
+            <w:pPr>
+              <w:spacing w:before="20" w:after="20"/>
+            </w:pPr>
             <w:r/>
             <w:r>
               <w:rPr>
@@ -741,6 +1228,9 @@
             <w:tcW w:type="dxa" w:w="1514"/>
           </w:tcPr>
           <w:p>
+            <w:pPr>
+              <w:spacing w:before="20" w:after="20"/>
+            </w:pPr>
             <w:r/>
             <w:r>
               <w:rPr>
@@ -757,11 +1247,13 @@
             <w:tcW w:type="dxa" w:w="1514"/>
           </w:tcPr>
           <w:p>
-            <w:r/>
-            <w:r>
-              <w:rPr>
-                <w:rFonts w:ascii="Verdana" w:hAnsi="Verdana"/>
-                <w:b w:val="0"/>
+            <w:pPr>
+              <w:spacing w:before="20" w:after="20"/>
+            </w:pPr>
+            <w:r/>
+            <w:r>
+              <w:rPr>
+                <w:rFonts w:ascii="Verdana" w:hAnsi="Verdana"/>
                 <w:sz w:val="16"/>
               </w:rPr>
               <w:t>Numérica</w:t>
@@ -773,6 +1265,9 @@
             <w:tcW w:type="dxa" w:w="1514"/>
           </w:tcPr>
           <w:p>
+            <w:pPr>
+              <w:spacing w:before="20" w:after="20"/>
+            </w:pPr>
             <w:r/>
             <w:r>
               <w:rPr>
@@ -789,6 +1284,9 @@
             <w:tcW w:type="dxa" w:w="1514"/>
           </w:tcPr>
           <w:p>
+            <w:pPr>
+              <w:spacing w:before="20" w:after="20"/>
+            </w:pPr>
             <w:r/>
             <w:r>
               <w:rPr>
@@ -805,6 +1303,9 @@
             <w:tcW w:type="dxa" w:w="1514"/>
           </w:tcPr>
           <w:p>
+            <w:pPr>
+              <w:spacing w:before="20" w:after="20"/>
+            </w:pPr>
             <w:r/>
             <w:r>
               <w:rPr>
@@ -821,11 +1322,13 @@
             <w:tcW w:type="dxa" w:w="1514"/>
           </w:tcPr>
           <w:p>
-            <w:r/>
-            <w:r>
-              <w:rPr>
-                <w:rFonts w:ascii="Verdana" w:hAnsi="Verdana"/>
-                <w:b w:val="0"/>
+            <w:pPr>
+              <w:spacing w:before="20" w:after="20"/>
+            </w:pPr>
+            <w:r/>
+            <w:r>
+              <w:rPr>
+                <w:rFonts w:ascii="Verdana" w:hAnsi="Verdana"/>
                 <w:sz w:val="16"/>
               </w:rPr>
               <w:t>Numérica</w:t>
@@ -837,6 +1340,9 @@
             <w:tcW w:type="dxa" w:w="1514"/>
           </w:tcPr>
           <w:p>
+            <w:pPr>
+              <w:spacing w:before="20" w:after="20"/>
+            </w:pPr>
             <w:r/>
             <w:r>
               <w:rPr>
@@ -853,6 +1359,9 @@
             <w:tcW w:type="dxa" w:w="1514"/>
           </w:tcPr>
           <w:p>
+            <w:pPr>
+              <w:spacing w:before="20" w:after="20"/>
+            </w:pPr>
             <w:r/>
             <w:r>
               <w:rPr>
@@ -869,6 +1378,9 @@
             <w:tcW w:type="dxa" w:w="1514"/>
           </w:tcPr>
           <w:p>
+            <w:pPr>
+              <w:spacing w:before="20" w:after="20"/>
+            </w:pPr>
             <w:r/>
             <w:r>
               <w:rPr>
@@ -890,6 +1402,9 @@
             <w:tcW w:type="dxa" w:w="1514"/>
           </w:tcPr>
           <w:p>
+            <w:pPr>
+              <w:spacing w:before="20" w:after="20"/>
+            </w:pPr>
             <w:r/>
             <w:r>
               <w:rPr>
@@ -906,6 +1421,9 @@
             <w:tcW w:type="dxa" w:w="1514"/>
           </w:tcPr>
           <w:p>
+            <w:pPr>
+              <w:spacing w:before="20" w:after="20"/>
+            </w:pPr>
             <w:r/>
             <w:r>
               <w:rPr>
@@ -922,11 +1440,13 @@
             <w:tcW w:type="dxa" w:w="1514"/>
           </w:tcPr>
           <w:p>
-            <w:r/>
-            <w:r>
-              <w:rPr>
-                <w:rFonts w:ascii="Verdana" w:hAnsi="Verdana"/>
-                <w:b w:val="0"/>
+            <w:pPr>
+              <w:spacing w:before="20" w:after="20"/>
+            </w:pPr>
+            <w:r/>
+            <w:r>
+              <w:rPr>
+                <w:rFonts w:ascii="Verdana" w:hAnsi="Verdana"/>
                 <w:sz w:val="16"/>
               </w:rPr>
               <w:t>DU</w:t>
@@ -938,6 +1458,9 @@
             <w:tcW w:type="dxa" w:w="1514"/>
           </w:tcPr>
           <w:p>
+            <w:pPr>
+              <w:spacing w:before="20" w:after="20"/>
+            </w:pPr>
             <w:r/>
             <w:r>
               <w:rPr>
@@ -954,6 +1477,9 @@
             <w:tcW w:type="dxa" w:w="1514"/>
           </w:tcPr>
           <w:p>
+            <w:pPr>
+              <w:spacing w:before="20" w:after="20"/>
+            </w:pPr>
             <w:r/>
             <w:r>
               <w:rPr>
@@ -970,6 +1496,9 @@
             <w:tcW w:type="dxa" w:w="1514"/>
           </w:tcPr>
           <w:p>
+            <w:pPr>
+              <w:spacing w:before="20" w:after="20"/>
+            </w:pPr>
             <w:r/>
             <w:r>
               <w:rPr>
@@ -986,11 +1515,13 @@
             <w:tcW w:type="dxa" w:w="1514"/>
           </w:tcPr>
           <w:p>
-            <w:r/>
-            <w:r>
-              <w:rPr>
-                <w:rFonts w:ascii="Verdana" w:hAnsi="Verdana"/>
-                <w:b w:val="0"/>
+            <w:pPr>
+              <w:spacing w:before="20" w:after="20"/>
+            </w:pPr>
+            <w:r/>
+            <w:r>
+              <w:rPr>
+                <w:rFonts w:ascii="Verdana" w:hAnsi="Verdana"/>
                 <w:sz w:val="16"/>
               </w:rPr>
               <w:t>DU</w:t>
@@ -1002,6 +1533,9 @@
             <w:tcW w:type="dxa" w:w="1514"/>
           </w:tcPr>
           <w:p>
+            <w:pPr>
+              <w:spacing w:before="20" w:after="20"/>
+            </w:pPr>
             <w:r/>
             <w:r>
               <w:rPr>
@@ -1018,6 +1552,9 @@
             <w:tcW w:type="dxa" w:w="1514"/>
           </w:tcPr>
           <w:p>
+            <w:pPr>
+              <w:spacing w:before="20" w:after="20"/>
+            </w:pPr>
             <w:r/>
             <w:r>
               <w:rPr>
@@ -1034,6 +1571,9 @@
             <w:tcW w:type="dxa" w:w="1514"/>
           </w:tcPr>
           <w:p>
+            <w:pPr>
+              <w:spacing w:before="20" w:after="20"/>
+            </w:pPr>
             <w:r/>
             <w:r>
               <w:rPr>
@@ -1055,6 +1595,9 @@
             <w:tcW w:type="dxa" w:w="1514"/>
           </w:tcPr>
           <w:p>
+            <w:pPr>
+              <w:spacing w:before="20" w:after="20"/>
+            </w:pPr>
             <w:r/>
             <w:r>
               <w:rPr>
@@ -1071,6 +1614,9 @@
             <w:tcW w:type="dxa" w:w="1514"/>
           </w:tcPr>
           <w:p>
+            <w:pPr>
+              <w:spacing w:before="20" w:after="20"/>
+            </w:pPr>
             <w:r/>
             <w:r>
               <w:rPr>
@@ -1087,11 +1633,13 @@
             <w:tcW w:type="dxa" w:w="1514"/>
           </w:tcPr>
           <w:p>
-            <w:r/>
-            <w:r>
-              <w:rPr>
-                <w:rFonts w:ascii="Verdana" w:hAnsi="Verdana"/>
-                <w:b w:val="0"/>
+            <w:pPr>
+              <w:spacing w:before="20" w:after="20"/>
+            </w:pPr>
+            <w:r/>
+            <w:r>
+              <w:rPr>
+                <w:rFonts w:ascii="Verdana" w:hAnsi="Verdana"/>
                 <w:sz w:val="16"/>
               </w:rPr>
               <w:t>log (m-³)</w:t>
@@ -1103,6 +1651,9 @@
             <w:tcW w:type="dxa" w:w="1514"/>
           </w:tcPr>
           <w:p>
+            <w:pPr>
+              <w:spacing w:before="20" w:after="20"/>
+            </w:pPr>
             <w:r/>
             <w:r>
               <w:rPr>
@@ -1119,6 +1670,9 @@
             <w:tcW w:type="dxa" w:w="1514"/>
           </w:tcPr>
           <w:p>
+            <w:pPr>
+              <w:spacing w:before="20" w:after="20"/>
+            </w:pPr>
             <w:r/>
             <w:r>
               <w:rPr>
@@ -1135,6 +1689,9 @@
             <w:tcW w:type="dxa" w:w="1514"/>
           </w:tcPr>
           <w:p>
+            <w:pPr>
+              <w:spacing w:before="20" w:after="20"/>
+            </w:pPr>
             <w:r/>
             <w:r>
               <w:rPr>
@@ -1151,11 +1708,13 @@
             <w:tcW w:type="dxa" w:w="1514"/>
           </w:tcPr>
           <w:p>
-            <w:r/>
-            <w:r>
-              <w:rPr>
-                <w:rFonts w:ascii="Verdana" w:hAnsi="Verdana"/>
-                <w:b w:val="0"/>
+            <w:pPr>
+              <w:spacing w:before="20" w:after="20"/>
+            </w:pPr>
+            <w:r/>
+            <w:r>
+              <w:rPr>
+                <w:rFonts w:ascii="Verdana" w:hAnsi="Verdana"/>
                 <w:sz w:val="16"/>
               </w:rPr>
               <w:t>log (m-³)</w:t>
@@ -1167,6 +1726,9 @@
             <w:tcW w:type="dxa" w:w="1514"/>
           </w:tcPr>
           <w:p>
+            <w:pPr>
+              <w:spacing w:before="20" w:after="20"/>
+            </w:pPr>
             <w:r/>
             <w:r>
               <w:rPr>
@@ -1183,6 +1745,9 @@
             <w:tcW w:type="dxa" w:w="1514"/>
           </w:tcPr>
           <w:p>
+            <w:pPr>
+              <w:spacing w:before="20" w:after="20"/>
+            </w:pPr>
             <w:r/>
             <w:r>
               <w:rPr>
@@ -1199,6 +1764,9 @@
             <w:tcW w:type="dxa" w:w="1514"/>
           </w:tcPr>
           <w:p>
+            <w:pPr>
+              <w:spacing w:before="20" w:after="20"/>
+            </w:pPr>
             <w:r/>
             <w:r>
               <w:rPr>
@@ -1219,6 +1787,9 @@
             <w:tcW w:type="dxa" w:w="1514"/>
           </w:tcPr>
           <w:p>
+            <w:pPr>
+              <w:spacing w:before="20" w:after="20"/>
+            </w:pPr>
             <w:r/>
             <w:r>
               <w:rPr>
@@ -1235,6 +1806,9 @@
             <w:tcW w:type="dxa" w:w="1514"/>
           </w:tcPr>
           <w:p>
+            <w:pPr>
+              <w:spacing w:before="20" w:after="20"/>
+            </w:pPr>
             <w:r/>
             <w:r>
               <w:rPr>
@@ -1251,11 +1825,13 @@
             <w:tcW w:type="dxa" w:w="1514"/>
           </w:tcPr>
           <w:p>
-            <w:r/>
-            <w:r>
-              <w:rPr>
-                <w:rFonts w:ascii="Verdana" w:hAnsi="Verdana"/>
-                <w:b w:val="0"/>
+            <w:pPr>
+              <w:spacing w:before="20" w:after="20"/>
+            </w:pPr>
+            <w:r/>
+            <w:r>
+              <w:rPr>
+                <w:rFonts w:ascii="Verdana" w:hAnsi="Verdana"/>
                 <w:sz w:val="16"/>
               </w:rPr>
               <w:t>Numérica</w:t>
@@ -1267,6 +1843,9 @@
             <w:tcW w:type="dxa" w:w="1514"/>
           </w:tcPr>
           <w:p>
+            <w:pPr>
+              <w:spacing w:before="20" w:after="20"/>
+            </w:pPr>
             <w:r/>
             <w:r>
               <w:rPr>
@@ -1283,6 +1862,9 @@
             <w:tcW w:type="dxa" w:w="1514"/>
           </w:tcPr>
           <w:p>
+            <w:pPr>
+              <w:spacing w:before="20" w:after="20"/>
+            </w:pPr>
             <w:r/>
             <w:r>
               <w:rPr>
@@ -1299,6 +1881,9 @@
             <w:tcW w:type="dxa" w:w="1514"/>
           </w:tcPr>
           <w:p>
+            <w:pPr>
+              <w:spacing w:before="20" w:after="20"/>
+            </w:pPr>
             <w:r/>
             <w:r>
               <w:rPr>
@@ -1315,11 +1900,13 @@
             <w:tcW w:type="dxa" w:w="1514"/>
           </w:tcPr>
           <w:p>
-            <w:r/>
-            <w:r>
-              <w:rPr>
-                <w:rFonts w:ascii="Verdana" w:hAnsi="Verdana"/>
-                <w:b w:val="0"/>
+            <w:pPr>
+              <w:spacing w:before="20" w:after="20"/>
+            </w:pPr>
+            <w:r/>
+            <w:r>
+              <w:rPr>
+                <w:rFonts w:ascii="Verdana" w:hAnsi="Verdana"/>
                 <w:sz w:val="16"/>
               </w:rPr>
               <w:t>Numérica</w:t>
@@ -1331,6 +1918,9 @@
             <w:tcW w:type="dxa" w:w="1514"/>
           </w:tcPr>
           <w:p>
+            <w:pPr>
+              <w:spacing w:before="20" w:after="20"/>
+            </w:pPr>
             <w:r/>
             <w:r>
               <w:rPr>
@@ -1347,6 +1937,9 @@
             <w:tcW w:type="dxa" w:w="1514"/>
           </w:tcPr>
           <w:p>
+            <w:pPr>
+              <w:spacing w:before="20" w:after="20"/>
+            </w:pPr>
             <w:r/>
             <w:r>
               <w:rPr>
@@ -1363,6 +1956,9 @@
             <w:tcW w:type="dxa" w:w="1514"/>
           </w:tcPr>
           <w:p>
+            <w:pPr>
+              <w:spacing w:before="20" w:after="20"/>
+            </w:pPr>
             <w:r/>
             <w:r>
               <w:rPr>
@@ -1383,6 +1979,9 @@
             <w:tcW w:type="dxa" w:w="1514"/>
           </w:tcPr>
           <w:p>
+            <w:pPr>
+              <w:spacing w:before="20" w:after="20"/>
+            </w:pPr>
             <w:r/>
             <w:r>
               <w:rPr>
@@ -1399,6 +1998,9 @@
             <w:tcW w:type="dxa" w:w="1514"/>
           </w:tcPr>
           <w:p>
+            <w:pPr>
+              <w:spacing w:before="20" w:after="20"/>
+            </w:pPr>
             <w:r/>
             <w:r>
               <w:rPr>
@@ -1415,22 +2017,42 @@
             <w:tcW w:type="dxa" w:w="1514"/>
           </w:tcPr>
           <w:p>
-            <w:r/>
-            <w:r>
-              <w:rPr>
-                <w:rFonts w:ascii="Verdana" w:hAnsi="Verdana"/>
-                <w:b w:val="0"/>
-                <w:sz w:val="16"/>
-              </w:rPr>
-              <w:t>log (m-3)</w:t>
-            </w:r>
-          </w:p>
-        </w:tc>
-        <w:tc>
-          <w:tcPr>
-            <w:tcW w:type="dxa" w:w="1514"/>
-          </w:tcPr>
-          <w:p>
+            <w:pPr>
+              <w:spacing w:before="20" w:after="20"/>
+            </w:pPr>
+            <w:r/>
+            <w:r>
+              <w:rPr>
+                <w:rFonts w:ascii="Verdana" w:hAnsi="Verdana"/>
+                <w:sz w:val="16"/>
+              </w:rPr>
+              <w:t>log (m</w:t>
+            </w:r>
+            <w:r>
+              <w:rPr>
+                <w:rFonts w:ascii="Verdana" w:hAnsi="Verdana"/>
+                <w:sz w:val="16"/>
+                <w:vertAlign w:val="superscript"/>
+              </w:rPr>
+              <w:t>-3</w:t>
+            </w:r>
+            <w:r>
+              <w:rPr>
+                <w:rFonts w:ascii="Verdana" w:hAnsi="Verdana"/>
+                <w:sz w:val="16"/>
+              </w:rPr>
+              <w:t>)</w:t>
+            </w:r>
+          </w:p>
+        </w:tc>
+        <w:tc>
+          <w:tcPr>
+            <w:tcW w:type="dxa" w:w="1514"/>
+          </w:tcPr>
+          <w:p>
+            <w:pPr>
+              <w:spacing w:before="20" w:after="20"/>
+            </w:pPr>
             <w:r/>
             <w:r>
               <w:rPr>
@@ -1447,6 +2069,9 @@
             <w:tcW w:type="dxa" w:w="1514"/>
           </w:tcPr>
           <w:p>
+            <w:pPr>
+              <w:spacing w:before="20" w:after="20"/>
+            </w:pPr>
             <w:r/>
             <w:r>
               <w:rPr>
@@ -1463,6 +2088,9 @@
             <w:tcW w:type="dxa" w:w="1514"/>
           </w:tcPr>
           <w:p>
+            <w:pPr>
+              <w:spacing w:before="20" w:after="20"/>
+            </w:pPr>
             <w:r/>
             <w:r>
               <w:rPr>
@@ -1479,22 +2107,42 @@
             <w:tcW w:type="dxa" w:w="1514"/>
           </w:tcPr>
           <w:p>
-            <w:r/>
-            <w:r>
-              <w:rPr>
-                <w:rFonts w:ascii="Verdana" w:hAnsi="Verdana"/>
-                <w:b w:val="0"/>
-                <w:sz w:val="16"/>
-              </w:rPr>
-              <w:t>log (m-3)</w:t>
-            </w:r>
-          </w:p>
-        </w:tc>
-        <w:tc>
-          <w:tcPr>
-            <w:tcW w:type="dxa" w:w="1514"/>
-          </w:tcPr>
-          <w:p>
+            <w:pPr>
+              <w:spacing w:before="20" w:after="20"/>
+            </w:pPr>
+            <w:r/>
+            <w:r>
+              <w:rPr>
+                <w:rFonts w:ascii="Verdana" w:hAnsi="Verdana"/>
+                <w:sz w:val="16"/>
+              </w:rPr>
+              <w:t>log (m</w:t>
+            </w:r>
+            <w:r>
+              <w:rPr>
+                <w:rFonts w:ascii="Verdana" w:hAnsi="Verdana"/>
+                <w:sz w:val="16"/>
+                <w:vertAlign w:val="superscript"/>
+              </w:rPr>
+              <w:t>-3</w:t>
+            </w:r>
+            <w:r>
+              <w:rPr>
+                <w:rFonts w:ascii="Verdana" w:hAnsi="Verdana"/>
+                <w:sz w:val="16"/>
+              </w:rPr>
+              <w:t>)</w:t>
+            </w:r>
+          </w:p>
+        </w:tc>
+        <w:tc>
+          <w:tcPr>
+            <w:tcW w:type="dxa" w:w="1514"/>
+          </w:tcPr>
+          <w:p>
+            <w:pPr>
+              <w:spacing w:before="20" w:after="20"/>
+            </w:pPr>
             <w:r/>
             <w:r>
               <w:rPr>
@@ -1511,6 +2159,9 @@
             <w:tcW w:type="dxa" w:w="1514"/>
           </w:tcPr>
           <w:p>
+            <w:pPr>
+              <w:spacing w:before="20" w:after="20"/>
+            </w:pPr>
             <w:r/>
             <w:r>
               <w:rPr>
@@ -1527,6 +2178,9 @@
             <w:tcW w:type="dxa" w:w="1514"/>
           </w:tcPr>
           <w:p>
+            <w:pPr>
+              <w:spacing w:before="20" w:after="20"/>
+            </w:pPr>
             <w:r/>
             <w:r>
               <w:rPr>
@@ -1547,6 +2201,9 @@
             <w:tcW w:type="dxa" w:w="1514"/>
           </w:tcPr>
           <w:p>
+            <w:pPr>
+              <w:spacing w:before="20" w:after="20"/>
+            </w:pPr>
             <w:r/>
             <w:r>
               <w:rPr>
@@ -1563,6 +2220,9 @@
             <w:tcW w:type="dxa" w:w="1514"/>
           </w:tcPr>
           <w:p>
+            <w:pPr>
+              <w:spacing w:before="20" w:after="20"/>
+            </w:pPr>
             <w:r/>
             <w:r>
               <w:rPr>
@@ -1579,22 +2239,42 @@
             <w:tcW w:type="dxa" w:w="1514"/>
           </w:tcPr>
           <w:p>
-            <w:r/>
-            <w:r>
-              <w:rPr>
-                <w:rFonts w:ascii="Verdana" w:hAnsi="Verdana"/>
-                <w:b w:val="0"/>
-                <w:sz w:val="16"/>
-              </w:rPr>
-              <w:t>log (m-2)</w:t>
-            </w:r>
-          </w:p>
-        </w:tc>
-        <w:tc>
-          <w:tcPr>
-            <w:tcW w:type="dxa" w:w="1514"/>
-          </w:tcPr>
-          <w:p>
+            <w:pPr>
+              <w:spacing w:before="20" w:after="20"/>
+            </w:pPr>
+            <w:r/>
+            <w:r>
+              <w:rPr>
+                <w:rFonts w:ascii="Verdana" w:hAnsi="Verdana"/>
+                <w:sz w:val="16"/>
+              </w:rPr>
+              <w:t>log (m</w:t>
+            </w:r>
+            <w:r>
+              <w:rPr>
+                <w:rFonts w:ascii="Verdana" w:hAnsi="Verdana"/>
+                <w:sz w:val="16"/>
+                <w:vertAlign w:val="superscript"/>
+              </w:rPr>
+              <w:t>-2</w:t>
+            </w:r>
+            <w:r>
+              <w:rPr>
+                <w:rFonts w:ascii="Verdana" w:hAnsi="Verdana"/>
+                <w:sz w:val="16"/>
+              </w:rPr>
+              <w:t>)</w:t>
+            </w:r>
+          </w:p>
+        </w:tc>
+        <w:tc>
+          <w:tcPr>
+            <w:tcW w:type="dxa" w:w="1514"/>
+          </w:tcPr>
+          <w:p>
+            <w:pPr>
+              <w:spacing w:before="20" w:after="20"/>
+            </w:pPr>
             <w:r/>
             <w:r>
               <w:rPr>
@@ -1611,6 +2291,9 @@
             <w:tcW w:type="dxa" w:w="1514"/>
           </w:tcPr>
           <w:p>
+            <w:pPr>
+              <w:spacing w:before="20" w:after="20"/>
+            </w:pPr>
             <w:r/>
             <w:r>
               <w:rPr>
@@ -1627,6 +2310,9 @@
             <w:tcW w:type="dxa" w:w="1514"/>
           </w:tcPr>
           <w:p>
+            <w:pPr>
+              <w:spacing w:before="20" w:after="20"/>
+            </w:pPr>
             <w:r/>
             <w:r>
               <w:rPr>
@@ -1643,22 +2329,42 @@
             <w:tcW w:type="dxa" w:w="1514"/>
           </w:tcPr>
           <w:p>
-            <w:r/>
-            <w:r>
-              <w:rPr>
-                <w:rFonts w:ascii="Verdana" w:hAnsi="Verdana"/>
-                <w:b w:val="0"/>
-                <w:sz w:val="16"/>
-              </w:rPr>
-              <w:t>log (m-2)</w:t>
-            </w:r>
-          </w:p>
-        </w:tc>
-        <w:tc>
-          <w:tcPr>
-            <w:tcW w:type="dxa" w:w="1514"/>
-          </w:tcPr>
-          <w:p>
+            <w:pPr>
+              <w:spacing w:before="20" w:after="20"/>
+            </w:pPr>
+            <w:r/>
+            <w:r>
+              <w:rPr>
+                <w:rFonts w:ascii="Verdana" w:hAnsi="Verdana"/>
+                <w:sz w:val="16"/>
+              </w:rPr>
+              <w:t>log (m</w:t>
+            </w:r>
+            <w:r>
+              <w:rPr>
+                <w:rFonts w:ascii="Verdana" w:hAnsi="Verdana"/>
+                <w:sz w:val="16"/>
+                <w:vertAlign w:val="superscript"/>
+              </w:rPr>
+              <w:t>-2</w:t>
+            </w:r>
+            <w:r>
+              <w:rPr>
+                <w:rFonts w:ascii="Verdana" w:hAnsi="Verdana"/>
+                <w:sz w:val="16"/>
+              </w:rPr>
+              <w:t>)</w:t>
+            </w:r>
+          </w:p>
+        </w:tc>
+        <w:tc>
+          <w:tcPr>
+            <w:tcW w:type="dxa" w:w="1514"/>
+          </w:tcPr>
+          <w:p>
+            <w:pPr>
+              <w:spacing w:before="20" w:after="20"/>
+            </w:pPr>
             <w:r/>
             <w:r>
               <w:rPr>
@@ -1675,6 +2381,9 @@
             <w:tcW w:type="dxa" w:w="1514"/>
           </w:tcPr>
           <w:p>
+            <w:pPr>
+              <w:spacing w:before="20" w:after="20"/>
+            </w:pPr>
             <w:r/>
             <w:r>
               <w:rPr>
@@ -1691,6 +2400,9 @@
             <w:tcW w:type="dxa" w:w="1514"/>
           </w:tcPr>
           <w:p>
+            <w:pPr>
+              <w:spacing w:before="20" w:after="20"/>
+            </w:pPr>
             <w:r/>
             <w:r>
               <w:rPr>
@@ -1711,6 +2423,9 @@
             <w:tcW w:type="dxa" w:w="1514"/>
           </w:tcPr>
           <w:p>
+            <w:pPr>
+              <w:spacing w:before="20" w:after="20"/>
+            </w:pPr>
             <w:r/>
             <w:r>
               <w:rPr>
@@ -1727,6 +2442,9 @@
             <w:tcW w:type="dxa" w:w="1514"/>
           </w:tcPr>
           <w:p>
+            <w:pPr>
+              <w:spacing w:before="20" w:after="20"/>
+            </w:pPr>
             <w:r/>
             <w:r>
               <w:rPr>
@@ -1743,11 +2461,13 @@
             <w:tcW w:type="dxa" w:w="1514"/>
           </w:tcPr>
           <w:p>
-            <w:r/>
-            <w:r>
-              <w:rPr>
-                <w:rFonts w:ascii="Verdana" w:hAnsi="Verdana"/>
-                <w:b w:val="0"/>
+            <w:pPr>
+              <w:spacing w:before="20" w:after="20"/>
+            </w:pPr>
+            <w:r/>
+            <w:r>
+              <w:rPr>
+                <w:rFonts w:ascii="Verdana" w:hAnsi="Verdana"/>
                 <w:sz w:val="16"/>
               </w:rPr>
               <w:t>m²</w:t>
@@ -1759,6 +2479,9 @@
             <w:tcW w:type="dxa" w:w="1514"/>
           </w:tcPr>
           <w:p>
+            <w:pPr>
+              <w:spacing w:before="20" w:after="20"/>
+            </w:pPr>
             <w:r/>
             <w:r>
               <w:rPr>
@@ -1775,6 +2498,9 @@
             <w:tcW w:type="dxa" w:w="1514"/>
           </w:tcPr>
           <w:p>
+            <w:pPr>
+              <w:spacing w:before="20" w:after="20"/>
+            </w:pPr>
             <w:r/>
             <w:r>
               <w:rPr>
@@ -1791,6 +2517,9 @@
             <w:tcW w:type="dxa" w:w="1514"/>
           </w:tcPr>
           <w:p>
+            <w:pPr>
+              <w:spacing w:before="20" w:after="20"/>
+            </w:pPr>
             <w:r/>
             <w:r>
               <w:rPr>
@@ -1807,11 +2536,13 @@
             <w:tcW w:type="dxa" w:w="1514"/>
           </w:tcPr>
           <w:p>
-            <w:r/>
-            <w:r>
-              <w:rPr>
-                <w:rFonts w:ascii="Verdana" w:hAnsi="Verdana"/>
-                <w:b w:val="0"/>
+            <w:pPr>
+              <w:spacing w:before="20" w:after="20"/>
+            </w:pPr>
+            <w:r/>
+            <w:r>
+              <w:rPr>
+                <w:rFonts w:ascii="Verdana" w:hAnsi="Verdana"/>
                 <w:sz w:val="16"/>
               </w:rPr>
               <w:t>m²</w:t>
@@ -1823,6 +2554,9 @@
             <w:tcW w:type="dxa" w:w="1514"/>
           </w:tcPr>
           <w:p>
+            <w:pPr>
+              <w:spacing w:before="20" w:after="20"/>
+            </w:pPr>
             <w:r/>
             <w:r>
               <w:rPr>
@@ -1839,6 +2573,9 @@
             <w:tcW w:type="dxa" w:w="1514"/>
           </w:tcPr>
           <w:p>
+            <w:pPr>
+              <w:spacing w:before="20" w:after="20"/>
+            </w:pPr>
             <w:r/>
             <w:r>
               <w:rPr>
@@ -1855,6 +2592,9 @@
             <w:tcW w:type="dxa" w:w="1514"/>
           </w:tcPr>
           <w:p>
+            <w:pPr>
+              <w:spacing w:before="20" w:after="20"/>
+            </w:pPr>
             <w:r/>
             <w:r>
               <w:rPr>
@@ -1875,6 +2615,9 @@
             <w:tcW w:type="dxa" w:w="1514"/>
           </w:tcPr>
           <w:p>
+            <w:pPr>
+              <w:spacing w:before="20" w:after="20"/>
+            </w:pPr>
             <w:r/>
             <w:r>
               <w:rPr>
@@ -1891,6 +2634,9 @@
             <w:tcW w:type="dxa" w:w="1514"/>
           </w:tcPr>
           <w:p>
+            <w:pPr>
+              <w:spacing w:before="20" w:after="20"/>
+            </w:pPr>
             <w:r/>
             <w:r>
               <w:rPr>
@@ -1907,11 +2653,13 @@
             <w:tcW w:type="dxa" w:w="1514"/>
           </w:tcPr>
           <w:p>
-            <w:r/>
-            <w:r>
-              <w:rPr>
-                <w:rFonts w:ascii="Verdana" w:hAnsi="Verdana"/>
-                <w:b w:val="0"/>
+            <w:pPr>
+              <w:spacing w:before="20" w:after="20"/>
+            </w:pPr>
+            <w:r/>
+            <w:r>
+              <w:rPr>
+                <w:rFonts w:ascii="Verdana" w:hAnsi="Verdana"/>
                 <w:sz w:val="16"/>
               </w:rPr>
               <w:t>Numérica</w:t>
@@ -1923,6 +2671,9 @@
             <w:tcW w:type="dxa" w:w="1514"/>
           </w:tcPr>
           <w:p>
+            <w:pPr>
+              <w:spacing w:before="20" w:after="20"/>
+            </w:pPr>
             <w:r/>
             <w:r>
               <w:rPr>
@@ -1939,6 +2690,9 @@
             <w:tcW w:type="dxa" w:w="1514"/>
           </w:tcPr>
           <w:p>
+            <w:pPr>
+              <w:spacing w:before="20" w:after="20"/>
+            </w:pPr>
             <w:r/>
             <w:r>
               <w:rPr>
@@ -1955,6 +2709,9 @@
             <w:tcW w:type="dxa" w:w="1514"/>
           </w:tcPr>
           <w:p>
+            <w:pPr>
+              <w:spacing w:before="20" w:after="20"/>
+            </w:pPr>
             <w:r/>
             <w:r>
               <w:rPr>
@@ -1971,11 +2728,13 @@
             <w:tcW w:type="dxa" w:w="1514"/>
           </w:tcPr>
           <w:p>
-            <w:r/>
-            <w:r>
-              <w:rPr>
-                <w:rFonts w:ascii="Verdana" w:hAnsi="Verdana"/>
-                <w:b w:val="0"/>
+            <w:pPr>
+              <w:spacing w:before="20" w:after="20"/>
+            </w:pPr>
+            <w:r/>
+            <w:r>
+              <w:rPr>
+                <w:rFonts w:ascii="Verdana" w:hAnsi="Verdana"/>
                 <w:sz w:val="16"/>
               </w:rPr>
               <w:t>Numérica</w:t>
@@ -1987,6 +2746,9 @@
             <w:tcW w:type="dxa" w:w="1514"/>
           </w:tcPr>
           <w:p>
+            <w:pPr>
+              <w:spacing w:before="20" w:after="20"/>
+            </w:pPr>
             <w:r/>
             <w:r>
               <w:rPr>
@@ -2003,6 +2765,9 @@
             <w:tcW w:type="dxa" w:w="1514"/>
           </w:tcPr>
           <w:p>
+            <w:pPr>
+              <w:spacing w:before="20" w:after="20"/>
+            </w:pPr>
             <w:r/>
             <w:r>
               <w:rPr>
@@ -2019,6 +2784,9 @@
             <w:tcW w:type="dxa" w:w="1514"/>
           </w:tcPr>
           <w:p>
+            <w:pPr>
+              <w:spacing w:before="20" w:after="20"/>
+            </w:pPr>
             <w:r/>
             <w:r>
               <w:rPr>
@@ -2039,6 +2807,9 @@
             <w:tcW w:type="dxa" w:w="1514"/>
           </w:tcPr>
           <w:p>
+            <w:pPr>
+              <w:spacing w:before="20" w:after="20"/>
+            </w:pPr>
             <w:r/>
             <w:r>
               <w:rPr>
@@ -2055,6 +2826,9 @@
             <w:tcW w:type="dxa" w:w="1514"/>
           </w:tcPr>
           <w:p>
+            <w:pPr>
+              <w:spacing w:before="20" w:after="20"/>
+            </w:pPr>
             <w:r/>
             <w:r>
               <w:rPr>
@@ -2071,22 +2845,35 @@
             <w:tcW w:type="dxa" w:w="1514"/>
           </w:tcPr>
           <w:p>
-            <w:r/>
-            <w:r>
-              <w:rPr>
-                <w:rFonts w:ascii="Verdana" w:hAnsi="Verdana"/>
-                <w:b w:val="0"/>
-                <w:sz w:val="16"/>
-              </w:rPr>
-              <w:t>kg m-2</w:t>
-            </w:r>
-          </w:p>
-        </w:tc>
-        <w:tc>
-          <w:tcPr>
-            <w:tcW w:type="dxa" w:w="1514"/>
-          </w:tcPr>
-          <w:p>
+            <w:pPr>
+              <w:spacing w:before="20" w:after="20"/>
+            </w:pPr>
+            <w:r/>
+            <w:r>
+              <w:rPr>
+                <w:rFonts w:ascii="Verdana" w:hAnsi="Verdana"/>
+                <w:sz w:val="16"/>
+              </w:rPr>
+              <w:t>kg m</w:t>
+            </w:r>
+            <w:r>
+              <w:rPr>
+                <w:rFonts w:ascii="Verdana" w:hAnsi="Verdana"/>
+                <w:sz w:val="16"/>
+                <w:vertAlign w:val="superscript"/>
+              </w:rPr>
+              <w:t>-2</w:t>
+            </w:r>
+          </w:p>
+        </w:tc>
+        <w:tc>
+          <w:tcPr>
+            <w:tcW w:type="dxa" w:w="1514"/>
+          </w:tcPr>
+          <w:p>
+            <w:pPr>
+              <w:spacing w:before="20" w:after="20"/>
+            </w:pPr>
             <w:r/>
             <w:r>
               <w:rPr>
@@ -2103,6 +2890,9 @@
             <w:tcW w:type="dxa" w:w="1514"/>
           </w:tcPr>
           <w:p>
+            <w:pPr>
+              <w:spacing w:before="20" w:after="20"/>
+            </w:pPr>
             <w:r/>
             <w:r>
               <w:rPr>
@@ -2119,6 +2909,9 @@
             <w:tcW w:type="dxa" w:w="1514"/>
           </w:tcPr>
           <w:p>
+            <w:pPr>
+              <w:spacing w:before="20" w:after="20"/>
+            </w:pPr>
             <w:r/>
             <w:r>
               <w:rPr>
@@ -2135,22 +2928,35 @@
             <w:tcW w:type="dxa" w:w="1514"/>
           </w:tcPr>
           <w:p>
-            <w:r/>
-            <w:r>
-              <w:rPr>
-                <w:rFonts w:ascii="Verdana" w:hAnsi="Verdana"/>
-                <w:b w:val="0"/>
-                <w:sz w:val="16"/>
-              </w:rPr>
-              <w:t>kg m-2</w:t>
-            </w:r>
-          </w:p>
-        </w:tc>
-        <w:tc>
-          <w:tcPr>
-            <w:tcW w:type="dxa" w:w="1514"/>
-          </w:tcPr>
-          <w:p>
+            <w:pPr>
+              <w:spacing w:before="20" w:after="20"/>
+            </w:pPr>
+            <w:r/>
+            <w:r>
+              <w:rPr>
+                <w:rFonts w:ascii="Verdana" w:hAnsi="Verdana"/>
+                <w:sz w:val="16"/>
+              </w:rPr>
+              <w:t>kg m</w:t>
+            </w:r>
+            <w:r>
+              <w:rPr>
+                <w:rFonts w:ascii="Verdana" w:hAnsi="Verdana"/>
+                <w:sz w:val="16"/>
+                <w:vertAlign w:val="superscript"/>
+              </w:rPr>
+              <w:t>-2</w:t>
+            </w:r>
+          </w:p>
+        </w:tc>
+        <w:tc>
+          <w:tcPr>
+            <w:tcW w:type="dxa" w:w="1514"/>
+          </w:tcPr>
+          <w:p>
+            <w:pPr>
+              <w:spacing w:before="20" w:after="20"/>
+            </w:pPr>
             <w:r/>
             <w:r>
               <w:rPr>
@@ -2167,6 +2973,9 @@
             <w:tcW w:type="dxa" w:w="1514"/>
           </w:tcPr>
           <w:p>
+            <w:pPr>
+              <w:spacing w:before="20" w:after="20"/>
+            </w:pPr>
             <w:r/>
             <w:r>
               <w:rPr>
@@ -2183,6 +2992,9 @@
             <w:tcW w:type="dxa" w:w="1514"/>
           </w:tcPr>
           <w:p>
+            <w:pPr>
+              <w:spacing w:before="20" w:after="20"/>
+            </w:pPr>
             <w:r/>
             <w:r>
               <w:rPr>
@@ -2203,6 +3015,9 @@
             <w:tcW w:type="dxa" w:w="1514"/>
           </w:tcPr>
           <w:p>
+            <w:pPr>
+              <w:spacing w:before="20" w:after="20"/>
+            </w:pPr>
             <w:r/>
             <w:r>
               <w:rPr>
@@ -2219,6 +3034,9 @@
             <w:tcW w:type="dxa" w:w="1514"/>
           </w:tcPr>
           <w:p>
+            <w:pPr>
+              <w:spacing w:before="20" w:after="20"/>
+            </w:pPr>
             <w:r/>
             <w:r>
               <w:rPr>
@@ -2235,22 +3053,35 @@
             <w:tcW w:type="dxa" w:w="1514"/>
           </w:tcPr>
           <w:p>
-            <w:r/>
-            <w:r>
-              <w:rPr>
-                <w:rFonts w:ascii="Verdana" w:hAnsi="Verdana"/>
-                <w:b w:val="0"/>
-                <w:sz w:val="16"/>
-              </w:rPr>
-              <w:t>kg m-2</w:t>
-            </w:r>
-          </w:p>
-        </w:tc>
-        <w:tc>
-          <w:tcPr>
-            <w:tcW w:type="dxa" w:w="1514"/>
-          </w:tcPr>
-          <w:p>
+            <w:pPr>
+              <w:spacing w:before="20" w:after="20"/>
+            </w:pPr>
+            <w:r/>
+            <w:r>
+              <w:rPr>
+                <w:rFonts w:ascii="Verdana" w:hAnsi="Verdana"/>
+                <w:sz w:val="16"/>
+              </w:rPr>
+              <w:t>kg m</w:t>
+            </w:r>
+            <w:r>
+              <w:rPr>
+                <w:rFonts w:ascii="Verdana" w:hAnsi="Verdana"/>
+                <w:sz w:val="16"/>
+                <w:vertAlign w:val="superscript"/>
+              </w:rPr>
+              <w:t>-2</w:t>
+            </w:r>
+          </w:p>
+        </w:tc>
+        <w:tc>
+          <w:tcPr>
+            <w:tcW w:type="dxa" w:w="1514"/>
+          </w:tcPr>
+          <w:p>
+            <w:pPr>
+              <w:spacing w:before="20" w:after="20"/>
+            </w:pPr>
             <w:r/>
             <w:r>
               <w:rPr>
@@ -2267,6 +3098,9 @@
             <w:tcW w:type="dxa" w:w="1514"/>
           </w:tcPr>
           <w:p>
+            <w:pPr>
+              <w:spacing w:before="20" w:after="20"/>
+            </w:pPr>
             <w:r/>
             <w:r>
               <w:rPr>
@@ -2283,6 +3117,9 @@
             <w:tcW w:type="dxa" w:w="1514"/>
           </w:tcPr>
           <w:p>
+            <w:pPr>
+              <w:spacing w:before="20" w:after="20"/>
+            </w:pPr>
             <w:r/>
             <w:r>
               <w:rPr>
@@ -2299,22 +3136,35 @@
             <w:tcW w:type="dxa" w:w="1514"/>
           </w:tcPr>
           <w:p>
-            <w:r/>
-            <w:r>
-              <w:rPr>
-                <w:rFonts w:ascii="Verdana" w:hAnsi="Verdana"/>
-                <w:b w:val="0"/>
-                <w:sz w:val="16"/>
-              </w:rPr>
-              <w:t>kg m-2</w:t>
-            </w:r>
-          </w:p>
-        </w:tc>
-        <w:tc>
-          <w:tcPr>
-            <w:tcW w:type="dxa" w:w="1514"/>
-          </w:tcPr>
-          <w:p>
+            <w:pPr>
+              <w:spacing w:before="20" w:after="20"/>
+            </w:pPr>
+            <w:r/>
+            <w:r>
+              <w:rPr>
+                <w:rFonts w:ascii="Verdana" w:hAnsi="Verdana"/>
+                <w:sz w:val="16"/>
+              </w:rPr>
+              <w:t>kg m</w:t>
+            </w:r>
+            <w:r>
+              <w:rPr>
+                <w:rFonts w:ascii="Verdana" w:hAnsi="Verdana"/>
+                <w:sz w:val="16"/>
+                <w:vertAlign w:val="superscript"/>
+              </w:rPr>
+              <w:t>-2</w:t>
+            </w:r>
+          </w:p>
+        </w:tc>
+        <w:tc>
+          <w:tcPr>
+            <w:tcW w:type="dxa" w:w="1514"/>
+          </w:tcPr>
+          <w:p>
+            <w:pPr>
+              <w:spacing w:before="20" w:after="20"/>
+            </w:pPr>
             <w:r/>
             <w:r>
               <w:rPr>
@@ -2331,6 +3181,9 @@
             <w:tcW w:type="dxa" w:w="1514"/>
           </w:tcPr>
           <w:p>
+            <w:pPr>
+              <w:spacing w:before="20" w:after="20"/>
+            </w:pPr>
             <w:r/>
             <w:r>
               <w:rPr>
@@ -2347,6 +3200,9 @@
             <w:tcW w:type="dxa" w:w="1514"/>
           </w:tcPr>
           <w:p>
+            <w:pPr>
+              <w:spacing w:before="20" w:after="20"/>
+            </w:pPr>
             <w:r/>
             <w:r>
               <w:rPr>
@@ -2367,6 +3223,9 @@
             <w:tcW w:type="dxa" w:w="1514"/>
           </w:tcPr>
           <w:p>
+            <w:pPr>
+              <w:spacing w:before="20" w:after="20"/>
+            </w:pPr>
             <w:r/>
             <w:r>
               <w:rPr>
@@ -2383,6 +3242,9 @@
             <w:tcW w:type="dxa" w:w="1514"/>
           </w:tcPr>
           <w:p>
+            <w:pPr>
+              <w:spacing w:before="20" w:after="20"/>
+            </w:pPr>
             <w:r/>
             <w:r>
               <w:rPr>
@@ -2399,11 +3261,13 @@
             <w:tcW w:type="dxa" w:w="1514"/>
           </w:tcPr>
           <w:p>
-            <w:r/>
-            <w:r>
-              <w:rPr>
-                <w:rFonts w:ascii="Verdana" w:hAnsi="Verdana"/>
-                <w:b w:val="0"/>
+            <w:pPr>
+              <w:spacing w:before="20" w:after="20"/>
+            </w:pPr>
+            <w:r/>
+            <w:r>
+              <w:rPr>
+                <w:rFonts w:ascii="Verdana" w:hAnsi="Verdana"/>
                 <w:sz w:val="16"/>
               </w:rPr>
               <w:t>Numérica</w:t>
@@ -2415,6 +3279,9 @@
             <w:tcW w:type="dxa" w:w="1514"/>
           </w:tcPr>
           <w:p>
+            <w:pPr>
+              <w:spacing w:before="20" w:after="20"/>
+            </w:pPr>
             <w:r/>
             <w:r>
               <w:rPr>
@@ -2431,6 +3298,9 @@
             <w:tcW w:type="dxa" w:w="1514"/>
           </w:tcPr>
           <w:p>
+            <w:pPr>
+              <w:spacing w:before="20" w:after="20"/>
+            </w:pPr>
             <w:r/>
             <w:r>
               <w:rPr>
@@ -2447,6 +3317,9 @@
             <w:tcW w:type="dxa" w:w="1514"/>
           </w:tcPr>
           <w:p>
+            <w:pPr>
+              <w:spacing w:before="20" w:after="20"/>
+            </w:pPr>
             <w:r/>
             <w:r>
               <w:rPr>
@@ -2463,11 +3336,13 @@
             <w:tcW w:type="dxa" w:w="1514"/>
           </w:tcPr>
           <w:p>
-            <w:r/>
-            <w:r>
-              <w:rPr>
-                <w:rFonts w:ascii="Verdana" w:hAnsi="Verdana"/>
-                <w:b w:val="0"/>
+            <w:pPr>
+              <w:spacing w:before="20" w:after="20"/>
+            </w:pPr>
+            <w:r/>
+            <w:r>
+              <w:rPr>
+                <w:rFonts w:ascii="Verdana" w:hAnsi="Verdana"/>
                 <w:sz w:val="16"/>
               </w:rPr>
               <w:t>Numérica</w:t>
@@ -2479,6 +3354,9 @@
             <w:tcW w:type="dxa" w:w="1514"/>
           </w:tcPr>
           <w:p>
+            <w:pPr>
+              <w:spacing w:before="20" w:after="20"/>
+            </w:pPr>
             <w:r/>
             <w:r>
               <w:rPr>
@@ -2495,6 +3373,9 @@
             <w:tcW w:type="dxa" w:w="1514"/>
           </w:tcPr>
           <w:p>
+            <w:pPr>
+              <w:spacing w:before="20" w:after="20"/>
+            </w:pPr>
             <w:r/>
             <w:r>
               <w:rPr>
@@ -2511,6 +3392,9 @@
             <w:tcW w:type="dxa" w:w="1514"/>
           </w:tcPr>
           <w:p>
+            <w:pPr>
+              <w:spacing w:before="20" w:after="20"/>
+            </w:pPr>
             <w:r/>
             <w:r>
               <w:rPr>
@@ -2531,6 +3415,9 @@
             <w:tcW w:type="dxa" w:w="1514"/>
           </w:tcPr>
           <w:p>
+            <w:pPr>
+              <w:spacing w:before="20" w:after="20"/>
+            </w:pPr>
             <w:r/>
             <w:r>
               <w:rPr>
@@ -2547,6 +3434,9 @@
             <w:tcW w:type="dxa" w:w="1514"/>
           </w:tcPr>
           <w:p>
+            <w:pPr>
+              <w:spacing w:before="20" w:after="20"/>
+            </w:pPr>
             <w:r/>
             <w:r>
               <w:rPr>
@@ -2563,11 +3453,13 @@
             <w:tcW w:type="dxa" w:w="1514"/>
           </w:tcPr>
           <w:p>
-            <w:r/>
-            <w:r>
-              <w:rPr>
-                <w:rFonts w:ascii="Verdana" w:hAnsi="Verdana"/>
-                <w:b w:val="0"/>
+            <w:pPr>
+              <w:spacing w:before="20" w:after="20"/>
+            </w:pPr>
+            <w:r/>
+            <w:r>
+              <w:rPr>
+                <w:rFonts w:ascii="Verdana" w:hAnsi="Verdana"/>
                 <w:sz w:val="16"/>
               </w:rPr>
               <w:t>Tabla de cifrado</w:t>
@@ -2579,6 +3471,9 @@
             <w:tcW w:type="dxa" w:w="1514"/>
           </w:tcPr>
           <w:p>
+            <w:pPr>
+              <w:spacing w:before="20" w:after="20"/>
+            </w:pPr>
             <w:r/>
             <w:r>
               <w:rPr>
@@ -2595,6 +3490,9 @@
             <w:tcW w:type="dxa" w:w="1514"/>
           </w:tcPr>
           <w:p>
+            <w:pPr>
+              <w:spacing w:before="20" w:after="20"/>
+            </w:pPr>
             <w:r/>
             <w:r>
               <w:rPr>
@@ -2611,6 +3509,9 @@
             <w:tcW w:type="dxa" w:w="1514"/>
           </w:tcPr>
           <w:p>
+            <w:pPr>
+              <w:spacing w:before="20" w:after="20"/>
+            </w:pPr>
             <w:r/>
             <w:r>
               <w:rPr>
@@ -2627,11 +3528,13 @@
             <w:tcW w:type="dxa" w:w="1514"/>
           </w:tcPr>
           <w:p>
-            <w:r/>
-            <w:r>
-              <w:rPr>
-                <w:rFonts w:ascii="Verdana" w:hAnsi="Verdana"/>
-                <w:b w:val="0"/>
+            <w:pPr>
+              <w:spacing w:before="20" w:after="20"/>
+            </w:pPr>
+            <w:r/>
+            <w:r>
+              <w:rPr>
+                <w:rFonts w:ascii="Verdana" w:hAnsi="Verdana"/>
                 <w:sz w:val="16"/>
               </w:rPr>
               <w:t>Tabla de cifrado</w:t>
@@ -2643,6 +3546,9 @@
             <w:tcW w:type="dxa" w:w="1514"/>
           </w:tcPr>
           <w:p>
+            <w:pPr>
+              <w:spacing w:before="20" w:after="20"/>
+            </w:pPr>
             <w:r/>
             <w:r>
               <w:rPr>
@@ -2659,6 +3565,9 @@
             <w:tcW w:type="dxa" w:w="1514"/>
           </w:tcPr>
           <w:p>
+            <w:pPr>
+              <w:spacing w:before="20" w:after="20"/>
+            </w:pPr>
             <w:r/>
             <w:r>
               <w:rPr>
@@ -2675,6 +3584,9 @@
             <w:tcW w:type="dxa" w:w="1514"/>
           </w:tcPr>
           <w:p>
+            <w:pPr>
+              <w:spacing w:before="20" w:after="20"/>
+            </w:pPr>
             <w:r/>
             <w:r>
               <w:rPr>
@@ -2695,6 +3607,9 @@
             <w:tcW w:type="dxa" w:w="1514"/>
           </w:tcPr>
           <w:p>
+            <w:pPr>
+              <w:spacing w:before="20" w:after="20"/>
+            </w:pPr>
             <w:r/>
             <w:r>
               <w:rPr>
@@ -2711,6 +3626,9 @@
             <w:tcW w:type="dxa" w:w="1514"/>
           </w:tcPr>
           <w:p>
+            <w:pPr>
+              <w:spacing w:before="20" w:after="20"/>
+            </w:pPr>
             <w:r/>
             <w:r>
               <w:rPr>
@@ -2727,22 +3645,35 @@
             <w:tcW w:type="dxa" w:w="1514"/>
           </w:tcPr>
           <w:p>
-            <w:r/>
-            <w:r>
-              <w:rPr>
-                <w:rFonts w:ascii="Verdana" w:hAnsi="Verdana"/>
-                <w:b w:val="0"/>
-                <w:sz w:val="16"/>
-              </w:rPr>
-              <w:t>mol mol-1</w:t>
-            </w:r>
-          </w:p>
-        </w:tc>
-        <w:tc>
-          <w:tcPr>
-            <w:tcW w:type="dxa" w:w="1514"/>
-          </w:tcPr>
-          <w:p>
+            <w:pPr>
+              <w:spacing w:before="20" w:after="20"/>
+            </w:pPr>
+            <w:r/>
+            <w:r>
+              <w:rPr>
+                <w:rFonts w:ascii="Verdana" w:hAnsi="Verdana"/>
+                <w:sz w:val="16"/>
+              </w:rPr>
+              <w:t>mol mol</w:t>
+            </w:r>
+            <w:r>
+              <w:rPr>
+                <w:rFonts w:ascii="Verdana" w:hAnsi="Verdana"/>
+                <w:sz w:val="16"/>
+                <w:vertAlign w:val="superscript"/>
+              </w:rPr>
+              <w:t>-1</w:t>
+            </w:r>
+          </w:p>
+        </w:tc>
+        <w:tc>
+          <w:tcPr>
+            <w:tcW w:type="dxa" w:w="1514"/>
+          </w:tcPr>
+          <w:p>
+            <w:pPr>
+              <w:spacing w:before="20" w:after="20"/>
+            </w:pPr>
             <w:r/>
             <w:r>
               <w:rPr>
@@ -2759,6 +3690,9 @@
             <w:tcW w:type="dxa" w:w="1514"/>
           </w:tcPr>
           <w:p>
+            <w:pPr>
+              <w:spacing w:before="20" w:after="20"/>
+            </w:pPr>
             <w:r/>
             <w:r>
               <w:rPr>
@@ -2775,6 +3709,9 @@
             <w:tcW w:type="dxa" w:w="1514"/>
           </w:tcPr>
           <w:p>
+            <w:pPr>
+              <w:spacing w:before="20" w:after="20"/>
+            </w:pPr>
             <w:r/>
             <w:r>
               <w:rPr>
@@ -2791,22 +3728,35 @@
             <w:tcW w:type="dxa" w:w="1514"/>
           </w:tcPr>
           <w:p>
-            <w:r/>
-            <w:r>
-              <w:rPr>
-                <w:rFonts w:ascii="Verdana" w:hAnsi="Verdana"/>
-                <w:b w:val="0"/>
-                <w:sz w:val="16"/>
-              </w:rPr>
-              <w:t>mol mol-1</w:t>
-            </w:r>
-          </w:p>
-        </w:tc>
-        <w:tc>
-          <w:tcPr>
-            <w:tcW w:type="dxa" w:w="1514"/>
-          </w:tcPr>
-          <w:p>
+            <w:pPr>
+              <w:spacing w:before="20" w:after="20"/>
+            </w:pPr>
+            <w:r/>
+            <w:r>
+              <w:rPr>
+                <w:rFonts w:ascii="Verdana" w:hAnsi="Verdana"/>
+                <w:sz w:val="16"/>
+              </w:rPr>
+              <w:t>mol mol</w:t>
+            </w:r>
+            <w:r>
+              <w:rPr>
+                <w:rFonts w:ascii="Verdana" w:hAnsi="Verdana"/>
+                <w:sz w:val="16"/>
+                <w:vertAlign w:val="superscript"/>
+              </w:rPr>
+              <w:t>-1</w:t>
+            </w:r>
+          </w:p>
+        </w:tc>
+        <w:tc>
+          <w:tcPr>
+            <w:tcW w:type="dxa" w:w="1514"/>
+          </w:tcPr>
+          <w:p>
+            <w:pPr>
+              <w:spacing w:before="20" w:after="20"/>
+            </w:pPr>
             <w:r/>
             <w:r>
               <w:rPr>
@@ -2823,6 +3773,9 @@
             <w:tcW w:type="dxa" w:w="1514"/>
           </w:tcPr>
           <w:p>
+            <w:pPr>
+              <w:spacing w:before="20" w:after="20"/>
+            </w:pPr>
             <w:r/>
             <w:r>
               <w:rPr>
@@ -2839,6 +3792,9 @@
             <w:tcW w:type="dxa" w:w="1514"/>
           </w:tcPr>
           <w:p>
+            <w:pPr>
+              <w:spacing w:before="20" w:after="20"/>
+            </w:pPr>
             <w:r/>
             <w:r>
               <w:rPr>
@@ -2859,6 +3815,9 @@
             <w:tcW w:type="dxa" w:w="1514"/>
           </w:tcPr>
           <w:p>
+            <w:pPr>
+              <w:spacing w:before="20" w:after="20"/>
+            </w:pPr>
             <w:r/>
             <w:r>
               <w:rPr>
@@ -2875,6 +3834,9 @@
             <w:tcW w:type="dxa" w:w="1514"/>
           </w:tcPr>
           <w:p>
+            <w:pPr>
+              <w:spacing w:before="20" w:after="20"/>
+            </w:pPr>
             <w:r/>
             <w:r>
               <w:rPr>
@@ -2891,22 +3853,35 @@
             <w:tcW w:type="dxa" w:w="1514"/>
           </w:tcPr>
           <w:p>
-            <w:r/>
-            <w:r>
-              <w:rPr>
-                <w:rFonts w:ascii="Verdana" w:hAnsi="Verdana"/>
-                <w:b w:val="0"/>
-                <w:sz w:val="16"/>
-              </w:rPr>
-              <w:t>kg m-3</w:t>
-            </w:r>
-          </w:p>
-        </w:tc>
-        <w:tc>
-          <w:tcPr>
-            <w:tcW w:type="dxa" w:w="1514"/>
-          </w:tcPr>
-          <w:p>
+            <w:pPr>
+              <w:spacing w:before="20" w:after="20"/>
+            </w:pPr>
+            <w:r/>
+            <w:r>
+              <w:rPr>
+                <w:rFonts w:ascii="Verdana" w:hAnsi="Verdana"/>
+                <w:sz w:val="16"/>
+              </w:rPr>
+              <w:t>kg m</w:t>
+            </w:r>
+            <w:r>
+              <w:rPr>
+                <w:rFonts w:ascii="Verdana" w:hAnsi="Verdana"/>
+                <w:sz w:val="16"/>
+                <w:vertAlign w:val="superscript"/>
+              </w:rPr>
+              <w:t>-3</w:t>
+            </w:r>
+          </w:p>
+        </w:tc>
+        <w:tc>
+          <w:tcPr>
+            <w:tcW w:type="dxa" w:w="1514"/>
+          </w:tcPr>
+          <w:p>
+            <w:pPr>
+              <w:spacing w:before="20" w:after="20"/>
+            </w:pPr>
             <w:r/>
             <w:r>
               <w:rPr>
@@ -2923,6 +3898,9 @@
             <w:tcW w:type="dxa" w:w="1514"/>
           </w:tcPr>
           <w:p>
+            <w:pPr>
+              <w:spacing w:before="20" w:after="20"/>
+            </w:pPr>
             <w:r/>
             <w:r>
               <w:rPr>
@@ -2939,6 +3917,9 @@
             <w:tcW w:type="dxa" w:w="1514"/>
           </w:tcPr>
           <w:p>
+            <w:pPr>
+              <w:spacing w:before="20" w:after="20"/>
+            </w:pPr>
             <w:r/>
             <w:r>
               <w:rPr>
@@ -2955,22 +3936,35 @@
             <w:tcW w:type="dxa" w:w="1514"/>
           </w:tcPr>
           <w:p>
-            <w:r/>
-            <w:r>
-              <w:rPr>
-                <w:rFonts w:ascii="Verdana" w:hAnsi="Verdana"/>
-                <w:b w:val="0"/>
-                <w:sz w:val="16"/>
-              </w:rPr>
-              <w:t>kg m-3</w:t>
-            </w:r>
-          </w:p>
-        </w:tc>
-        <w:tc>
-          <w:tcPr>
-            <w:tcW w:type="dxa" w:w="1514"/>
-          </w:tcPr>
-          <w:p>
+            <w:pPr>
+              <w:spacing w:before="20" w:after="20"/>
+            </w:pPr>
+            <w:r/>
+            <w:r>
+              <w:rPr>
+                <w:rFonts w:ascii="Verdana" w:hAnsi="Verdana"/>
+                <w:sz w:val="16"/>
+              </w:rPr>
+              <w:t>kg m</w:t>
+            </w:r>
+            <w:r>
+              <w:rPr>
+                <w:rFonts w:ascii="Verdana" w:hAnsi="Verdana"/>
+                <w:sz w:val="16"/>
+                <w:vertAlign w:val="superscript"/>
+              </w:rPr>
+              <w:t>-3</w:t>
+            </w:r>
+          </w:p>
+        </w:tc>
+        <w:tc>
+          <w:tcPr>
+            <w:tcW w:type="dxa" w:w="1514"/>
+          </w:tcPr>
+          <w:p>
+            <w:pPr>
+              <w:spacing w:before="20" w:after="20"/>
+            </w:pPr>
             <w:r/>
             <w:r>
               <w:rPr>
@@ -2987,6 +3981,9 @@
             <w:tcW w:type="dxa" w:w="1514"/>
           </w:tcPr>
           <w:p>
+            <w:pPr>
+              <w:spacing w:before="20" w:after="20"/>
+            </w:pPr>
             <w:r/>
             <w:r>
               <w:rPr>
@@ -3003,6 +4000,9 @@
             <w:tcW w:type="dxa" w:w="1514"/>
           </w:tcPr>
           <w:p>
+            <w:pPr>
+              <w:spacing w:before="20" w:after="20"/>
+            </w:pPr>
             <w:r/>
             <w:r>
               <w:rPr>
@@ -3023,6 +4023,9 @@
             <w:tcW w:type="dxa" w:w="1514"/>
           </w:tcPr>
           <w:p>
+            <w:pPr>
+              <w:spacing w:before="20" w:after="20"/>
+            </w:pPr>
             <w:r/>
             <w:r>
               <w:rPr>
@@ -3039,6 +4042,9 @@
             <w:tcW w:type="dxa" w:w="1514"/>
           </w:tcPr>
           <w:p>
+            <w:pPr>
+              <w:spacing w:before="20" w:after="20"/>
+            </w:pPr>
             <w:r/>
             <w:r>
               <w:rPr>
@@ -3055,11 +4061,13 @@
             <w:tcW w:type="dxa" w:w="1514"/>
           </w:tcPr>
           <w:p>
-            <w:r/>
-            <w:r>
-              <w:rPr>
-                <w:rFonts w:ascii="Verdana" w:hAnsi="Verdana"/>
-                <w:b w:val="0"/>
+            <w:pPr>
+              <w:spacing w:before="20" w:after="20"/>
+            </w:pPr>
+            <w:r/>
+            <w:r>
+              <w:rPr>
+                <w:rFonts w:ascii="Verdana" w:hAnsi="Verdana"/>
                 <w:sz w:val="16"/>
               </w:rPr>
               <w:t>%%</w:t>
@@ -3071,6 +4079,9 @@
             <w:tcW w:type="dxa" w:w="1514"/>
           </w:tcPr>
           <w:p>
+            <w:pPr>
+              <w:spacing w:before="20" w:after="20"/>
+            </w:pPr>
             <w:r/>
             <w:r>
               <w:rPr>
@@ -3087,6 +4098,9 @@
             <w:tcW w:type="dxa" w:w="1514"/>
           </w:tcPr>
           <w:p>
+            <w:pPr>
+              <w:spacing w:before="20" w:after="20"/>
+            </w:pPr>
             <w:r/>
             <w:r>
               <w:rPr>
@@ -3103,6 +4117,9 @@
             <w:tcW w:type="dxa" w:w="1514"/>
           </w:tcPr>
           <w:p>
+            <w:pPr>
+              <w:spacing w:before="20" w:after="20"/>
+            </w:pPr>
             <w:r/>
             <w:r>
               <w:rPr>
@@ -3119,11 +4136,13 @@
             <w:tcW w:type="dxa" w:w="1514"/>
           </w:tcPr>
           <w:p>
-            <w:r/>
-            <w:r>
-              <w:rPr>
-                <w:rFonts w:ascii="Verdana" w:hAnsi="Verdana"/>
-                <w:b w:val="0"/>
+            <w:pPr>
+              <w:spacing w:before="20" w:after="20"/>
+            </w:pPr>
+            <w:r/>
+            <w:r>
+              <w:rPr>
+                <w:rFonts w:ascii="Verdana" w:hAnsi="Verdana"/>
                 <w:sz w:val="16"/>
               </w:rPr>
               <w:t>%%</w:t>
@@ -3135,6 +4154,9 @@
             <w:tcW w:type="dxa" w:w="1514"/>
           </w:tcPr>
           <w:p>
+            <w:pPr>
+              <w:spacing w:before="20" w:after="20"/>
+            </w:pPr>
             <w:r/>
             <w:r>
               <w:rPr>
@@ -3151,6 +4173,9 @@
             <w:tcW w:type="dxa" w:w="1514"/>
           </w:tcPr>
           <w:p>
+            <w:pPr>
+              <w:spacing w:before="20" w:after="20"/>
+            </w:pPr>
             <w:r/>
             <w:r>
               <w:rPr>
@@ -3167,6 +4192,9 @@
             <w:tcW w:type="dxa" w:w="1514"/>
           </w:tcPr>
           <w:p>
+            <w:pPr>
+              <w:spacing w:before="20" w:after="20"/>
+            </w:pPr>
             <w:r/>
             <w:r>
               <w:rPr>
@@ -3187,6 +4215,9 @@
             <w:tcW w:type="dxa" w:w="1514"/>
           </w:tcPr>
           <w:p>
+            <w:pPr>
+              <w:spacing w:before="20" w:after="20"/>
+            </w:pPr>
             <w:r/>
             <w:r>
               <w:rPr>
@@ -3203,6 +4234,9 @@
             <w:tcW w:type="dxa" w:w="1514"/>
           </w:tcPr>
           <w:p>
+            <w:pPr>
+              <w:spacing w:before="20" w:after="20"/>
+            </w:pPr>
             <w:r/>
             <w:r>
               <w:rPr>
@@ -3219,22 +4253,35 @@
             <w:tcW w:type="dxa" w:w="1514"/>
           </w:tcPr>
           <w:p>
-            <w:r/>
-            <w:r>
-              <w:rPr>
-                <w:rFonts w:ascii="Verdana" w:hAnsi="Verdana"/>
-                <w:b w:val="0"/>
-                <w:sz w:val="16"/>
-              </w:rPr>
-              <w:t>m-1</w:t>
-            </w:r>
-          </w:p>
-        </w:tc>
-        <w:tc>
-          <w:tcPr>
-            <w:tcW w:type="dxa" w:w="1514"/>
-          </w:tcPr>
-          <w:p>
+            <w:pPr>
+              <w:spacing w:before="20" w:after="20"/>
+            </w:pPr>
+            <w:r/>
+            <w:r>
+              <w:rPr>
+                <w:rFonts w:ascii="Verdana" w:hAnsi="Verdana"/>
+                <w:sz w:val="16"/>
+              </w:rPr>
+              <w:t>m</w:t>
+            </w:r>
+            <w:r>
+              <w:rPr>
+                <w:rFonts w:ascii="Verdana" w:hAnsi="Verdana"/>
+                <w:sz w:val="16"/>
+                <w:vertAlign w:val="superscript"/>
+              </w:rPr>
+              <w:t>-1</w:t>
+            </w:r>
+          </w:p>
+        </w:tc>
+        <w:tc>
+          <w:tcPr>
+            <w:tcW w:type="dxa" w:w="1514"/>
+          </w:tcPr>
+          <w:p>
+            <w:pPr>
+              <w:spacing w:before="20" w:after="20"/>
+            </w:pPr>
             <w:r/>
             <w:r>
               <w:rPr>
@@ -3251,6 +4298,9 @@
             <w:tcW w:type="dxa" w:w="1514"/>
           </w:tcPr>
           <w:p>
+            <w:pPr>
+              <w:spacing w:before="20" w:after="20"/>
+            </w:pPr>
             <w:r/>
             <w:r>
               <w:rPr>
@@ -3267,6 +4317,9 @@
             <w:tcW w:type="dxa" w:w="1514"/>
           </w:tcPr>
           <w:p>
+            <w:pPr>
+              <w:spacing w:before="20" w:after="20"/>
+            </w:pPr>
             <w:r/>
             <w:r>
               <w:rPr>
@@ -3283,22 +4336,35 @@
             <w:tcW w:type="dxa" w:w="1514"/>
           </w:tcPr>
           <w:p>
-            <w:r/>
-            <w:r>
-              <w:rPr>
-                <w:rFonts w:ascii="Verdana" w:hAnsi="Verdana"/>
-                <w:b w:val="0"/>
-                <w:sz w:val="16"/>
-              </w:rPr>
-              <w:t>m-1</w:t>
-            </w:r>
-          </w:p>
-        </w:tc>
-        <w:tc>
-          <w:tcPr>
-            <w:tcW w:type="dxa" w:w="1514"/>
-          </w:tcPr>
-          <w:p>
+            <w:pPr>
+              <w:spacing w:before="20" w:after="20"/>
+            </w:pPr>
+            <w:r/>
+            <w:r>
+              <w:rPr>
+                <w:rFonts w:ascii="Verdana" w:hAnsi="Verdana"/>
+                <w:sz w:val="16"/>
+              </w:rPr>
+              <w:t>m</w:t>
+            </w:r>
+            <w:r>
+              <w:rPr>
+                <w:rFonts w:ascii="Verdana" w:hAnsi="Verdana"/>
+                <w:sz w:val="16"/>
+                <w:vertAlign w:val="superscript"/>
+              </w:rPr>
+              <w:t>-1</w:t>
+            </w:r>
+          </w:p>
+        </w:tc>
+        <w:tc>
+          <w:tcPr>
+            <w:tcW w:type="dxa" w:w="1514"/>
+          </w:tcPr>
+          <w:p>
+            <w:pPr>
+              <w:spacing w:before="20" w:after="20"/>
+            </w:pPr>
             <w:r/>
             <w:r>
               <w:rPr>
@@ -3315,6 +4381,9 @@
             <w:tcW w:type="dxa" w:w="1514"/>
           </w:tcPr>
           <w:p>
+            <w:pPr>
+              <w:spacing w:before="20" w:after="20"/>
+            </w:pPr>
             <w:r/>
             <w:r>
               <w:rPr>
@@ -3331,6 +4400,9 @@
             <w:tcW w:type="dxa" w:w="1514"/>
           </w:tcPr>
           <w:p>
+            <w:pPr>
+              <w:spacing w:before="20" w:after="20"/>
+            </w:pPr>
             <w:r/>
             <w:r>
               <w:rPr>
@@ -3351,6 +4423,9 @@
             <w:tcW w:type="dxa" w:w="1514"/>
           </w:tcPr>
           <w:p>
+            <w:pPr>
+              <w:spacing w:before="20" w:after="20"/>
+            </w:pPr>
             <w:r/>
             <w:r>
               <w:rPr>
@@ -3367,6 +4442,9 @@
             <w:tcW w:type="dxa" w:w="1514"/>
           </w:tcPr>
           <w:p>
+            <w:pPr>
+              <w:spacing w:before="20" w:after="20"/>
+            </w:pPr>
             <w:r/>
             <w:r>
               <w:rPr>
@@ -3383,11 +4461,13 @@
             <w:tcW w:type="dxa" w:w="1514"/>
           </w:tcPr>
           <w:p>
-            <w:r/>
-            <w:r>
-              <w:rPr>
-                <w:rFonts w:ascii="Verdana" w:hAnsi="Verdana"/>
-                <w:b w:val="0"/>
+            <w:pPr>
+              <w:spacing w:before="20" w:after="20"/>
+            </w:pPr>
+            <w:r/>
+            <w:r>
+              <w:rPr>
+                <w:rFonts w:ascii="Verdana" w:hAnsi="Verdana"/>
                 <w:sz w:val="16"/>
               </w:rPr>
               <w:t>Numérica</w:t>
@@ -3399,6 +4479,9 @@
             <w:tcW w:type="dxa" w:w="1514"/>
           </w:tcPr>
           <w:p>
+            <w:pPr>
+              <w:spacing w:before="20" w:after="20"/>
+            </w:pPr>
             <w:r/>
             <w:r>
               <w:rPr>
@@ -3415,6 +4498,9 @@
             <w:tcW w:type="dxa" w:w="1514"/>
           </w:tcPr>
           <w:p>
+            <w:pPr>
+              <w:spacing w:before="20" w:after="20"/>
+            </w:pPr>
             <w:r/>
             <w:r>
               <w:rPr>
@@ -3431,6 +4517,9 @@
             <w:tcW w:type="dxa" w:w="1514"/>
           </w:tcPr>
           <w:p>
+            <w:pPr>
+              <w:spacing w:before="20" w:after="20"/>
+            </w:pPr>
             <w:r/>
             <w:r>
               <w:rPr>
@@ -3447,11 +4536,13 @@
             <w:tcW w:type="dxa" w:w="1514"/>
           </w:tcPr>
           <w:p>
-            <w:r/>
-            <w:r>
-              <w:rPr>
-                <w:rFonts w:ascii="Verdana" w:hAnsi="Verdana"/>
-                <w:b w:val="0"/>
+            <w:pPr>
+              <w:spacing w:before="20" w:after="20"/>
+            </w:pPr>
+            <w:r/>
+            <w:r>
+              <w:rPr>
+                <w:rFonts w:ascii="Verdana" w:hAnsi="Verdana"/>
                 <w:sz w:val="16"/>
               </w:rPr>
               <w:t>Numérica</w:t>
@@ -3463,6 +4554,9 @@
             <w:tcW w:type="dxa" w:w="1514"/>
           </w:tcPr>
           <w:p>
+            <w:pPr>
+              <w:spacing w:before="20" w:after="20"/>
+            </w:pPr>
             <w:r/>
             <w:r>
               <w:rPr>
@@ -3479,6 +4573,9 @@
             <w:tcW w:type="dxa" w:w="1514"/>
           </w:tcPr>
           <w:p>
+            <w:pPr>
+              <w:spacing w:before="20" w:after="20"/>
+            </w:pPr>
             <w:r/>
             <w:r>
               <w:rPr>
@@ -3495,6 +4592,9 @@
             <w:tcW w:type="dxa" w:w="1514"/>
           </w:tcPr>
           <w:p>
+            <w:pPr>
+              <w:spacing w:before="20" w:after="20"/>
+            </w:pPr>
             <w:r/>
             <w:r>
               <w:rPr>
@@ -3516,6 +4616,9 @@
             <w:tcW w:type="dxa" w:w="1514"/>
           </w:tcPr>
           <w:p>
+            <w:pPr>
+              <w:spacing w:before="20" w:after="20"/>
+            </w:pPr>
             <w:r/>
             <w:r>
               <w:rPr>
@@ -3532,6 +4635,9 @@
             <w:tcW w:type="dxa" w:w="1514"/>
           </w:tcPr>
           <w:p>
+            <w:pPr>
+              <w:spacing w:before="20" w:after="20"/>
+            </w:pPr>
             <w:r/>
             <w:r>
               <w:rPr>
@@ -3548,11 +4654,13 @@
             <w:tcW w:type="dxa" w:w="1514"/>
           </w:tcPr>
           <w:p>
-            <w:r/>
-            <w:r>
-              <w:rPr>
-                <w:rFonts w:ascii="Verdana" w:hAnsi="Verdana"/>
-                <w:b w:val="0"/>
+            <w:pPr>
+              <w:spacing w:before="20" w:after="20"/>
+            </w:pPr>
+            <w:r/>
+            <w:r>
+              <w:rPr>
+                <w:rFonts w:ascii="Verdana" w:hAnsi="Verdana"/>
                 <w:sz w:val="16"/>
               </w:rPr>
               <w:t>m</w:t>
@@ -3564,6 +4672,9 @@
             <w:tcW w:type="dxa" w:w="1514"/>
           </w:tcPr>
           <w:p>
+            <w:pPr>
+              <w:spacing w:before="20" w:after="20"/>
+            </w:pPr>
             <w:r/>
             <w:r>
               <w:rPr>
@@ -3580,6 +4691,9 @@
             <w:tcW w:type="dxa" w:w="1514"/>
           </w:tcPr>
           <w:p>
+            <w:pPr>
+              <w:spacing w:before="20" w:after="20"/>
+            </w:pPr>
             <w:r/>
             <w:r>
               <w:rPr>
@@ -3596,6 +4710,9 @@
             <w:tcW w:type="dxa" w:w="1514"/>
           </w:tcPr>
           <w:p>
+            <w:pPr>
+              <w:spacing w:before="20" w:after="20"/>
+            </w:pPr>
             <w:r/>
             <w:r>
               <w:rPr>
@@ -3612,11 +4729,13 @@
             <w:tcW w:type="dxa" w:w="1514"/>
           </w:tcPr>
           <w:p>
-            <w:r/>
-            <w:r>
-              <w:rPr>
-                <w:rFonts w:ascii="Verdana" w:hAnsi="Verdana"/>
-                <w:b w:val="0"/>
+            <w:pPr>
+              <w:spacing w:before="20" w:after="20"/>
+            </w:pPr>
+            <w:r/>
+            <w:r>
+              <w:rPr>
+                <w:rFonts w:ascii="Verdana" w:hAnsi="Verdana"/>
                 <w:sz w:val="16"/>
               </w:rPr>
               <w:t>m</w:t>
@@ -3628,6 +4747,9 @@
             <w:tcW w:type="dxa" w:w="1514"/>
           </w:tcPr>
           <w:p>
+            <w:pPr>
+              <w:spacing w:before="20" w:after="20"/>
+            </w:pPr>
             <w:r/>
             <w:r>
               <w:rPr>
@@ -3644,6 +4766,9 @@
             <w:tcW w:type="dxa" w:w="1514"/>
           </w:tcPr>
           <w:p>
+            <w:pPr>
+              <w:spacing w:before="20" w:after="20"/>
+            </w:pPr>
             <w:r/>
             <w:r>
               <w:rPr>
@@ -3660,6 +4785,9 @@
             <w:tcW w:type="dxa" w:w="1514"/>
           </w:tcPr>
           <w:p>
+            <w:pPr>
+              <w:spacing w:before="20" w:after="20"/>
+            </w:pPr>
             <w:r/>
             <w:r>
               <w:rPr>
@@ -3680,6 +4808,9 @@
             <w:tcW w:type="dxa" w:w="1514"/>
           </w:tcPr>
           <w:p>
+            <w:pPr>
+              <w:spacing w:before="20" w:after="20"/>
+            </w:pPr>
             <w:r/>
             <w:r>
               <w:rPr>
@@ -3696,6 +4827,9 @@
             <w:tcW w:type="dxa" w:w="1514"/>
           </w:tcPr>
           <w:p>
+            <w:pPr>
+              <w:spacing w:before="20" w:after="20"/>
+            </w:pPr>
             <w:r/>
             <w:r>
               <w:rPr>
@@ -3712,11 +4846,13 @@
             <w:tcW w:type="dxa" w:w="1514"/>
           </w:tcPr>
           <w:p>
-            <w:r/>
-            <w:r>
-              <w:rPr>
-                <w:rFonts w:ascii="Verdana" w:hAnsi="Verdana"/>
-                <w:b w:val="0"/>
+            <w:pPr>
+              <w:spacing w:before="20" w:after="20"/>
+            </w:pPr>
+            <w:r/>
+            <w:r>
+              <w:rPr>
+                <w:rFonts w:ascii="Verdana" w:hAnsi="Verdana"/>
                 <w:sz w:val="16"/>
               </w:rPr>
               <w:t>m</w:t>
@@ -3728,6 +4864,9 @@
             <w:tcW w:type="dxa" w:w="1514"/>
           </w:tcPr>
           <w:p>
+            <w:pPr>
+              <w:spacing w:before="20" w:after="20"/>
+            </w:pPr>
             <w:r/>
             <w:r>
               <w:rPr>
@@ -3744,6 +4883,9 @@
             <w:tcW w:type="dxa" w:w="1514"/>
           </w:tcPr>
           <w:p>
+            <w:pPr>
+              <w:spacing w:before="20" w:after="20"/>
+            </w:pPr>
             <w:r/>
             <w:r>
               <w:rPr>
@@ -3760,6 +4902,9 @@
             <w:tcW w:type="dxa" w:w="1514"/>
           </w:tcPr>
           <w:p>
+            <w:pPr>
+              <w:spacing w:before="20" w:after="20"/>
+            </w:pPr>
             <w:r/>
             <w:r>
               <w:rPr>
@@ -3776,11 +4921,13 @@
             <w:tcW w:type="dxa" w:w="1514"/>
           </w:tcPr>
           <w:p>
-            <w:r/>
-            <w:r>
-              <w:rPr>
-                <w:rFonts w:ascii="Verdana" w:hAnsi="Verdana"/>
-                <w:b w:val="0"/>
+            <w:pPr>
+              <w:spacing w:before="20" w:after="20"/>
+            </w:pPr>
+            <w:r/>
+            <w:r>
+              <w:rPr>
+                <w:rFonts w:ascii="Verdana" w:hAnsi="Verdana"/>
                 <w:sz w:val="16"/>
               </w:rPr>
               <w:t>m</w:t>
@@ -3792,6 +4939,9 @@
             <w:tcW w:type="dxa" w:w="1514"/>
           </w:tcPr>
           <w:p>
+            <w:pPr>
+              <w:spacing w:before="20" w:after="20"/>
+            </w:pPr>
             <w:r/>
             <w:r>
               <w:rPr>
@@ -3808,6 +4958,9 @@
             <w:tcW w:type="dxa" w:w="1514"/>
           </w:tcPr>
           <w:p>
+            <w:pPr>
+              <w:spacing w:before="20" w:after="20"/>
+            </w:pPr>
             <w:r/>
             <w:r>
               <w:rPr>
@@ -3824,6 +4977,9 @@
             <w:tcW w:type="dxa" w:w="1514"/>
           </w:tcPr>
           <w:p>
+            <w:pPr>
+              <w:spacing w:before="20" w:after="20"/>
+            </w:pPr>
             <w:r/>
             <w:r>
               <w:rPr>
@@ -3844,6 +5000,9 @@
             <w:tcW w:type="dxa" w:w="1514"/>
           </w:tcPr>
           <w:p>
+            <w:pPr>
+              <w:spacing w:before="20" w:after="20"/>
+            </w:pPr>
             <w:r/>
             <w:r>
               <w:rPr>
@@ -3860,6 +5019,9 @@
             <w:tcW w:type="dxa" w:w="1514"/>
           </w:tcPr>
           <w:p>
+            <w:pPr>
+              <w:spacing w:before="20" w:after="20"/>
+            </w:pPr>
             <w:r/>
             <w:r>
               <w:rPr>
@@ -3876,11 +5038,13 @@
             <w:tcW w:type="dxa" w:w="1514"/>
           </w:tcPr>
           <w:p>
-            <w:r/>
-            <w:r>
-              <w:rPr>
-                <w:rFonts w:ascii="Verdana" w:hAnsi="Verdana"/>
-                <w:b w:val="0"/>
+            <w:pPr>
+              <w:spacing w:before="20" w:after="20"/>
+            </w:pPr>
+            <w:r/>
+            <w:r>
+              <w:rPr>
+                <w:rFonts w:ascii="Verdana" w:hAnsi="Verdana"/>
                 <w:sz w:val="16"/>
               </w:rPr>
               <w:t>m</w:t>
@@ -3892,6 +5056,9 @@
             <w:tcW w:type="dxa" w:w="1514"/>
           </w:tcPr>
           <w:p>
+            <w:pPr>
+              <w:spacing w:before="20" w:after="20"/>
+            </w:pPr>
             <w:r/>
             <w:r>
               <w:rPr>
@@ -3908,6 +5075,9 @@
             <w:tcW w:type="dxa" w:w="1514"/>
           </w:tcPr>
           <w:p>
+            <w:pPr>
+              <w:spacing w:before="20" w:after="20"/>
+            </w:pPr>
             <w:r/>
             <w:r>
               <w:rPr>
@@ -3924,6 +5094,9 @@
             <w:tcW w:type="dxa" w:w="1514"/>
           </w:tcPr>
           <w:p>
+            <w:pPr>
+              <w:spacing w:before="20" w:after="20"/>
+            </w:pPr>
             <w:r/>
             <w:r>
               <w:rPr>
@@ -3940,11 +5113,13 @@
             <w:tcW w:type="dxa" w:w="1514"/>
           </w:tcPr>
           <w:p>
-            <w:r/>
-            <w:r>
-              <w:rPr>
-                <w:rFonts w:ascii="Verdana" w:hAnsi="Verdana"/>
-                <w:b w:val="0"/>
+            <w:pPr>
+              <w:spacing w:before="20" w:after="20"/>
+            </w:pPr>
+            <w:r/>
+            <w:r>
+              <w:rPr>
+                <w:rFonts w:ascii="Verdana" w:hAnsi="Verdana"/>
                 <w:sz w:val="16"/>
               </w:rPr>
               <w:t>m</w:t>
@@ -3956,6 +5131,9 @@
             <w:tcW w:type="dxa" w:w="1514"/>
           </w:tcPr>
           <w:p>
+            <w:pPr>
+              <w:spacing w:before="20" w:after="20"/>
+            </w:pPr>
             <w:r/>
             <w:r>
               <w:rPr>
@@ -3972,6 +5150,9 @@
             <w:tcW w:type="dxa" w:w="1514"/>
           </w:tcPr>
           <w:p>
+            <w:pPr>
+              <w:spacing w:before="20" w:after="20"/>
+            </w:pPr>
             <w:r/>
             <w:r>
               <w:rPr>
@@ -3988,6 +5169,9 @@
             <w:tcW w:type="dxa" w:w="1514"/>
           </w:tcPr>
           <w:p>
+            <w:pPr>
+              <w:spacing w:before="20" w:after="20"/>
+            </w:pPr>
             <w:r/>
             <w:r>
               <w:rPr>
@@ -4008,6 +5192,9 @@
             <w:tcW w:type="dxa" w:w="1514"/>
           </w:tcPr>
           <w:p>
+            <w:pPr>
+              <w:spacing w:before="20" w:after="20"/>
+            </w:pPr>
             <w:r/>
             <w:r>
               <w:rPr>
@@ -4024,6 +5211,9 @@
             <w:tcW w:type="dxa" w:w="1514"/>
           </w:tcPr>
           <w:p>
+            <w:pPr>
+              <w:spacing w:before="20" w:after="20"/>
+            </w:pPr>
             <w:r/>
             <w:r>
               <w:rPr>
@@ -4040,11 +5230,13 @@
             <w:tcW w:type="dxa" w:w="1514"/>
           </w:tcPr>
           <w:p>
-            <w:r/>
-            <w:r>
-              <w:rPr>
-                <w:rFonts w:ascii="Verdana" w:hAnsi="Verdana"/>
-                <w:b w:val="0"/>
+            <w:pPr>
+              <w:spacing w:before="20" w:after="20"/>
+            </w:pPr>
+            <w:r/>
+            <w:r>
+              <w:rPr>
+                <w:rFonts w:ascii="Verdana" w:hAnsi="Verdana"/>
                 <w:sz w:val="16"/>
               </w:rPr>
               <w:t>m</w:t>
@@ -4056,6 +5248,9 @@
             <w:tcW w:type="dxa" w:w="1514"/>
           </w:tcPr>
           <w:p>
+            <w:pPr>
+              <w:spacing w:before="20" w:after="20"/>
+            </w:pPr>
             <w:r/>
             <w:r>
               <w:rPr>
@@ -4072,6 +5267,9 @@
             <w:tcW w:type="dxa" w:w="1514"/>
           </w:tcPr>
           <w:p>
+            <w:pPr>
+              <w:spacing w:before="20" w:after="20"/>
+            </w:pPr>
             <w:r/>
             <w:r>
               <w:rPr>
@@ -4088,6 +5286,9 @@
             <w:tcW w:type="dxa" w:w="1514"/>
           </w:tcPr>
           <w:p>
+            <w:pPr>
+              <w:spacing w:before="20" w:after="20"/>
+            </w:pPr>
             <w:r/>
             <w:r>
               <w:rPr>
@@ -4104,11 +5305,13 @@
             <w:tcW w:type="dxa" w:w="1514"/>
           </w:tcPr>
           <w:p>
-            <w:r/>
-            <w:r>
-              <w:rPr>
-                <w:rFonts w:ascii="Verdana" w:hAnsi="Verdana"/>
-                <w:b w:val="0"/>
+            <w:pPr>
+              <w:spacing w:before="20" w:after="20"/>
+            </w:pPr>
+            <w:r/>
+            <w:r>
+              <w:rPr>
+                <w:rFonts w:ascii="Verdana" w:hAnsi="Verdana"/>
                 <w:sz w:val="16"/>
               </w:rPr>
               <w:t>m</w:t>
@@ -4120,6 +5323,9 @@
             <w:tcW w:type="dxa" w:w="1514"/>
           </w:tcPr>
           <w:p>
+            <w:pPr>
+              <w:spacing w:before="20" w:after="20"/>
+            </w:pPr>
             <w:r/>
             <w:r>
               <w:rPr>
@@ -4136,6 +5342,9 @@
             <w:tcW w:type="dxa" w:w="1514"/>
           </w:tcPr>
           <w:p>
+            <w:pPr>
+              <w:spacing w:before="20" w:after="20"/>
+            </w:pPr>
             <w:r/>
             <w:r>
               <w:rPr>
@@ -4152,6 +5361,9 @@
             <w:tcW w:type="dxa" w:w="1514"/>
           </w:tcPr>
           <w:p>
+            <w:pPr>
+              <w:spacing w:before="20" w:after="20"/>
+            </w:pPr>
             <w:r/>
             <w:r>
               <w:rPr>
@@ -4172,6 +5384,9 @@
             <w:tcW w:type="dxa" w:w="1514"/>
           </w:tcPr>
           <w:p>
+            <w:pPr>
+              <w:spacing w:before="20" w:after="20"/>
+            </w:pPr>
             <w:r/>
             <w:r>
               <w:rPr>
@@ -4188,6 +5403,9 @@
             <w:tcW w:type="dxa" w:w="1514"/>
           </w:tcPr>
           <w:p>
+            <w:pPr>
+              <w:spacing w:before="20" w:after="20"/>
+            </w:pPr>
             <w:r/>
             <w:r>
               <w:rPr>
@@ -4204,11 +5422,13 @@
             <w:tcW w:type="dxa" w:w="1514"/>
           </w:tcPr>
           <w:p>
-            <w:r/>
-            <w:r>
-              <w:rPr>
-                <w:rFonts w:ascii="Verdana" w:hAnsi="Verdana"/>
-                <w:b w:val="0"/>
+            <w:pPr>
+              <w:spacing w:before="20" w:after="20"/>
+            </w:pPr>
+            <w:r/>
+            <w:r>
+              <w:rPr>
+                <w:rFonts w:ascii="Verdana" w:hAnsi="Verdana"/>
                 <w:sz w:val="16"/>
               </w:rPr>
               <w:t>m</w:t>
@@ -4220,6 +5440,9 @@
             <w:tcW w:type="dxa" w:w="1514"/>
           </w:tcPr>
           <w:p>
+            <w:pPr>
+              <w:spacing w:before="20" w:after="20"/>
+            </w:pPr>
             <w:r/>
             <w:r>
               <w:rPr>
@@ -4236,6 +5459,9 @@
             <w:tcW w:type="dxa" w:w="1514"/>
           </w:tcPr>
           <w:p>
+            <w:pPr>
+              <w:spacing w:before="20" w:after="20"/>
+            </w:pPr>
             <w:r/>
             <w:r>
               <w:rPr>
@@ -4252,6 +5478,9 @@
             <w:tcW w:type="dxa" w:w="1514"/>
           </w:tcPr>
           <w:p>
+            <w:pPr>
+              <w:spacing w:before="20" w:after="20"/>
+            </w:pPr>
             <w:r/>
             <w:r>
               <w:rPr>
@@ -4268,11 +5497,13 @@
             <w:tcW w:type="dxa" w:w="1514"/>
           </w:tcPr>
           <w:p>
-            <w:r/>
-            <w:r>
-              <w:rPr>
-                <w:rFonts w:ascii="Verdana" w:hAnsi="Verdana"/>
-                <w:b w:val="0"/>
+            <w:pPr>
+              <w:spacing w:before="20" w:after="20"/>
+            </w:pPr>
+            <w:r/>
+            <w:r>
+              <w:rPr>
+                <w:rFonts w:ascii="Verdana" w:hAnsi="Verdana"/>
                 <w:sz w:val="16"/>
               </w:rPr>
               <w:t>m</w:t>
@@ -4284,6 +5515,9 @@
             <w:tcW w:type="dxa" w:w="1514"/>
           </w:tcPr>
           <w:p>
+            <w:pPr>
+              <w:spacing w:before="20" w:after="20"/>
+            </w:pPr>
             <w:r/>
             <w:r>
               <w:rPr>
@@ -4300,6 +5534,9 @@
             <w:tcW w:type="dxa" w:w="1514"/>
           </w:tcPr>
           <w:p>
+            <w:pPr>
+              <w:spacing w:before="20" w:after="20"/>
+            </w:pPr>
             <w:r/>
             <w:r>
               <w:rPr>
@@ -4316,6 +5553,9 @@
             <w:tcW w:type="dxa" w:w="1514"/>
           </w:tcPr>
           <w:p>
+            <w:pPr>
+              <w:spacing w:before="20" w:after="20"/>
+            </w:pPr>
             <w:r/>
             <w:r>
               <w:rPr>
@@ -4336,6 +5576,9 @@
             <w:tcW w:type="dxa" w:w="1514"/>
           </w:tcPr>
           <w:p>
+            <w:pPr>
+              <w:spacing w:before="20" w:after="20"/>
+            </w:pPr>
             <w:r/>
             <w:r>
               <w:rPr>
@@ -4352,6 +5595,9 @@
             <w:tcW w:type="dxa" w:w="1514"/>
           </w:tcPr>
           <w:p>
+            <w:pPr>
+              <w:spacing w:before="20" w:after="20"/>
+            </w:pPr>
             <w:r/>
             <w:r>
               <w:rPr>
@@ -4368,11 +5614,13 @@
             <w:tcW w:type="dxa" w:w="1514"/>
           </w:tcPr>
           <w:p>
-            <w:r/>
-            <w:r>
-              <w:rPr>
-                <w:rFonts w:ascii="Verdana" w:hAnsi="Verdana"/>
-                <w:b w:val="0"/>
+            <w:pPr>
+              <w:spacing w:before="20" w:after="20"/>
+            </w:pPr>
+            <w:r/>
+            <w:r>
+              <w:rPr>
+                <w:rFonts w:ascii="Verdana" w:hAnsi="Verdana"/>
                 <w:sz w:val="16"/>
               </w:rPr>
               <w:t>Unidades N</w:t>
@@ -4384,6 +5632,9 @@
             <w:tcW w:type="dxa" w:w="1514"/>
           </w:tcPr>
           <w:p>
+            <w:pPr>
+              <w:spacing w:before="20" w:after="20"/>
+            </w:pPr>
             <w:r/>
             <w:r>
               <w:rPr>
@@ -4400,6 +5651,9 @@
             <w:tcW w:type="dxa" w:w="1514"/>
           </w:tcPr>
           <w:p>
+            <w:pPr>
+              <w:spacing w:before="20" w:after="20"/>
+            </w:pPr>
             <w:r/>
             <w:r>
               <w:rPr>
@@ -4416,6 +5670,9 @@
             <w:tcW w:type="dxa" w:w="1514"/>
           </w:tcPr>
           <w:p>
+            <w:pPr>
+              <w:spacing w:before="20" w:after="20"/>
+            </w:pPr>
             <w:r/>
             <w:r>
               <w:rPr>
@@ -4432,11 +5689,13 @@
             <w:tcW w:type="dxa" w:w="1514"/>
           </w:tcPr>
           <w:p>
-            <w:r/>
-            <w:r>
-              <w:rPr>
-                <w:rFonts w:ascii="Verdana" w:hAnsi="Verdana"/>
-                <w:b w:val="0"/>
+            <w:pPr>
+              <w:spacing w:before="20" w:after="20"/>
+            </w:pPr>
+            <w:r/>
+            <w:r>
+              <w:rPr>
+                <w:rFonts w:ascii="Verdana" w:hAnsi="Verdana"/>
                 <w:sz w:val="16"/>
               </w:rPr>
               <w:t>Unidades N</w:t>
@@ -4448,6 +5707,9 @@
             <w:tcW w:type="dxa" w:w="1514"/>
           </w:tcPr>
           <w:p>
+            <w:pPr>
+              <w:spacing w:before="20" w:after="20"/>
+            </w:pPr>
             <w:r/>
             <w:r>
               <w:rPr>
@@ -4464,6 +5726,9 @@
             <w:tcW w:type="dxa" w:w="1514"/>
           </w:tcPr>
           <w:p>
+            <w:pPr>
+              <w:spacing w:before="20" w:after="20"/>
+            </w:pPr>
             <w:r/>
             <w:r>
               <w:rPr>
@@ -4480,6 +5745,9 @@
             <w:tcW w:type="dxa" w:w="1514"/>
           </w:tcPr>
           <w:p>
+            <w:pPr>
+              <w:spacing w:before="20" w:after="20"/>
+            </w:pPr>
             <w:r/>
             <w:r>
               <w:rPr>
@@ -4501,6 +5769,9 @@
             <w:tcW w:type="dxa" w:w="1514"/>
           </w:tcPr>
           <w:p>
+            <w:pPr>
+              <w:spacing w:before="20" w:after="20"/>
+            </w:pPr>
             <w:r/>
             <w:r>
               <w:rPr>
@@ -4517,6 +5788,9 @@
             <w:tcW w:type="dxa" w:w="1514"/>
           </w:tcPr>
           <w:p>
+            <w:pPr>
+              <w:spacing w:before="20" w:after="20"/>
+            </w:pPr>
             <w:r/>
             <w:r>
               <w:rPr>
@@ -4533,11 +5807,13 @@
             <w:tcW w:type="dxa" w:w="1514"/>
           </w:tcPr>
           <w:p>
-            <w:r/>
-            <w:r>
-              <w:rPr>
-                <w:rFonts w:ascii="Verdana" w:hAnsi="Verdana"/>
-                <w:b w:val="0"/>
+            <w:pPr>
+              <w:spacing w:before="20" w:after="20"/>
+            </w:pPr>
+            <w:r/>
+            <w:r>
+              <w:rPr>
+                <w:rFonts w:ascii="Verdana" w:hAnsi="Verdana"/>
                 <w:sz w:val="16"/>
               </w:rPr>
               <w:t>rad</w:t>
@@ -4549,6 +5825,9 @@
             <w:tcW w:type="dxa" w:w="1514"/>
           </w:tcPr>
           <w:p>
+            <w:pPr>
+              <w:spacing w:before="20" w:after="20"/>
+            </w:pPr>
             <w:r/>
             <w:r>
               <w:rPr>
@@ -4565,6 +5844,9 @@
             <w:tcW w:type="dxa" w:w="1514"/>
           </w:tcPr>
           <w:p>
+            <w:pPr>
+              <w:spacing w:before="20" w:after="20"/>
+            </w:pPr>
             <w:r/>
             <w:r>
               <w:rPr>
@@ -4581,6 +5863,9 @@
             <w:tcW w:type="dxa" w:w="1514"/>
           </w:tcPr>
           <w:p>
+            <w:pPr>
+              <w:spacing w:before="20" w:after="20"/>
+            </w:pPr>
             <w:r/>
             <w:r>
               <w:rPr>
@@ -4597,11 +5882,13 @@
             <w:tcW w:type="dxa" w:w="1514"/>
           </w:tcPr>
           <w:p>
-            <w:r/>
-            <w:r>
-              <w:rPr>
-                <w:rFonts w:ascii="Verdana" w:hAnsi="Verdana"/>
-                <w:b w:val="0"/>
+            <w:pPr>
+              <w:spacing w:before="20" w:after="20"/>
+            </w:pPr>
+            <w:r/>
+            <w:r>
+              <w:rPr>
+                <w:rFonts w:ascii="Verdana" w:hAnsi="Verdana"/>
                 <w:sz w:val="16"/>
               </w:rPr>
               <w:t>rad</w:t>
@@ -4613,6 +5900,9 @@
             <w:tcW w:type="dxa" w:w="1514"/>
           </w:tcPr>
           <w:p>
+            <w:pPr>
+              <w:spacing w:before="20" w:after="20"/>
+            </w:pPr>
             <w:r/>
             <w:r>
               <w:rPr>
@@ -4629,6 +5919,9 @@
             <w:tcW w:type="dxa" w:w="1514"/>
           </w:tcPr>
           <w:p>
+            <w:pPr>
+              <w:spacing w:before="20" w:after="20"/>
+            </w:pPr>
             <w:r/>
             <w:r>
               <w:rPr>
@@ -4645,6 +5938,9 @@
             <w:tcW w:type="dxa" w:w="1514"/>
           </w:tcPr>
           <w:p>
+            <w:pPr>
+              <w:spacing w:before="20" w:after="20"/>
+            </w:pPr>
             <w:r/>
             <w:r>
               <w:rPr>
@@ -4665,6 +5961,9 @@
             <w:tcW w:type="dxa" w:w="1514"/>
           </w:tcPr>
           <w:p>
+            <w:pPr>
+              <w:spacing w:before="20" w:after="20"/>
+            </w:pPr>
             <w:r/>
             <w:r>
               <w:rPr>
@@ -4681,6 +5980,9 @@
             <w:tcW w:type="dxa" w:w="1514"/>
           </w:tcPr>
           <w:p>
+            <w:pPr>
+              <w:spacing w:before="20" w:after="20"/>
+            </w:pPr>
             <w:r/>
             <w:r>
               <w:rPr>
@@ -4697,11 +5999,13 @@
             <w:tcW w:type="dxa" w:w="1514"/>
           </w:tcPr>
           <w:p>
-            <w:r/>
-            <w:r>
-              <w:rPr>
-                <w:rFonts w:ascii="Verdana" w:hAnsi="Verdana"/>
-                <w:b w:val="0"/>
+            <w:pPr>
+              <w:spacing w:before="20" w:after="20"/>
+            </w:pPr>
+            <w:r/>
+            <w:r>
+              <w:rPr>
+                <w:rFonts w:ascii="Verdana" w:hAnsi="Verdana"/>
                 <w:sz w:val="16"/>
               </w:rPr>
               <w:t>m</w:t>
@@ -4713,6 +6017,9 @@
             <w:tcW w:type="dxa" w:w="1514"/>
           </w:tcPr>
           <w:p>
+            <w:pPr>
+              <w:spacing w:before="20" w:after="20"/>
+            </w:pPr>
             <w:r/>
             <w:r>
               <w:rPr>
@@ -4729,6 +6036,9 @@
             <w:tcW w:type="dxa" w:w="1514"/>
           </w:tcPr>
           <w:p>
+            <w:pPr>
+              <w:spacing w:before="20" w:after="20"/>
+            </w:pPr>
             <w:r/>
             <w:r>
               <w:rPr>
@@ -4745,6 +6055,9 @@
             <w:tcW w:type="dxa" w:w="1514"/>
           </w:tcPr>
           <w:p>
+            <w:pPr>
+              <w:spacing w:before="20" w:after="20"/>
+            </w:pPr>
             <w:r/>
             <w:r>
               <w:rPr>
@@ -4761,11 +6074,13 @@
             <w:tcW w:type="dxa" w:w="1514"/>
           </w:tcPr>
           <w:p>
-            <w:r/>
-            <w:r>
-              <w:rPr>
-                <w:rFonts w:ascii="Verdana" w:hAnsi="Verdana"/>
-                <w:b w:val="0"/>
+            <w:pPr>
+              <w:spacing w:before="20" w:after="20"/>
+            </w:pPr>
+            <w:r/>
+            <w:r>
+              <w:rPr>
+                <w:rFonts w:ascii="Verdana" w:hAnsi="Verdana"/>
                 <w:sz w:val="16"/>
               </w:rPr>
               <w:t>m</w:t>
@@ -4777,6 +6092,9 @@
             <w:tcW w:type="dxa" w:w="1514"/>
           </w:tcPr>
           <w:p>
+            <w:pPr>
+              <w:spacing w:before="20" w:after="20"/>
+            </w:pPr>
             <w:r/>
             <w:r>
               <w:rPr>
@@ -4793,6 +6111,9 @@
             <w:tcW w:type="dxa" w:w="1514"/>
           </w:tcPr>
           <w:p>
+            <w:pPr>
+              <w:spacing w:before="20" w:after="20"/>
+            </w:pPr>
             <w:r/>
             <w:r>
               <w:rPr>
@@ -4809,6 +6130,9 @@
             <w:tcW w:type="dxa" w:w="1514"/>
           </w:tcPr>
           <w:p>
+            <w:pPr>
+              <w:spacing w:before="20" w:after="20"/>
+            </w:pPr>
             <w:r/>
             <w:r>
               <w:rPr>
@@ -4830,6 +6154,9 @@
             <w:tcW w:type="dxa" w:w="1514"/>
           </w:tcPr>
           <w:p>
+            <w:pPr>
+              <w:spacing w:before="20" w:after="20"/>
+            </w:pPr>
             <w:r/>
             <w:r>
               <w:rPr>
@@ -4846,6 +6173,9 @@
             <w:tcW w:type="dxa" w:w="1514"/>
           </w:tcPr>
           <w:p>
+            <w:pPr>
+              <w:spacing w:before="20" w:after="20"/>
+            </w:pPr>
             <w:r/>
             <w:r>
               <w:rPr>
@@ -4862,11 +6192,13 @@
             <w:tcW w:type="dxa" w:w="1514"/>
           </w:tcPr>
           <w:p>
-            <w:r/>
-            <w:r>
-              <w:rPr>
-                <w:rFonts w:ascii="Verdana" w:hAnsi="Verdana"/>
-                <w:b w:val="0"/>
+            <w:pPr>
+              <w:spacing w:before="20" w:after="20"/>
+            </w:pPr>
+            <w:r/>
+            <w:r>
+              <w:rPr>
+                <w:rFonts w:ascii="Verdana" w:hAnsi="Verdana"/>
                 <w:sz w:val="16"/>
               </w:rPr>
               <w:t>m</w:t>
@@ -4878,6 +6210,9 @@
             <w:tcW w:type="dxa" w:w="1514"/>
           </w:tcPr>
           <w:p>
+            <w:pPr>
+              <w:spacing w:before="20" w:after="20"/>
+            </w:pPr>
             <w:r/>
             <w:r>
               <w:rPr>
@@ -4894,6 +6229,9 @@
             <w:tcW w:type="dxa" w:w="1514"/>
           </w:tcPr>
           <w:p>
+            <w:pPr>
+              <w:spacing w:before="20" w:after="20"/>
+            </w:pPr>
             <w:r/>
             <w:r>
               <w:rPr>
@@ -4910,6 +6248,9 @@
             <w:tcW w:type="dxa" w:w="1514"/>
           </w:tcPr>
           <w:p>
+            <w:pPr>
+              <w:spacing w:before="20" w:after="20"/>
+            </w:pPr>
             <w:r/>
             <w:r>
               <w:rPr>
@@ -4926,11 +6267,13 @@
             <w:tcW w:type="dxa" w:w="1514"/>
           </w:tcPr>
           <w:p>
-            <w:r/>
-            <w:r>
-              <w:rPr>
-                <w:rFonts w:ascii="Verdana" w:hAnsi="Verdana"/>
-                <w:b w:val="0"/>
+            <w:pPr>
+              <w:spacing w:before="20" w:after="20"/>
+            </w:pPr>
+            <w:r/>
+            <w:r>
+              <w:rPr>
+                <w:rFonts w:ascii="Verdana" w:hAnsi="Verdana"/>
                 <w:sz w:val="16"/>
               </w:rPr>
               <w:t>m</w:t>
@@ -4942,6 +6285,9 @@
             <w:tcW w:type="dxa" w:w="1514"/>
           </w:tcPr>
           <w:p>
+            <w:pPr>
+              <w:spacing w:before="20" w:after="20"/>
+            </w:pPr>
             <w:r/>
             <w:r>
               <w:rPr>
@@ -4958,6 +6304,9 @@
             <w:tcW w:type="dxa" w:w="1514"/>
           </w:tcPr>
           <w:p>
+            <w:pPr>
+              <w:spacing w:before="20" w:after="20"/>
+            </w:pPr>
             <w:r/>
             <w:r>
               <w:rPr>
@@ -4974,6 +6323,9 @@
             <w:tcW w:type="dxa" w:w="1514"/>
           </w:tcPr>
           <w:p>
+            <w:pPr>
+              <w:spacing w:before="20" w:after="20"/>
+            </w:pPr>
             <w:r/>
             <w:r>
               <w:rPr>
@@ -4994,6 +6346,9 @@
             <w:tcW w:type="dxa" w:w="1514"/>
           </w:tcPr>
           <w:p>
+            <w:pPr>
+              <w:spacing w:before="20" w:after="20"/>
+            </w:pPr>
             <w:r/>
             <w:r>
               <w:rPr>
@@ -5010,6 +6365,9 @@
             <w:tcW w:type="dxa" w:w="1514"/>
           </w:tcPr>
           <w:p>
+            <w:pPr>
+              <w:spacing w:before="20" w:after="20"/>
+            </w:pPr>
             <w:r/>
             <w:r>
               <w:rPr>
@@ -5026,11 +6384,13 @@
             <w:tcW w:type="dxa" w:w="1514"/>
           </w:tcPr>
           <w:p>
-            <w:r/>
-            <w:r>
-              <w:rPr>
-                <w:rFonts w:ascii="Verdana" w:hAnsi="Verdana"/>
-                <w:b w:val="0"/>
+            <w:pPr>
+              <w:spacing w:before="20" w:after="20"/>
+            </w:pPr>
+            <w:r/>
+            <w:r>
+              <w:rPr>
+                <w:rFonts w:ascii="Verdana" w:hAnsi="Verdana"/>
                 <w:sz w:val="16"/>
               </w:rPr>
               <w:t>Numérica</w:t>
@@ -5042,6 +6402,9 @@
             <w:tcW w:type="dxa" w:w="1514"/>
           </w:tcPr>
           <w:p>
+            <w:pPr>
+              <w:spacing w:before="20" w:after="20"/>
+            </w:pPr>
             <w:r/>
             <w:r>
               <w:rPr>
@@ -5058,6 +6421,9 @@
             <w:tcW w:type="dxa" w:w="1514"/>
           </w:tcPr>
           <w:p>
+            <w:pPr>
+              <w:spacing w:before="20" w:after="20"/>
+            </w:pPr>
             <w:r/>
             <w:r>
               <w:rPr>
@@ -5074,6 +6440,9 @@
             <w:tcW w:type="dxa" w:w="1514"/>
           </w:tcPr>
           <w:p>
+            <w:pPr>
+              <w:spacing w:before="20" w:after="20"/>
+            </w:pPr>
             <w:r/>
             <w:r>
               <w:rPr>
@@ -5090,11 +6459,13 @@
             <w:tcW w:type="dxa" w:w="1514"/>
           </w:tcPr>
           <w:p>
-            <w:r/>
-            <w:r>
-              <w:rPr>
-                <w:rFonts w:ascii="Verdana" w:hAnsi="Verdana"/>
-                <w:b w:val="0"/>
+            <w:pPr>
+              <w:spacing w:before="20" w:after="20"/>
+            </w:pPr>
+            <w:r/>
+            <w:r>
+              <w:rPr>
+                <w:rFonts w:ascii="Verdana" w:hAnsi="Verdana"/>
                 <w:sz w:val="16"/>
               </w:rPr>
               <w:t>Numérica</w:t>
@@ -5106,6 +6477,9 @@
             <w:tcW w:type="dxa" w:w="1514"/>
           </w:tcPr>
           <w:p>
+            <w:pPr>
+              <w:spacing w:before="20" w:after="20"/>
+            </w:pPr>
             <w:r/>
             <w:r>
               <w:rPr>
@@ -5122,6 +6496,9 @@
             <w:tcW w:type="dxa" w:w="1514"/>
           </w:tcPr>
           <w:p>
+            <w:pPr>
+              <w:spacing w:before="20" w:after="20"/>
+            </w:pPr>
             <w:r/>
             <w:r>
               <w:rPr>
@@ -5138,6 +6515,9 @@
             <w:tcW w:type="dxa" w:w="1514"/>
           </w:tcPr>
           <w:p>
+            <w:pPr>
+              <w:spacing w:before="20" w:after="20"/>
+            </w:pPr>
             <w:r/>
             <w:r>
               <w:rPr>
@@ -5159,6 +6539,9 @@
             <w:tcW w:type="dxa" w:w="1514"/>
           </w:tcPr>
           <w:p>
+            <w:pPr>
+              <w:spacing w:before="20" w:after="20"/>
+            </w:pPr>
             <w:r/>
             <w:r>
               <w:rPr>
@@ -5175,6 +6558,9 @@
             <w:tcW w:type="dxa" w:w="1514"/>
           </w:tcPr>
           <w:p>
+            <w:pPr>
+              <w:spacing w:before="20" w:after="20"/>
+            </w:pPr>
             <w:r/>
             <w:r>
               <w:rPr>
@@ -5191,11 +6577,13 @@
             <w:tcW w:type="dxa" w:w="1514"/>
           </w:tcPr>
           <w:p>
-            <w:r/>
-            <w:r>
-              <w:rPr>
-                <w:rFonts w:ascii="Verdana" w:hAnsi="Verdana"/>
-                <w:b w:val="0"/>
+            <w:pPr>
+              <w:spacing w:before="20" w:after="20"/>
+            </w:pPr>
+            <w:r/>
+            <w:r>
+              <w:rPr>
+                <w:rFonts w:ascii="Verdana" w:hAnsi="Verdana"/>
                 <w:sz w:val="16"/>
               </w:rPr>
               <w:t>%</w:t>
@@ -5207,6 +6595,9 @@
             <w:tcW w:type="dxa" w:w="1514"/>
           </w:tcPr>
           <w:p>
+            <w:pPr>
+              <w:spacing w:before="20" w:after="20"/>
+            </w:pPr>
             <w:r/>
             <w:r>
               <w:rPr>
@@ -5223,6 +6614,9 @@
             <w:tcW w:type="dxa" w:w="1514"/>
           </w:tcPr>
           <w:p>
+            <w:pPr>
+              <w:spacing w:before="20" w:after="20"/>
+            </w:pPr>
             <w:r/>
             <w:r>
               <w:rPr>
@@ -5239,6 +6633,9 @@
             <w:tcW w:type="dxa" w:w="1514"/>
           </w:tcPr>
           <w:p>
+            <w:pPr>
+              <w:spacing w:before="20" w:after="20"/>
+            </w:pPr>
             <w:r/>
             <w:r>
               <w:rPr>
@@ -5255,11 +6652,13 @@
             <w:tcW w:type="dxa" w:w="1514"/>
           </w:tcPr>
           <w:p>
-            <w:r/>
-            <w:r>
-              <w:rPr>
-                <w:rFonts w:ascii="Verdana" w:hAnsi="Verdana"/>
-                <w:b w:val="0"/>
+            <w:pPr>
+              <w:spacing w:before="20" w:after="20"/>
+            </w:pPr>
+            <w:r/>
+            <w:r>
+              <w:rPr>
+                <w:rFonts w:ascii="Verdana" w:hAnsi="Verdana"/>
                 <w:sz w:val="16"/>
               </w:rPr>
               <w:t>%</w:t>
@@ -5271,6 +6670,9 @@
             <w:tcW w:type="dxa" w:w="1514"/>
           </w:tcPr>
           <w:p>
+            <w:pPr>
+              <w:spacing w:before="20" w:after="20"/>
+            </w:pPr>
             <w:r/>
             <w:r>
               <w:rPr>
@@ -5287,6 +6689,9 @@
             <w:tcW w:type="dxa" w:w="1514"/>
           </w:tcPr>
           <w:p>
+            <w:pPr>
+              <w:spacing w:before="20" w:after="20"/>
+            </w:pPr>
             <w:r/>
             <w:r>
               <w:rPr>
@@ -5303,6 +6708,9 @@
             <w:tcW w:type="dxa" w:w="1514"/>
           </w:tcPr>
           <w:p>
+            <w:pPr>
+              <w:spacing w:before="20" w:after="20"/>
+            </w:pPr>
             <w:r/>
             <w:r>
               <w:rPr>
@@ -5323,6 +6731,9 @@
             <w:tcW w:type="dxa" w:w="1514"/>
           </w:tcPr>
           <w:p>
+            <w:pPr>
+              <w:spacing w:before="20" w:after="20"/>
+            </w:pPr>
             <w:r/>
             <w:r>
               <w:rPr>
@@ -5339,6 +6750,9 @@
             <w:tcW w:type="dxa" w:w="1514"/>
           </w:tcPr>
           <w:p>
+            <w:pPr>
+              <w:spacing w:before="20" w:after="20"/>
+            </w:pPr>
             <w:r/>
             <w:r>
               <w:rPr>
@@ -5355,11 +6769,13 @@
             <w:tcW w:type="dxa" w:w="1514"/>
           </w:tcPr>
           <w:p>
-            <w:r/>
-            <w:r>
-              <w:rPr>
-                <w:rFonts w:ascii="Verdana" w:hAnsi="Verdana"/>
-                <w:b w:val="0"/>
+            <w:pPr>
+              <w:spacing w:before="20" w:after="20"/>
+            </w:pPr>
+            <w:r/>
+            <w:r>
+              <w:rPr>
+                <w:rFonts w:ascii="Verdana" w:hAnsi="Verdana"/>
                 <w:sz w:val="16"/>
               </w:rPr>
               <w:t>DU</w:t>
@@ -5371,6 +6787,9 @@
             <w:tcW w:type="dxa" w:w="1514"/>
           </w:tcPr>
           <w:p>
+            <w:pPr>
+              <w:spacing w:before="20" w:after="20"/>
+            </w:pPr>
             <w:r/>
             <w:r>
               <w:rPr>
@@ -5387,6 +6806,9 @@
             <w:tcW w:type="dxa" w:w="1514"/>
           </w:tcPr>
           <w:p>
+            <w:pPr>
+              <w:spacing w:before="20" w:after="20"/>
+            </w:pPr>
             <w:r/>
             <w:r>
               <w:rPr>
@@ -5403,6 +6825,9 @@
             <w:tcW w:type="dxa" w:w="1514"/>
           </w:tcPr>
           <w:p>
+            <w:pPr>
+              <w:spacing w:before="20" w:after="20"/>
+            </w:pPr>
             <w:r/>
             <w:r>
               <w:rPr>
@@ -5419,11 +6844,13 @@
             <w:tcW w:type="dxa" w:w="1514"/>
           </w:tcPr>
           <w:p>
-            <w:r/>
-            <w:r>
-              <w:rPr>
-                <w:rFonts w:ascii="Verdana" w:hAnsi="Verdana"/>
-                <w:b w:val="0"/>
+            <w:pPr>
+              <w:spacing w:before="20" w:after="20"/>
+            </w:pPr>
+            <w:r/>
+            <w:r>
+              <w:rPr>
+                <w:rFonts w:ascii="Verdana" w:hAnsi="Verdana"/>
                 <w:sz w:val="16"/>
               </w:rPr>
               <w:t>DU</w:t>
@@ -5435,6 +6862,9 @@
             <w:tcW w:type="dxa" w:w="1514"/>
           </w:tcPr>
           <w:p>
+            <w:pPr>
+              <w:spacing w:before="20" w:after="20"/>
+            </w:pPr>
             <w:r/>
             <w:r>
               <w:rPr>
@@ -5451,6 +6881,9 @@
             <w:tcW w:type="dxa" w:w="1514"/>
           </w:tcPr>
           <w:p>
+            <w:pPr>
+              <w:spacing w:before="20" w:after="20"/>
+            </w:pPr>
             <w:r/>
             <w:r>
               <w:rPr>
@@ -5467,6 +6900,9 @@
             <w:tcW w:type="dxa" w:w="1514"/>
           </w:tcPr>
           <w:p>
+            <w:pPr>
+              <w:spacing w:before="20" w:after="20"/>
+            </w:pPr>
             <w:r/>
             <w:r>
               <w:rPr>
@@ -5488,6 +6924,9 @@
             <w:tcW w:type="dxa" w:w="1514"/>
           </w:tcPr>
           <w:p>
+            <w:pPr>
+              <w:spacing w:before="20" w:after="20"/>
+            </w:pPr>
             <w:r/>
             <w:r>
               <w:rPr>
@@ -5504,6 +6943,9 @@
             <w:tcW w:type="dxa" w:w="1514"/>
           </w:tcPr>
           <w:p>
+            <w:pPr>
+              <w:spacing w:before="20" w:after="20"/>
+            </w:pPr>
             <w:r/>
             <w:r>
               <w:rPr>
@@ -5520,11 +6962,13 @@
             <w:tcW w:type="dxa" w:w="1514"/>
           </w:tcPr>
           <w:p>
-            <w:r/>
-            <w:r>
-              <w:rPr>
-                <w:rFonts w:ascii="Verdana" w:hAnsi="Verdana"/>
-                <w:b w:val="0"/>
+            <w:pPr>
+              <w:spacing w:before="20" w:after="20"/>
+            </w:pPr>
+            <w:r/>
+            <w:r>
+              <w:rPr>
+                <w:rFonts w:ascii="Verdana" w:hAnsi="Verdana"/>
                 <w:sz w:val="16"/>
               </w:rPr>
               <w:t>Numérica</w:t>
@@ -5536,6 +6980,9 @@
             <w:tcW w:type="dxa" w:w="1514"/>
           </w:tcPr>
           <w:p>
+            <w:pPr>
+              <w:spacing w:before="20" w:after="20"/>
+            </w:pPr>
             <w:r/>
             <w:r>
               <w:rPr>
@@ -5552,6 +6999,9 @@
             <w:tcW w:type="dxa" w:w="1514"/>
           </w:tcPr>
           <w:p>
+            <w:pPr>
+              <w:spacing w:before="20" w:after="20"/>
+            </w:pPr>
             <w:r/>
             <w:r>
               <w:rPr>
@@ -5568,6 +7018,9 @@
             <w:tcW w:type="dxa" w:w="1514"/>
           </w:tcPr>
           <w:p>
+            <w:pPr>
+              <w:spacing w:before="20" w:after="20"/>
+            </w:pPr>
             <w:r/>
             <w:r>
               <w:rPr>
@@ -5584,11 +7037,13 @@
             <w:tcW w:type="dxa" w:w="1514"/>
           </w:tcPr>
           <w:p>
-            <w:r/>
-            <w:r>
-              <w:rPr>
-                <w:rFonts w:ascii="Verdana" w:hAnsi="Verdana"/>
-                <w:b w:val="0"/>
+            <w:pPr>
+              <w:spacing w:before="20" w:after="20"/>
+            </w:pPr>
+            <w:r/>
+            <w:r>
+              <w:rPr>
+                <w:rFonts w:ascii="Verdana" w:hAnsi="Verdana"/>
                 <w:sz w:val="16"/>
               </w:rPr>
               <w:t>Numérica</w:t>
@@ -5600,6 +7055,9 @@
             <w:tcW w:type="dxa" w:w="1514"/>
           </w:tcPr>
           <w:p>
+            <w:pPr>
+              <w:spacing w:before="20" w:after="20"/>
+            </w:pPr>
             <w:r/>
             <w:r>
               <w:rPr>
@@ -5616,6 +7074,9 @@
             <w:tcW w:type="dxa" w:w="1514"/>
           </w:tcPr>
           <w:p>
+            <w:pPr>
+              <w:spacing w:before="20" w:after="20"/>
+            </w:pPr>
             <w:r/>
             <w:r>
               <w:rPr>
@@ -5632,6 +7093,9 @@
             <w:tcW w:type="dxa" w:w="1514"/>
           </w:tcPr>
           <w:p>
+            <w:pPr>
+              <w:spacing w:before="20" w:after="20"/>
+            </w:pPr>
             <w:r/>
             <w:r>
               <w:rPr>
@@ -5653,6 +7117,9 @@
             <w:tcW w:type="dxa" w:w="1514"/>
           </w:tcPr>
           <w:p>
+            <w:pPr>
+              <w:spacing w:before="20" w:after="20"/>
+            </w:pPr>
             <w:r/>
             <w:r>
               <w:rPr>
@@ -5669,6 +7136,9 @@
             <w:tcW w:type="dxa" w:w="1514"/>
           </w:tcPr>
           <w:p>
+            <w:pPr>
+              <w:spacing w:before="20" w:after="20"/>
+            </w:pPr>
             <w:r/>
             <w:r>
               <w:rPr>
@@ -5685,11 +7155,13 @@
             <w:tcW w:type="dxa" w:w="1514"/>
           </w:tcPr>
           <w:p>
-            <w:r/>
-            <w:r>
-              <w:rPr>
-                <w:rFonts w:ascii="Verdana" w:hAnsi="Verdana"/>
-                <w:b w:val="0"/>
+            <w:pPr>
+              <w:spacing w:before="20" w:after="20"/>
+            </w:pPr>
+            <w:r/>
+            <w:r>
+              <w:rPr>
+                <w:rFonts w:ascii="Verdana" w:hAnsi="Verdana"/>
                 <w:sz w:val="16"/>
               </w:rPr>
               <w:t>Numérica</w:t>
@@ -5701,6 +7173,9 @@
             <w:tcW w:type="dxa" w:w="1514"/>
           </w:tcPr>
           <w:p>
+            <w:pPr>
+              <w:spacing w:before="20" w:after="20"/>
+            </w:pPr>
             <w:r/>
             <w:r>
               <w:rPr>
@@ -5717,6 +7192,9 @@
             <w:tcW w:type="dxa" w:w="1514"/>
           </w:tcPr>
           <w:p>
+            <w:pPr>
+              <w:spacing w:before="20" w:after="20"/>
+            </w:pPr>
             <w:r/>
             <w:r>
               <w:rPr>
@@ -5733,6 +7211,9 @@
             <w:tcW w:type="dxa" w:w="1514"/>
           </w:tcPr>
           <w:p>
+            <w:pPr>
+              <w:spacing w:before="20" w:after="20"/>
+            </w:pPr>
             <w:r/>
             <w:r>
               <w:rPr>
@@ -5749,11 +7230,13 @@
             <w:tcW w:type="dxa" w:w="1514"/>
           </w:tcPr>
           <w:p>
-            <w:r/>
-            <w:r>
-              <w:rPr>
-                <w:rFonts w:ascii="Verdana" w:hAnsi="Verdana"/>
-                <w:b w:val="0"/>
+            <w:pPr>
+              <w:spacing w:before="20" w:after="20"/>
+            </w:pPr>
+            <w:r/>
+            <w:r>
+              <w:rPr>
+                <w:rFonts w:ascii="Verdana" w:hAnsi="Verdana"/>
                 <w:sz w:val="16"/>
               </w:rPr>
               <w:t>Numérica</w:t>
@@ -5765,6 +7248,9 @@
             <w:tcW w:type="dxa" w:w="1514"/>
           </w:tcPr>
           <w:p>
+            <w:pPr>
+              <w:spacing w:before="20" w:after="20"/>
+            </w:pPr>
             <w:r/>
             <w:r>
               <w:rPr>
@@ -5781,6 +7267,9 @@
             <w:tcW w:type="dxa" w:w="1514"/>
           </w:tcPr>
           <w:p>
+            <w:pPr>
+              <w:spacing w:before="20" w:after="20"/>
+            </w:pPr>
             <w:r/>
             <w:r>
               <w:rPr>
@@ -5797,6 +7286,9 @@
             <w:tcW w:type="dxa" w:w="1514"/>
           </w:tcPr>
           <w:p>
+            <w:pPr>
+              <w:spacing w:before="20" w:after="20"/>
+            </w:pPr>
             <w:r/>
             <w:r>
               <w:rPr>
@@ -5817,6 +7309,9 @@
             <w:tcW w:type="dxa" w:w="1514"/>
           </w:tcPr>
           <w:p>
+            <w:pPr>
+              <w:spacing w:before="20" w:after="20"/>
+            </w:pPr>
             <w:r/>
             <w:r>
               <w:rPr>
@@ -5833,6 +7328,9 @@
             <w:tcW w:type="dxa" w:w="1514"/>
           </w:tcPr>
           <w:p>
+            <w:pPr>
+              <w:spacing w:before="20" w:after="20"/>
+            </w:pPr>
             <w:r/>
             <w:r>
               <w:rPr>
@@ -5849,11 +7347,13 @@
             <w:tcW w:type="dxa" w:w="1514"/>
           </w:tcPr>
           <w:p>
-            <w:r/>
-            <w:r>
-              <w:rPr>
-                <w:rFonts w:ascii="Verdana" w:hAnsi="Verdana"/>
-                <w:b w:val="0"/>
+            <w:pPr>
+              <w:spacing w:before="20" w:after="20"/>
+            </w:pPr>
+            <w:r/>
+            <w:r>
+              <w:rPr>
+                <w:rFonts w:ascii="Verdana" w:hAnsi="Verdana"/>
                 <w:sz w:val="16"/>
               </w:rPr>
               <w:t>m</w:t>
@@ -5865,6 +7365,9 @@
             <w:tcW w:type="dxa" w:w="1514"/>
           </w:tcPr>
           <w:p>
+            <w:pPr>
+              <w:spacing w:before="20" w:after="20"/>
+            </w:pPr>
             <w:r/>
             <w:r>
               <w:rPr>
@@ -5881,6 +7384,9 @@
             <w:tcW w:type="dxa" w:w="1514"/>
           </w:tcPr>
           <w:p>
+            <w:pPr>
+              <w:spacing w:before="20" w:after="20"/>
+            </w:pPr>
             <w:r/>
             <w:r>
               <w:rPr>
@@ -5897,6 +7403,9 @@
             <w:tcW w:type="dxa" w:w="1514"/>
           </w:tcPr>
           <w:p>
+            <w:pPr>
+              <w:spacing w:before="20" w:after="20"/>
+            </w:pPr>
             <w:r/>
             <w:r>
               <w:rPr>
@@ -5913,11 +7422,13 @@
             <w:tcW w:type="dxa" w:w="1514"/>
           </w:tcPr>
           <w:p>
-            <w:r/>
-            <w:r>
-              <w:rPr>
-                <w:rFonts w:ascii="Verdana" w:hAnsi="Verdana"/>
-                <w:b w:val="0"/>
+            <w:pPr>
+              <w:spacing w:before="20" w:after="20"/>
+            </w:pPr>
+            <w:r/>
+            <w:r>
+              <w:rPr>
+                <w:rFonts w:ascii="Verdana" w:hAnsi="Verdana"/>
                 <w:sz w:val="16"/>
               </w:rPr>
               <w:t>m</w:t>
@@ -5929,6 +7440,9 @@
             <w:tcW w:type="dxa" w:w="1514"/>
           </w:tcPr>
           <w:p>
+            <w:pPr>
+              <w:spacing w:before="20" w:after="20"/>
+            </w:pPr>
             <w:r/>
             <w:r>
               <w:rPr>
@@ -5945,6 +7459,9 @@
             <w:tcW w:type="dxa" w:w="1514"/>
           </w:tcPr>
           <w:p>
+            <w:pPr>
+              <w:spacing w:before="20" w:after="20"/>
+            </w:pPr>
             <w:r/>
             <w:r>
               <w:rPr>
@@ -5961,6 +7478,9 @@
             <w:tcW w:type="dxa" w:w="1514"/>
           </w:tcPr>
           <w:p>
+            <w:pPr>
+              <w:spacing w:before="20" w:after="20"/>
+            </w:pPr>
             <w:r/>
             <w:r>
               <w:rPr>
@@ -5981,6 +7501,9 @@
             <w:tcW w:type="dxa" w:w="1514"/>
           </w:tcPr>
           <w:p>
+            <w:pPr>
+              <w:spacing w:before="20" w:after="20"/>
+            </w:pPr>
             <w:r/>
             <w:r>
               <w:rPr>
@@ -5997,6 +7520,9 @@
             <w:tcW w:type="dxa" w:w="1514"/>
           </w:tcPr>
           <w:p>
+            <w:pPr>
+              <w:spacing w:before="20" w:after="20"/>
+            </w:pPr>
             <w:r/>
             <w:r>
               <w:rPr>
@@ -6013,11 +7539,13 @@
             <w:tcW w:type="dxa" w:w="1514"/>
           </w:tcPr>
           <w:p>
-            <w:r/>
-            <w:r>
-              <w:rPr>
-                <w:rFonts w:ascii="Verdana" w:hAnsi="Verdana"/>
-                <w:b w:val="0"/>
+            <w:pPr>
+              <w:spacing w:before="20" w:after="20"/>
+            </w:pPr>
+            <w:r/>
+            <w:r>
+              <w:rPr>
+                <w:rFonts w:ascii="Verdana" w:hAnsi="Verdana"/>
                 <w:sz w:val="16"/>
               </w:rPr>
               <w:t>log(m-³)</w:t>
@@ -6029,6 +7557,9 @@
             <w:tcW w:type="dxa" w:w="1514"/>
           </w:tcPr>
           <w:p>
+            <w:pPr>
+              <w:spacing w:before="20" w:after="20"/>
+            </w:pPr>
             <w:r/>
             <w:r>
               <w:rPr>
@@ -6045,6 +7576,9 @@
             <w:tcW w:type="dxa" w:w="1514"/>
           </w:tcPr>
           <w:p>
+            <w:pPr>
+              <w:spacing w:before="20" w:after="20"/>
+            </w:pPr>
             <w:r/>
             <w:r>
               <w:rPr>
@@ -6061,6 +7595,9 @@
             <w:tcW w:type="dxa" w:w="1514"/>
           </w:tcPr>
           <w:p>
+            <w:pPr>
+              <w:spacing w:before="20" w:after="20"/>
+            </w:pPr>
             <w:r/>
             <w:r>
               <w:rPr>
@@ -6077,11 +7614,13 @@
             <w:tcW w:type="dxa" w:w="1514"/>
           </w:tcPr>
           <w:p>
-            <w:r/>
-            <w:r>
-              <w:rPr>
-                <w:rFonts w:ascii="Verdana" w:hAnsi="Verdana"/>
-                <w:b w:val="0"/>
+            <w:pPr>
+              <w:spacing w:before="20" w:after="20"/>
+            </w:pPr>
+            <w:r/>
+            <w:r>
+              <w:rPr>
+                <w:rFonts w:ascii="Verdana" w:hAnsi="Verdana"/>
                 <w:sz w:val="16"/>
               </w:rPr>
               <w:t>log(m-³)</w:t>
@@ -6093,6 +7632,9 @@
             <w:tcW w:type="dxa" w:w="1514"/>
           </w:tcPr>
           <w:p>
+            <w:pPr>
+              <w:spacing w:before="20" w:after="20"/>
+            </w:pPr>
             <w:r/>
             <w:r>
               <w:rPr>
@@ -6109,6 +7651,9 @@
             <w:tcW w:type="dxa" w:w="1514"/>
           </w:tcPr>
           <w:p>
+            <w:pPr>
+              <w:spacing w:before="20" w:after="20"/>
+            </w:pPr>
             <w:r/>
             <w:r>
               <w:rPr>
@@ -6125,6 +7670,9 @@
             <w:tcW w:type="dxa" w:w="1514"/>
           </w:tcPr>
           <w:p>
+            <w:pPr>
+              <w:spacing w:before="20" w:after="20"/>
+            </w:pPr>
             <w:r/>
             <w:r>
               <w:rPr>
@@ -6145,6 +7693,9 @@
             <w:tcW w:type="dxa" w:w="1514"/>
           </w:tcPr>
           <w:p>
+            <w:pPr>
+              <w:spacing w:before="20" w:after="20"/>
+            </w:pPr>
             <w:r/>
             <w:r>
               <w:rPr>
@@ -6161,6 +7712,9 @@
             <w:tcW w:type="dxa" w:w="1514"/>
           </w:tcPr>
           <w:p>
+            <w:pPr>
+              <w:spacing w:before="20" w:after="20"/>
+            </w:pPr>
             <w:r/>
             <w:r>
               <w:rPr>
@@ -6177,11 +7731,13 @@
             <w:tcW w:type="dxa" w:w="1514"/>
           </w:tcPr>
           <w:p>
-            <w:r/>
-            <w:r>
-              <w:rPr>
-                <w:rFonts w:ascii="Verdana" w:hAnsi="Verdana"/>
-                <w:b w:val="0"/>
+            <w:pPr>
+              <w:spacing w:before="20" w:after="20"/>
+            </w:pPr>
+            <w:r/>
+            <w:r>
+              <w:rPr>
+                <w:rFonts w:ascii="Verdana" w:hAnsi="Verdana"/>
                 <w:sz w:val="16"/>
               </w:rPr>
               <w:t>log(m-³)</w:t>
@@ -6193,6 +7749,9 @@
             <w:tcW w:type="dxa" w:w="1514"/>
           </w:tcPr>
           <w:p>
+            <w:pPr>
+              <w:spacing w:before="20" w:after="20"/>
+            </w:pPr>
             <w:r/>
             <w:r>
               <w:rPr>
@@ -6209,6 +7768,9 @@
             <w:tcW w:type="dxa" w:w="1514"/>
           </w:tcPr>
           <w:p>
+            <w:pPr>
+              <w:spacing w:before="20" w:after="20"/>
+            </w:pPr>
             <w:r/>
             <w:r>
               <w:rPr>
@@ -6225,6 +7787,9 @@
             <w:tcW w:type="dxa" w:w="1514"/>
           </w:tcPr>
           <w:p>
+            <w:pPr>
+              <w:spacing w:before="20" w:after="20"/>
+            </w:pPr>
             <w:r/>
             <w:r>
               <w:rPr>
@@ -6241,11 +7806,13 @@
             <w:tcW w:type="dxa" w:w="1514"/>
           </w:tcPr>
           <w:p>
-            <w:r/>
-            <w:r>
-              <w:rPr>
-                <w:rFonts w:ascii="Verdana" w:hAnsi="Verdana"/>
-                <w:b w:val="0"/>
+            <w:pPr>
+              <w:spacing w:before="20" w:after="20"/>
+            </w:pPr>
+            <w:r/>
+            <w:r>
+              <w:rPr>
+                <w:rFonts w:ascii="Verdana" w:hAnsi="Verdana"/>
                 <w:sz w:val="16"/>
               </w:rPr>
               <w:t>log(m-³)</w:t>
@@ -6257,6 +7824,9 @@
             <w:tcW w:type="dxa" w:w="1514"/>
           </w:tcPr>
           <w:p>
+            <w:pPr>
+              <w:spacing w:before="20" w:after="20"/>
+            </w:pPr>
             <w:r/>
             <w:r>
               <w:rPr>
@@ -6273,6 +7843,9 @@
             <w:tcW w:type="dxa" w:w="1514"/>
           </w:tcPr>
           <w:p>
+            <w:pPr>
+              <w:spacing w:before="20" w:after="20"/>
+            </w:pPr>
             <w:r/>
             <w:r>
               <w:rPr>
@@ -6289,6 +7862,9 @@
             <w:tcW w:type="dxa" w:w="1514"/>
           </w:tcPr>
           <w:p>
+            <w:pPr>
+              <w:spacing w:before="20" w:after="20"/>
+            </w:pPr>
             <w:r/>
             <w:r>
               <w:rPr>
@@ -6309,6 +7885,9 @@
             <w:tcW w:type="dxa" w:w="1514"/>
           </w:tcPr>
           <w:p>
+            <w:pPr>
+              <w:spacing w:before="20" w:after="20"/>
+            </w:pPr>
             <w:r/>
             <w:r>
               <w:rPr>
@@ -6325,6 +7904,9 @@
             <w:tcW w:type="dxa" w:w="1514"/>
           </w:tcPr>
           <w:p>
+            <w:pPr>
+              <w:spacing w:before="20" w:after="20"/>
+            </w:pPr>
             <w:r/>
             <w:r>
               <w:rPr>
@@ -6341,11 +7923,13 @@
             <w:tcW w:type="dxa" w:w="1514"/>
           </w:tcPr>
           <w:p>
-            <w:r/>
-            <w:r>
-              <w:rPr>
-                <w:rFonts w:ascii="Verdana" w:hAnsi="Verdana"/>
-                <w:b w:val="0"/>
+            <w:pPr>
+              <w:spacing w:before="20" w:after="20"/>
+            </w:pPr>
+            <w:r/>
+            <w:r>
+              <w:rPr>
+                <w:rFonts w:ascii="Verdana" w:hAnsi="Verdana"/>
                 <w:sz w:val="16"/>
               </w:rPr>
               <w:t>log(m-³)</w:t>
@@ -6357,6 +7941,9 @@
             <w:tcW w:type="dxa" w:w="1514"/>
           </w:tcPr>
           <w:p>
+            <w:pPr>
+              <w:spacing w:before="20" w:after="20"/>
+            </w:pPr>
             <w:r/>
             <w:r>
               <w:rPr>
@@ -6373,6 +7960,9 @@
             <w:tcW w:type="dxa" w:w="1514"/>
           </w:tcPr>
           <w:p>
+            <w:pPr>
+              <w:spacing w:before="20" w:after="20"/>
+            </w:pPr>
             <w:r/>
             <w:r>
               <w:rPr>
@@ -6389,6 +7979,9 @@
             <w:tcW w:type="dxa" w:w="1514"/>
           </w:tcPr>
           <w:p>
+            <w:pPr>
+              <w:spacing w:before="20" w:after="20"/>
+            </w:pPr>
             <w:r/>
             <w:r>
               <w:rPr>
@@ -6405,11 +7998,13 @@
             <w:tcW w:type="dxa" w:w="1514"/>
           </w:tcPr>
           <w:p>
-            <w:r/>
-            <w:r>
-              <w:rPr>
-                <w:rFonts w:ascii="Verdana" w:hAnsi="Verdana"/>
-                <w:b w:val="0"/>
+            <w:pPr>
+              <w:spacing w:before="20" w:after="20"/>
+            </w:pPr>
+            <w:r/>
+            <w:r>
+              <w:rPr>
+                <w:rFonts w:ascii="Verdana" w:hAnsi="Verdana"/>
                 <w:sz w:val="16"/>
               </w:rPr>
               <w:t>log(m-³)</w:t>
@@ -6421,6 +8016,9 @@
             <w:tcW w:type="dxa" w:w="1514"/>
           </w:tcPr>
           <w:p>
+            <w:pPr>
+              <w:spacing w:before="20" w:after="20"/>
+            </w:pPr>
             <w:r/>
             <w:r>
               <w:rPr>
@@ -6437,6 +8035,9 @@
             <w:tcW w:type="dxa" w:w="1514"/>
           </w:tcPr>
           <w:p>
+            <w:pPr>
+              <w:spacing w:before="20" w:after="20"/>
+            </w:pPr>
             <w:r/>
             <w:r>
               <w:rPr>
@@ -6453,6 +8054,9 @@
             <w:tcW w:type="dxa" w:w="1514"/>
           </w:tcPr>
           <w:p>
+            <w:pPr>
+              <w:spacing w:before="20" w:after="20"/>
+            </w:pPr>
             <w:r/>
             <w:r>
               <w:rPr>
@@ -6473,6 +8077,9 @@
             <w:tcW w:type="dxa" w:w="1514"/>
           </w:tcPr>
           <w:p>
+            <w:pPr>
+              <w:spacing w:before="20" w:after="20"/>
+            </w:pPr>
             <w:r/>
             <w:r>
               <w:rPr>
@@ -6489,6 +8096,9 @@
             <w:tcW w:type="dxa" w:w="1514"/>
           </w:tcPr>
           <w:p>
+            <w:pPr>
+              <w:spacing w:before="20" w:after="20"/>
+            </w:pPr>
             <w:r/>
             <w:r>
               <w:rPr>
@@ -6505,11 +8115,13 @@
             <w:tcW w:type="dxa" w:w="1514"/>
           </w:tcPr>
           <w:p>
-            <w:r/>
-            <w:r>
-              <w:rPr>
-                <w:rFonts w:ascii="Verdana" w:hAnsi="Verdana"/>
-                <w:b w:val="0"/>
+            <w:pPr>
+              <w:spacing w:before="20" w:after="20"/>
+            </w:pPr>
+            <w:r/>
+            <w:r>
+              <w:rPr>
+                <w:rFonts w:ascii="Verdana" w:hAnsi="Verdana"/>
                 <w:sz w:val="16"/>
               </w:rPr>
               <w:t>Numérica</w:t>
@@ -6521,6 +8133,9 @@
             <w:tcW w:type="dxa" w:w="1514"/>
           </w:tcPr>
           <w:p>
+            <w:pPr>
+              <w:spacing w:before="20" w:after="20"/>
+            </w:pPr>
             <w:r/>
             <w:r>
               <w:rPr>
@@ -6537,6 +8152,9 @@
             <w:tcW w:type="dxa" w:w="1514"/>
           </w:tcPr>
           <w:p>
+            <w:pPr>
+              <w:spacing w:before="20" w:after="20"/>
+            </w:pPr>
             <w:r/>
             <w:r>
               <w:rPr>
@@ -6553,6 +8171,9 @@
             <w:tcW w:type="dxa" w:w="1514"/>
           </w:tcPr>
           <w:p>
+            <w:pPr>
+              <w:spacing w:before="20" w:after="20"/>
+            </w:pPr>
             <w:r/>
             <w:r>
               <w:rPr>
@@ -6569,11 +8190,13 @@
             <w:tcW w:type="dxa" w:w="1514"/>
           </w:tcPr>
           <w:p>
-            <w:r/>
-            <w:r>
-              <w:rPr>
-                <w:rFonts w:ascii="Verdana" w:hAnsi="Verdana"/>
-                <w:b w:val="0"/>
+            <w:pPr>
+              <w:spacing w:before="20" w:after="20"/>
+            </w:pPr>
+            <w:r/>
+            <w:r>
+              <w:rPr>
+                <w:rFonts w:ascii="Verdana" w:hAnsi="Verdana"/>
                 <w:sz w:val="16"/>
               </w:rPr>
               <w:t>Numérica</w:t>
@@ -6585,6 +8208,9 @@
             <w:tcW w:type="dxa" w:w="1514"/>
           </w:tcPr>
           <w:p>
+            <w:pPr>
+              <w:spacing w:before="20" w:after="20"/>
+            </w:pPr>
             <w:r/>
             <w:r>
               <w:rPr>
@@ -6601,6 +8227,9 @@
             <w:tcW w:type="dxa" w:w="1514"/>
           </w:tcPr>
           <w:p>
+            <w:pPr>
+              <w:spacing w:before="20" w:after="20"/>
+            </w:pPr>
             <w:r/>
             <w:r>
               <w:rPr>
@@ -6617,6 +8246,9 @@
             <w:tcW w:type="dxa" w:w="1514"/>
           </w:tcPr>
           <w:p>
+            <w:pPr>
+              <w:spacing w:before="20" w:after="20"/>
+            </w:pPr>
             <w:r/>
             <w:r>
               <w:rPr>
@@ -6637,6 +8269,9 @@
             <w:tcW w:type="dxa" w:w="1514"/>
           </w:tcPr>
           <w:p>
+            <w:pPr>
+              <w:spacing w:before="20" w:after="20"/>
+            </w:pPr>
             <w:r/>
             <w:r>
               <w:rPr>
@@ -6653,6 +8288,9 @@
             <w:tcW w:type="dxa" w:w="1514"/>
           </w:tcPr>
           <w:p>
+            <w:pPr>
+              <w:spacing w:before="20" w:after="20"/>
+            </w:pPr>
             <w:r/>
             <w:r>
               <w:rPr>
@@ -6669,11 +8307,13 @@
             <w:tcW w:type="dxa" w:w="1514"/>
           </w:tcPr>
           <w:p>
-            <w:r/>
-            <w:r>
-              <w:rPr>
-                <w:rFonts w:ascii="Verdana" w:hAnsi="Verdana"/>
-                <w:b w:val="0"/>
+            <w:pPr>
+              <w:spacing w:before="20" w:after="20"/>
+            </w:pPr>
+            <w:r/>
+            <w:r>
+              <w:rPr>
+                <w:rFonts w:ascii="Verdana" w:hAnsi="Verdana"/>
                 <w:sz w:val="16"/>
               </w:rPr>
               <w:t>Numérica</w:t>
@@ -6685,6 +8325,9 @@
             <w:tcW w:type="dxa" w:w="1514"/>
           </w:tcPr>
           <w:p>
+            <w:pPr>
+              <w:spacing w:before="20" w:after="20"/>
+            </w:pPr>
             <w:r/>
             <w:r>
               <w:rPr>
@@ -6701,6 +8344,9 @@
             <w:tcW w:type="dxa" w:w="1514"/>
           </w:tcPr>
           <w:p>
+            <w:pPr>
+              <w:spacing w:before="20" w:after="20"/>
+            </w:pPr>
             <w:r/>
             <w:r>
               <w:rPr>
@@ -6717,6 +8363,9 @@
             <w:tcW w:type="dxa" w:w="1514"/>
           </w:tcPr>
           <w:p>
+            <w:pPr>
+              <w:spacing w:before="20" w:after="20"/>
+            </w:pPr>
             <w:r/>
             <w:r>
               <w:rPr>
@@ -6733,11 +8382,13 @@
             <w:tcW w:type="dxa" w:w="1514"/>
           </w:tcPr>
           <w:p>
-            <w:r/>
-            <w:r>
-              <w:rPr>
-                <w:rFonts w:ascii="Verdana" w:hAnsi="Verdana"/>
-                <w:b w:val="0"/>
+            <w:pPr>
+              <w:spacing w:before="20" w:after="20"/>
+            </w:pPr>
+            <w:r/>
+            <w:r>
+              <w:rPr>
+                <w:rFonts w:ascii="Verdana" w:hAnsi="Verdana"/>
                 <w:sz w:val="16"/>
               </w:rPr>
               <w:t>Numérica</w:t>
@@ -6749,6 +8400,9 @@
             <w:tcW w:type="dxa" w:w="1514"/>
           </w:tcPr>
           <w:p>
+            <w:pPr>
+              <w:spacing w:before="20" w:after="20"/>
+            </w:pPr>
             <w:r/>
             <w:r>
               <w:rPr>
@@ -6765,6 +8419,9 @@
             <w:tcW w:type="dxa" w:w="1514"/>
           </w:tcPr>
           <w:p>
+            <w:pPr>
+              <w:spacing w:before="20" w:after="20"/>
+            </w:pPr>
             <w:r/>
             <w:r>
               <w:rPr>
@@ -6781,6 +8438,9 @@
             <w:tcW w:type="dxa" w:w="1514"/>
           </w:tcPr>
           <w:p>
+            <w:pPr>
+              <w:spacing w:before="20" w:after="20"/>
+            </w:pPr>
             <w:r/>
             <w:r>
               <w:rPr>
@@ -6801,6 +8461,9 @@
             <w:tcW w:type="dxa" w:w="1514"/>
           </w:tcPr>
           <w:p>
+            <w:pPr>
+              <w:spacing w:before="20" w:after="20"/>
+            </w:pPr>
             <w:r/>
             <w:r>
               <w:rPr>
@@ -6817,6 +8480,9 @@
             <w:tcW w:type="dxa" w:w="1514"/>
           </w:tcPr>
           <w:p>
+            <w:pPr>
+              <w:spacing w:before="20" w:after="20"/>
+            </w:pPr>
             <w:r/>
             <w:r>
               <w:rPr>
@@ -6833,22 +8499,50 @@
             <w:tcW w:type="dxa" w:w="1514"/>
           </w:tcPr>
           <w:p>
-            <w:r/>
-            <w:r>
-              <w:rPr>
-                <w:rFonts w:ascii="Verdana" w:hAnsi="Verdana"/>
-                <w:b w:val="0"/>
-                <w:sz w:val="16"/>
-              </w:rPr>
-              <w:t>m-1 sr-1</w:t>
-            </w:r>
-          </w:p>
-        </w:tc>
-        <w:tc>
-          <w:tcPr>
-            <w:tcW w:type="dxa" w:w="1514"/>
-          </w:tcPr>
-          <w:p>
+            <w:pPr>
+              <w:spacing w:before="20" w:after="20"/>
+            </w:pPr>
+            <w:r/>
+            <w:r>
+              <w:rPr>
+                <w:rFonts w:ascii="Verdana" w:hAnsi="Verdana"/>
+                <w:sz w:val="16"/>
+              </w:rPr>
+              <w:t>m</w:t>
+            </w:r>
+            <w:r>
+              <w:rPr>
+                <w:rFonts w:ascii="Verdana" w:hAnsi="Verdana"/>
+                <w:sz w:val="16"/>
+                <w:vertAlign w:val="superscript"/>
+              </w:rPr>
+              <w:t>-1</w:t>
+            </w:r>
+            <w:r>
+              <w:rPr>
+                <w:rFonts w:ascii="Verdana" w:hAnsi="Verdana"/>
+                <w:sz w:val="16"/>
+              </w:rPr>
+              <w:t xml:space="preserve"> sr</w:t>
+            </w:r>
+            <w:r>
+              <w:rPr>
+                <w:rFonts w:ascii="Verdana" w:hAnsi="Verdana"/>
+                <w:sz w:val="16"/>
+                <w:vertAlign w:val="superscript"/>
+              </w:rPr>
+              <w:t>-1</w:t>
+            </w:r>
+          </w:p>
+        </w:tc>
+        <w:tc>
+          <w:tcPr>
+            <w:tcW w:type="dxa" w:w="1514"/>
+          </w:tcPr>
+          <w:p>
+            <w:pPr>
+              <w:spacing w:before="20" w:after="20"/>
+            </w:pPr>
             <w:r/>
             <w:r>
               <w:rPr>
@@ -6865,6 +8559,9 @@
             <w:tcW w:type="dxa" w:w="1514"/>
           </w:tcPr>
           <w:p>
+            <w:pPr>
+              <w:spacing w:before="20" w:after="20"/>
+            </w:pPr>
             <w:r/>
             <w:r>
               <w:rPr>
@@ -6881,6 +8578,9 @@
             <w:tcW w:type="dxa" w:w="1514"/>
           </w:tcPr>
           <w:p>
+            <w:pPr>
+              <w:spacing w:before="20" w:after="20"/>
+            </w:pPr>
             <w:r/>
             <w:r>
               <w:rPr>
@@ -6897,22 +8597,50 @@
             <w:tcW w:type="dxa" w:w="1514"/>
           </w:tcPr>
           <w:p>
-            <w:r/>
-            <w:r>
-              <w:rPr>
-                <w:rFonts w:ascii="Verdana" w:hAnsi="Verdana"/>
-                <w:b w:val="0"/>
-                <w:sz w:val="16"/>
-              </w:rPr>
-              <w:t>m-1 sr-1</w:t>
-            </w:r>
-          </w:p>
-        </w:tc>
-        <w:tc>
-          <w:tcPr>
-            <w:tcW w:type="dxa" w:w="1514"/>
-          </w:tcPr>
-          <w:p>
+            <w:pPr>
+              <w:spacing w:before="20" w:after="20"/>
+            </w:pPr>
+            <w:r/>
+            <w:r>
+              <w:rPr>
+                <w:rFonts w:ascii="Verdana" w:hAnsi="Verdana"/>
+                <w:sz w:val="16"/>
+              </w:rPr>
+              <w:t>m</w:t>
+            </w:r>
+            <w:r>
+              <w:rPr>
+                <w:rFonts w:ascii="Verdana" w:hAnsi="Verdana"/>
+                <w:sz w:val="16"/>
+                <w:vertAlign w:val="superscript"/>
+              </w:rPr>
+              <w:t>-1</w:t>
+            </w:r>
+            <w:r>
+              <w:rPr>
+                <w:rFonts w:ascii="Verdana" w:hAnsi="Verdana"/>
+                <w:sz w:val="16"/>
+              </w:rPr>
+              <w:t xml:space="preserve"> sr</w:t>
+            </w:r>
+            <w:r>
+              <w:rPr>
+                <w:rFonts w:ascii="Verdana" w:hAnsi="Verdana"/>
+                <w:sz w:val="16"/>
+                <w:vertAlign w:val="superscript"/>
+              </w:rPr>
+              <w:t>-1</w:t>
+            </w:r>
+          </w:p>
+        </w:tc>
+        <w:tc>
+          <w:tcPr>
+            <w:tcW w:type="dxa" w:w="1514"/>
+          </w:tcPr>
+          <w:p>
+            <w:pPr>
+              <w:spacing w:before="20" w:after="20"/>
+            </w:pPr>
             <w:r/>
             <w:r>
               <w:rPr>
@@ -6929,6 +8657,9 @@
             <w:tcW w:type="dxa" w:w="1514"/>
           </w:tcPr>
           <w:p>
+            <w:pPr>
+              <w:spacing w:before="20" w:after="20"/>
+            </w:pPr>
             <w:r/>
             <w:r>
               <w:rPr>
@@ -6945,6 +8676,9 @@
             <w:tcW w:type="dxa" w:w="1514"/>
           </w:tcPr>
           <w:p>
+            <w:pPr>
+              <w:spacing w:before="20" w:after="20"/>
+            </w:pPr>
             <w:r/>
             <w:r>
               <w:rPr>
@@ -6965,6 +8699,9 @@
             <w:tcW w:type="dxa" w:w="1514"/>
           </w:tcPr>
           <w:p>
+            <w:pPr>
+              <w:spacing w:before="20" w:after="20"/>
+            </w:pPr>
             <w:r/>
             <w:r>
               <w:rPr>
@@ -6981,6 +8718,9 @@
             <w:tcW w:type="dxa" w:w="1514"/>
           </w:tcPr>
           <w:p>
+            <w:pPr>
+              <w:spacing w:before="20" w:after="20"/>
+            </w:pPr>
             <w:r/>
             <w:r>
               <w:rPr>
@@ -6997,22 +8737,50 @@
             <w:tcW w:type="dxa" w:w="1514"/>
           </w:tcPr>
           <w:p>
-            <w:r/>
-            <w:r>
-              <w:rPr>
-                <w:rFonts w:ascii="Verdana" w:hAnsi="Verdana"/>
-                <w:b w:val="0"/>
-                <w:sz w:val="16"/>
-              </w:rPr>
-              <w:t>m-1 sr-1</w:t>
-            </w:r>
-          </w:p>
-        </w:tc>
-        <w:tc>
-          <w:tcPr>
-            <w:tcW w:type="dxa" w:w="1514"/>
-          </w:tcPr>
-          <w:p>
+            <w:pPr>
+              <w:spacing w:before="20" w:after="20"/>
+            </w:pPr>
+            <w:r/>
+            <w:r>
+              <w:rPr>
+                <w:rFonts w:ascii="Verdana" w:hAnsi="Verdana"/>
+                <w:sz w:val="16"/>
+              </w:rPr>
+              <w:t>m</w:t>
+            </w:r>
+            <w:r>
+              <w:rPr>
+                <w:rFonts w:ascii="Verdana" w:hAnsi="Verdana"/>
+                <w:sz w:val="16"/>
+                <w:vertAlign w:val="superscript"/>
+              </w:rPr>
+              <w:t>-1</w:t>
+            </w:r>
+            <w:r>
+              <w:rPr>
+                <w:rFonts w:ascii="Verdana" w:hAnsi="Verdana"/>
+                <w:sz w:val="16"/>
+              </w:rPr>
+              <w:t xml:space="preserve"> sr</w:t>
+            </w:r>
+            <w:r>
+              <w:rPr>
+                <w:rFonts w:ascii="Verdana" w:hAnsi="Verdana"/>
+                <w:sz w:val="16"/>
+                <w:vertAlign w:val="superscript"/>
+              </w:rPr>
+              <w:t>-1</w:t>
+            </w:r>
+          </w:p>
+        </w:tc>
+        <w:tc>
+          <w:tcPr>
+            <w:tcW w:type="dxa" w:w="1514"/>
+          </w:tcPr>
+          <w:p>
+            <w:pPr>
+              <w:spacing w:before="20" w:after="20"/>
+            </w:pPr>
             <w:r/>
             <w:r>
               <w:rPr>
@@ -7029,6 +8797,9 @@
             <w:tcW w:type="dxa" w:w="1514"/>
           </w:tcPr>
           <w:p>
+            <w:pPr>
+              <w:spacing w:before="20" w:after="20"/>
+            </w:pPr>
             <w:r/>
             <w:r>
               <w:rPr>
@@ -7045,6 +8816,9 @@
             <w:tcW w:type="dxa" w:w="1514"/>
           </w:tcPr>
           <w:p>
+            <w:pPr>
+              <w:spacing w:before="20" w:after="20"/>
+            </w:pPr>
             <w:r/>
             <w:r>
               <w:rPr>
@@ -7061,22 +8835,50 @@
             <w:tcW w:type="dxa" w:w="1514"/>
           </w:tcPr>
           <w:p>
-            <w:r/>
-            <w:r>
-              <w:rPr>
-                <w:rFonts w:ascii="Verdana" w:hAnsi="Verdana"/>
-                <w:b w:val="0"/>
-                <w:sz w:val="16"/>
-              </w:rPr>
-              <w:t>m-1 sr-1</w:t>
-            </w:r>
-          </w:p>
-        </w:tc>
-        <w:tc>
-          <w:tcPr>
-            <w:tcW w:type="dxa" w:w="1514"/>
-          </w:tcPr>
-          <w:p>
+            <w:pPr>
+              <w:spacing w:before="20" w:after="20"/>
+            </w:pPr>
+            <w:r/>
+            <w:r>
+              <w:rPr>
+                <w:rFonts w:ascii="Verdana" w:hAnsi="Verdana"/>
+                <w:sz w:val="16"/>
+              </w:rPr>
+              <w:t>m</w:t>
+            </w:r>
+            <w:r>
+              <w:rPr>
+                <w:rFonts w:ascii="Verdana" w:hAnsi="Verdana"/>
+                <w:sz w:val="16"/>
+                <w:vertAlign w:val="superscript"/>
+              </w:rPr>
+              <w:t>-1</w:t>
+            </w:r>
+            <w:r>
+              <w:rPr>
+                <w:rFonts w:ascii="Verdana" w:hAnsi="Verdana"/>
+                <w:sz w:val="16"/>
+              </w:rPr>
+              <w:t xml:space="preserve"> sr</w:t>
+            </w:r>
+            <w:r>
+              <w:rPr>
+                <w:rFonts w:ascii="Verdana" w:hAnsi="Verdana"/>
+                <w:sz w:val="16"/>
+                <w:vertAlign w:val="superscript"/>
+              </w:rPr>
+              <w:t>-1</w:t>
+            </w:r>
+          </w:p>
+        </w:tc>
+        <w:tc>
+          <w:tcPr>
+            <w:tcW w:type="dxa" w:w="1514"/>
+          </w:tcPr>
+          <w:p>
+            <w:pPr>
+              <w:spacing w:before="20" w:after="20"/>
+            </w:pPr>
             <w:r/>
             <w:r>
               <w:rPr>
@@ -7093,6 +8895,9 @@
             <w:tcW w:type="dxa" w:w="1514"/>
           </w:tcPr>
           <w:p>
+            <w:pPr>
+              <w:spacing w:before="20" w:after="20"/>
+            </w:pPr>
             <w:r/>
             <w:r>
               <w:rPr>
@@ -7109,6 +8914,9 @@
             <w:tcW w:type="dxa" w:w="1514"/>
           </w:tcPr>
           <w:p>
+            <w:pPr>
+              <w:spacing w:before="20" w:after="20"/>
+            </w:pPr>
             <w:r/>
             <w:r>
               <w:rPr>
@@ -7129,6 +8937,9 @@
             <w:tcW w:type="dxa" w:w="1514"/>
           </w:tcPr>
           <w:p>
+            <w:pPr>
+              <w:spacing w:before="20" w:after="20"/>
+            </w:pPr>
             <w:r/>
             <w:r>
               <w:rPr>
@@ -7145,6 +8956,9 @@
             <w:tcW w:type="dxa" w:w="1514"/>
           </w:tcPr>
           <w:p>
+            <w:pPr>
+              <w:spacing w:before="20" w:after="20"/>
+            </w:pPr>
             <w:r/>
             <w:r>
               <w:rPr>
@@ -7161,22 +8975,50 @@
             <w:tcW w:type="dxa" w:w="1514"/>
           </w:tcPr>
           <w:p>
-            <w:r/>
-            <w:r>
-              <w:rPr>
-                <w:rFonts w:ascii="Verdana" w:hAnsi="Verdana"/>
-                <w:b w:val="0"/>
-                <w:sz w:val="16"/>
-              </w:rPr>
-              <w:t>m-1 sr-1</w:t>
-            </w:r>
-          </w:p>
-        </w:tc>
-        <w:tc>
-          <w:tcPr>
-            <w:tcW w:type="dxa" w:w="1514"/>
-          </w:tcPr>
-          <w:p>
+            <w:pPr>
+              <w:spacing w:before="20" w:after="20"/>
+            </w:pPr>
+            <w:r/>
+            <w:r>
+              <w:rPr>
+                <w:rFonts w:ascii="Verdana" w:hAnsi="Verdana"/>
+                <w:sz w:val="16"/>
+              </w:rPr>
+              <w:t>m</w:t>
+            </w:r>
+            <w:r>
+              <w:rPr>
+                <w:rFonts w:ascii="Verdana" w:hAnsi="Verdana"/>
+                <w:sz w:val="16"/>
+                <w:vertAlign w:val="superscript"/>
+              </w:rPr>
+              <w:t>-1</w:t>
+            </w:r>
+            <w:r>
+              <w:rPr>
+                <w:rFonts w:ascii="Verdana" w:hAnsi="Verdana"/>
+                <w:sz w:val="16"/>
+              </w:rPr>
+              <w:t xml:space="preserve"> sr</w:t>
+            </w:r>
+            <w:r>
+              <w:rPr>
+                <w:rFonts w:ascii="Verdana" w:hAnsi="Verdana"/>
+                <w:sz w:val="16"/>
+                <w:vertAlign w:val="superscript"/>
+              </w:rPr>
+              <w:t>-1</w:t>
+            </w:r>
+          </w:p>
+        </w:tc>
+        <w:tc>
+          <w:tcPr>
+            <w:tcW w:type="dxa" w:w="1514"/>
+          </w:tcPr>
+          <w:p>
+            <w:pPr>
+              <w:spacing w:before="20" w:after="20"/>
+            </w:pPr>
             <w:r/>
             <w:r>
               <w:rPr>
@@ -7193,6 +9035,9 @@
             <w:tcW w:type="dxa" w:w="1514"/>
           </w:tcPr>
           <w:p>
+            <w:pPr>
+              <w:spacing w:before="20" w:after="20"/>
+            </w:pPr>
             <w:r/>
             <w:r>
               <w:rPr>
@@ -7209,6 +9054,9 @@
             <w:tcW w:type="dxa" w:w="1514"/>
           </w:tcPr>
           <w:p>
+            <w:pPr>
+              <w:spacing w:before="20" w:after="20"/>
+            </w:pPr>
             <w:r/>
             <w:r>
               <w:rPr>
@@ -7225,22 +9073,50 @@
             <w:tcW w:type="dxa" w:w="1514"/>
           </w:tcPr>
           <w:p>
-            <w:r/>
-            <w:r>
-              <w:rPr>
-                <w:rFonts w:ascii="Verdana" w:hAnsi="Verdana"/>
-                <w:b w:val="0"/>
-                <w:sz w:val="16"/>
-              </w:rPr>
-              <w:t>m-1 sr-1</w:t>
-            </w:r>
-          </w:p>
-        </w:tc>
-        <w:tc>
-          <w:tcPr>
-            <w:tcW w:type="dxa" w:w="1514"/>
-          </w:tcPr>
-          <w:p>
+            <w:pPr>
+              <w:spacing w:before="20" w:after="20"/>
+            </w:pPr>
+            <w:r/>
+            <w:r>
+              <w:rPr>
+                <w:rFonts w:ascii="Verdana" w:hAnsi="Verdana"/>
+                <w:sz w:val="16"/>
+              </w:rPr>
+              <w:t>m</w:t>
+            </w:r>
+            <w:r>
+              <w:rPr>
+                <w:rFonts w:ascii="Verdana" w:hAnsi="Verdana"/>
+                <w:sz w:val="16"/>
+                <w:vertAlign w:val="superscript"/>
+              </w:rPr>
+              <w:t>-1</w:t>
+            </w:r>
+            <w:r>
+              <w:rPr>
+                <w:rFonts w:ascii="Verdana" w:hAnsi="Verdana"/>
+                <w:sz w:val="16"/>
+              </w:rPr>
+              <w:t xml:space="preserve"> sr</w:t>
+            </w:r>
+            <w:r>
+              <w:rPr>
+                <w:rFonts w:ascii="Verdana" w:hAnsi="Verdana"/>
+                <w:sz w:val="16"/>
+                <w:vertAlign w:val="superscript"/>
+              </w:rPr>
+              <w:t>-1</w:t>
+            </w:r>
+          </w:p>
+        </w:tc>
+        <w:tc>
+          <w:tcPr>
+            <w:tcW w:type="dxa" w:w="1514"/>
+          </w:tcPr>
+          <w:p>
+            <w:pPr>
+              <w:spacing w:before="20" w:after="20"/>
+            </w:pPr>
             <w:r/>
             <w:r>
               <w:rPr>
@@ -7257,6 +9133,9 @@
             <w:tcW w:type="dxa" w:w="1514"/>
           </w:tcPr>
           <w:p>
+            <w:pPr>
+              <w:spacing w:before="20" w:after="20"/>
+            </w:pPr>
             <w:r/>
             <w:r>
               <w:rPr>
@@ -7273,6 +9152,9 @@
             <w:tcW w:type="dxa" w:w="1514"/>
           </w:tcPr>
           <w:p>
+            <w:pPr>
+              <w:spacing w:before="20" w:after="20"/>
+            </w:pPr>
             <w:r/>
             <w:r>
               <w:rPr>
@@ -7293,6 +9175,9 @@
             <w:tcW w:type="dxa" w:w="1514"/>
           </w:tcPr>
           <w:p>
+            <w:pPr>
+              <w:spacing w:before="20" w:after="20"/>
+            </w:pPr>
             <w:r/>
             <w:r>
               <w:rPr>
@@ -7309,6 +9194,9 @@
             <w:tcW w:type="dxa" w:w="1514"/>
           </w:tcPr>
           <w:p>
+            <w:pPr>
+              <w:spacing w:before="20" w:after="20"/>
+            </w:pPr>
             <w:r/>
             <w:r>
               <w:rPr>
@@ -7325,22 +9213,50 @@
             <w:tcW w:type="dxa" w:w="1514"/>
           </w:tcPr>
           <w:p>
-            <w:r/>
-            <w:r>
-              <w:rPr>
-                <w:rFonts w:ascii="Verdana" w:hAnsi="Verdana"/>
-                <w:b w:val="0"/>
-                <w:sz w:val="16"/>
-              </w:rPr>
-              <w:t>m-1 sr-1</w:t>
-            </w:r>
-          </w:p>
-        </w:tc>
-        <w:tc>
-          <w:tcPr>
-            <w:tcW w:type="dxa" w:w="1514"/>
-          </w:tcPr>
-          <w:p>
+            <w:pPr>
+              <w:spacing w:before="20" w:after="20"/>
+            </w:pPr>
+            <w:r/>
+            <w:r>
+              <w:rPr>
+                <w:rFonts w:ascii="Verdana" w:hAnsi="Verdana"/>
+                <w:sz w:val="16"/>
+              </w:rPr>
+              <w:t>m</w:t>
+            </w:r>
+            <w:r>
+              <w:rPr>
+                <w:rFonts w:ascii="Verdana" w:hAnsi="Verdana"/>
+                <w:sz w:val="16"/>
+                <w:vertAlign w:val="superscript"/>
+              </w:rPr>
+              <w:t>-1</w:t>
+            </w:r>
+            <w:r>
+              <w:rPr>
+                <w:rFonts w:ascii="Verdana" w:hAnsi="Verdana"/>
+                <w:sz w:val="16"/>
+              </w:rPr>
+              <w:t xml:space="preserve"> sr</w:t>
+            </w:r>
+            <w:r>
+              <w:rPr>
+                <w:rFonts w:ascii="Verdana" w:hAnsi="Verdana"/>
+                <w:sz w:val="16"/>
+                <w:vertAlign w:val="superscript"/>
+              </w:rPr>
+              <w:t>-1</w:t>
+            </w:r>
+          </w:p>
+        </w:tc>
+        <w:tc>
+          <w:tcPr>
+            <w:tcW w:type="dxa" w:w="1514"/>
+          </w:tcPr>
+          <w:p>
+            <w:pPr>
+              <w:spacing w:before="20" w:after="20"/>
+            </w:pPr>
             <w:r/>
             <w:r>
               <w:rPr>
@@ -7357,6 +9273,9 @@
             <w:tcW w:type="dxa" w:w="1514"/>
           </w:tcPr>
           <w:p>
+            <w:pPr>
+              <w:spacing w:before="20" w:after="20"/>
+            </w:pPr>
             <w:r/>
             <w:r>
               <w:rPr>
@@ -7373,6 +9292,9 @@
             <w:tcW w:type="dxa" w:w="1514"/>
           </w:tcPr>
           <w:p>
+            <w:pPr>
+              <w:spacing w:before="20" w:after="20"/>
+            </w:pPr>
             <w:r/>
             <w:r>
               <w:rPr>
@@ -7389,22 +9311,50 @@
             <w:tcW w:type="dxa" w:w="1514"/>
           </w:tcPr>
           <w:p>
-            <w:r/>
-            <w:r>
-              <w:rPr>
-                <w:rFonts w:ascii="Verdana" w:hAnsi="Verdana"/>
-                <w:b w:val="0"/>
-                <w:sz w:val="16"/>
-              </w:rPr>
-              <w:t>m-1 sr-1</w:t>
-            </w:r>
-          </w:p>
-        </w:tc>
-        <w:tc>
-          <w:tcPr>
-            <w:tcW w:type="dxa" w:w="1514"/>
-          </w:tcPr>
-          <w:p>
+            <w:pPr>
+              <w:spacing w:before="20" w:after="20"/>
+            </w:pPr>
+            <w:r/>
+            <w:r>
+              <w:rPr>
+                <w:rFonts w:ascii="Verdana" w:hAnsi="Verdana"/>
+                <w:sz w:val="16"/>
+              </w:rPr>
+              <w:t>m</w:t>
+            </w:r>
+            <w:r>
+              <w:rPr>
+                <w:rFonts w:ascii="Verdana" w:hAnsi="Verdana"/>
+                <w:sz w:val="16"/>
+                <w:vertAlign w:val="superscript"/>
+              </w:rPr>
+              <w:t>-1</w:t>
+            </w:r>
+            <w:r>
+              <w:rPr>
+                <w:rFonts w:ascii="Verdana" w:hAnsi="Verdana"/>
+                <w:sz w:val="16"/>
+              </w:rPr>
+              <w:t xml:space="preserve"> sr</w:t>
+            </w:r>
+            <w:r>
+              <w:rPr>
+                <w:rFonts w:ascii="Verdana" w:hAnsi="Verdana"/>
+                <w:sz w:val="16"/>
+                <w:vertAlign w:val="superscript"/>
+              </w:rPr>
+              <w:t>-1</w:t>
+            </w:r>
+          </w:p>
+        </w:tc>
+        <w:tc>
+          <w:tcPr>
+            <w:tcW w:type="dxa" w:w="1514"/>
+          </w:tcPr>
+          <w:p>
+            <w:pPr>
+              <w:spacing w:before="20" w:after="20"/>
+            </w:pPr>
             <w:r/>
             <w:r>
               <w:rPr>
@@ -7421,6 +9371,9 @@
             <w:tcW w:type="dxa" w:w="1514"/>
           </w:tcPr>
           <w:p>
+            <w:pPr>
+              <w:spacing w:before="20" w:after="20"/>
+            </w:pPr>
             <w:r/>
             <w:r>
               <w:rPr>
@@ -7437,6 +9390,9 @@
             <w:tcW w:type="dxa" w:w="1514"/>
           </w:tcPr>
           <w:p>
+            <w:pPr>
+              <w:spacing w:before="20" w:after="20"/>
+            </w:pPr>
             <w:r/>
             <w:r>
               <w:rPr>
@@ -7457,6 +9413,9 @@
             <w:tcW w:type="dxa" w:w="1514"/>
           </w:tcPr>
           <w:p>
+            <w:pPr>
+              <w:spacing w:before="20" w:after="20"/>
+            </w:pPr>
             <w:r/>
             <w:r>
               <w:rPr>
@@ -7473,6 +9432,9 @@
             <w:tcW w:type="dxa" w:w="1514"/>
           </w:tcPr>
           <w:p>
+            <w:pPr>
+              <w:spacing w:before="20" w:after="20"/>
+            </w:pPr>
             <w:r/>
             <w:r>
               <w:rPr>
@@ -7489,22 +9451,35 @@
             <w:tcW w:type="dxa" w:w="1514"/>
           </w:tcPr>
           <w:p>
-            <w:r/>
-            <w:r>
-              <w:rPr>
-                <w:rFonts w:ascii="Verdana" w:hAnsi="Verdana"/>
-                <w:b w:val="0"/>
-                <w:sz w:val="16"/>
-              </w:rPr>
-              <w:t>m-1</w:t>
-            </w:r>
-          </w:p>
-        </w:tc>
-        <w:tc>
-          <w:tcPr>
-            <w:tcW w:type="dxa" w:w="1514"/>
-          </w:tcPr>
-          <w:p>
+            <w:pPr>
+              <w:spacing w:before="20" w:after="20"/>
+            </w:pPr>
+            <w:r/>
+            <w:r>
+              <w:rPr>
+                <w:rFonts w:ascii="Verdana" w:hAnsi="Verdana"/>
+                <w:sz w:val="16"/>
+              </w:rPr>
+              <w:t>m</w:t>
+            </w:r>
+            <w:r>
+              <w:rPr>
+                <w:rFonts w:ascii="Verdana" w:hAnsi="Verdana"/>
+                <w:sz w:val="16"/>
+                <w:vertAlign w:val="superscript"/>
+              </w:rPr>
+              <w:t>-1</w:t>
+            </w:r>
+          </w:p>
+        </w:tc>
+        <w:tc>
+          <w:tcPr>
+            <w:tcW w:type="dxa" w:w="1514"/>
+          </w:tcPr>
+          <w:p>
+            <w:pPr>
+              <w:spacing w:before="20" w:after="20"/>
+            </w:pPr>
             <w:r/>
             <w:r>
               <w:rPr>
@@ -7521,6 +9496,9 @@
             <w:tcW w:type="dxa" w:w="1514"/>
           </w:tcPr>
           <w:p>
+            <w:pPr>
+              <w:spacing w:before="20" w:after="20"/>
+            </w:pPr>
             <w:r/>
             <w:r>
               <w:rPr>
@@ -7537,6 +9515,9 @@
             <w:tcW w:type="dxa" w:w="1514"/>
           </w:tcPr>
           <w:p>
+            <w:pPr>
+              <w:spacing w:before="20" w:after="20"/>
+            </w:pPr>
             <w:r/>
             <w:r>
               <w:rPr>
@@ -7553,22 +9534,35 @@
             <w:tcW w:type="dxa" w:w="1514"/>
           </w:tcPr>
           <w:p>
-            <w:r/>
-            <w:r>
-              <w:rPr>
-                <w:rFonts w:ascii="Verdana" w:hAnsi="Verdana"/>
-                <w:b w:val="0"/>
-                <w:sz w:val="16"/>
-              </w:rPr>
-              <w:t>m-1</w:t>
-            </w:r>
-          </w:p>
-        </w:tc>
-        <w:tc>
-          <w:tcPr>
-            <w:tcW w:type="dxa" w:w="1514"/>
-          </w:tcPr>
-          <w:p>
+            <w:pPr>
+              <w:spacing w:before="20" w:after="20"/>
+            </w:pPr>
+            <w:r/>
+            <w:r>
+              <w:rPr>
+                <w:rFonts w:ascii="Verdana" w:hAnsi="Verdana"/>
+                <w:sz w:val="16"/>
+              </w:rPr>
+              <w:t>m</w:t>
+            </w:r>
+            <w:r>
+              <w:rPr>
+                <w:rFonts w:ascii="Verdana" w:hAnsi="Verdana"/>
+                <w:sz w:val="16"/>
+                <w:vertAlign w:val="superscript"/>
+              </w:rPr>
+              <w:t>-1</w:t>
+            </w:r>
+          </w:p>
+        </w:tc>
+        <w:tc>
+          <w:tcPr>
+            <w:tcW w:type="dxa" w:w="1514"/>
+          </w:tcPr>
+          <w:p>
+            <w:pPr>
+              <w:spacing w:before="20" w:after="20"/>
+            </w:pPr>
             <w:r/>
             <w:r>
               <w:rPr>
@@ -7585,6 +9579,9 @@
             <w:tcW w:type="dxa" w:w="1514"/>
           </w:tcPr>
           <w:p>
+            <w:pPr>
+              <w:spacing w:before="20" w:after="20"/>
+            </w:pPr>
             <w:r/>
             <w:r>
               <w:rPr>
@@ -7601,6 +9598,9 @@
             <w:tcW w:type="dxa" w:w="1514"/>
           </w:tcPr>
           <w:p>
+            <w:pPr>
+              <w:spacing w:before="20" w:after="20"/>
+            </w:pPr>
             <w:r/>
             <w:r>
               <w:rPr>
@@ -7621,6 +9621,9 @@
             <w:tcW w:type="dxa" w:w="1514"/>
           </w:tcPr>
           <w:p>
+            <w:pPr>
+              <w:spacing w:before="20" w:after="20"/>
+            </w:pPr>
             <w:r/>
             <w:r>
               <w:rPr>
@@ -7637,6 +9640,9 @@
             <w:tcW w:type="dxa" w:w="1514"/>
           </w:tcPr>
           <w:p>
+            <w:pPr>
+              <w:spacing w:before="20" w:after="20"/>
+            </w:pPr>
             <w:r/>
             <w:r>
               <w:rPr>
@@ -7653,22 +9659,35 @@
             <w:tcW w:type="dxa" w:w="1514"/>
           </w:tcPr>
           <w:p>
-            <w:r/>
-            <w:r>
-              <w:rPr>
-                <w:rFonts w:ascii="Verdana" w:hAnsi="Verdana"/>
-                <w:b w:val="0"/>
-                <w:sz w:val="16"/>
-              </w:rPr>
-              <w:t>m-1</w:t>
-            </w:r>
-          </w:p>
-        </w:tc>
-        <w:tc>
-          <w:tcPr>
-            <w:tcW w:type="dxa" w:w="1514"/>
-          </w:tcPr>
-          <w:p>
+            <w:pPr>
+              <w:spacing w:before="20" w:after="20"/>
+            </w:pPr>
+            <w:r/>
+            <w:r>
+              <w:rPr>
+                <w:rFonts w:ascii="Verdana" w:hAnsi="Verdana"/>
+                <w:sz w:val="16"/>
+              </w:rPr>
+              <w:t>m</w:t>
+            </w:r>
+            <w:r>
+              <w:rPr>
+                <w:rFonts w:ascii="Verdana" w:hAnsi="Verdana"/>
+                <w:sz w:val="16"/>
+                <w:vertAlign w:val="superscript"/>
+              </w:rPr>
+              <w:t>-1</w:t>
+            </w:r>
+          </w:p>
+        </w:tc>
+        <w:tc>
+          <w:tcPr>
+            <w:tcW w:type="dxa" w:w="1514"/>
+          </w:tcPr>
+          <w:p>
+            <w:pPr>
+              <w:spacing w:before="20" w:after="20"/>
+            </w:pPr>
             <w:r/>
             <w:r>
               <w:rPr>
@@ -7685,6 +9704,9 @@
             <w:tcW w:type="dxa" w:w="1514"/>
           </w:tcPr>
           <w:p>
+            <w:pPr>
+              <w:spacing w:before="20" w:after="20"/>
+            </w:pPr>
             <w:r/>
             <w:r>
               <w:rPr>
@@ -7701,6 +9723,9 @@
             <w:tcW w:type="dxa" w:w="1514"/>
           </w:tcPr>
           <w:p>
+            <w:pPr>
+              <w:spacing w:before="20" w:after="20"/>
+            </w:pPr>
             <w:r/>
             <w:r>
               <w:rPr>
@@ -7717,22 +9742,35 @@
             <w:tcW w:type="dxa" w:w="1514"/>
           </w:tcPr>
           <w:p>
-            <w:r/>
-            <w:r>
-              <w:rPr>
-                <w:rFonts w:ascii="Verdana" w:hAnsi="Verdana"/>
-                <w:b w:val="0"/>
-                <w:sz w:val="16"/>
-              </w:rPr>
-              <w:t>m-1</w:t>
-            </w:r>
-          </w:p>
-        </w:tc>
-        <w:tc>
-          <w:tcPr>
-            <w:tcW w:type="dxa" w:w="1514"/>
-          </w:tcPr>
-          <w:p>
+            <w:pPr>
+              <w:spacing w:before="20" w:after="20"/>
+            </w:pPr>
+            <w:r/>
+            <w:r>
+              <w:rPr>
+                <w:rFonts w:ascii="Verdana" w:hAnsi="Verdana"/>
+                <w:sz w:val="16"/>
+              </w:rPr>
+              <w:t>m</w:t>
+            </w:r>
+            <w:r>
+              <w:rPr>
+                <w:rFonts w:ascii="Verdana" w:hAnsi="Verdana"/>
+                <w:sz w:val="16"/>
+                <w:vertAlign w:val="superscript"/>
+              </w:rPr>
+              <w:t>-1</w:t>
+            </w:r>
+          </w:p>
+        </w:tc>
+        <w:tc>
+          <w:tcPr>
+            <w:tcW w:type="dxa" w:w="1514"/>
+          </w:tcPr>
+          <w:p>
+            <w:pPr>
+              <w:spacing w:before="20" w:after="20"/>
+            </w:pPr>
             <w:r/>
             <w:r>
               <w:rPr>
@@ -7749,6 +9787,9 @@
             <w:tcW w:type="dxa" w:w="1514"/>
           </w:tcPr>
           <w:p>
+            <w:pPr>
+              <w:spacing w:before="20" w:after="20"/>
+            </w:pPr>
             <w:r/>
             <w:r>
               <w:rPr>
@@ -7765,6 +9806,9 @@
             <w:tcW w:type="dxa" w:w="1514"/>
           </w:tcPr>
           <w:p>
+            <w:pPr>
+              <w:spacing w:before="20" w:after="20"/>
+            </w:pPr>
             <w:r/>
             <w:r>
               <w:rPr>
@@ -7785,6 +9829,9 @@
             <w:tcW w:type="dxa" w:w="1514"/>
           </w:tcPr>
           <w:p>
+            <w:pPr>
+              <w:spacing w:before="20" w:after="20"/>
+            </w:pPr>
             <w:r/>
             <w:r>
               <w:rPr>
@@ -7801,6 +9848,9 @@
             <w:tcW w:type="dxa" w:w="1514"/>
           </w:tcPr>
           <w:p>
+            <w:pPr>
+              <w:spacing w:before="20" w:after="20"/>
+            </w:pPr>
             <w:r/>
             <w:r>
               <w:rPr>
@@ -7817,11 +9867,13 @@
             <w:tcW w:type="dxa" w:w="1514"/>
           </w:tcPr>
           <w:p>
-            <w:r/>
-            <w:r>
-              <w:rPr>
-                <w:rFonts w:ascii="Verdana" w:hAnsi="Verdana"/>
-                <w:b w:val="0"/>
+            <w:pPr>
+              <w:spacing w:before="20" w:after="20"/>
+            </w:pPr>
+            <w:r/>
+            <w:r>
+              <w:rPr>
+                <w:rFonts w:ascii="Verdana" w:hAnsi="Verdana"/>
                 <w:sz w:val="16"/>
               </w:rPr>
               <w:t>sr</w:t>
@@ -7833,6 +9885,9 @@
             <w:tcW w:type="dxa" w:w="1514"/>
           </w:tcPr>
           <w:p>
+            <w:pPr>
+              <w:spacing w:before="20" w:after="20"/>
+            </w:pPr>
             <w:r/>
             <w:r>
               <w:rPr>
@@ -7849,6 +9904,9 @@
             <w:tcW w:type="dxa" w:w="1514"/>
           </w:tcPr>
           <w:p>
+            <w:pPr>
+              <w:spacing w:before="20" w:after="20"/>
+            </w:pPr>
             <w:r/>
             <w:r>
               <w:rPr>
@@ -7865,6 +9923,9 @@
             <w:tcW w:type="dxa" w:w="1514"/>
           </w:tcPr>
           <w:p>
+            <w:pPr>
+              <w:spacing w:before="20" w:after="20"/>
+            </w:pPr>
             <w:r/>
             <w:r>
               <w:rPr>
@@ -7881,11 +9942,13 @@
             <w:tcW w:type="dxa" w:w="1514"/>
           </w:tcPr>
           <w:p>
-            <w:r/>
-            <w:r>
-              <w:rPr>
-                <w:rFonts w:ascii="Verdana" w:hAnsi="Verdana"/>
-                <w:b w:val="0"/>
+            <w:pPr>
+              <w:spacing w:before="20" w:after="20"/>
+            </w:pPr>
+            <w:r/>
+            <w:r>
+              <w:rPr>
+                <w:rFonts w:ascii="Verdana" w:hAnsi="Verdana"/>
                 <w:sz w:val="16"/>
               </w:rPr>
               <w:t>sr</w:t>
@@ -7897,6 +9960,9 @@
             <w:tcW w:type="dxa" w:w="1514"/>
           </w:tcPr>
           <w:p>
+            <w:pPr>
+              <w:spacing w:before="20" w:after="20"/>
+            </w:pPr>
             <w:r/>
             <w:r>
               <w:rPr>
@@ -7913,6 +9979,9 @@
             <w:tcW w:type="dxa" w:w="1514"/>
           </w:tcPr>
           <w:p>
+            <w:pPr>
+              <w:spacing w:before="20" w:after="20"/>
+            </w:pPr>
             <w:r/>
             <w:r>
               <w:rPr>
@@ -7929,6 +9998,9 @@
             <w:tcW w:type="dxa" w:w="1514"/>
           </w:tcPr>
           <w:p>
+            <w:pPr>
+              <w:spacing w:before="20" w:after="20"/>
+            </w:pPr>
             <w:r/>
             <w:r>
               <w:rPr>
@@ -7949,6 +10021,9 @@
             <w:tcW w:type="dxa" w:w="1514"/>
           </w:tcPr>
           <w:p>
+            <w:pPr>
+              <w:spacing w:before="20" w:after="20"/>
+            </w:pPr>
             <w:r/>
             <w:r>
               <w:rPr>
@@ -7965,6 +10040,9 @@
             <w:tcW w:type="dxa" w:w="1514"/>
           </w:tcPr>
           <w:p>
+            <w:pPr>
+              <w:spacing w:before="20" w:after="20"/>
+            </w:pPr>
             <w:r/>
             <w:r>
               <w:rPr>
@@ -7981,11 +10059,13 @@
             <w:tcW w:type="dxa" w:w="1514"/>
           </w:tcPr>
           <w:p>
-            <w:r/>
-            <w:r>
-              <w:rPr>
-                <w:rFonts w:ascii="Verdana" w:hAnsi="Verdana"/>
-                <w:b w:val="0"/>
+            <w:pPr>
+              <w:spacing w:before="20" w:after="20"/>
+            </w:pPr>
+            <w:r/>
+            <w:r>
+              <w:rPr>
+                <w:rFonts w:ascii="Verdana" w:hAnsi="Verdana"/>
                 <w:sz w:val="16"/>
               </w:rPr>
               <w:t>sr</w:t>
@@ -7997,6 +10077,9 @@
             <w:tcW w:type="dxa" w:w="1514"/>
           </w:tcPr>
           <w:p>
+            <w:pPr>
+              <w:spacing w:before="20" w:after="20"/>
+            </w:pPr>
             <w:r/>
             <w:r>
               <w:rPr>
@@ -8013,6 +10096,9 @@
             <w:tcW w:type="dxa" w:w="1514"/>
           </w:tcPr>
           <w:p>
+            <w:pPr>
+              <w:spacing w:before="20" w:after="20"/>
+            </w:pPr>
             <w:r/>
             <w:r>
               <w:rPr>
@@ -8029,6 +10115,9 @@
             <w:tcW w:type="dxa" w:w="1514"/>
           </w:tcPr>
           <w:p>
+            <w:pPr>
+              <w:spacing w:before="20" w:after="20"/>
+            </w:pPr>
             <w:r/>
             <w:r>
               <w:rPr>
@@ -8045,11 +10134,13 @@
             <w:tcW w:type="dxa" w:w="1514"/>
           </w:tcPr>
           <w:p>
-            <w:r/>
-            <w:r>
-              <w:rPr>
-                <w:rFonts w:ascii="Verdana" w:hAnsi="Verdana"/>
-                <w:b w:val="0"/>
+            <w:pPr>
+              <w:spacing w:before="20" w:after="20"/>
+            </w:pPr>
+            <w:r/>
+            <w:r>
+              <w:rPr>
+                <w:rFonts w:ascii="Verdana" w:hAnsi="Verdana"/>
                 <w:sz w:val="16"/>
               </w:rPr>
               <w:t>sr</w:t>
@@ -8061,6 +10152,9 @@
             <w:tcW w:type="dxa" w:w="1514"/>
           </w:tcPr>
           <w:p>
+            <w:pPr>
+              <w:spacing w:before="20" w:after="20"/>
+            </w:pPr>
             <w:r/>
             <w:r>
               <w:rPr>
@@ -8077,6 +10171,9 @@
             <w:tcW w:type="dxa" w:w="1514"/>
           </w:tcPr>
           <w:p>
+            <w:pPr>
+              <w:spacing w:before="20" w:after="20"/>
+            </w:pPr>
             <w:r/>
             <w:r>
               <w:rPr>
@@ -8093,6 +10190,9 @@
             <w:tcW w:type="dxa" w:w="1514"/>
           </w:tcPr>
           <w:p>
+            <w:pPr>
+              <w:spacing w:before="20" w:after="20"/>
+            </w:pPr>
             <w:r/>
             <w:r>
               <w:rPr>
@@ -8113,6 +10213,9 @@
             <w:tcW w:type="dxa" w:w="1514"/>
           </w:tcPr>
           <w:p>
+            <w:pPr>
+              <w:spacing w:before="20" w:after="20"/>
+            </w:pPr>
             <w:r/>
             <w:r>
               <w:rPr>
@@ -8129,6 +10232,9 @@
             <w:tcW w:type="dxa" w:w="1514"/>
           </w:tcPr>
           <w:p>
+            <w:pPr>
+              <w:spacing w:before="20" w:after="20"/>
+            </w:pPr>
             <w:r/>
             <w:r>
               <w:rPr>
@@ -8145,11 +10251,13 @@
             <w:tcW w:type="dxa" w:w="1514"/>
           </w:tcPr>
           <w:p>
-            <w:r/>
-            <w:r>
-              <w:rPr>
-                <w:rFonts w:ascii="Verdana" w:hAnsi="Verdana"/>
-                <w:b w:val="0"/>
+            <w:pPr>
+              <w:spacing w:before="20" w:after="20"/>
+            </w:pPr>
+            <w:r/>
+            <w:r>
+              <w:rPr>
+                <w:rFonts w:ascii="Verdana" w:hAnsi="Verdana"/>
                 <w:sz w:val="16"/>
               </w:rPr>
               <w:t>%</w:t>
@@ -8161,6 +10269,9 @@
             <w:tcW w:type="dxa" w:w="1514"/>
           </w:tcPr>
           <w:p>
+            <w:pPr>
+              <w:spacing w:before="20" w:after="20"/>
+            </w:pPr>
             <w:r/>
             <w:r>
               <w:rPr>
@@ -8177,6 +10288,9 @@
             <w:tcW w:type="dxa" w:w="1514"/>
           </w:tcPr>
           <w:p>
+            <w:pPr>
+              <w:spacing w:before="20" w:after="20"/>
+            </w:pPr>
             <w:r/>
             <w:r>
               <w:rPr>
@@ -8193,6 +10307,9 @@
             <w:tcW w:type="dxa" w:w="1514"/>
           </w:tcPr>
           <w:p>
+            <w:pPr>
+              <w:spacing w:before="20" w:after="20"/>
+            </w:pPr>
             <w:r/>
             <w:r>
               <w:rPr>
@@ -8209,11 +10326,13 @@
             <w:tcW w:type="dxa" w:w="1514"/>
           </w:tcPr>
           <w:p>
-            <w:r/>
-            <w:r>
-              <w:rPr>
-                <w:rFonts w:ascii="Verdana" w:hAnsi="Verdana"/>
-                <w:b w:val="0"/>
+            <w:pPr>
+              <w:spacing w:before="20" w:after="20"/>
+            </w:pPr>
+            <w:r/>
+            <w:r>
+              <w:rPr>
+                <w:rFonts w:ascii="Verdana" w:hAnsi="Verdana"/>
                 <w:sz w:val="16"/>
               </w:rPr>
               <w:t>%</w:t>
@@ -8225,6 +10344,9 @@
             <w:tcW w:type="dxa" w:w="1514"/>
           </w:tcPr>
           <w:p>
+            <w:pPr>
+              <w:spacing w:before="20" w:after="20"/>
+            </w:pPr>
             <w:r/>
             <w:r>
               <w:rPr>
@@ -8241,6 +10363,9 @@
             <w:tcW w:type="dxa" w:w="1514"/>
           </w:tcPr>
           <w:p>
+            <w:pPr>
+              <w:spacing w:before="20" w:after="20"/>
+            </w:pPr>
             <w:r/>
             <w:r>
               <w:rPr>
@@ -8257,6 +10382,9 @@
             <w:tcW w:type="dxa" w:w="1514"/>
           </w:tcPr>
           <w:p>
+            <w:pPr>
+              <w:spacing w:before="20" w:after="20"/>
+            </w:pPr>
             <w:r/>
             <w:r>
               <w:rPr>
@@ -8277,6 +10405,9 @@
             <w:tcW w:type="dxa" w:w="1514"/>
           </w:tcPr>
           <w:p>
+            <w:pPr>
+              <w:spacing w:before="20" w:after="20"/>
+            </w:pPr>
             <w:r/>
             <w:r>
               <w:rPr>
@@ -8293,6 +10424,9 @@
             <w:tcW w:type="dxa" w:w="1514"/>
           </w:tcPr>
           <w:p>
+            <w:pPr>
+              <w:spacing w:before="20" w:after="20"/>
+            </w:pPr>
             <w:r/>
             <w:r>
               <w:rPr>
@@ -8309,11 +10443,13 @@
             <w:tcW w:type="dxa" w:w="1514"/>
           </w:tcPr>
           <w:p>
-            <w:r/>
-            <w:r>
-              <w:rPr>
-                <w:rFonts w:ascii="Verdana" w:hAnsi="Verdana"/>
-                <w:b w:val="0"/>
+            <w:pPr>
+              <w:spacing w:before="20" w:after="20"/>
+            </w:pPr>
+            <w:r/>
+            <w:r>
+              <w:rPr>
+                <w:rFonts w:ascii="Verdana" w:hAnsi="Verdana"/>
                 <w:sz w:val="16"/>
               </w:rPr>
               <w:t>%</w:t>
@@ -8325,6 +10461,9 @@
             <w:tcW w:type="dxa" w:w="1514"/>
           </w:tcPr>
           <w:p>
+            <w:pPr>
+              <w:spacing w:before="20" w:after="20"/>
+            </w:pPr>
             <w:r/>
             <w:r>
               <w:rPr>
@@ -8341,6 +10480,9 @@
             <w:tcW w:type="dxa" w:w="1514"/>
           </w:tcPr>
           <w:p>
+            <w:pPr>
+              <w:spacing w:before="20" w:after="20"/>
+            </w:pPr>
             <w:r/>
             <w:r>
               <w:rPr>
@@ -8357,6 +10499,9 @@
             <w:tcW w:type="dxa" w:w="1514"/>
           </w:tcPr>
           <w:p>
+            <w:pPr>
+              <w:spacing w:before="20" w:after="20"/>
+            </w:pPr>
             <w:r/>
             <w:r>
               <w:rPr>
@@ -8373,11 +10518,13 @@
             <w:tcW w:type="dxa" w:w="1514"/>
           </w:tcPr>
           <w:p>
-            <w:r/>
-            <w:r>
-              <w:rPr>
-                <w:rFonts w:ascii="Verdana" w:hAnsi="Verdana"/>
-                <w:b w:val="0"/>
+            <w:pPr>
+              <w:spacing w:before="20" w:after="20"/>
+            </w:pPr>
+            <w:r/>
+            <w:r>
+              <w:rPr>
+                <w:rFonts w:ascii="Verdana" w:hAnsi="Verdana"/>
                 <w:sz w:val="16"/>
               </w:rPr>
               <w:t>%</w:t>
@@ -8389,6 +10536,9 @@
             <w:tcW w:type="dxa" w:w="1514"/>
           </w:tcPr>
           <w:p>
+            <w:pPr>
+              <w:spacing w:before="20" w:after="20"/>
+            </w:pPr>
             <w:r/>
             <w:r>
               <w:rPr>
@@ -8405,6 +10555,9 @@
             <w:tcW w:type="dxa" w:w="1514"/>
           </w:tcPr>
           <w:p>
+            <w:pPr>
+              <w:spacing w:before="20" w:after="20"/>
+            </w:pPr>
             <w:r/>
             <w:r>
               <w:rPr>
@@ -8421,6 +10574,9 @@
             <w:tcW w:type="dxa" w:w="1514"/>
           </w:tcPr>
           <w:p>
+            <w:pPr>
+              <w:spacing w:before="20" w:after="20"/>
+            </w:pPr>
             <w:r/>
             <w:r>
               <w:rPr>
@@ -8441,6 +10597,9 @@
             <w:tcW w:type="dxa" w:w="1514"/>
           </w:tcPr>
           <w:p>
+            <w:pPr>
+              <w:spacing w:before="20" w:after="20"/>
+            </w:pPr>
             <w:r/>
             <w:r>
               <w:rPr>
@@ -8457,6 +10616,9 @@
             <w:tcW w:type="dxa" w:w="1514"/>
           </w:tcPr>
           <w:p>
+            <w:pPr>
+              <w:spacing w:before="20" w:after="20"/>
+            </w:pPr>
             <w:r/>
             <w:r>
               <w:rPr>
@@ -8473,22 +10635,50 @@
             <w:tcW w:type="dxa" w:w="1514"/>
           </w:tcPr>
           <w:p>
-            <w:r/>
-            <w:r>
-              <w:rPr>
-                <w:rFonts w:ascii="Verdana" w:hAnsi="Verdana"/>
-                <w:b w:val="0"/>
-                <w:sz w:val="16"/>
-              </w:rPr>
-              <w:t>m-1 sr-1</w:t>
-            </w:r>
-          </w:p>
-        </w:tc>
-        <w:tc>
-          <w:tcPr>
-            <w:tcW w:type="dxa" w:w="1514"/>
-          </w:tcPr>
-          <w:p>
+            <w:pPr>
+              <w:spacing w:before="20" w:after="20"/>
+            </w:pPr>
+            <w:r/>
+            <w:r>
+              <w:rPr>
+                <w:rFonts w:ascii="Verdana" w:hAnsi="Verdana"/>
+                <w:sz w:val="16"/>
+              </w:rPr>
+              <w:t>m</w:t>
+            </w:r>
+            <w:r>
+              <w:rPr>
+                <w:rFonts w:ascii="Verdana" w:hAnsi="Verdana"/>
+                <w:sz w:val="16"/>
+                <w:vertAlign w:val="superscript"/>
+              </w:rPr>
+              <w:t>-1</w:t>
+            </w:r>
+            <w:r>
+              <w:rPr>
+                <w:rFonts w:ascii="Verdana" w:hAnsi="Verdana"/>
+                <w:sz w:val="16"/>
+              </w:rPr>
+              <w:t xml:space="preserve"> sr</w:t>
+            </w:r>
+            <w:r>
+              <w:rPr>
+                <w:rFonts w:ascii="Verdana" w:hAnsi="Verdana"/>
+                <w:sz w:val="16"/>
+                <w:vertAlign w:val="superscript"/>
+              </w:rPr>
+              <w:t>-1</w:t>
+            </w:r>
+          </w:p>
+        </w:tc>
+        <w:tc>
+          <w:tcPr>
+            <w:tcW w:type="dxa" w:w="1514"/>
+          </w:tcPr>
+          <w:p>
+            <w:pPr>
+              <w:spacing w:before="20" w:after="20"/>
+            </w:pPr>
             <w:r/>
             <w:r>
               <w:rPr>
@@ -8505,6 +10695,9 @@
             <w:tcW w:type="dxa" w:w="1514"/>
           </w:tcPr>
           <w:p>
+            <w:pPr>
+              <w:spacing w:before="20" w:after="20"/>
+            </w:pPr>
             <w:r/>
             <w:r>
               <w:rPr>
@@ -8521,6 +10714,9 @@
             <w:tcW w:type="dxa" w:w="1514"/>
           </w:tcPr>
           <w:p>
+            <w:pPr>
+              <w:spacing w:before="20" w:after="20"/>
+            </w:pPr>
             <w:r/>
             <w:r>
               <w:rPr>
@@ -8537,22 +10733,50 @@
             <w:tcW w:type="dxa" w:w="1514"/>
           </w:tcPr>
           <w:p>
-            <w:r/>
-            <w:r>
-              <w:rPr>
-                <w:rFonts w:ascii="Verdana" w:hAnsi="Verdana"/>
-                <w:b w:val="0"/>
-                <w:sz w:val="16"/>
-              </w:rPr>
-              <w:t>m-1 sr-1</w:t>
-            </w:r>
-          </w:p>
-        </w:tc>
-        <w:tc>
-          <w:tcPr>
-            <w:tcW w:type="dxa" w:w="1514"/>
-          </w:tcPr>
-          <w:p>
+            <w:pPr>
+              <w:spacing w:before="20" w:after="20"/>
+            </w:pPr>
+            <w:r/>
+            <w:r>
+              <w:rPr>
+                <w:rFonts w:ascii="Verdana" w:hAnsi="Verdana"/>
+                <w:sz w:val="16"/>
+              </w:rPr>
+              <w:t>m</w:t>
+            </w:r>
+            <w:r>
+              <w:rPr>
+                <w:rFonts w:ascii="Verdana" w:hAnsi="Verdana"/>
+                <w:sz w:val="16"/>
+                <w:vertAlign w:val="superscript"/>
+              </w:rPr>
+              <w:t>-1</w:t>
+            </w:r>
+            <w:r>
+              <w:rPr>
+                <w:rFonts w:ascii="Verdana" w:hAnsi="Verdana"/>
+                <w:sz w:val="16"/>
+              </w:rPr>
+              <w:t xml:space="preserve"> sr</w:t>
+            </w:r>
+            <w:r>
+              <w:rPr>
+                <w:rFonts w:ascii="Verdana" w:hAnsi="Verdana"/>
+                <w:sz w:val="16"/>
+                <w:vertAlign w:val="superscript"/>
+              </w:rPr>
+              <w:t>-1</w:t>
+            </w:r>
+          </w:p>
+        </w:tc>
+        <w:tc>
+          <w:tcPr>
+            <w:tcW w:type="dxa" w:w="1514"/>
+          </w:tcPr>
+          <w:p>
+            <w:pPr>
+              <w:spacing w:before="20" w:after="20"/>
+            </w:pPr>
             <w:r/>
             <w:r>
               <w:rPr>
@@ -8569,6 +10793,9 @@
             <w:tcW w:type="dxa" w:w="1514"/>
           </w:tcPr>
           <w:p>
+            <w:pPr>
+              <w:spacing w:before="20" w:after="20"/>
+            </w:pPr>
             <w:r/>
             <w:r>
               <w:rPr>
@@ -8585,6 +10812,9 @@
             <w:tcW w:type="dxa" w:w="1514"/>
           </w:tcPr>
           <w:p>
+            <w:pPr>
+              <w:spacing w:before="20" w:after="20"/>
+            </w:pPr>
             <w:r/>
             <w:r>
               <w:rPr>
@@ -8605,6 +10835,9 @@
             <w:tcW w:type="dxa" w:w="1514"/>
           </w:tcPr>
           <w:p>
+            <w:pPr>
+              <w:spacing w:before="20" w:after="20"/>
+            </w:pPr>
             <w:r/>
             <w:r>
               <w:rPr>
@@ -8621,6 +10854,9 @@
             <w:tcW w:type="dxa" w:w="1514"/>
           </w:tcPr>
           <w:p>
+            <w:pPr>
+              <w:spacing w:before="20" w:after="20"/>
+            </w:pPr>
             <w:r/>
             <w:r>
               <w:rPr>
@@ -8637,22 +10873,50 @@
             <w:tcW w:type="dxa" w:w="1514"/>
           </w:tcPr>
           <w:p>
-            <w:r/>
-            <w:r>
-              <w:rPr>
-                <w:rFonts w:ascii="Verdana" w:hAnsi="Verdana"/>
-                <w:b w:val="0"/>
-                <w:sz w:val="16"/>
-              </w:rPr>
-              <w:t>m-1 sr-1</w:t>
-            </w:r>
-          </w:p>
-        </w:tc>
-        <w:tc>
-          <w:tcPr>
-            <w:tcW w:type="dxa" w:w="1514"/>
-          </w:tcPr>
-          <w:p>
+            <w:pPr>
+              <w:spacing w:before="20" w:after="20"/>
+            </w:pPr>
+            <w:r/>
+            <w:r>
+              <w:rPr>
+                <w:rFonts w:ascii="Verdana" w:hAnsi="Verdana"/>
+                <w:sz w:val="16"/>
+              </w:rPr>
+              <w:t>m</w:t>
+            </w:r>
+            <w:r>
+              <w:rPr>
+                <w:rFonts w:ascii="Verdana" w:hAnsi="Verdana"/>
+                <w:sz w:val="16"/>
+                <w:vertAlign w:val="superscript"/>
+              </w:rPr>
+              <w:t>-1</w:t>
+            </w:r>
+            <w:r>
+              <w:rPr>
+                <w:rFonts w:ascii="Verdana" w:hAnsi="Verdana"/>
+                <w:sz w:val="16"/>
+              </w:rPr>
+              <w:t xml:space="preserve"> sr</w:t>
+            </w:r>
+            <w:r>
+              <w:rPr>
+                <w:rFonts w:ascii="Verdana" w:hAnsi="Verdana"/>
+                <w:sz w:val="16"/>
+                <w:vertAlign w:val="superscript"/>
+              </w:rPr>
+              <w:t>-1</w:t>
+            </w:r>
+          </w:p>
+        </w:tc>
+        <w:tc>
+          <w:tcPr>
+            <w:tcW w:type="dxa" w:w="1514"/>
+          </w:tcPr>
+          <w:p>
+            <w:pPr>
+              <w:spacing w:before="20" w:after="20"/>
+            </w:pPr>
             <w:r/>
             <w:r>
               <w:rPr>
@@ -8669,6 +10933,9 @@
             <w:tcW w:type="dxa" w:w="1514"/>
           </w:tcPr>
           <w:p>
+            <w:pPr>
+              <w:spacing w:before="20" w:after="20"/>
+            </w:pPr>
             <w:r/>
             <w:r>
               <w:rPr>
@@ -8685,6 +10952,9 @@
             <w:tcW w:type="dxa" w:w="1514"/>
           </w:tcPr>
           <w:p>
+            <w:pPr>
+              <w:spacing w:before="20" w:after="20"/>
+            </w:pPr>
             <w:r/>
             <w:r>
               <w:rPr>
@@ -8701,22 +10971,50 @@
             <w:tcW w:type="dxa" w:w="1514"/>
           </w:tcPr>
           <w:p>
-            <w:r/>
-            <w:r>
-              <w:rPr>
-                <w:rFonts w:ascii="Verdana" w:hAnsi="Verdana"/>
-                <w:b w:val="0"/>
-                <w:sz w:val="16"/>
-              </w:rPr>
-              <w:t>m-1 sr-1</w:t>
-            </w:r>
-          </w:p>
-        </w:tc>
-        <w:tc>
-          <w:tcPr>
-            <w:tcW w:type="dxa" w:w="1514"/>
-          </w:tcPr>
-          <w:p>
+            <w:pPr>
+              <w:spacing w:before="20" w:after="20"/>
+            </w:pPr>
+            <w:r/>
+            <w:r>
+              <w:rPr>
+                <w:rFonts w:ascii="Verdana" w:hAnsi="Verdana"/>
+                <w:sz w:val="16"/>
+              </w:rPr>
+              <w:t>m</w:t>
+            </w:r>
+            <w:r>
+              <w:rPr>
+                <w:rFonts w:ascii="Verdana" w:hAnsi="Verdana"/>
+                <w:sz w:val="16"/>
+                <w:vertAlign w:val="superscript"/>
+              </w:rPr>
+              <w:t>-1</w:t>
+            </w:r>
+            <w:r>
+              <w:rPr>
+                <w:rFonts w:ascii="Verdana" w:hAnsi="Verdana"/>
+                <w:sz w:val="16"/>
+              </w:rPr>
+              <w:t xml:space="preserve"> sr</w:t>
+            </w:r>
+            <w:r>
+              <w:rPr>
+                <w:rFonts w:ascii="Verdana" w:hAnsi="Verdana"/>
+                <w:sz w:val="16"/>
+                <w:vertAlign w:val="superscript"/>
+              </w:rPr>
+              <w:t>-1</w:t>
+            </w:r>
+          </w:p>
+        </w:tc>
+        <w:tc>
+          <w:tcPr>
+            <w:tcW w:type="dxa" w:w="1514"/>
+          </w:tcPr>
+          <w:p>
+            <w:pPr>
+              <w:spacing w:before="20" w:after="20"/>
+            </w:pPr>
             <w:r/>
             <w:r>
               <w:rPr>
@@ -8733,6 +11031,9 @@
             <w:tcW w:type="dxa" w:w="1514"/>
           </w:tcPr>
           <w:p>
+            <w:pPr>
+              <w:spacing w:before="20" w:after="20"/>
+            </w:pPr>
             <w:r/>
             <w:r>
               <w:rPr>
@@ -8749,6 +11050,9 @@
             <w:tcW w:type="dxa" w:w="1514"/>
           </w:tcPr>
           <w:p>
+            <w:pPr>
+              <w:spacing w:before="20" w:after="20"/>
+            </w:pPr>
             <w:r/>
             <w:r>
               <w:rPr>
@@ -8769,6 +11073,9 @@
             <w:tcW w:type="dxa" w:w="1514"/>
           </w:tcPr>
           <w:p>
+            <w:pPr>
+              <w:spacing w:before="20" w:after="20"/>
+            </w:pPr>
             <w:r/>
             <w:r>
               <w:rPr>
@@ -8785,6 +11092,9 @@
             <w:tcW w:type="dxa" w:w="1514"/>
           </w:tcPr>
           <w:p>
+            <w:pPr>
+              <w:spacing w:before="20" w:after="20"/>
+            </w:pPr>
             <w:r/>
             <w:r>
               <w:rPr>
@@ -8801,22 +11111,35 @@
             <w:tcW w:type="dxa" w:w="1514"/>
           </w:tcPr>
           <w:p>
-            <w:r/>
-            <w:r>
-              <w:rPr>
-                <w:rFonts w:ascii="Verdana" w:hAnsi="Verdana"/>
-                <w:b w:val="0"/>
-                <w:sz w:val="16"/>
-              </w:rPr>
-              <w:t>m-1</w:t>
-            </w:r>
-          </w:p>
-        </w:tc>
-        <w:tc>
-          <w:tcPr>
-            <w:tcW w:type="dxa" w:w="1514"/>
-          </w:tcPr>
-          <w:p>
+            <w:pPr>
+              <w:spacing w:before="20" w:after="20"/>
+            </w:pPr>
+            <w:r/>
+            <w:r>
+              <w:rPr>
+                <w:rFonts w:ascii="Verdana" w:hAnsi="Verdana"/>
+                <w:sz w:val="16"/>
+              </w:rPr>
+              <w:t>m</w:t>
+            </w:r>
+            <w:r>
+              <w:rPr>
+                <w:rFonts w:ascii="Verdana" w:hAnsi="Verdana"/>
+                <w:sz w:val="16"/>
+                <w:vertAlign w:val="superscript"/>
+              </w:rPr>
+              <w:t>-1</w:t>
+            </w:r>
+          </w:p>
+        </w:tc>
+        <w:tc>
+          <w:tcPr>
+            <w:tcW w:type="dxa" w:w="1514"/>
+          </w:tcPr>
+          <w:p>
+            <w:pPr>
+              <w:spacing w:before="20" w:after="20"/>
+            </w:pPr>
             <w:r/>
             <w:r>
               <w:rPr>
@@ -8833,6 +11156,9 @@
             <w:tcW w:type="dxa" w:w="1514"/>
           </w:tcPr>
           <w:p>
+            <w:pPr>
+              <w:spacing w:before="20" w:after="20"/>
+            </w:pPr>
             <w:r/>
             <w:r>
               <w:rPr>
@@ -8849,6 +11175,9 @@
             <w:tcW w:type="dxa" w:w="1514"/>
           </w:tcPr>
           <w:p>
+            <w:pPr>
+              <w:spacing w:before="20" w:after="20"/>
+            </w:pPr>
             <w:r/>
             <w:r>
               <w:rPr>
@@ -8865,22 +11194,35 @@
             <w:tcW w:type="dxa" w:w="1514"/>
           </w:tcPr>
           <w:p>
-            <w:r/>
-            <w:r>
-              <w:rPr>
-                <w:rFonts w:ascii="Verdana" w:hAnsi="Verdana"/>
-                <w:b w:val="0"/>
-                <w:sz w:val="16"/>
-              </w:rPr>
-              <w:t>m-1</w:t>
-            </w:r>
-          </w:p>
-        </w:tc>
-        <w:tc>
-          <w:tcPr>
-            <w:tcW w:type="dxa" w:w="1514"/>
-          </w:tcPr>
-          <w:p>
+            <w:pPr>
+              <w:spacing w:before="20" w:after="20"/>
+            </w:pPr>
+            <w:r/>
+            <w:r>
+              <w:rPr>
+                <w:rFonts w:ascii="Verdana" w:hAnsi="Verdana"/>
+                <w:sz w:val="16"/>
+              </w:rPr>
+              <w:t>m</w:t>
+            </w:r>
+            <w:r>
+              <w:rPr>
+                <w:rFonts w:ascii="Verdana" w:hAnsi="Verdana"/>
+                <w:sz w:val="16"/>
+                <w:vertAlign w:val="superscript"/>
+              </w:rPr>
+              <w:t>-1</w:t>
+            </w:r>
+          </w:p>
+        </w:tc>
+        <w:tc>
+          <w:tcPr>
+            <w:tcW w:type="dxa" w:w="1514"/>
+          </w:tcPr>
+          <w:p>
+            <w:pPr>
+              <w:spacing w:before="20" w:after="20"/>
+            </w:pPr>
             <w:r/>
             <w:r>
               <w:rPr>
@@ -8897,6 +11239,9 @@
             <w:tcW w:type="dxa" w:w="1514"/>
           </w:tcPr>
           <w:p>
+            <w:pPr>
+              <w:spacing w:before="20" w:after="20"/>
+            </w:pPr>
             <w:r/>
             <w:r>
               <w:rPr>
@@ -8913,6 +11258,9 @@
             <w:tcW w:type="dxa" w:w="1514"/>
           </w:tcPr>
           <w:p>
+            <w:pPr>
+              <w:spacing w:before="20" w:after="20"/>
+            </w:pPr>
             <w:r/>
             <w:r>
               <w:rPr>
@@ -8933,6 +11281,9 @@
             <w:tcW w:type="dxa" w:w="1514"/>
           </w:tcPr>
           <w:p>
+            <w:pPr>
+              <w:spacing w:before="20" w:after="20"/>
+            </w:pPr>
             <w:r/>
             <w:r>
               <w:rPr>
@@ -8949,6 +11300,9 @@
             <w:tcW w:type="dxa" w:w="1514"/>
           </w:tcPr>
           <w:p>
+            <w:pPr>
+              <w:spacing w:before="20" w:after="20"/>
+            </w:pPr>
             <w:r/>
             <w:r>
               <w:rPr>
@@ -8965,11 +11319,13 @@
             <w:tcW w:type="dxa" w:w="1514"/>
           </w:tcPr>
           <w:p>
-            <w:r/>
-            <w:r>
-              <w:rPr>
-                <w:rFonts w:ascii="Verdana" w:hAnsi="Verdana"/>
-                <w:b w:val="0"/>
+            <w:pPr>
+              <w:spacing w:before="20" w:after="20"/>
+            </w:pPr>
+            <w:r/>
+            <w:r>
+              <w:rPr>
+                <w:rFonts w:ascii="Verdana" w:hAnsi="Verdana"/>
                 <w:sz w:val="16"/>
               </w:rPr>
               <w:t>sr</w:t>
@@ -8981,6 +11337,9 @@
             <w:tcW w:type="dxa" w:w="1514"/>
           </w:tcPr>
           <w:p>
+            <w:pPr>
+              <w:spacing w:before="20" w:after="20"/>
+            </w:pPr>
             <w:r/>
             <w:r>
               <w:rPr>
@@ -8997,6 +11356,9 @@
             <w:tcW w:type="dxa" w:w="1514"/>
           </w:tcPr>
           <w:p>
+            <w:pPr>
+              <w:spacing w:before="20" w:after="20"/>
+            </w:pPr>
             <w:r/>
             <w:r>
               <w:rPr>
@@ -9013,6 +11375,9 @@
             <w:tcW w:type="dxa" w:w="1514"/>
           </w:tcPr>
           <w:p>
+            <w:pPr>
+              <w:spacing w:before="20" w:after="20"/>
+            </w:pPr>
             <w:r/>
             <w:r>
               <w:rPr>
@@ -9029,11 +11394,13 @@
             <w:tcW w:type="dxa" w:w="1514"/>
           </w:tcPr>
           <w:p>
-            <w:r/>
-            <w:r>
-              <w:rPr>
-                <w:rFonts w:ascii="Verdana" w:hAnsi="Verdana"/>
-                <w:b w:val="0"/>
+            <w:pPr>
+              <w:spacing w:before="20" w:after="20"/>
+            </w:pPr>
+            <w:r/>
+            <w:r>
+              <w:rPr>
+                <w:rFonts w:ascii="Verdana" w:hAnsi="Verdana"/>
                 <w:sz w:val="16"/>
               </w:rPr>
               <w:t>sr</w:t>
@@ -9045,6 +11412,9 @@
             <w:tcW w:type="dxa" w:w="1514"/>
           </w:tcPr>
           <w:p>
+            <w:pPr>
+              <w:spacing w:before="20" w:after="20"/>
+            </w:pPr>
             <w:r/>
             <w:r>
               <w:rPr>
@@ -9061,6 +11431,9 @@
             <w:tcW w:type="dxa" w:w="1514"/>
           </w:tcPr>
           <w:p>
+            <w:pPr>
+              <w:spacing w:before="20" w:after="20"/>
+            </w:pPr>
             <w:r/>
             <w:r>
               <w:rPr>
@@ -9077,6 +11450,9 @@
             <w:tcW w:type="dxa" w:w="1514"/>
           </w:tcPr>
           <w:p>
+            <w:pPr>
+              <w:spacing w:before="20" w:after="20"/>
+            </w:pPr>
             <w:r/>
             <w:r>
               <w:rPr>
@@ -9097,6 +11473,9 @@
             <w:tcW w:type="dxa" w:w="1514"/>
           </w:tcPr>
           <w:p>
+            <w:pPr>
+              <w:spacing w:before="20" w:after="20"/>
+            </w:pPr>
             <w:r/>
             <w:r>
               <w:rPr>
@@ -9113,6 +11492,9 @@
             <w:tcW w:type="dxa" w:w="1514"/>
           </w:tcPr>
           <w:p>
+            <w:pPr>
+              <w:spacing w:before="20" w:after="20"/>
+            </w:pPr>
             <w:r/>
             <w:r>
               <w:rPr>
@@ -9129,11 +11511,13 @@
             <w:tcW w:type="dxa" w:w="1514"/>
           </w:tcPr>
           <w:p>
-            <w:r/>
-            <w:r>
-              <w:rPr>
-                <w:rFonts w:ascii="Verdana" w:hAnsi="Verdana"/>
-                <w:b w:val="0"/>
+            <w:pPr>
+              <w:spacing w:before="20" w:after="20"/>
+            </w:pPr>
+            <w:r/>
+            <w:r>
+              <w:rPr>
+                <w:rFonts w:ascii="Verdana" w:hAnsi="Verdana"/>
                 <w:sz w:val="16"/>
               </w:rPr>
               <w:t>sr</w:t>
@@ -9145,6 +11529,9 @@
             <w:tcW w:type="dxa" w:w="1514"/>
           </w:tcPr>
           <w:p>
+            <w:pPr>
+              <w:spacing w:before="20" w:after="20"/>
+            </w:pPr>
             <w:r/>
             <w:r>
               <w:rPr>
@@ -9161,6 +11548,9 @@
             <w:tcW w:type="dxa" w:w="1514"/>
           </w:tcPr>
           <w:p>
+            <w:pPr>
+              <w:spacing w:before="20" w:after="20"/>
+            </w:pPr>
             <w:r/>
             <w:r>
               <w:rPr>
@@ -9177,6 +11567,9 @@
             <w:tcW w:type="dxa" w:w="1514"/>
           </w:tcPr>
           <w:p>
+            <w:pPr>
+              <w:spacing w:before="20" w:after="20"/>
+            </w:pPr>
             <w:r/>
             <w:r>
               <w:rPr>
@@ -9193,11 +11586,13 @@
             <w:tcW w:type="dxa" w:w="1514"/>
           </w:tcPr>
           <w:p>
-            <w:r/>
-            <w:r>
-              <w:rPr>
-                <w:rFonts w:ascii="Verdana" w:hAnsi="Verdana"/>
-                <w:b w:val="0"/>
+            <w:pPr>
+              <w:spacing w:before="20" w:after="20"/>
+            </w:pPr>
+            <w:r/>
+            <w:r>
+              <w:rPr>
+                <w:rFonts w:ascii="Verdana" w:hAnsi="Verdana"/>
                 <w:sz w:val="16"/>
               </w:rPr>
               <w:t>sr</w:t>
@@ -9209,6 +11604,9 @@
             <w:tcW w:type="dxa" w:w="1514"/>
           </w:tcPr>
           <w:p>
+            <w:pPr>
+              <w:spacing w:before="20" w:after="20"/>
+            </w:pPr>
             <w:r/>
             <w:r>
               <w:rPr>
@@ -9225,6 +11623,9 @@
             <w:tcW w:type="dxa" w:w="1514"/>
           </w:tcPr>
           <w:p>
+            <w:pPr>
+              <w:spacing w:before="20" w:after="20"/>
+            </w:pPr>
             <w:r/>
             <w:r>
               <w:rPr>
@@ -9241,6 +11642,9 @@
             <w:tcW w:type="dxa" w:w="1514"/>
           </w:tcPr>
           <w:p>
+            <w:pPr>
+              <w:spacing w:before="20" w:after="20"/>
+            </w:pPr>
             <w:r/>
             <w:r>
               <w:rPr>
@@ -9261,6 +11665,9 @@
             <w:tcW w:type="dxa" w:w="1514"/>
           </w:tcPr>
           <w:p>
+            <w:pPr>
+              <w:spacing w:before="20" w:after="20"/>
+            </w:pPr>
             <w:r/>
             <w:r>
               <w:rPr>
@@ -9277,6 +11684,9 @@
             <w:tcW w:type="dxa" w:w="1514"/>
           </w:tcPr>
           <w:p>
+            <w:pPr>
+              <w:spacing w:before="20" w:after="20"/>
+            </w:pPr>
             <w:r/>
             <w:r>
               <w:rPr>
@@ -9293,11 +11703,13 @@
             <w:tcW w:type="dxa" w:w="1514"/>
           </w:tcPr>
           <w:p>
-            <w:r/>
-            <w:r>
-              <w:rPr>
-                <w:rFonts w:ascii="Verdana" w:hAnsi="Verdana"/>
-                <w:b w:val="0"/>
+            <w:pPr>
+              <w:spacing w:before="20" w:after="20"/>
+            </w:pPr>
+            <w:r/>
+            <w:r>
+              <w:rPr>
+                <w:rFonts w:ascii="Verdana" w:hAnsi="Verdana"/>
                 <w:sz w:val="16"/>
               </w:rPr>
               <w:t>%</w:t>
@@ -9309,6 +11721,9 @@
             <w:tcW w:type="dxa" w:w="1514"/>
           </w:tcPr>
           <w:p>
+            <w:pPr>
+              <w:spacing w:before="20" w:after="20"/>
+            </w:pPr>
             <w:r/>
             <w:r>
               <w:rPr>
@@ -9325,6 +11740,9 @@
             <w:tcW w:type="dxa" w:w="1514"/>
           </w:tcPr>
           <w:p>
+            <w:pPr>
+              <w:spacing w:before="20" w:after="20"/>
+            </w:pPr>
             <w:r/>
             <w:r>
               <w:rPr>
@@ -9341,6 +11759,9 @@
             <w:tcW w:type="dxa" w:w="1514"/>
           </w:tcPr>
           <w:p>
+            <w:pPr>
+              <w:spacing w:before="20" w:after="20"/>
+            </w:pPr>
             <w:r/>
             <w:r>
               <w:rPr>
@@ -9357,11 +11778,13 @@
             <w:tcW w:type="dxa" w:w="1514"/>
           </w:tcPr>
           <w:p>
-            <w:r/>
-            <w:r>
-              <w:rPr>
-                <w:rFonts w:ascii="Verdana" w:hAnsi="Verdana"/>
-                <w:b w:val="0"/>
+            <w:pPr>
+              <w:spacing w:before="20" w:after="20"/>
+            </w:pPr>
+            <w:r/>
+            <w:r>
+              <w:rPr>
+                <w:rFonts w:ascii="Verdana" w:hAnsi="Verdana"/>
                 <w:sz w:val="16"/>
               </w:rPr>
               <w:t>%</w:t>
@@ -9373,6 +11796,9 @@
             <w:tcW w:type="dxa" w:w="1514"/>
           </w:tcPr>
           <w:p>
+            <w:pPr>
+              <w:spacing w:before="20" w:after="20"/>
+            </w:pPr>
             <w:r/>
             <w:r>
               <w:rPr>
@@ -9389,6 +11815,9 @@
             <w:tcW w:type="dxa" w:w="1514"/>
           </w:tcPr>
           <w:p>
+            <w:pPr>
+              <w:spacing w:before="20" w:after="20"/>
+            </w:pPr>
             <w:r/>
             <w:r>
               <w:rPr>
@@ -9405,6 +11834,9 @@
             <w:tcW w:type="dxa" w:w="1514"/>
           </w:tcPr>
           <w:p>
+            <w:pPr>
+              <w:spacing w:before="20" w:after="20"/>
+            </w:pPr>
             <w:r/>
             <w:r>
               <w:rPr>
@@ -9425,6 +11857,9 @@
             <w:tcW w:type="dxa" w:w="1514"/>
           </w:tcPr>
           <w:p>
+            <w:pPr>
+              <w:spacing w:before="20" w:after="20"/>
+            </w:pPr>
             <w:r/>
             <w:r>
               <w:rPr>
@@ -9441,6 +11876,9 @@
             <w:tcW w:type="dxa" w:w="1514"/>
           </w:tcPr>
           <w:p>
+            <w:pPr>
+              <w:spacing w:before="20" w:after="20"/>
+            </w:pPr>
             <w:r/>
             <w:r>
               <w:rPr>
@@ -9457,11 +11895,13 @@
             <w:tcW w:type="dxa" w:w="1514"/>
           </w:tcPr>
           <w:p>
-            <w:r/>
-            <w:r>
-              <w:rPr>
-                <w:rFonts w:ascii="Verdana" w:hAnsi="Verdana"/>
-                <w:b w:val="0"/>
+            <w:pPr>
+              <w:spacing w:before="20" w:after="20"/>
+            </w:pPr>
+            <w:r/>
+            <w:r>
+              <w:rPr>
+                <w:rFonts w:ascii="Verdana" w:hAnsi="Verdana"/>
                 <w:sz w:val="16"/>
               </w:rPr>
               <w:t>m</w:t>
@@ -9473,6 +11913,9 @@
             <w:tcW w:type="dxa" w:w="1514"/>
           </w:tcPr>
           <w:p>
+            <w:pPr>
+              <w:spacing w:before="20" w:after="20"/>
+            </w:pPr>
             <w:r/>
             <w:r>
               <w:rPr>
@@ -9489,6 +11932,9 @@
             <w:tcW w:type="dxa" w:w="1514"/>
           </w:tcPr>
           <w:p>
+            <w:pPr>
+              <w:spacing w:before="20" w:after="20"/>
+            </w:pPr>
             <w:r/>
             <w:r>
               <w:rPr>
@@ -9505,6 +11951,9 @@
             <w:tcW w:type="dxa" w:w="1514"/>
           </w:tcPr>
           <w:p>
+            <w:pPr>
+              <w:spacing w:before="20" w:after="20"/>
+            </w:pPr>
             <w:r/>
             <w:r>
               <w:rPr>
@@ -9521,11 +11970,13 @@
             <w:tcW w:type="dxa" w:w="1514"/>
           </w:tcPr>
           <w:p>
-            <w:r/>
-            <w:r>
-              <w:rPr>
-                <w:rFonts w:ascii="Verdana" w:hAnsi="Verdana"/>
-                <w:b w:val="0"/>
+            <w:pPr>
+              <w:spacing w:before="20" w:after="20"/>
+            </w:pPr>
+            <w:r/>
+            <w:r>
+              <w:rPr>
+                <w:rFonts w:ascii="Verdana" w:hAnsi="Verdana"/>
                 <w:sz w:val="16"/>
               </w:rPr>
               <w:t>m</w:t>
@@ -9537,6 +11988,9 @@
             <w:tcW w:type="dxa" w:w="1514"/>
           </w:tcPr>
           <w:p>
+            <w:pPr>
+              <w:spacing w:before="20" w:after="20"/>
+            </w:pPr>
             <w:r/>
             <w:r>
               <w:rPr>
@@ -9553,6 +12007,9 @@
             <w:tcW w:type="dxa" w:w="1514"/>
           </w:tcPr>
           <w:p>
+            <w:pPr>
+              <w:spacing w:before="20" w:after="20"/>
+            </w:pPr>
             <w:r/>
             <w:r>
               <w:rPr>
@@ -9569,6 +12026,9 @@
             <w:tcW w:type="dxa" w:w="1514"/>
           </w:tcPr>
           <w:p>
+            <w:pPr>
+              <w:spacing w:before="20" w:after="20"/>
+            </w:pPr>
             <w:r/>
             <w:r>
               <w:rPr>
@@ -9590,6 +12050,9 @@
             <w:tcW w:type="dxa" w:w="1514"/>
           </w:tcPr>
           <w:p>
+            <w:pPr>
+              <w:spacing w:before="20" w:after="20"/>
+            </w:pPr>
             <w:r/>
             <w:r>
               <w:rPr>
@@ -9606,6 +12069,9 @@
             <w:tcW w:type="dxa" w:w="1514"/>
           </w:tcPr>
           <w:p>
+            <w:pPr>
+              <w:spacing w:before="20" w:after="20"/>
+            </w:pPr>
             <w:r/>
             <w:r>
               <w:rPr>
@@ -9622,11 +12088,13 @@
             <w:tcW w:type="dxa" w:w="1514"/>
           </w:tcPr>
           <w:p>
-            <w:r/>
-            <w:r>
-              <w:rPr>
-                <w:rFonts w:ascii="Verdana" w:hAnsi="Verdana"/>
-                <w:b w:val="0"/>
+            <w:pPr>
+              <w:spacing w:before="20" w:after="20"/>
+            </w:pPr>
+            <w:r/>
+            <w:r>
+              <w:rPr>
+                <w:rFonts w:ascii="Verdana" w:hAnsi="Verdana"/>
                 <w:sz w:val="16"/>
               </w:rPr>
               <w:t>m</w:t>
@@ -9638,6 +12106,9 @@
             <w:tcW w:type="dxa" w:w="1514"/>
           </w:tcPr>
           <w:p>
+            <w:pPr>
+              <w:spacing w:before="20" w:after="20"/>
+            </w:pPr>
             <w:r/>
             <w:r>
               <w:rPr>
@@ -9654,6 +12125,9 @@
             <w:tcW w:type="dxa" w:w="1514"/>
           </w:tcPr>
           <w:p>
+            <w:pPr>
+              <w:spacing w:before="20" w:after="20"/>
+            </w:pPr>
             <w:r/>
             <w:r>
               <w:rPr>
@@ -9670,6 +12144,9 @@
             <w:tcW w:type="dxa" w:w="1514"/>
           </w:tcPr>
           <w:p>
+            <w:pPr>
+              <w:spacing w:before="20" w:after="20"/>
+            </w:pPr>
             <w:r/>
             <w:r>
               <w:rPr>
@@ -9686,11 +12163,13 @@
             <w:tcW w:type="dxa" w:w="1514"/>
           </w:tcPr>
           <w:p>
-            <w:r/>
-            <w:r>
-              <w:rPr>
-                <w:rFonts w:ascii="Verdana" w:hAnsi="Verdana"/>
-                <w:b w:val="0"/>
+            <w:pPr>
+              <w:spacing w:before="20" w:after="20"/>
+            </w:pPr>
+            <w:r/>
+            <w:r>
+              <w:rPr>
+                <w:rFonts w:ascii="Verdana" w:hAnsi="Verdana"/>
                 <w:sz w:val="16"/>
               </w:rPr>
               <w:t>m</w:t>
@@ -9702,6 +12181,9 @@
             <w:tcW w:type="dxa" w:w="1514"/>
           </w:tcPr>
           <w:p>
+            <w:pPr>
+              <w:spacing w:before="20" w:after="20"/>
+            </w:pPr>
             <w:r/>
             <w:r>
               <w:rPr>
@@ -9718,6 +12200,9 @@
             <w:tcW w:type="dxa" w:w="1514"/>
           </w:tcPr>
           <w:p>
+            <w:pPr>
+              <w:spacing w:before="20" w:after="20"/>
+            </w:pPr>
             <w:r/>
             <w:r>
               <w:rPr>
@@ -9734,6 +12219,9 @@
             <w:tcW w:type="dxa" w:w="1514"/>
           </w:tcPr>
           <w:p>
+            <w:pPr>
+              <w:spacing w:before="20" w:after="20"/>
+            </w:pPr>
             <w:r/>
             <w:r>
               <w:rPr>
@@ -9754,6 +12242,9 @@
             <w:tcW w:type="dxa" w:w="1514"/>
           </w:tcPr>
           <w:p>
+            <w:pPr>
+              <w:spacing w:before="20" w:after="20"/>
+            </w:pPr>
             <w:r/>
             <w:r>
               <w:rPr>
@@ -9770,6 +12261,9 @@
             <w:tcW w:type="dxa" w:w="1514"/>
           </w:tcPr>
           <w:p>
+            <w:pPr>
+              <w:spacing w:before="20" w:after="20"/>
+            </w:pPr>
             <w:r/>
             <w:r>
               <w:rPr>
@@ -9786,11 +12280,13 @@
             <w:tcW w:type="dxa" w:w="1514"/>
           </w:tcPr>
           <w:p>
-            <w:r/>
-            <w:r>
-              <w:rPr>
-                <w:rFonts w:ascii="Verdana" w:hAnsi="Verdana"/>
-                <w:b w:val="0"/>
+            <w:pPr>
+              <w:spacing w:before="20" w:after="20"/>
+            </w:pPr>
+            <w:r/>
+            <w:r>
+              <w:rPr>
+                <w:rFonts w:ascii="Verdana" w:hAnsi="Verdana"/>
                 <w:sz w:val="16"/>
               </w:rPr>
               <w:t>m</w:t>
@@ -9802,6 +12298,9 @@
             <w:tcW w:type="dxa" w:w="1514"/>
           </w:tcPr>
           <w:p>
+            <w:pPr>
+              <w:spacing w:before="20" w:after="20"/>
+            </w:pPr>
             <w:r/>
             <w:r>
               <w:rPr>
@@ -9818,6 +12317,9 @@
             <w:tcW w:type="dxa" w:w="1514"/>
           </w:tcPr>
           <w:p>
+            <w:pPr>
+              <w:spacing w:before="20" w:after="20"/>
+            </w:pPr>
             <w:r/>
             <w:r>
               <w:rPr>
@@ -9834,6 +12336,9 @@
             <w:tcW w:type="dxa" w:w="1514"/>
           </w:tcPr>
           <w:p>
+            <w:pPr>
+              <w:spacing w:before="20" w:after="20"/>
+            </w:pPr>
             <w:r/>
             <w:r>
               <w:rPr>
@@ -9850,11 +12355,13 @@
             <w:tcW w:type="dxa" w:w="1514"/>
           </w:tcPr>
           <w:p>
-            <w:r/>
-            <w:r>
-              <w:rPr>
-                <w:rFonts w:ascii="Verdana" w:hAnsi="Verdana"/>
-                <w:b w:val="0"/>
+            <w:pPr>
+              <w:spacing w:before="20" w:after="20"/>
+            </w:pPr>
+            <w:r/>
+            <w:r>
+              <w:rPr>
+                <w:rFonts w:ascii="Verdana" w:hAnsi="Verdana"/>
                 <w:sz w:val="16"/>
               </w:rPr>
               <w:t>m</w:t>
@@ -9866,6 +12373,9 @@
             <w:tcW w:type="dxa" w:w="1514"/>
           </w:tcPr>
           <w:p>
+            <w:pPr>
+              <w:spacing w:before="20" w:after="20"/>
+            </w:pPr>
             <w:r/>
             <w:r>
               <w:rPr>
@@ -9882,6 +12392,9 @@
             <w:tcW w:type="dxa" w:w="1514"/>
           </w:tcPr>
           <w:p>
+            <w:pPr>
+              <w:spacing w:before="20" w:after="20"/>
+            </w:pPr>
             <w:r/>
             <w:r>
               <w:rPr>
@@ -9898,6 +12411,9 @@
             <w:tcW w:type="dxa" w:w="1514"/>
           </w:tcPr>
           <w:p>
+            <w:pPr>
+              <w:spacing w:before="20" w:after="20"/>
+            </w:pPr>
             <w:r/>
             <w:r>
               <w:rPr>
@@ -9919,6 +12435,9 @@
             <w:tcW w:type="dxa" w:w="1514"/>
           </w:tcPr>
           <w:p>
+            <w:pPr>
+              <w:spacing w:before="20" w:after="20"/>
+            </w:pPr>
             <w:r/>
             <w:r>
               <w:rPr>
@@ -9935,6 +12454,9 @@
             <w:tcW w:type="dxa" w:w="1514"/>
           </w:tcPr>
           <w:p>
+            <w:pPr>
+              <w:spacing w:before="20" w:after="20"/>
+            </w:pPr>
             <w:r/>
             <w:r>
               <w:rPr>
@@ -9951,22 +12473,35 @@
             <w:tcW w:type="dxa" w:w="1514"/>
           </w:tcPr>
           <w:p>
-            <w:r/>
-            <w:r>
-              <w:rPr>
-                <w:rFonts w:ascii="Verdana" w:hAnsi="Verdana"/>
-                <w:b w:val="0"/>
-                <w:sz w:val="16"/>
-              </w:rPr>
-              <w:t>kg m-2</w:t>
-            </w:r>
-          </w:p>
-        </w:tc>
-        <w:tc>
-          <w:tcPr>
-            <w:tcW w:type="dxa" w:w="1514"/>
-          </w:tcPr>
-          <w:p>
+            <w:pPr>
+              <w:spacing w:before="20" w:after="20"/>
+            </w:pPr>
+            <w:r/>
+            <w:r>
+              <w:rPr>
+                <w:rFonts w:ascii="Verdana" w:hAnsi="Verdana"/>
+                <w:sz w:val="16"/>
+              </w:rPr>
+              <w:t>kg m</w:t>
+            </w:r>
+            <w:r>
+              <w:rPr>
+                <w:rFonts w:ascii="Verdana" w:hAnsi="Verdana"/>
+                <w:sz w:val="16"/>
+                <w:vertAlign w:val="superscript"/>
+              </w:rPr>
+              <w:t>-2</w:t>
+            </w:r>
+          </w:p>
+        </w:tc>
+        <w:tc>
+          <w:tcPr>
+            <w:tcW w:type="dxa" w:w="1514"/>
+          </w:tcPr>
+          <w:p>
+            <w:pPr>
+              <w:spacing w:before="20" w:after="20"/>
+            </w:pPr>
             <w:r/>
             <w:r>
               <w:rPr>
@@ -9983,6 +12518,9 @@
             <w:tcW w:type="dxa" w:w="1514"/>
           </w:tcPr>
           <w:p>
+            <w:pPr>
+              <w:spacing w:before="20" w:after="20"/>
+            </w:pPr>
             <w:r/>
             <w:r>
               <w:rPr>
@@ -9999,6 +12537,9 @@
             <w:tcW w:type="dxa" w:w="1514"/>
           </w:tcPr>
           <w:p>
+            <w:pPr>
+              <w:spacing w:before="20" w:after="20"/>
+            </w:pPr>
             <w:r/>
             <w:r>
               <w:rPr>
@@ -10015,22 +12556,35 @@
             <w:tcW w:type="dxa" w:w="1514"/>
           </w:tcPr>
           <w:p>
-            <w:r/>
-            <w:r>
-              <w:rPr>
-                <w:rFonts w:ascii="Verdana" w:hAnsi="Verdana"/>
-                <w:b w:val="0"/>
-                <w:sz w:val="16"/>
-              </w:rPr>
-              <w:t>kg m-2</w:t>
-            </w:r>
-          </w:p>
-        </w:tc>
-        <w:tc>
-          <w:tcPr>
-            <w:tcW w:type="dxa" w:w="1514"/>
-          </w:tcPr>
-          <w:p>
+            <w:pPr>
+              <w:spacing w:before="20" w:after="20"/>
+            </w:pPr>
+            <w:r/>
+            <w:r>
+              <w:rPr>
+                <w:rFonts w:ascii="Verdana" w:hAnsi="Verdana"/>
+                <w:sz w:val="16"/>
+              </w:rPr>
+              <w:t>kg m</w:t>
+            </w:r>
+            <w:r>
+              <w:rPr>
+                <w:rFonts w:ascii="Verdana" w:hAnsi="Verdana"/>
+                <w:sz w:val="16"/>
+                <w:vertAlign w:val="superscript"/>
+              </w:rPr>
+              <w:t>-2</w:t>
+            </w:r>
+          </w:p>
+        </w:tc>
+        <w:tc>
+          <w:tcPr>
+            <w:tcW w:type="dxa" w:w="1514"/>
+          </w:tcPr>
+          <w:p>
+            <w:pPr>
+              <w:spacing w:before="20" w:after="20"/>
+            </w:pPr>
             <w:r/>
             <w:r>
               <w:rPr>
@@ -10047,6 +12601,9 @@
             <w:tcW w:type="dxa" w:w="1514"/>
           </w:tcPr>
           <w:p>
+            <w:pPr>
+              <w:spacing w:before="20" w:after="20"/>
+            </w:pPr>
             <w:r/>
             <w:r>
               <w:rPr>
@@ -10063,6 +12620,9 @@
             <w:tcW w:type="dxa" w:w="1514"/>
           </w:tcPr>
           <w:p>
+            <w:pPr>
+              <w:spacing w:before="20" w:after="20"/>
+            </w:pPr>
             <w:r/>
             <w:r>
               <w:rPr>
@@ -10084,6 +12644,9 @@
             <w:tcW w:type="dxa" w:w="1514"/>
           </w:tcPr>
           <w:p>
+            <w:pPr>
+              <w:spacing w:before="20" w:after="20"/>
+            </w:pPr>
             <w:r/>
             <w:r>
               <w:rPr>
@@ -10100,6 +12663,9 @@
             <w:tcW w:type="dxa" w:w="1514"/>
           </w:tcPr>
           <w:p>
+            <w:pPr>
+              <w:spacing w:before="20" w:after="20"/>
+            </w:pPr>
             <w:r/>
             <w:r>
               <w:rPr>
@@ -10116,11 +12682,13 @@
             <w:tcW w:type="dxa" w:w="1514"/>
           </w:tcPr>
           <w:p>
-            <w:r/>
-            <w:r>
-              <w:rPr>
-                <w:rFonts w:ascii="Verdana" w:hAnsi="Verdana"/>
-                <w:b w:val="0"/>
+            <w:pPr>
+              <w:spacing w:before="20" w:after="20"/>
+            </w:pPr>
+            <w:r/>
+            <w:r>
+              <w:rPr>
+                <w:rFonts w:ascii="Verdana" w:hAnsi="Verdana"/>
                 <w:sz w:val="16"/>
               </w:rPr>
               <w:t>m</w:t>
@@ -10132,6 +12700,9 @@
             <w:tcW w:type="dxa" w:w="1514"/>
           </w:tcPr>
           <w:p>
+            <w:pPr>
+              <w:spacing w:before="20" w:after="20"/>
+            </w:pPr>
             <w:r/>
             <w:r>
               <w:rPr>
@@ -10148,6 +12719,9 @@
             <w:tcW w:type="dxa" w:w="1514"/>
           </w:tcPr>
           <w:p>
+            <w:pPr>
+              <w:spacing w:before="20" w:after="20"/>
+            </w:pPr>
             <w:r/>
             <w:r>
               <w:rPr>
@@ -10164,6 +12738,9 @@
             <w:tcW w:type="dxa" w:w="1514"/>
           </w:tcPr>
           <w:p>
+            <w:pPr>
+              <w:spacing w:before="20" w:after="20"/>
+            </w:pPr>
             <w:r/>
             <w:r>
               <w:rPr>
@@ -10180,11 +12757,13 @@
             <w:tcW w:type="dxa" w:w="1514"/>
           </w:tcPr>
           <w:p>
-            <w:r/>
-            <w:r>
-              <w:rPr>
-                <w:rFonts w:ascii="Verdana" w:hAnsi="Verdana"/>
-                <w:b w:val="0"/>
+            <w:pPr>
+              <w:spacing w:before="20" w:after="20"/>
+            </w:pPr>
+            <w:r/>
+            <w:r>
+              <w:rPr>
+                <w:rFonts w:ascii="Verdana" w:hAnsi="Verdana"/>
                 <w:sz w:val="16"/>
               </w:rPr>
               <w:t>m</w:t>
@@ -10196,6 +12775,9 @@
             <w:tcW w:type="dxa" w:w="1514"/>
           </w:tcPr>
           <w:p>
+            <w:pPr>
+              <w:spacing w:before="20" w:after="20"/>
+            </w:pPr>
             <w:r/>
             <w:r>
               <w:rPr>
@@ -10212,6 +12794,9 @@
             <w:tcW w:type="dxa" w:w="1514"/>
           </w:tcPr>
           <w:p>
+            <w:pPr>
+              <w:spacing w:before="20" w:after="20"/>
+            </w:pPr>
             <w:r/>
             <w:r>
               <w:rPr>
@@ -10228,6 +12813,9 @@
             <w:tcW w:type="dxa" w:w="1514"/>
           </w:tcPr>
           <w:p>
+            <w:pPr>
+              <w:spacing w:before="20" w:after="20"/>
+            </w:pPr>
             <w:r/>
             <w:r>
               <w:rPr>
@@ -10249,6 +12837,9 @@
             <w:tcW w:type="dxa" w:w="1514"/>
           </w:tcPr>
           <w:p>
+            <w:pPr>
+              <w:spacing w:before="20" w:after="20"/>
+            </w:pPr>
             <w:r/>
             <w:r>
               <w:rPr>
@@ -10265,6 +12856,9 @@
             <w:tcW w:type="dxa" w:w="1514"/>
           </w:tcPr>
           <w:p>
+            <w:pPr>
+              <w:spacing w:before="20" w:after="20"/>
+            </w:pPr>
             <w:r/>
             <w:r>
               <w:rPr>
@@ -10281,11 +12875,13 @@
             <w:tcW w:type="dxa" w:w="1514"/>
           </w:tcPr>
           <w:p>
-            <w:r/>
-            <w:r>
-              <w:rPr>
-                <w:rFonts w:ascii="Verdana" w:hAnsi="Verdana"/>
-                <w:b w:val="0"/>
+            <w:pPr>
+              <w:spacing w:before="20" w:after="20"/>
+            </w:pPr>
+            <w:r/>
+            <w:r>
+              <w:rPr>
+                <w:rFonts w:ascii="Verdana" w:hAnsi="Verdana"/>
                 <w:sz w:val="16"/>
               </w:rPr>
               <w:t>m</w:t>
@@ -10297,6 +12893,9 @@
             <w:tcW w:type="dxa" w:w="1514"/>
           </w:tcPr>
           <w:p>
+            <w:pPr>
+              <w:spacing w:before="20" w:after="20"/>
+            </w:pPr>
             <w:r/>
             <w:r>
               <w:rPr>
@@ -10313,6 +12912,9 @@
             <w:tcW w:type="dxa" w:w="1514"/>
           </w:tcPr>
           <w:p>
+            <w:pPr>
+              <w:spacing w:before="20" w:after="20"/>
+            </w:pPr>
             <w:r/>
             <w:r>
               <w:rPr>
@@ -10329,6 +12931,9 @@
             <w:tcW w:type="dxa" w:w="1514"/>
           </w:tcPr>
           <w:p>
+            <w:pPr>
+              <w:spacing w:before="20" w:after="20"/>
+            </w:pPr>
             <w:r/>
             <w:r>
               <w:rPr>
@@ -10345,11 +12950,13 @@
             <w:tcW w:type="dxa" w:w="1514"/>
           </w:tcPr>
           <w:p>
-            <w:r/>
-            <w:r>
-              <w:rPr>
-                <w:rFonts w:ascii="Verdana" w:hAnsi="Verdana"/>
-                <w:b w:val="0"/>
+            <w:pPr>
+              <w:spacing w:before="20" w:after="20"/>
+            </w:pPr>
+            <w:r/>
+            <w:r>
+              <w:rPr>
+                <w:rFonts w:ascii="Verdana" w:hAnsi="Verdana"/>
                 <w:sz w:val="16"/>
               </w:rPr>
               <w:t>m</w:t>
@@ -10361,6 +12968,9 @@
             <w:tcW w:type="dxa" w:w="1514"/>
           </w:tcPr>
           <w:p>
+            <w:pPr>
+              <w:spacing w:before="20" w:after="20"/>
+            </w:pPr>
             <w:r/>
             <w:r>
               <w:rPr>
@@ -10377,6 +12987,9 @@
             <w:tcW w:type="dxa" w:w="1514"/>
           </w:tcPr>
           <w:p>
+            <w:pPr>
+              <w:spacing w:before="20" w:after="20"/>
+            </w:pPr>
             <w:r/>
             <w:r>
               <w:rPr>
@@ -10393,6 +13006,9 @@
             <w:tcW w:type="dxa" w:w="1514"/>
           </w:tcPr>
           <w:p>
+            <w:pPr>
+              <w:spacing w:before="20" w:after="20"/>
+            </w:pPr>
             <w:r/>
             <w:r>
               <w:rPr>
@@ -10414,6 +13030,9 @@
             <w:tcW w:type="dxa" w:w="1514"/>
           </w:tcPr>
           <w:p>
+            <w:pPr>
+              <w:spacing w:before="20" w:after="20"/>
+            </w:pPr>
             <w:r/>
             <w:r>
               <w:rPr>
@@ -10430,6 +13049,9 @@
             <w:tcW w:type="dxa" w:w="1514"/>
           </w:tcPr>
           <w:p>
+            <w:pPr>
+              <w:spacing w:before="20" w:after="20"/>
+            </w:pPr>
             <w:r/>
             <w:r>
               <w:rPr>
@@ -10446,11 +13068,13 @@
             <w:tcW w:type="dxa" w:w="1514"/>
           </w:tcPr>
           <w:p>
-            <w:r/>
-            <w:r>
-              <w:rPr>
-                <w:rFonts w:ascii="Verdana" w:hAnsi="Verdana"/>
-                <w:b w:val="0"/>
+            <w:pPr>
+              <w:spacing w:before="20" w:after="20"/>
+            </w:pPr>
+            <w:r/>
+            <w:r>
+              <w:rPr>
+                <w:rFonts w:ascii="Verdana" w:hAnsi="Verdana"/>
                 <w:sz w:val="16"/>
               </w:rPr>
               <w:t>m</w:t>
@@ -10462,6 +13086,9 @@
             <w:tcW w:type="dxa" w:w="1514"/>
           </w:tcPr>
           <w:p>
+            <w:pPr>
+              <w:spacing w:before="20" w:after="20"/>
+            </w:pPr>
             <w:r/>
             <w:r>
               <w:rPr>
@@ -10478,6 +13105,9 @@
             <w:tcW w:type="dxa" w:w="1514"/>
           </w:tcPr>
           <w:p>
+            <w:pPr>
+              <w:spacing w:before="20" w:after="20"/>
+            </w:pPr>
             <w:r/>
             <w:r>
               <w:rPr>
@@ -10494,6 +13124,9 @@
             <w:tcW w:type="dxa" w:w="1514"/>
           </w:tcPr>
           <w:p>
+            <w:pPr>
+              <w:spacing w:before="20" w:after="20"/>
+            </w:pPr>
             <w:r/>
             <w:r>
               <w:rPr>
@@ -10510,11 +13143,13 @@
             <w:tcW w:type="dxa" w:w="1514"/>
           </w:tcPr>
           <w:p>
-            <w:r/>
-            <w:r>
-              <w:rPr>
-                <w:rFonts w:ascii="Verdana" w:hAnsi="Verdana"/>
-                <w:b w:val="0"/>
+            <w:pPr>
+              <w:spacing w:before="20" w:after="20"/>
+            </w:pPr>
+            <w:r/>
+            <w:r>
+              <w:rPr>
+                <w:rFonts w:ascii="Verdana" w:hAnsi="Verdana"/>
                 <w:sz w:val="16"/>
               </w:rPr>
               <w:t>m</w:t>
@@ -10526,6 +13161,9 @@
             <w:tcW w:type="dxa" w:w="1514"/>
           </w:tcPr>
           <w:p>
+            <w:pPr>
+              <w:spacing w:before="20" w:after="20"/>
+            </w:pPr>
             <w:r/>
             <w:r>
               <w:rPr>
@@ -10542,6 +13180,9 @@
             <w:tcW w:type="dxa" w:w="1514"/>
           </w:tcPr>
           <w:p>
+            <w:pPr>
+              <w:spacing w:before="20" w:after="20"/>
+            </w:pPr>
             <w:r/>
             <w:r>
               <w:rPr>
@@ -10558,6 +13199,9 @@
             <w:tcW w:type="dxa" w:w="1514"/>
           </w:tcPr>
           <w:p>
+            <w:pPr>
+              <w:spacing w:before="20" w:after="20"/>
+            </w:pPr>
             <w:r/>
             <w:r>
               <w:rPr>
@@ -10579,6 +13223,9 @@
             <w:tcW w:type="dxa" w:w="1514"/>
           </w:tcPr>
           <w:p>
+            <w:pPr>
+              <w:spacing w:before="20" w:after="20"/>
+            </w:pPr>
             <w:r/>
             <w:r>
               <w:rPr>
@@ -10595,6 +13242,9 @@
             <w:tcW w:type="dxa" w:w="1514"/>
           </w:tcPr>
           <w:p>
+            <w:pPr>
+              <w:spacing w:before="20" w:after="20"/>
+            </w:pPr>
             <w:r/>
             <w:r>
               <w:rPr>
@@ -10611,11 +13261,13 @@
             <w:tcW w:type="dxa" w:w="1514"/>
           </w:tcPr>
           <w:p>
-            <w:r/>
-            <w:r>
-              <w:rPr>
-                <w:rFonts w:ascii="Verdana" w:hAnsi="Verdana"/>
-                <w:b w:val="0"/>
+            <w:pPr>
+              <w:spacing w:before="20" w:after="20"/>
+            </w:pPr>
+            <w:r/>
+            <w:r>
+              <w:rPr>
+                <w:rFonts w:ascii="Verdana" w:hAnsi="Verdana"/>
                 <w:sz w:val="16"/>
               </w:rPr>
               <w:t>Numérica</w:t>
@@ -10627,6 +13279,9 @@
             <w:tcW w:type="dxa" w:w="1514"/>
           </w:tcPr>
           <w:p>
+            <w:pPr>
+              <w:spacing w:before="20" w:after="20"/>
+            </w:pPr>
             <w:r/>
             <w:r>
               <w:rPr>
@@ -10643,6 +13298,9 @@
             <w:tcW w:type="dxa" w:w="1514"/>
           </w:tcPr>
           <w:p>
+            <w:pPr>
+              <w:spacing w:before="20" w:after="20"/>
+            </w:pPr>
             <w:r/>
             <w:r>
               <w:rPr>
@@ -10659,6 +13317,9 @@
             <w:tcW w:type="dxa" w:w="1514"/>
           </w:tcPr>
           <w:p>
+            <w:pPr>
+              <w:spacing w:before="20" w:after="20"/>
+            </w:pPr>
             <w:r/>
             <w:r>
               <w:rPr>
@@ -10675,11 +13336,13 @@
             <w:tcW w:type="dxa" w:w="1514"/>
           </w:tcPr>
           <w:p>
-            <w:r/>
-            <w:r>
-              <w:rPr>
-                <w:rFonts w:ascii="Verdana" w:hAnsi="Verdana"/>
-                <w:b w:val="0"/>
+            <w:pPr>
+              <w:spacing w:before="20" w:after="20"/>
+            </w:pPr>
+            <w:r/>
+            <w:r>
+              <w:rPr>
+                <w:rFonts w:ascii="Verdana" w:hAnsi="Verdana"/>
                 <w:sz w:val="16"/>
               </w:rPr>
               <w:t>Numérica</w:t>
@@ -10691,6 +13354,9 @@
             <w:tcW w:type="dxa" w:w="1514"/>
           </w:tcPr>
           <w:p>
+            <w:pPr>
+              <w:spacing w:before="20" w:after="20"/>
+            </w:pPr>
             <w:r/>
             <w:r>
               <w:rPr>
@@ -10707,6 +13373,9 @@
             <w:tcW w:type="dxa" w:w="1514"/>
           </w:tcPr>
           <w:p>
+            <w:pPr>
+              <w:spacing w:before="20" w:after="20"/>
+            </w:pPr>
             <w:r/>
             <w:r>
               <w:rPr>
@@ -10723,6 +13392,9 @@
             <w:tcW w:type="dxa" w:w="1514"/>
           </w:tcPr>
           <w:p>
+            <w:pPr>
+              <w:spacing w:before="20" w:after="20"/>
+            </w:pPr>
             <w:r/>
             <w:r>
               <w:rPr>
@@ -10744,6 +13416,9 @@
             <w:tcW w:type="dxa" w:w="1514"/>
           </w:tcPr>
           <w:p>
+            <w:pPr>
+              <w:spacing w:before="20" w:after="20"/>
+            </w:pPr>
             <w:r/>
             <w:r>
               <w:rPr>
@@ -10760,6 +13435,9 @@
             <w:tcW w:type="dxa" w:w="1514"/>
           </w:tcPr>
           <w:p>
+            <w:pPr>
+              <w:spacing w:before="20" w:after="20"/>
+            </w:pPr>
             <w:r/>
             <w:r>
               <w:rPr>
@@ -10776,11 +13454,13 @@
             <w:tcW w:type="dxa" w:w="1514"/>
           </w:tcPr>
           <w:p>
-            <w:r/>
-            <w:r>
-              <w:rPr>
-                <w:rFonts w:ascii="Verdana" w:hAnsi="Verdana"/>
-                <w:b w:val="0"/>
+            <w:pPr>
+              <w:spacing w:before="20" w:after="20"/>
+            </w:pPr>
+            <w:r/>
+            <w:r>
+              <w:rPr>
+                <w:rFonts w:ascii="Verdana" w:hAnsi="Verdana"/>
                 <w:sz w:val="16"/>
               </w:rPr>
               <w:t>m</w:t>
@@ -10792,6 +13472,9 @@
             <w:tcW w:type="dxa" w:w="1514"/>
           </w:tcPr>
           <w:p>
+            <w:pPr>
+              <w:spacing w:before="20" w:after="20"/>
+            </w:pPr>
             <w:r/>
             <w:r>
               <w:rPr>
@@ -10808,6 +13491,9 @@
             <w:tcW w:type="dxa" w:w="1514"/>
           </w:tcPr>
           <w:p>
+            <w:pPr>
+              <w:spacing w:before="20" w:after="20"/>
+            </w:pPr>
             <w:r/>
             <w:r>
               <w:rPr>
@@ -10824,6 +13510,9 @@
             <w:tcW w:type="dxa" w:w="1514"/>
           </w:tcPr>
           <w:p>
+            <w:pPr>
+              <w:spacing w:before="20" w:after="20"/>
+            </w:pPr>
             <w:r/>
             <w:r>
               <w:rPr>
@@ -10840,11 +13529,13 @@
             <w:tcW w:type="dxa" w:w="1514"/>
           </w:tcPr>
           <w:p>
-            <w:r/>
-            <w:r>
-              <w:rPr>
-                <w:rFonts w:ascii="Verdana" w:hAnsi="Verdana"/>
-                <w:b w:val="0"/>
+            <w:pPr>
+              <w:spacing w:before="20" w:after="20"/>
+            </w:pPr>
+            <w:r/>
+            <w:r>
+              <w:rPr>
+                <w:rFonts w:ascii="Verdana" w:hAnsi="Verdana"/>
                 <w:sz w:val="16"/>
               </w:rPr>
               <w:t>Numérica</w:t>
@@ -10856,6 +13547,9 @@
             <w:tcW w:type="dxa" w:w="1514"/>
           </w:tcPr>
           <w:p>
+            <w:pPr>
+              <w:spacing w:before="20" w:after="20"/>
+            </w:pPr>
             <w:r/>
             <w:r>
               <w:rPr>
@@ -10872,6 +13566,9 @@
             <w:tcW w:type="dxa" w:w="1514"/>
           </w:tcPr>
           <w:p>
+            <w:pPr>
+              <w:spacing w:before="20" w:after="20"/>
+            </w:pPr>
             <w:r/>
             <w:r>
               <w:rPr>
@@ -10888,6 +13585,9 @@
             <w:tcW w:type="dxa" w:w="1514"/>
           </w:tcPr>
           <w:p>
+            <w:pPr>
+              <w:spacing w:before="20" w:after="20"/>
+            </w:pPr>
             <w:r/>
             <w:r>
               <w:rPr>
@@ -10909,6 +13609,9 @@
             <w:tcW w:type="dxa" w:w="1514"/>
           </w:tcPr>
           <w:p>
+            <w:pPr>
+              <w:spacing w:before="20" w:after="20"/>
+            </w:pPr>
             <w:r/>
             <w:r>
               <w:rPr>
@@ -10925,6 +13628,9 @@
             <w:tcW w:type="dxa" w:w="1514"/>
           </w:tcPr>
           <w:p>
+            <w:pPr>
+              <w:spacing w:before="20" w:after="20"/>
+            </w:pPr>
             <w:r/>
             <w:r>
               <w:rPr>
@@ -10941,11 +13647,13 @@
             <w:tcW w:type="dxa" w:w="1514"/>
           </w:tcPr>
           <w:p>
-            <w:r/>
-            <w:r>
-              <w:rPr>
-                <w:rFonts w:ascii="Verdana" w:hAnsi="Verdana"/>
-                <w:b w:val="0"/>
+            <w:pPr>
+              <w:spacing w:before="20" w:after="20"/>
+            </w:pPr>
+            <w:r/>
+            <w:r>
+              <w:rPr>
+                <w:rFonts w:ascii="Verdana" w:hAnsi="Verdana"/>
                 <w:sz w:val="16"/>
               </w:rPr>
               <w:t>m</w:t>
@@ -10957,6 +13665,9 @@
             <w:tcW w:type="dxa" w:w="1514"/>
           </w:tcPr>
           <w:p>
+            <w:pPr>
+              <w:spacing w:before="20" w:after="20"/>
+            </w:pPr>
             <w:r/>
             <w:r>
               <w:rPr>
@@ -10973,6 +13684,9 @@
             <w:tcW w:type="dxa" w:w="1514"/>
           </w:tcPr>
           <w:p>
+            <w:pPr>
+              <w:spacing w:before="20" w:after="20"/>
+            </w:pPr>
             <w:r/>
             <w:r>
               <w:rPr>
@@ -10989,6 +13703,9 @@
             <w:tcW w:type="dxa" w:w="1514"/>
           </w:tcPr>
           <w:p>
+            <w:pPr>
+              <w:spacing w:before="20" w:after="20"/>
+            </w:pPr>
             <w:r/>
             <w:r>
               <w:rPr>
@@ -11005,11 +13722,13 @@
             <w:tcW w:type="dxa" w:w="1514"/>
           </w:tcPr>
           <w:p>
-            <w:r/>
-            <w:r>
-              <w:rPr>
-                <w:rFonts w:ascii="Verdana" w:hAnsi="Verdana"/>
-                <w:b w:val="0"/>
+            <w:pPr>
+              <w:spacing w:before="20" w:after="20"/>
+            </w:pPr>
+            <w:r/>
+            <w:r>
+              <w:rPr>
+                <w:rFonts w:ascii="Verdana" w:hAnsi="Verdana"/>
                 <w:sz w:val="16"/>
               </w:rPr>
               <w:t>Numérica</w:t>
@@ -11021,6 +13740,9 @@
             <w:tcW w:type="dxa" w:w="1514"/>
           </w:tcPr>
           <w:p>
+            <w:pPr>
+              <w:spacing w:before="20" w:after="20"/>
+            </w:pPr>
             <w:r/>
             <w:r>
               <w:rPr>
@@ -11037,6 +13759,9 @@
             <w:tcW w:type="dxa" w:w="1514"/>
           </w:tcPr>
           <w:p>
+            <w:pPr>
+              <w:spacing w:before="20" w:after="20"/>
+            </w:pPr>
             <w:r/>
             <w:r>
               <w:rPr>
@@ -11053,6 +13778,9 @@
             <w:tcW w:type="dxa" w:w="1514"/>
           </w:tcPr>
           <w:p>
+            <w:pPr>
+              <w:spacing w:before="20" w:after="20"/>
+            </w:pPr>
             <w:r/>
             <w:r>
               <w:rPr>
@@ -11074,6 +13802,9 @@
             <w:tcW w:type="dxa" w:w="1514"/>
           </w:tcPr>
           <w:p>
+            <w:pPr>
+              <w:spacing w:before="20" w:after="20"/>
+            </w:pPr>
             <w:r/>
             <w:r>
               <w:rPr>
@@ -11090,6 +13821,9 @@
             <w:tcW w:type="dxa" w:w="1514"/>
           </w:tcPr>
           <w:p>
+            <w:pPr>
+              <w:spacing w:before="20" w:after="20"/>
+            </w:pPr>
             <w:r/>
             <w:r>
               <w:rPr>
@@ -11106,11 +13840,13 @@
             <w:tcW w:type="dxa" w:w="1514"/>
           </w:tcPr>
           <w:p>
-            <w:r/>
-            <w:r>
-              <w:rPr>
-                <w:rFonts w:ascii="Verdana" w:hAnsi="Verdana"/>
-                <w:b w:val="0"/>
+            <w:pPr>
+              <w:spacing w:before="20" w:after="20"/>
+            </w:pPr>
+            <w:r/>
+            <w:r>
+              <w:rPr>
+                <w:rFonts w:ascii="Verdana" w:hAnsi="Verdana"/>
                 <w:sz w:val="16"/>
               </w:rPr>
               <w:t>m</w:t>
@@ -11122,6 +13858,9 @@
             <w:tcW w:type="dxa" w:w="1514"/>
           </w:tcPr>
           <w:p>
+            <w:pPr>
+              <w:spacing w:before="20" w:after="20"/>
+            </w:pPr>
             <w:r/>
             <w:r>
               <w:rPr>
@@ -11138,6 +13877,9 @@
             <w:tcW w:type="dxa" w:w="1514"/>
           </w:tcPr>
           <w:p>
+            <w:pPr>
+              <w:spacing w:before="20" w:after="20"/>
+            </w:pPr>
             <w:r/>
             <w:r>
               <w:rPr>
@@ -11154,6 +13896,9 @@
             <w:tcW w:type="dxa" w:w="1514"/>
           </w:tcPr>
           <w:p>
+            <w:pPr>
+              <w:spacing w:before="20" w:after="20"/>
+            </w:pPr>
             <w:r/>
             <w:r>
               <w:rPr>
@@ -11170,11 +13915,13 @@
             <w:tcW w:type="dxa" w:w="1514"/>
           </w:tcPr>
           <w:p>
-            <w:r/>
-            <w:r>
-              <w:rPr>
-                <w:rFonts w:ascii="Verdana" w:hAnsi="Verdana"/>
-                <w:b w:val="0"/>
+            <w:pPr>
+              <w:spacing w:before="20" w:after="20"/>
+            </w:pPr>
+            <w:r/>
+            <w:r>
+              <w:rPr>
+                <w:rFonts w:ascii="Verdana" w:hAnsi="Verdana"/>
                 <w:sz w:val="16"/>
               </w:rPr>
               <w:t>m</w:t>
@@ -11186,6 +13933,9 @@
             <w:tcW w:type="dxa" w:w="1514"/>
           </w:tcPr>
           <w:p>
+            <w:pPr>
+              <w:spacing w:before="20" w:after="20"/>
+            </w:pPr>
             <w:r/>
             <w:r>
               <w:rPr>
@@ -11202,6 +13952,9 @@
             <w:tcW w:type="dxa" w:w="1514"/>
           </w:tcPr>
           <w:p>
+            <w:pPr>
+              <w:spacing w:before="20" w:after="20"/>
+            </w:pPr>
             <w:r/>
             <w:r>
               <w:rPr>
@@ -11218,6 +13971,9 @@
             <w:tcW w:type="dxa" w:w="1514"/>
           </w:tcPr>
           <w:p>
+            <w:pPr>
+              <w:spacing w:before="20" w:after="20"/>
+            </w:pPr>
             <w:r/>
             <w:r>
               <w:rPr>
@@ -11239,6 +13995,9 @@
             <w:tcW w:type="dxa" w:w="1514"/>
           </w:tcPr>
           <w:p>
+            <w:pPr>
+              <w:spacing w:before="20" w:after="20"/>
+            </w:pPr>
             <w:r/>
             <w:r>
               <w:rPr>
@@ -11255,6 +14014,9 @@
             <w:tcW w:type="dxa" w:w="1514"/>
           </w:tcPr>
           <w:p>
+            <w:pPr>
+              <w:spacing w:before="20" w:after="20"/>
+            </w:pPr>
             <w:r/>
             <w:r>
               <w:rPr>
@@ -11271,11 +14033,13 @@
             <w:tcW w:type="dxa" w:w="1514"/>
           </w:tcPr>
           <w:p>
-            <w:r/>
-            <w:r>
-              <w:rPr>
-                <w:rFonts w:ascii="Verdana" w:hAnsi="Verdana"/>
-                <w:b w:val="0"/>
+            <w:pPr>
+              <w:spacing w:before="20" w:after="20"/>
+            </w:pPr>
+            <w:r/>
+            <w:r>
+              <w:rPr>
+                <w:rFonts w:ascii="Verdana" w:hAnsi="Verdana"/>
                 <w:sz w:val="16"/>
               </w:rPr>
               <w:t>m</w:t>
@@ -11287,6 +14051,9 @@
             <w:tcW w:type="dxa" w:w="1514"/>
           </w:tcPr>
           <w:p>
+            <w:pPr>
+              <w:spacing w:before="20" w:after="20"/>
+            </w:pPr>
             <w:r/>
             <w:r>
               <w:rPr>
@@ -11303,6 +14070,9 @@
             <w:tcW w:type="dxa" w:w="1514"/>
           </w:tcPr>
           <w:p>
+            <w:pPr>
+              <w:spacing w:before="20" w:after="20"/>
+            </w:pPr>
             <w:r/>
             <w:r>
               <w:rPr>
@@ -11319,6 +14089,9 @@
             <w:tcW w:type="dxa" w:w="1514"/>
           </w:tcPr>
           <w:p>
+            <w:pPr>
+              <w:spacing w:before="20" w:after="20"/>
+            </w:pPr>
             <w:r/>
             <w:r>
               <w:rPr>
@@ -11335,11 +14108,13 @@
             <w:tcW w:type="dxa" w:w="1514"/>
           </w:tcPr>
           <w:p>
-            <w:r/>
-            <w:r>
-              <w:rPr>
-                <w:rFonts w:ascii="Verdana" w:hAnsi="Verdana"/>
-                <w:b w:val="0"/>
+            <w:pPr>
+              <w:spacing w:before="20" w:after="20"/>
+            </w:pPr>
+            <w:r/>
+            <w:r>
+              <w:rPr>
+                <w:rFonts w:ascii="Verdana" w:hAnsi="Verdana"/>
                 <w:sz w:val="16"/>
               </w:rPr>
               <w:t>m</w:t>
@@ -11351,6 +14126,9 @@
             <w:tcW w:type="dxa" w:w="1514"/>
           </w:tcPr>
           <w:p>
+            <w:pPr>
+              <w:spacing w:before="20" w:after="20"/>
+            </w:pPr>
             <w:r/>
             <w:r>
               <w:rPr>
@@ -11367,6 +14145,9 @@
             <w:tcW w:type="dxa" w:w="1514"/>
           </w:tcPr>
           <w:p>
+            <w:pPr>
+              <w:spacing w:before="20" w:after="20"/>
+            </w:pPr>
             <w:r/>
             <w:r>
               <w:rPr>
@@ -11383,6 +14164,9 @@
             <w:tcW w:type="dxa" w:w="1514"/>
           </w:tcPr>
           <w:p>
+            <w:pPr>
+              <w:spacing w:before="20" w:after="20"/>
+            </w:pPr>
             <w:r/>
             <w:r>
               <w:rPr>

--- a/docx/es/BUFRCREX_TableB_es_15.docx
+++ b/docx/es/BUFRCREX_TableB_es_15.docx
@@ -13810,377 +13810,6 @@
         </w:tc>
       </w:tr>
     </w:tbl>
-    <w:p/>
-    <w:p>
-      <w:r>
-        <w:rPr>
-          <w:rFonts w:ascii="Verdana" w:hAnsi="Verdana"/>
-          <w:i/>
-          <w:sz w:val="14"/>
-        </w:rPr>
-        <w:t>Note 23: El valor –0,1 kg m–2 antes de la aplicación del factor de escala (–1 después de su aplicación o en la clave CREX) indicará “trazas” (no mensurable, menos de 0,05 kg m–2).</w:t>
-      </w:r>
-    </w:p>
-    <w:p>
-      <w:r>
-        <w:rPr>
-          <w:rFonts w:ascii="Verdana" w:hAnsi="Verdana"/>
-          <w:i/>
-          <w:sz w:val="14"/>
-        </w:rPr>
-        <w:t>Note 25: Una significación definida anteriormente puede anularse transmitiendo un “valor faltante” a partir de la tabla de cifrado o de banderines apropiada.</w:t>
-      </w:r>
-    </w:p>
-    <w:p>
-      <w:r>
-        <w:rPr>
-          <w:rFonts w:ascii="Verdana" w:hAnsi="Verdana"/>
-          <w:i/>
-          <w:sz w:val="14"/>
-        </w:rPr>
-        <w:t>Note 27: Todas las horas están expresadas en Tiempo Universal Coordinado (UTC), a menos que se indique lo contrario. I.2 – BUFR/CREX Tabla B/04 – 3</w:t>
-      </w:r>
-    </w:p>
-    <w:p>
-      <w:r>
-        <w:rPr>
-          <w:rFonts w:ascii="Verdana" w:hAnsi="Verdana"/>
-          <w:i/>
-          <w:sz w:val="14"/>
-        </w:rPr>
-        <w:t>Note 32: Solo se indicará el rumbo o azimut en relación con la localización comunicada que no volverá a especificarse.</w:t>
-      </w:r>
-    </w:p>
-    <w:p>
-      <w:r>
-        <w:rPr>
-          <w:rFonts w:ascii="Verdana" w:hAnsi="Verdana"/>
-          <w:i/>
-          <w:sz w:val="14"/>
-        </w:rPr>
-        <w:t>Note 62: Tan solo se indicará la distancia en relación con la localización comunicada y el rumbo, azimut o elevación y no se volverá a especificar esta localización.</w:t>
-      </w:r>
-    </w:p>
-    <w:p>
-      <w:r>
-        <w:rPr>
-          <w:rFonts w:ascii="Verdana" w:hAnsi="Verdana"/>
-          <w:i/>
-          <w:sz w:val="14"/>
-        </w:rPr>
-        <w:t>Note 63: Se asignarán valores positivos a la radiación descendente.</w:t>
-      </w:r>
-    </w:p>
-    <w:p>
-      <w:r>
-        <w:rPr>
-          <w:rFonts w:ascii="Verdana" w:hAnsi="Verdana"/>
-          <w:i/>
-          <w:sz w:val="14"/>
-        </w:rPr>
-        <w:t>Note 64: Se asignarán valores positivos a los componentes descendentes w cuando las unidades sean Pa s –1.</w:t>
-      </w:r>
-    </w:p>
-    <w:p>
-      <w:r>
-        <w:rPr>
-          <w:rFonts w:ascii="Verdana" w:hAnsi="Verdana"/>
-          <w:i/>
-          <w:sz w:val="14"/>
-        </w:rPr>
-        <w:t>Note 66: Se asignarán valores negativos a los incrementos este-oeste.</w:t>
-      </w:r>
-    </w:p>
-    <w:p>
-      <w:r>
-        <w:rPr>
-          <w:rFonts w:ascii="Verdana" w:hAnsi="Verdana"/>
-          <w:i/>
-          <w:sz w:val="14"/>
-        </w:rPr>
-        <w:t>Note 75: Para los descriptores CREX F = B, no 0.</w:t>
-      </w:r>
-    </w:p>
-    <w:p>
-      <w:r>
-        <w:rPr>
-          <w:rFonts w:ascii="Verdana" w:hAnsi="Verdana"/>
-          <w:i/>
-          <w:sz w:val="14"/>
-        </w:rPr>
-        <w:t>Note 92: Para distinguir claramente los casos de datos faltantes y de píxeles saturados, los datos de imagen de n bits deberían cifrarse utilizando una anchura de datos de n + 1. Si tal descriptor no está disponible ya en la Clase 30, debería utilizarse un descriptor de operación 2 01 YYY para modificar la anchura de datos de la entrada existente, si fuese necesario. I.2 – BUFR/CREX Tabla B/30 – 1</w:t>
-      </w:r>
-    </w:p>
-    <w:p>
-      <w:r>
-        <w:rPr>
-          <w:rFonts w:ascii="Verdana" w:hAnsi="Verdana"/>
-          <w:i/>
-          <w:sz w:val="14"/>
-        </w:rPr>
-        <w:t>Note 105: Para indicar períodos de tiempo o desplazamientos que preceden al tiempo definido actualmente se emplearán períodos de tiempo negativos o desplazamientos.</w:t>
-      </w:r>
-    </w:p>
-    <w:p>
-      <w:r>
-        <w:rPr>
-          <w:rFonts w:ascii="Verdana" w:hAnsi="Verdana"/>
-          <w:i/>
-          <w:sz w:val="14"/>
-        </w:rPr>
-        <w:t>Note 110: Se asignarán valores negativos a los incrementos norte-sur.</w:t>
-      </w:r>
-    </w:p>
-    <w:p>
-      <w:r>
-        <w:rPr>
-          <w:rFonts w:ascii="Verdana" w:hAnsi="Verdana"/>
-          <w:i/>
-          <w:sz w:val="14"/>
-        </w:rPr>
-        <w:t>Note 115: La anchura de datos de los píxeles puede cambiarse mediante el descriptor 2 01 YYY.</w:t>
-      </w:r>
-    </w:p>
-    <w:p>
-      <w:r>
-        <w:rPr>
-          <w:rFonts w:ascii="Verdana" w:hAnsi="Verdana"/>
-          <w:i/>
-          <w:sz w:val="14"/>
-        </w:rPr>
-        <w:t>Note 121: En relación con determinados elementos de esta clase, pueden consignarse algunas indicaciones sobre la precisión prevista.</w:t>
-      </w:r>
-    </w:p>
-    <w:p>
-      <w:r>
-        <w:rPr>
-          <w:rFonts w:ascii="Verdana" w:hAnsi="Verdana"/>
-          <w:i/>
-          <w:sz w:val="14"/>
-        </w:rPr>
-        <w:t>Note 122: Se asignarán valores negativos a la latitud sur.</w:t>
-      </w:r>
-    </w:p>
-    <w:p>
-      <w:r>
-        <w:rPr>
-          <w:rFonts w:ascii="Verdana" w:hAnsi="Verdana"/>
-          <w:i/>
-          <w:sz w:val="14"/>
-        </w:rPr>
-        <w:t>Note 123: Se asignarán valores positivos a los componentes v en sentido sur–norte.</w:t>
-      </w:r>
-    </w:p>
-    <w:p>
-      <w:r>
-        <w:rPr>
-          <w:rFonts w:ascii="Verdana" w:hAnsi="Verdana"/>
-          <w:i/>
-          <w:sz w:val="14"/>
-        </w:rPr>
-        <w:t>Note 126: Los informes sobre la dirección del viento de superficie resultantes de mediciones dentro del 1° del Polo Norte o del Polo Sur se notificarán de manera que el cero de su acimut esté alineado, coincidiendo con los 0° del meridiano de Greenwich. I.2 – BUFR/CREX Tabla B/11 – 6</w:t>
-      </w:r>
-    </w:p>
-    <w:p>
-      <w:r>
-        <w:rPr>
-          <w:rFonts w:ascii="Verdana" w:hAnsi="Verdana"/>
-          <w:i/>
-          <w:sz w:val="14"/>
-        </w:rPr>
-        <w:t>Note 140: El tamaño del píxel en la horizontal – 1 está dado por la posición donde el factor de escala del mapa es igual a la unidad.</w:t>
-      </w:r>
-    </w:p>
-    <w:p>
-      <w:r>
-        <w:rPr>
-          <w:rFonts w:ascii="Verdana" w:hAnsi="Verdana"/>
-          <w:i/>
-          <w:sz w:val="14"/>
-        </w:rPr>
-        <w:t>Note 141: El tamaño del píxel en la horizontal – 2 está dado por la posición donde el factor de escala del mapa es igual a la unidad.</w:t>
-      </w:r>
-    </w:p>
-    <w:p>
-      <w:r>
-        <w:rPr>
-          <w:rFonts w:ascii="Verdana" w:hAnsi="Verdana"/>
-          <w:i/>
-          <w:sz w:val="14"/>
-        </w:rPr>
-        <w:t>Note 145: La significación de los períodos o desplazamientos de tiempo se puede indicar utilizando la clave de significación del tiempo correspondiente a la referencia de tabla 0 08 021.</w:t>
-      </w:r>
-    </w:p>
-    <w:p>
-      <w:r>
-        <w:rPr>
-          <w:rFonts w:ascii="Verdana" w:hAnsi="Verdana"/>
-          <w:i/>
-          <w:sz w:val="14"/>
-        </w:rPr>
-        <w:t>Note 149: La localización del tiempo, cuando se utiliza con valores de predicción, indicará la hora del estado inicial de la predicción o el comienzo del período de predicción; cuando se utilice con promedios de conjunto de valores de predicción, la localización del tiempo indicará el estado inicial o el comienzo de la primera predicción de las que se obtienen los valores medios de conjunto</w:t>
-      </w:r>
-    </w:p>
-    <w:p>
-      <w:r>
-        <w:rPr>
-          <w:rFonts w:ascii="Verdana" w:hAnsi="Verdana"/>
-          <w:i/>
-          <w:sz w:val="14"/>
-        </w:rPr>
-        <w:t>Note 155: Esta clase también puede contener elementos relativos a los procedimientos de observación.</w:t>
-      </w:r>
-    </w:p>
-    <w:p>
-      <w:r>
-        <w:rPr>
-          <w:rFonts w:ascii="Verdana" w:hAnsi="Verdana"/>
-          <w:i/>
-          <w:sz w:val="14"/>
-        </w:rPr>
-        <w:t>Note 156: Esta clase incluirá elementos que describen los instrumentos que se utilizan para obtener los elementos meteorológicos transmitidos.</w:t>
-      </w:r>
-    </w:p>
-    <w:p>
-      <w:r>
-        <w:rPr>
-          <w:rFonts w:ascii="Verdana" w:hAnsi="Verdana"/>
-          <w:i/>
-          <w:sz w:val="14"/>
-        </w:rPr>
-        <w:t>Note 158: Respecto a los períodos o desplazamientos de tiempo, e incrementos de tiempo, será necesario determinar la localización inicial del tiempo antes de utilizarlos, y a continuación, según corresponda, se indicará la definición y significación del tiempo.</w:t>
-      </w:r>
-    </w:p>
-    <w:p>
-      <w:r>
-        <w:rPr>
-          <w:rFonts w:ascii="Verdana" w:hAnsi="Verdana"/>
-          <w:i/>
-          <w:sz w:val="14"/>
-        </w:rPr>
-        <w:t>Note 160: Se asignarán valores negativos a la radiación ascendente.</w:t>
-      </w:r>
-    </w:p>
-    <w:p>
-      <w:r>
-        <w:rPr>
-          <w:rFonts w:ascii="Verdana" w:hAnsi="Verdana"/>
-          <w:i/>
-          <w:sz w:val="14"/>
-        </w:rPr>
-        <w:t>Note 161: Se asignarán valores positivos a los componentes ascendentes w cuando las unidades sean m s–1.</w:t>
-      </w:r>
-    </w:p>
-    <w:p>
-      <w:r>
-        <w:rPr>
-          <w:rFonts w:ascii="Verdana" w:hAnsi="Verdana"/>
-          <w:i/>
-          <w:sz w:val="14"/>
-        </w:rPr>
-        <w:t>Note 162: Intervalos útiles utilizados: de 1011 Bq a 1019 Bq para emisiones; de 10–2 Bq a 107 Bq y de 10–2 mSv a 107 mSv para concentraciones y dosis.</w:t>
-      </w:r>
-    </w:p>
-    <w:p>
-      <w:r>
-        <w:rPr>
-          <w:rFonts w:ascii="Verdana" w:hAnsi="Verdana"/>
-          <w:i/>
-          <w:sz w:val="14"/>
-        </w:rPr>
-        <w:t>Note 163: Los valores de la latitud y de los incrementos de latitud quedan comprendidos entre –90 grados y +90 grados.</w:t>
-      </w:r>
-    </w:p>
-    <w:p>
-      <w:r>
-        <w:rPr>
-          <w:rFonts w:ascii="Verdana" w:hAnsi="Verdana"/>
-          <w:i/>
-          <w:sz w:val="14"/>
-        </w:rPr>
-        <w:t>Note 164: Los valores de longitud quedarán comprendidos entre –180 grados y +180 grados.</w:t>
-      </w:r>
-    </w:p>
-    <w:p>
-      <w:r>
-        <w:rPr>
-          <w:rFonts w:ascii="Verdana" w:hAnsi="Verdana"/>
-          <w:i/>
-          <w:sz w:val="14"/>
-        </w:rPr>
-        <w:t>Note 165: Se indicarán los elementos verticales y la presión para determinar los valores de estos elementos con independencia del elemento o variable que indique la coordenada vertical.</w:t>
-      </w:r>
-    </w:p>
-    <w:p>
-      <w:r>
-        <w:rPr>
-          <w:rFonts w:ascii="Verdana" w:hAnsi="Verdana"/>
-          <w:i/>
-          <w:sz w:val="14"/>
-        </w:rPr>
-        <w:t>Note 166: Se asignarán valores negativos a la longitud oeste.</w:t>
-      </w:r>
-    </w:p>
-    <w:p>
-      <w:r>
-        <w:rPr>
-          <w:rFonts w:ascii="Verdana" w:hAnsi="Verdana"/>
-          <w:i/>
-          <w:sz w:val="14"/>
-        </w:rPr>
-        <w:t>Note 167: Se asignarán valores positivos a los componentes u en sentido oeste–este.</w:t>
-      </w:r>
-    </w:p>
-    <w:p>
-      <w:r>
-        <w:rPr>
-          <w:rFonts w:ascii="Verdana" w:hAnsi="Verdana"/>
-          <w:i/>
-          <w:sz w:val="14"/>
-        </w:rPr>
-        <w:t>Note 176: Cuando sea necesario indicar más de un período o desplazamiento de tiempo para hacer indicaciones de tiempo complejas se definirán en sucesión inmediata en el siguiente orden: período conjunto (según corresponda), seguido por el período de predicción (según corresponda), seguido por el período de promedio o acumulación (según corresponda).</w:t>
-      </w:r>
-    </w:p>
-    <w:p>
-      <w:r>
-        <w:rPr>
-          <w:rFonts w:ascii="Verdana" w:hAnsi="Verdana"/>
-          <w:i/>
-          <w:sz w:val="14"/>
-        </w:rPr>
-        <w:t>Note 178: Cuando se indique la expresión “período determinado” en la columna “nombre del elemento”, deberá indicarse el período correspondiente, utilizando referencias de la Clase 04.</w:t>
-      </w:r>
-    </w:p>
-    <w:p>
-      <w:r>
-        <w:rPr>
-          <w:rFonts w:ascii="Verdana" w:hAnsi="Verdana"/>
-          <w:i/>
-          <w:sz w:val="14"/>
-        </w:rPr>
-        <w:t>Note 179: Cuando se acumulen o promedien los valores (por ejemplo en relación con un determinado período de tiempo), el número total de valores de los que se obtienen los valores acumulados o promediados podrán representarse utilizando la referencia 0 08 022.</w:t>
-      </w:r>
-    </w:p>
-    <w:p>
-      <w:r>
-        <w:rPr>
-          <w:rFonts w:ascii="Verdana" w:hAnsi="Verdana"/>
-          <w:i/>
-          <w:sz w:val="14"/>
-        </w:rPr>
-        <w:t>Note 180: Normas para la información sobre vientos: Velocidad Dirección Valor faltante Valor faltante Calma 0 0 Observación normal &gt;0 1°–360° Velocidad solamente &gt;0 Valor faltante Dirección solamente Valor faltante 1°–360° “Ligero y variable” &gt;0 0 No hay observaciones</w:t>
-      </w:r>
-    </w:p>
-    <w:p>
-      <w:r>
-        <w:rPr>
-          <w:rFonts w:ascii="Verdana" w:hAnsi="Verdana"/>
-          <w:i/>
-          <w:sz w:val="14"/>
-        </w:rPr>
-        <w:t>Note 181: Normas de notificación sobre mar de viento y olas: Observación Velocidad Dirección Ninguna observación faltante faltante Calma 0 0 Observación normal &gt;0 1–360 Velocidad únicamente &gt;0 faltante Dirección únicamente faltante 1–360 &gt;0 0 “Ligero y variable”</w:t>
-      </w:r>
-    </w:p>
     <w:sectPr>
       <w:pgSz w:w="16838" w:h="11906" w:orient="landscape"/>
       <w:pgMar w:top="850" w:right="850" w:bottom="850" w:left="850" w:header="720" w:footer="720" w:gutter="0"/>
